--- a/OisinGibson_L00172671_AADSHashingCA.docx
+++ b/OisinGibson_L00172671_AADSHashingCA.docx
@@ -6,6 +6,7 @@
       <w:pPr>
         <w:jc w:val="center"/>
         <w:rPr>
+          <w:rFonts w:ascii="Arial" w:hAnsi="Arial" w:cs="Arial"/>
           <w:b/>
           <w:bCs/>
           <w:sz w:val="40"/>
@@ -14,6 +15,7 @@
       </w:pPr>
       <w:r>
         <w:rPr>
+          <w:rFonts w:ascii="Arial" w:hAnsi="Arial" w:cs="Arial"/>
           <w:b/>
           <w:bCs/>
           <w:sz w:val="40"/>
@@ -26,6 +28,7 @@
       <w:pPr>
         <w:jc w:val="center"/>
         <w:rPr>
+          <w:rFonts w:ascii="Arial" w:hAnsi="Arial" w:cs="Arial"/>
           <w:b/>
           <w:bCs/>
           <w:sz w:val="40"/>
@@ -34,6 +37,7 @@
       </w:pPr>
       <w:r>
         <w:rPr>
+          <w:rFonts w:ascii="Arial" w:hAnsi="Arial" w:cs="Arial"/>
           <w:b/>
           <w:bCs/>
           <w:sz w:val="40"/>
@@ -47,19 +51,22 @@
         <w:spacing w:after="0"/>
         <w:jc w:val="center"/>
         <w:rPr>
+          <w:rFonts w:ascii="Arial" w:hAnsi="Arial" w:cs="Arial"/>
           <w:b/>
           <w:bCs/>
-          <w:sz w:val="40"/>
-          <w:szCs w:val="40"/>
         </w:rPr>
       </w:pPr>
     </w:p>
     <w:p>
       <w:pPr>
         <w:jc w:val="center"/>
+        <w:rPr>
+          <w:rFonts w:ascii="Arial" w:hAnsi="Arial" w:cs="Arial"/>
+        </w:rPr>
       </w:pPr>
       <w:r>
         <w:rPr>
+          <w:rFonts w:ascii="Arial" w:hAnsi="Arial" w:cs="Arial"/>
           <w:noProof/>
         </w:rPr>
         <w:drawing>
@@ -116,129 +123,171 @@
       <w:pPr>
         <w:jc w:val="center"/>
         <w:rPr>
+          <w:rFonts w:ascii="Arial" w:hAnsi="Arial" w:cs="Arial"/>
+        </w:rPr>
+      </w:pPr>
+    </w:p>
+    <w:p>
+      <w:pPr>
+        <w:jc w:val="center"/>
+        <w:rPr>
+          <w:rFonts w:ascii="Arial" w:hAnsi="Arial" w:cs="Arial"/>
+        </w:rPr>
+      </w:pPr>
+    </w:p>
+    <w:p>
+      <w:pPr>
+        <w:jc w:val="center"/>
+        <w:rPr>
+          <w:rFonts w:ascii="Arial" w:hAnsi="Arial" w:cs="Arial"/>
           <w:sz w:val="40"/>
           <w:szCs w:val="40"/>
         </w:rPr>
       </w:pPr>
-    </w:p>
-    <w:p>
-      <w:pPr>
-        <w:jc w:val="center"/>
-        <w:rPr>
+      <w:r>
+        <w:rPr>
+          <w:rFonts w:ascii="Arial" w:hAnsi="Arial" w:cs="Arial"/>
           <w:sz w:val="40"/>
           <w:szCs w:val="40"/>
         </w:rPr>
-      </w:pPr>
+        <w:t>Hashing Algorithms Assignment</w:t>
+      </w:r>
     </w:p>
     <w:p>
       <w:pPr>
         <w:jc w:val="center"/>
         <w:rPr>
+          <w:rFonts w:ascii="Arial" w:hAnsi="Arial" w:cs="Arial"/>
+        </w:rPr>
+      </w:pPr>
+    </w:p>
+    <w:p>
+      <w:pPr>
+        <w:jc w:val="center"/>
+        <w:rPr>
+          <w:rFonts w:ascii="Arial" w:hAnsi="Arial" w:cs="Arial"/>
+        </w:rPr>
+      </w:pPr>
+    </w:p>
+    <w:p>
+      <w:pPr>
+        <w:jc w:val="center"/>
+        <w:rPr>
+          <w:rFonts w:ascii="Arial" w:hAnsi="Arial" w:cs="Arial"/>
+        </w:rPr>
+      </w:pPr>
+    </w:p>
+    <w:p>
+      <w:pPr>
+        <w:jc w:val="center"/>
+        <w:rPr>
+          <w:rFonts w:ascii="Arial" w:hAnsi="Arial" w:cs="Arial"/>
+        </w:rPr>
+      </w:pPr>
+    </w:p>
+    <w:p>
+      <w:pPr>
+        <w:jc w:val="center"/>
+        <w:rPr>
+          <w:rFonts w:ascii="Arial" w:hAnsi="Arial" w:cs="Arial"/>
           <w:sz w:val="40"/>
           <w:szCs w:val="40"/>
         </w:rPr>
       </w:pPr>
-      <w:r>
-        <w:rPr>
+    </w:p>
+    <w:p>
+      <w:pPr>
+        <w:jc w:val="center"/>
+        <w:rPr>
+          <w:rFonts w:ascii="Arial" w:hAnsi="Arial" w:cs="Arial"/>
           <w:sz w:val="40"/>
           <w:szCs w:val="40"/>
         </w:rPr>
-        <w:t>Hashing Algorithms Assignment</w:t>
-      </w:r>
-    </w:p>
-    <w:p>
-      <w:pPr>
-        <w:jc w:val="center"/>
-        <w:rPr>
+      </w:pPr>
+      <w:r>
+        <w:rPr>
+          <w:rFonts w:ascii="Arial" w:hAnsi="Arial" w:cs="Arial"/>
           <w:sz w:val="40"/>
           <w:szCs w:val="40"/>
         </w:rPr>
-      </w:pPr>
+        <w:t>Oisin Gibson</w:t>
+      </w:r>
     </w:p>
     <w:p>
       <w:pPr>
         <w:jc w:val="center"/>
         <w:rPr>
+          <w:rFonts w:ascii="Arial" w:hAnsi="Arial" w:cs="Arial"/>
           <w:sz w:val="40"/>
           <w:szCs w:val="40"/>
         </w:rPr>
       </w:pPr>
-    </w:p>
-    <w:p>
-      <w:pPr>
-        <w:jc w:val="center"/>
-        <w:rPr>
+      <w:r>
+        <w:rPr>
+          <w:rFonts w:ascii="Arial" w:hAnsi="Arial" w:cs="Arial"/>
           <w:sz w:val="40"/>
           <w:szCs w:val="40"/>
         </w:rPr>
-      </w:pPr>
-    </w:p>
-    <w:p>
-      <w:pPr>
-        <w:jc w:val="center"/>
-        <w:rPr>
-          <w:sz w:val="40"/>
-          <w:szCs w:val="40"/>
-        </w:rPr>
-      </w:pPr>
-    </w:p>
-    <w:p>
-      <w:pPr>
-        <w:jc w:val="center"/>
-        <w:rPr>
-          <w:sz w:val="40"/>
-          <w:szCs w:val="40"/>
-        </w:rPr>
-      </w:pPr>
-    </w:p>
-    <w:p>
-      <w:pPr>
-        <w:jc w:val="center"/>
-        <w:rPr>
-          <w:sz w:val="40"/>
-          <w:szCs w:val="40"/>
-        </w:rPr>
-      </w:pPr>
-      <w:r>
-        <w:rPr>
-          <w:sz w:val="40"/>
-          <w:szCs w:val="40"/>
-        </w:rPr>
-        <w:t>Oisin Gibson</w:t>
-      </w:r>
-    </w:p>
-    <w:p>
-      <w:pPr>
-        <w:jc w:val="center"/>
-        <w:rPr>
-          <w:sz w:val="40"/>
-          <w:szCs w:val="40"/>
-        </w:rPr>
-      </w:pPr>
-      <w:r>
-        <w:rPr>
-          <w:sz w:val="40"/>
-          <w:szCs w:val="40"/>
-        </w:rPr>
         <w:t>L00172671</w:t>
       </w:r>
     </w:p>
     <w:p>
       <w:pPr>
-        <w:rPr>
+        <w:jc w:val="center"/>
+        <w:rPr>
+          <w:rFonts w:ascii="Arial" w:hAnsi="Arial" w:cs="Arial"/>
+        </w:rPr>
+      </w:pPr>
+    </w:p>
+    <w:p>
+      <w:pPr>
+        <w:jc w:val="center"/>
+        <w:rPr>
+          <w:rFonts w:ascii="Arial" w:hAnsi="Arial" w:cs="Arial"/>
+        </w:rPr>
+      </w:pPr>
+    </w:p>
+    <w:p>
+      <w:pPr>
+        <w:jc w:val="center"/>
+        <w:rPr>
+          <w:rFonts w:ascii="Arial" w:hAnsi="Arial" w:cs="Arial"/>
+        </w:rPr>
+      </w:pPr>
+    </w:p>
+    <w:p>
+      <w:pPr>
+        <w:jc w:val="center"/>
+        <w:rPr>
+          <w:rFonts w:ascii="Arial" w:hAnsi="Arial" w:cs="Arial"/>
+        </w:rPr>
+      </w:pPr>
+    </w:p>
+    <w:p>
+      <w:pPr>
+        <w:rPr>
+          <w:rFonts w:ascii="Arial" w:hAnsi="Arial" w:cs="Arial"/>
+        </w:rPr>
+      </w:pPr>
+    </w:p>
+    <w:p>
+      <w:pPr>
+        <w:rPr>
+          <w:rFonts w:cs="Arial"/>
           <w:b/>
           <w:bCs/>
-          <w:sz w:val="32"/>
-          <w:szCs w:val="32"/>
+          <w:sz w:val="24"/>
+          <w:szCs w:val="24"/>
         </w:rPr>
       </w:pPr>
       <w:bookmarkStart w:id="0" w:name="_Toc101374233"/>
       <w:r>
         <w:rPr>
+          <w:rFonts w:cs="Arial"/>
           <w:b/>
           <w:bCs/>
-          <w:sz w:val="32"/>
-          <w:szCs w:val="32"/>
+          <w:sz w:val="24"/>
+          <w:szCs w:val="24"/>
         </w:rPr>
         <w:lastRenderedPageBreak/>
         <w:t>Declaration</w:t>
@@ -246,10 +295,11 @@
       <w:bookmarkEnd w:id="0"/>
       <w:r>
         <w:rPr>
+          <w:rFonts w:cs="Arial"/>
           <w:b/>
           <w:bCs/>
-          <w:sz w:val="32"/>
-          <w:szCs w:val="32"/>
+          <w:sz w:val="24"/>
+          <w:szCs w:val="24"/>
         </w:rPr>
         <w:t xml:space="preserve"> </w:t>
       </w:r>
@@ -257,6 +307,11 @@
     <w:p>
       <w:pPr>
         <w:spacing w:after="0"/>
+        <w:rPr>
+          <w:rFonts w:cs="Arial"/>
+          <w:sz w:val="24"/>
+          <w:szCs w:val="24"/>
+        </w:rPr>
       </w:pPr>
     </w:p>
     <w:p>
@@ -269,16 +324,16 @@
         <w:spacing w:after="0" w:line="360" w:lineRule="atLeast"/>
         <w:ind w:left="284" w:hanging="284"/>
         <w:rPr>
-          <w:rFonts w:ascii="Arial" w:hAnsi="Arial" w:cs="Arial"/>
-          <w:sz w:val="20"/>
-          <w:szCs w:val="20"/>
+          <w:rFonts w:cs="Arial"/>
+          <w:sz w:val="24"/>
+          <w:szCs w:val="24"/>
         </w:rPr>
       </w:pPr>
       <w:r>
         <w:rPr>
-          <w:rFonts w:ascii="Arial" w:hAnsi="Arial" w:cs="Arial"/>
-          <w:sz w:val="20"/>
-          <w:szCs w:val="20"/>
+          <w:rFonts w:cs="Arial"/>
+          <w:sz w:val="24"/>
+          <w:szCs w:val="24"/>
         </w:rPr>
         <w:t xml:space="preserve">I have accurately identified and included the sources of all facts, ideas, opinions, and viewpoints from others in the assignment references. All direct quotations, paraphrasing, and discussions of ideas from books, journal articles, internet sources, course materials, or any other sources used are properly acknowledged and cited in the assignment references. </w:t>
       </w:r>
@@ -293,16 +348,16 @@
         <w:spacing w:after="0" w:line="360" w:lineRule="atLeast"/>
         <w:ind w:left="284" w:hanging="284"/>
         <w:rPr>
-          <w:rFonts w:ascii="Arial" w:hAnsi="Arial" w:cs="Arial"/>
-          <w:sz w:val="20"/>
-          <w:szCs w:val="20"/>
+          <w:rFonts w:cs="Arial"/>
+          <w:sz w:val="24"/>
+          <w:szCs w:val="24"/>
         </w:rPr>
       </w:pPr>
       <w:r>
         <w:rPr>
-          <w:rFonts w:ascii="Arial" w:hAnsi="Arial" w:cs="Arial"/>
-          <w:sz w:val="20"/>
-          <w:szCs w:val="20"/>
+          <w:rFonts w:cs="Arial"/>
+          <w:sz w:val="24"/>
+          <w:szCs w:val="24"/>
         </w:rPr>
         <w:t xml:space="preserve">I have not used unauthorised artificial intelligence tools or aids. </w:t>
       </w:r>
@@ -317,16 +372,16 @@
         <w:spacing w:after="0" w:line="360" w:lineRule="atLeast"/>
         <w:ind w:left="284" w:hanging="284"/>
         <w:rPr>
-          <w:rFonts w:ascii="Arial" w:hAnsi="Arial" w:cs="Arial"/>
-          <w:sz w:val="20"/>
-          <w:szCs w:val="20"/>
+          <w:rFonts w:cs="Arial"/>
+          <w:sz w:val="24"/>
+          <w:szCs w:val="24"/>
         </w:rPr>
       </w:pPr>
       <w:r>
         <w:rPr>
-          <w:rFonts w:ascii="Arial" w:hAnsi="Arial" w:cs="Arial"/>
-          <w:sz w:val="20"/>
-          <w:szCs w:val="20"/>
+          <w:rFonts w:cs="Arial"/>
+          <w:sz w:val="24"/>
+          <w:szCs w:val="24"/>
         </w:rPr>
         <w:t xml:space="preserve">I understand and am compliant with ATU's policy and procedures regarding Academic Integrity and I am aware of the consequences of any violations. </w:t>
       </w:r>
@@ -341,16 +396,16 @@
         <w:spacing w:after="0" w:line="360" w:lineRule="atLeast"/>
         <w:ind w:left="284" w:hanging="284"/>
         <w:rPr>
-          <w:rFonts w:ascii="Arial" w:hAnsi="Arial" w:cs="Arial"/>
-          <w:sz w:val="20"/>
-          <w:szCs w:val="20"/>
+          <w:rFonts w:cs="Arial"/>
+          <w:sz w:val="24"/>
+          <w:szCs w:val="24"/>
         </w:rPr>
       </w:pPr>
       <w:r>
         <w:rPr>
-          <w:rFonts w:ascii="Arial" w:hAnsi="Arial" w:cs="Arial"/>
-          <w:sz w:val="20"/>
-          <w:szCs w:val="20"/>
+          <w:rFonts w:cs="Arial"/>
+          <w:sz w:val="24"/>
+          <w:szCs w:val="24"/>
         </w:rPr>
         <w:t xml:space="preserve">I have followed the referencing guidelines recommended in the assignment instructions and / or programme documentation. </w:t>
       </w:r>
@@ -365,16 +420,16 @@
         <w:spacing w:after="0" w:line="360" w:lineRule="atLeast"/>
         <w:ind w:left="284" w:hanging="284"/>
         <w:rPr>
-          <w:rFonts w:ascii="Arial" w:hAnsi="Arial" w:cs="Arial"/>
-          <w:sz w:val="20"/>
-          <w:szCs w:val="20"/>
+          <w:rFonts w:cs="Arial"/>
+          <w:sz w:val="24"/>
+          <w:szCs w:val="24"/>
         </w:rPr>
       </w:pPr>
       <w:r>
         <w:rPr>
-          <w:rFonts w:ascii="Arial" w:hAnsi="Arial" w:cs="Arial"/>
-          <w:sz w:val="20"/>
-          <w:szCs w:val="20"/>
+          <w:rFonts w:cs="Arial"/>
+          <w:sz w:val="24"/>
+          <w:szCs w:val="24"/>
         </w:rPr>
         <w:t>I understand that not adhering to the word limits on each section will result in penalties.</w:t>
       </w:r>
@@ -389,16 +444,16 @@
         <w:spacing w:after="0" w:line="360" w:lineRule="atLeast"/>
         <w:ind w:left="284" w:hanging="284"/>
         <w:rPr>
-          <w:rFonts w:ascii="Arial" w:hAnsi="Arial" w:cs="Arial"/>
-          <w:sz w:val="20"/>
-          <w:szCs w:val="20"/>
+          <w:rFonts w:cs="Arial"/>
+          <w:sz w:val="24"/>
+          <w:szCs w:val="24"/>
         </w:rPr>
       </w:pPr>
       <w:r>
         <w:rPr>
-          <w:rFonts w:ascii="Arial" w:hAnsi="Arial" w:cs="Arial"/>
-          <w:sz w:val="20"/>
-          <w:szCs w:val="20"/>
+          <w:rFonts w:cs="Arial"/>
+          <w:sz w:val="24"/>
+          <w:szCs w:val="24"/>
         </w:rPr>
         <w:t xml:space="preserve">By signing this form or by submitting material online I confirm that this assignment, or any part of it, has not been previously submitted by me or any other person for assessment on this or any other programme of study. </w:t>
       </w:r>
@@ -413,35 +468,27 @@
         <w:spacing w:after="0" w:line="360" w:lineRule="atLeast"/>
         <w:ind w:left="284" w:hanging="284"/>
         <w:rPr>
-          <w:rFonts w:ascii="Arial" w:hAnsi="Arial" w:cs="Arial"/>
-          <w:sz w:val="20"/>
-          <w:szCs w:val="20"/>
+          <w:rFonts w:cs="Arial"/>
+          <w:sz w:val="24"/>
+          <w:szCs w:val="24"/>
         </w:rPr>
       </w:pPr>
       <w:r>
         <w:rPr>
-          <w:rFonts w:ascii="Arial" w:hAnsi="Arial" w:cs="Arial"/>
-          <w:sz w:val="20"/>
-          <w:szCs w:val="20"/>
-        </w:rPr>
-        <w:t>By signing this form or by submitting material for assessment online I confirm that I have read and understood AQAE022 Academic Integrity Policy</w:t>
+          <w:rFonts w:cs="Arial"/>
+          <w:sz w:val="24"/>
+          <w:szCs w:val="24"/>
+        </w:rPr>
+        <w:t>By signing this form or by submitting material for assessment online I confirm that I have read and understood AQAE022 Academic Integrity Policy.</w:t>
       </w:r>
-      <w:r>
-        <w:rPr>
-          <w:rFonts w:ascii="Arial" w:hAnsi="Arial" w:cs="Arial"/>
-          <w:sz w:val="20"/>
-          <w:szCs w:val="20"/>
-        </w:rPr>
-        <w:t>.</w:t>
-      </w:r>
     </w:p>
     <w:p>
       <w:pPr>
         <w:spacing w:after="0" w:line="360" w:lineRule="atLeast"/>
         <w:rPr>
-          <w:rFonts w:ascii="Arial" w:hAnsi="Arial" w:cs="Arial"/>
-          <w:sz w:val="20"/>
-          <w:szCs w:val="20"/>
+          <w:rFonts w:cs="Arial"/>
+          <w:sz w:val="24"/>
+          <w:szCs w:val="24"/>
         </w:rPr>
       </w:pPr>
     </w:p>
@@ -449,31 +496,31 @@
       <w:pPr>
         <w:spacing w:after="0" w:line="360" w:lineRule="atLeast"/>
         <w:rPr>
-          <w:rFonts w:ascii="Arial" w:hAnsi="Arial" w:cs="Arial"/>
+          <w:rFonts w:cs="Arial"/>
           <w:b/>
           <w:bCs/>
-          <w:sz w:val="20"/>
-          <w:szCs w:val="20"/>
+          <w:sz w:val="24"/>
+          <w:szCs w:val="24"/>
         </w:rPr>
       </w:pPr>
       <w:r>
         <w:rPr>
-          <w:rFonts w:ascii="Arial" w:hAnsi="Arial" w:cs="Arial"/>
+          <w:rFonts w:cs="Arial"/>
           <w:b/>
           <w:bCs/>
-          <w:sz w:val="20"/>
-          <w:szCs w:val="20"/>
+          <w:sz w:val="24"/>
+          <w:szCs w:val="24"/>
         </w:rPr>
         <w:t xml:space="preserve">I confirm I agree to this declaration. </w:t>
       </w:r>
       <w:sdt>
         <w:sdtPr>
           <w:rPr>
-            <w:rFonts w:ascii="Arial" w:hAnsi="Arial" w:cs="Arial"/>
+            <w:rFonts w:cs="Arial"/>
             <w:b/>
             <w:bCs/>
-            <w:sz w:val="20"/>
-            <w:szCs w:val="20"/>
+            <w:sz w:val="24"/>
+            <w:szCs w:val="24"/>
           </w:rPr>
           <w:id w:val="1031225410"/>
           <w14:checkbox>
@@ -482,14 +529,15 @@
             <w14:uncheckedState w14:val="2610" w14:font="MS Gothic"/>
           </w14:checkbox>
         </w:sdtPr>
+        <w:sdtEndPr/>
         <w:sdtContent>
           <w:r>
             <w:rPr>
-              <w:rFonts w:ascii="MS Gothic" w:eastAsia="MS Gothic" w:hAnsi="MS Gothic" w:cs="Arial" w:hint="eastAsia"/>
+              <w:rFonts w:ascii="Segoe UI Symbol" w:eastAsia="MS Gothic" w:hAnsi="Segoe UI Symbol" w:cs="Segoe UI Symbol"/>
               <w:b/>
               <w:bCs/>
-              <w:sz w:val="20"/>
-              <w:szCs w:val="20"/>
+              <w:sz w:val="24"/>
+              <w:szCs w:val="24"/>
             </w:rPr>
             <w:t>☒</w:t>
           </w:r>
@@ -500,9 +548,9 @@
       <w:pPr>
         <w:spacing w:after="0" w:line="360" w:lineRule="atLeast"/>
         <w:rPr>
-          <w:rFonts w:ascii="Arial" w:hAnsi="Arial" w:cs="Arial"/>
-          <w:sz w:val="20"/>
-          <w:szCs w:val="20"/>
+          <w:rFonts w:cs="Arial"/>
+          <w:sz w:val="24"/>
+          <w:szCs w:val="24"/>
         </w:rPr>
       </w:pPr>
     </w:p>
@@ -510,26 +558,26 @@
       <w:pPr>
         <w:spacing w:after="0" w:line="360" w:lineRule="atLeast"/>
         <w:rPr>
-          <w:rFonts w:ascii="Arial" w:hAnsi="Arial" w:cs="Arial"/>
-          <w:sz w:val="20"/>
-          <w:szCs w:val="20"/>
+          <w:rFonts w:cs="Arial"/>
+          <w:sz w:val="24"/>
+          <w:szCs w:val="24"/>
         </w:rPr>
       </w:pPr>
       <w:r>
         <w:rPr>
-          <w:rFonts w:ascii="Arial" w:hAnsi="Arial" w:cs="Arial"/>
+          <w:rFonts w:cs="Arial"/>
           <w:b/>
           <w:bCs/>
-          <w:sz w:val="20"/>
-          <w:szCs w:val="20"/>
+          <w:sz w:val="24"/>
+          <w:szCs w:val="24"/>
         </w:rPr>
         <w:t>Print Signature:</w:t>
       </w:r>
       <w:r>
         <w:rPr>
-          <w:rFonts w:ascii="Arial" w:hAnsi="Arial" w:cs="Arial"/>
-          <w:sz w:val="20"/>
-          <w:szCs w:val="20"/>
+          <w:rFonts w:cs="Arial"/>
+          <w:sz w:val="24"/>
+          <w:szCs w:val="24"/>
         </w:rPr>
         <w:t xml:space="preserve"> Oisin Gibson</w:t>
       </w:r>
@@ -537,38 +585,1214 @@
     <w:p>
       <w:pPr>
         <w:rPr>
+          <w:rFonts w:cs="Arial"/>
           <w:b/>
           <w:bCs/>
-        </w:rPr>
-      </w:pPr>
-    </w:p>
-    <w:p>
+          <w:sz w:val="24"/>
+          <w:szCs w:val="24"/>
+        </w:rPr>
+      </w:pPr>
+    </w:p>
+    <w:p>
+      <w:pPr>
+        <w:rPr>
+          <w:rFonts w:cs="Arial"/>
+          <w:sz w:val="24"/>
+          <w:szCs w:val="24"/>
+        </w:rPr>
+      </w:pPr>
       <w:r>
         <w:rPr>
+          <w:rFonts w:cs="Arial"/>
           <w:b/>
           <w:bCs/>
+          <w:sz w:val="24"/>
+          <w:szCs w:val="24"/>
         </w:rPr>
         <w:t>Date:</w:t>
       </w:r>
       <w:r>
+        <w:rPr>
+          <w:rFonts w:cs="Arial"/>
+          <w:sz w:val="24"/>
+          <w:szCs w:val="24"/>
+        </w:rPr>
         <w:t xml:space="preserve"> </w:t>
       </w:r>
       <w:r>
+        <w:rPr>
+          <w:rFonts w:cs="Arial"/>
+          <w:sz w:val="24"/>
+          <w:szCs w:val="24"/>
+        </w:rPr>
         <w:t>29/12/2025</w:t>
       </w:r>
     </w:p>
-    <w:p/>
-    <w:p/>
-    <w:p/>
-    <w:p/>
-    <w:p/>
-    <w:p/>
-    <w:p/>
-    <w:p/>
-    <w:p/>
-    <w:p/>
+    <w:p>
+      <w:pPr>
+        <w:rPr>
+          <w:rFonts w:ascii="Arial" w:hAnsi="Arial" w:cs="Arial"/>
+        </w:rPr>
+      </w:pPr>
+    </w:p>
+    <w:p>
+      <w:pPr>
+        <w:rPr>
+          <w:rFonts w:ascii="Arial" w:hAnsi="Arial" w:cs="Arial"/>
+        </w:rPr>
+      </w:pPr>
+    </w:p>
+    <w:p>
+      <w:pPr>
+        <w:rPr>
+          <w:rFonts w:ascii="Arial" w:hAnsi="Arial" w:cs="Arial"/>
+        </w:rPr>
+      </w:pPr>
+    </w:p>
+    <w:p>
+      <w:pPr>
+        <w:rPr>
+          <w:rFonts w:ascii="Arial" w:hAnsi="Arial" w:cs="Arial"/>
+        </w:rPr>
+      </w:pPr>
+    </w:p>
+    <w:p>
+      <w:pPr>
+        <w:rPr>
+          <w:rFonts w:ascii="Arial" w:hAnsi="Arial" w:cs="Arial"/>
+        </w:rPr>
+      </w:pPr>
+    </w:p>
+    <w:p>
+      <w:pPr>
+        <w:rPr>
+          <w:rFonts w:ascii="Arial" w:hAnsi="Arial" w:cs="Arial"/>
+        </w:rPr>
+      </w:pPr>
+    </w:p>
+    <w:p>
+      <w:pPr>
+        <w:rPr>
+          <w:rFonts w:ascii="Arial" w:hAnsi="Arial" w:cs="Arial"/>
+        </w:rPr>
+      </w:pPr>
+    </w:p>
+    <w:p>
+      <w:pPr>
+        <w:rPr>
+          <w:rFonts w:ascii="Arial" w:hAnsi="Arial" w:cs="Arial"/>
+        </w:rPr>
+      </w:pPr>
+    </w:p>
+    <w:p>
+      <w:pPr>
+        <w:rPr>
+          <w:rFonts w:ascii="Arial" w:hAnsi="Arial" w:cs="Arial"/>
+        </w:rPr>
+      </w:pPr>
+    </w:p>
+    <w:p>
+      <w:pPr>
+        <w:rPr>
+          <w:rFonts w:ascii="Arial" w:hAnsi="Arial" w:cs="Arial"/>
+        </w:rPr>
+      </w:pPr>
+    </w:p>
+    <w:tbl>
+      <w:tblPr>
+        <w:tblStyle w:val="TableGrid"/>
+        <w:tblpPr w:leftFromText="180" w:rightFromText="180" w:vertAnchor="page" w:horzAnchor="margin" w:tblpX="-856" w:tblpY="314"/>
+        <w:tblW w:w="10892" w:type="dxa"/>
+        <w:tblLook w:val="04A0" w:firstRow="1" w:lastRow="0" w:firstColumn="1" w:lastColumn="0" w:noHBand="0" w:noVBand="1"/>
+      </w:tblPr>
+      <w:tblGrid>
+        <w:gridCol w:w="10892"/>
+      </w:tblGrid>
+      <w:tr>
+        <w:trPr>
+          <w:trHeight w:val="505"/>
+        </w:trPr>
+        <w:tc>
+          <w:tcPr>
+            <w:tcW w:w="10892" w:type="dxa"/>
+          </w:tcPr>
+          <w:p>
+            <w:pPr>
+              <w:rPr>
+                <w:rFonts w:ascii="Open Sans" w:hAnsi="Open Sans" w:cs="Open Sans"/>
+                <w:sz w:val="18"/>
+                <w:szCs w:val="18"/>
+              </w:rPr>
+            </w:pPr>
+            <w:r>
+              <w:rPr>
+                <w:rFonts w:ascii="Open Sans" w:hAnsi="Open Sans" w:cs="Open Sans"/>
+                <w:b/>
+                <w:bCs/>
+                <w:sz w:val="18"/>
+                <w:szCs w:val="18"/>
+              </w:rPr>
+              <w:t>Lecturer’s Name:</w:t>
+            </w:r>
+            <w:r>
+              <w:rPr>
+                <w:rFonts w:ascii="Open Sans" w:hAnsi="Open Sans" w:cs="Open Sans"/>
+                <w:sz w:val="18"/>
+                <w:szCs w:val="18"/>
+              </w:rPr>
+              <w:t xml:space="preserve">  </w:t>
+            </w:r>
+            <w:r>
+              <w:rPr>
+                <w:rFonts w:ascii="Open Sans" w:hAnsi="Open Sans" w:cs="Open Sans"/>
+                <w:b/>
+                <w:bCs/>
+                <w:sz w:val="18"/>
+                <w:szCs w:val="18"/>
+              </w:rPr>
+              <w:t xml:space="preserve">Ruth </w:t>
+            </w:r>
+            <w:r>
+              <w:rPr>
+                <w:rFonts w:ascii="Open Sans" w:hAnsi="Open Sans" w:cs="Open Sans"/>
+                <w:b/>
+                <w:bCs/>
+                <w:sz w:val="18"/>
+                <w:szCs w:val="18"/>
+              </w:rPr>
+              <w:t>Lennon</w:t>
+            </w:r>
+          </w:p>
+        </w:tc>
+      </w:tr>
+      <w:tr>
+        <w:trPr>
+          <w:trHeight w:val="518"/>
+        </w:trPr>
+        <w:tc>
+          <w:tcPr>
+            <w:tcW w:w="10892" w:type="dxa"/>
+          </w:tcPr>
+          <w:p>
+            <w:pPr>
+              <w:rPr>
+                <w:rFonts w:ascii="Open Sans" w:hAnsi="Open Sans" w:cs="Open Sans"/>
+                <w:b/>
+                <w:bCs/>
+                <w:sz w:val="18"/>
+                <w:szCs w:val="18"/>
+              </w:rPr>
+            </w:pPr>
+            <w:r>
+              <w:rPr>
+                <w:rFonts w:ascii="Open Sans" w:hAnsi="Open Sans" w:cs="Open Sans"/>
+                <w:b/>
+                <w:bCs/>
+                <w:sz w:val="18"/>
+                <w:szCs w:val="18"/>
+              </w:rPr>
+              <w:t>Assessment Title:</w:t>
+            </w:r>
+            <w:r>
+              <w:rPr>
+                <w:rFonts w:ascii="Open Sans" w:hAnsi="Open Sans" w:cs="Open Sans"/>
+                <w:b/>
+                <w:bCs/>
+                <w:sz w:val="18"/>
+                <w:szCs w:val="18"/>
+              </w:rPr>
+              <w:t xml:space="preserve"> </w:t>
+            </w:r>
+            <w:r>
+              <w:rPr>
+                <w:rFonts w:ascii="Open Sans" w:hAnsi="Open Sans" w:cs="Open Sans"/>
+                <w:b/>
+                <w:bCs/>
+                <w:sz w:val="18"/>
+                <w:szCs w:val="18"/>
+              </w:rPr>
+              <w:t>Hashing Algorithms Assignment</w:t>
+            </w:r>
+          </w:p>
+        </w:tc>
+      </w:tr>
+      <w:tr>
+        <w:trPr>
+          <w:trHeight w:val="505"/>
+        </w:trPr>
+        <w:tc>
+          <w:tcPr>
+            <w:tcW w:w="10892" w:type="dxa"/>
+          </w:tcPr>
+          <w:p>
+            <w:pPr>
+              <w:rPr>
+                <w:rFonts w:ascii="Open Sans" w:hAnsi="Open Sans" w:cs="Open Sans"/>
+                <w:b/>
+                <w:bCs/>
+                <w:sz w:val="18"/>
+                <w:szCs w:val="18"/>
+              </w:rPr>
+            </w:pPr>
+            <w:r>
+              <w:rPr>
+                <w:rFonts w:ascii="Open Sans" w:hAnsi="Open Sans" w:cs="Open Sans"/>
+                <w:b/>
+                <w:bCs/>
+                <w:sz w:val="18"/>
+                <w:szCs w:val="18"/>
+              </w:rPr>
+              <w:t xml:space="preserve">Work to be submitted to:  </w:t>
+            </w:r>
+            <w:r>
+              <w:rPr>
+                <w:rFonts w:ascii="Open Sans" w:hAnsi="Open Sans" w:cs="Open Sans"/>
+                <w:b/>
+                <w:bCs/>
+                <w:sz w:val="18"/>
+                <w:szCs w:val="18"/>
+              </w:rPr>
+              <w:t>Ruth Lennon</w:t>
+            </w:r>
+          </w:p>
+        </w:tc>
+      </w:tr>
+      <w:tr>
+        <w:trPr>
+          <w:trHeight w:val="505"/>
+        </w:trPr>
+        <w:tc>
+          <w:tcPr>
+            <w:tcW w:w="10892" w:type="dxa"/>
+          </w:tcPr>
+          <w:p>
+            <w:pPr>
+              <w:rPr>
+                <w:rFonts w:ascii="Open Sans" w:hAnsi="Open Sans" w:cs="Open Sans"/>
+                <w:b/>
+                <w:bCs/>
+                <w:sz w:val="18"/>
+                <w:szCs w:val="18"/>
+              </w:rPr>
+            </w:pPr>
+            <w:r>
+              <w:rPr>
+                <w:rFonts w:ascii="Open Sans" w:hAnsi="Open Sans" w:cs="Open Sans"/>
+                <w:b/>
+                <w:bCs/>
+                <w:sz w:val="18"/>
+                <w:szCs w:val="18"/>
+              </w:rPr>
+              <w:t xml:space="preserve">Date for submission of work:   </w:t>
+            </w:r>
+            <w:r>
+              <w:rPr>
+                <w:rFonts w:ascii="Open Sans" w:hAnsi="Open Sans" w:cs="Open Sans"/>
+                <w:b/>
+                <w:bCs/>
+                <w:sz w:val="18"/>
+                <w:szCs w:val="18"/>
+              </w:rPr>
+              <w:t>29/12/2025</w:t>
+            </w:r>
+            <w:r>
+              <w:rPr>
+                <w:rFonts w:ascii="Open Sans" w:hAnsi="Open Sans" w:cs="Open Sans"/>
+                <w:b/>
+                <w:bCs/>
+                <w:sz w:val="18"/>
+                <w:szCs w:val="18"/>
+              </w:rPr>
+              <w:t xml:space="preserve">                                                                  </w:t>
+            </w:r>
+          </w:p>
+        </w:tc>
+      </w:tr>
+      <w:tr>
+        <w:trPr>
+          <w:trHeight w:val="60"/>
+        </w:trPr>
+        <w:tc>
+          <w:tcPr>
+            <w:tcW w:w="10892" w:type="dxa"/>
+          </w:tcPr>
+          <w:p>
+            <w:pPr>
+              <w:rPr>
+                <w:rFonts w:ascii="Open Sans" w:hAnsi="Open Sans" w:cs="Open Sans"/>
+                <w:b/>
+                <w:bCs/>
+                <w:sz w:val="18"/>
+                <w:szCs w:val="18"/>
+              </w:rPr>
+            </w:pPr>
+            <w:r>
+              <w:rPr>
+                <w:rFonts w:ascii="Open Sans" w:hAnsi="Open Sans" w:cs="Open Sans"/>
+                <w:b/>
+                <w:bCs/>
+                <w:sz w:val="18"/>
+                <w:szCs w:val="18"/>
+              </w:rPr>
+              <w:t xml:space="preserve">Place and time for submitting work:    </w:t>
+            </w:r>
+            <w:proofErr w:type="spellStart"/>
+            <w:r>
+              <w:rPr>
+                <w:rFonts w:ascii="Open Sans" w:hAnsi="Open Sans" w:cs="Open Sans"/>
+                <w:b/>
+                <w:bCs/>
+                <w:sz w:val="18"/>
+                <w:szCs w:val="18"/>
+              </w:rPr>
+              <w:t>BlackBoard</w:t>
+            </w:r>
+            <w:proofErr w:type="spellEnd"/>
+            <w:r>
+              <w:rPr>
+                <w:rFonts w:ascii="Open Sans" w:hAnsi="Open Sans" w:cs="Open Sans"/>
+                <w:b/>
+                <w:bCs/>
+                <w:sz w:val="18"/>
+                <w:szCs w:val="18"/>
+              </w:rPr>
+              <w:t>/GitHub</w:t>
+            </w:r>
+            <w:r>
+              <w:rPr>
+                <w:rFonts w:ascii="Open Sans" w:hAnsi="Open Sans" w:cs="Open Sans"/>
+                <w:b/>
+                <w:bCs/>
+                <w:sz w:val="18"/>
+                <w:szCs w:val="18"/>
+              </w:rPr>
+              <w:t xml:space="preserve">                                                                  </w:t>
+            </w:r>
+          </w:p>
+        </w:tc>
+      </w:tr>
+    </w:tbl>
+    <w:p>
+      <w:pPr>
+        <w:rPr>
+          <w:rFonts w:ascii="Open Sans" w:hAnsi="Open Sans" w:cs="Open Sans"/>
+          <w:sz w:val="18"/>
+          <w:szCs w:val="18"/>
+        </w:rPr>
+      </w:pPr>
+    </w:p>
+    <w:tbl>
+      <w:tblPr>
+        <w:tblStyle w:val="TableGrid"/>
+        <w:tblW w:w="11103" w:type="dxa"/>
+        <w:tblInd w:w="-807" w:type="dxa"/>
+        <w:tblLook w:val="04A0" w:firstRow="1" w:lastRow="0" w:firstColumn="1" w:lastColumn="0" w:noHBand="0" w:noVBand="1"/>
+      </w:tblPr>
+      <w:tblGrid>
+        <w:gridCol w:w="10867"/>
+        <w:gridCol w:w="236"/>
+      </w:tblGrid>
+      <w:tr>
+        <w:trPr>
+          <w:gridAfter w:val="1"/>
+          <w:wAfter w:w="236" w:type="dxa"/>
+        </w:trPr>
+        <w:tc>
+          <w:tcPr>
+            <w:tcW w:w="10867" w:type="dxa"/>
+          </w:tcPr>
+          <w:p>
+            <w:pPr>
+              <w:pStyle w:val="Heading3"/>
+              <w:numPr>
+                <w:ilvl w:val="0"/>
+                <w:numId w:val="0"/>
+              </w:numPr>
+              <w:ind w:left="720"/>
+              <w:rPr>
+                <w:rFonts w:ascii="Open Sans" w:hAnsi="Open Sans" w:cs="Open Sans"/>
+                <w:sz w:val="18"/>
+                <w:szCs w:val="18"/>
+              </w:rPr>
+            </w:pPr>
+            <w:r>
+              <w:rPr>
+                <w:rFonts w:ascii="Open Sans" w:hAnsi="Open Sans" w:cs="Open Sans"/>
+                <w:sz w:val="18"/>
+                <w:szCs w:val="18"/>
+              </w:rPr>
+              <w:t xml:space="preserve">                </w:t>
+            </w:r>
+            <w:r>
+              <w:rPr>
+                <w:rFonts w:ascii="Open Sans" w:hAnsi="Open Sans" w:cs="Open Sans"/>
+                <w:sz w:val="18"/>
+                <w:szCs w:val="18"/>
+              </w:rPr>
+              <w:t xml:space="preserve">                                          </w:t>
+            </w:r>
+            <w:r>
+              <w:rPr>
+                <w:rFonts w:ascii="Open Sans" w:hAnsi="Open Sans" w:cs="Open Sans"/>
+                <w:sz w:val="18"/>
+                <w:szCs w:val="18"/>
+              </w:rPr>
+              <w:t xml:space="preserve">  </w:t>
+            </w:r>
+            <w:bookmarkStart w:id="1" w:name="_Toc215009748"/>
+            <w:r>
+              <w:rPr>
+                <w:rFonts w:ascii="Open Sans" w:hAnsi="Open Sans" w:cs="Open Sans"/>
+                <w:sz w:val="18"/>
+                <w:szCs w:val="18"/>
+              </w:rPr>
+              <w:t xml:space="preserve">To be completed by the </w:t>
+            </w:r>
+            <w:r>
+              <w:rPr>
+                <w:rFonts w:ascii="Open Sans" w:hAnsi="Open Sans" w:cs="Open Sans"/>
+                <w:sz w:val="18"/>
+                <w:szCs w:val="18"/>
+              </w:rPr>
+              <w:t>student</w:t>
+            </w:r>
+            <w:bookmarkEnd w:id="1"/>
+          </w:p>
+        </w:tc>
+      </w:tr>
+      <w:tr>
+        <w:trPr>
+          <w:gridAfter w:val="1"/>
+          <w:wAfter w:w="236" w:type="dxa"/>
+        </w:trPr>
+        <w:tc>
+          <w:tcPr>
+            <w:tcW w:w="10867" w:type="dxa"/>
+          </w:tcPr>
+          <w:p>
+            <w:pPr>
+              <w:rPr>
+                <w:rFonts w:ascii="Open Sans" w:hAnsi="Open Sans" w:cs="Open Sans"/>
+                <w:b/>
+                <w:bCs/>
+                <w:sz w:val="18"/>
+                <w:szCs w:val="18"/>
+              </w:rPr>
+            </w:pPr>
+            <w:r>
+              <w:rPr>
+                <w:rFonts w:ascii="Open Sans" w:hAnsi="Open Sans" w:cs="Open Sans"/>
+                <w:b/>
+                <w:bCs/>
+                <w:sz w:val="18"/>
+                <w:szCs w:val="18"/>
+              </w:rPr>
+              <w:t xml:space="preserve">Student’s Name: Oisin Gibson   </w:t>
+            </w:r>
+          </w:p>
+        </w:tc>
+      </w:tr>
+      <w:tr>
+        <w:trPr>
+          <w:gridAfter w:val="1"/>
+          <w:wAfter w:w="236" w:type="dxa"/>
+        </w:trPr>
+        <w:tc>
+          <w:tcPr>
+            <w:tcW w:w="10867" w:type="dxa"/>
+          </w:tcPr>
+          <w:p>
+            <w:pPr>
+              <w:rPr>
+                <w:rFonts w:ascii="Open Sans" w:hAnsi="Open Sans" w:cs="Open Sans"/>
+                <w:b/>
+                <w:bCs/>
+                <w:sz w:val="18"/>
+                <w:szCs w:val="18"/>
+              </w:rPr>
+            </w:pPr>
+            <w:r>
+              <w:rPr>
+                <w:rFonts w:ascii="Open Sans" w:hAnsi="Open Sans" w:cs="Open Sans"/>
+                <w:b/>
+                <w:bCs/>
+                <w:sz w:val="18"/>
+                <w:szCs w:val="18"/>
+              </w:rPr>
+              <w:t xml:space="preserve">Class: </w:t>
+            </w:r>
+            <w:r>
+              <w:rPr>
+                <w:rFonts w:ascii="Open Sans" w:hAnsi="Open Sans" w:cs="Open Sans"/>
+                <w:b/>
+                <w:bCs/>
+                <w:sz w:val="18"/>
+                <w:szCs w:val="18"/>
+              </w:rPr>
+              <w:t>BSC Computing</w:t>
+            </w:r>
+          </w:p>
+        </w:tc>
+      </w:tr>
+      <w:tr>
+        <w:trPr>
+          <w:gridAfter w:val="1"/>
+          <w:wAfter w:w="236" w:type="dxa"/>
+        </w:trPr>
+        <w:tc>
+          <w:tcPr>
+            <w:tcW w:w="10867" w:type="dxa"/>
+          </w:tcPr>
+          <w:p>
+            <w:pPr>
+              <w:rPr>
+                <w:rFonts w:ascii="Open Sans" w:hAnsi="Open Sans" w:cs="Open Sans"/>
+                <w:sz w:val="18"/>
+                <w:szCs w:val="18"/>
+              </w:rPr>
+            </w:pPr>
+            <w:r>
+              <w:rPr>
+                <w:rFonts w:ascii="Open Sans" w:hAnsi="Open Sans" w:cs="Open Sans"/>
+                <w:b/>
+                <w:bCs/>
+                <w:sz w:val="18"/>
+                <w:szCs w:val="18"/>
+              </w:rPr>
+              <w:t xml:space="preserve">Subject/Module: </w:t>
+            </w:r>
+            <w:r>
+              <w:rPr>
+                <w:rFonts w:ascii="Open Sans" w:hAnsi="Open Sans" w:cs="Open Sans"/>
+                <w:b/>
+                <w:bCs/>
+                <w:sz w:val="18"/>
+                <w:szCs w:val="18"/>
+              </w:rPr>
+              <w:t>Advanced Algorithms and Data Structures</w:t>
+            </w:r>
+          </w:p>
+        </w:tc>
+      </w:tr>
+      <w:tr>
+        <w:trPr>
+          <w:gridAfter w:val="1"/>
+          <w:wAfter w:w="236" w:type="dxa"/>
+        </w:trPr>
+        <w:tc>
+          <w:tcPr>
+            <w:tcW w:w="10867" w:type="dxa"/>
+          </w:tcPr>
+          <w:p>
+            <w:pPr>
+              <w:rPr>
+                <w:rFonts w:ascii="Open Sans" w:hAnsi="Open Sans" w:cs="Open Sans"/>
+                <w:b/>
+                <w:bCs/>
+                <w:sz w:val="18"/>
+                <w:szCs w:val="18"/>
+              </w:rPr>
+            </w:pPr>
+            <w:r>
+              <w:rPr>
+                <w:rFonts w:ascii="Open Sans" w:hAnsi="Open Sans" w:cs="Open Sans"/>
+                <w:b/>
+                <w:bCs/>
+                <w:sz w:val="18"/>
+                <w:szCs w:val="18"/>
+              </w:rPr>
+              <w:t xml:space="preserve">Word Count (where applicable):  </w:t>
+            </w:r>
+          </w:p>
+        </w:tc>
+      </w:tr>
+      <w:tr>
+        <w:trPr>
+          <w:gridAfter w:val="1"/>
+          <w:wAfter w:w="236" w:type="dxa"/>
+        </w:trPr>
+        <w:tc>
+          <w:tcPr>
+            <w:tcW w:w="10867" w:type="dxa"/>
+          </w:tcPr>
+          <w:p>
+            <w:pPr>
+              <w:rPr>
+                <w:rFonts w:ascii="Open Sans" w:hAnsi="Open Sans" w:cs="Open Sans"/>
+                <w:b/>
+                <w:bCs/>
+                <w:sz w:val="18"/>
+                <w:szCs w:val="18"/>
+              </w:rPr>
+            </w:pPr>
+            <w:r>
+              <w:rPr>
+                <w:rFonts w:ascii="Open Sans" w:hAnsi="Open Sans" w:cs="Open Sans"/>
+                <w:b/>
+                <w:bCs/>
+                <w:sz w:val="18"/>
+                <w:szCs w:val="18"/>
+              </w:rPr>
+              <w:t>I confirm that the work submitted has been produced solely through my own efforts.</w:t>
+            </w:r>
+          </w:p>
+          <w:p>
+            <w:pPr>
+              <w:rPr>
+                <w:rFonts w:ascii="Open Sans" w:hAnsi="Open Sans" w:cs="Open Sans"/>
+                <w:sz w:val="18"/>
+                <w:szCs w:val="18"/>
+              </w:rPr>
+            </w:pPr>
+            <w:r>
+              <w:rPr>
+                <w:rFonts w:ascii="Open Sans" w:hAnsi="Open Sans" w:cs="Open Sans"/>
+                <w:b/>
+                <w:bCs/>
+                <w:sz w:val="18"/>
+                <w:szCs w:val="18"/>
+              </w:rPr>
+              <w:t>Student’s signature:  Oisin Gibson</w:t>
+            </w:r>
+            <w:r>
+              <w:rPr>
+                <w:rFonts w:ascii="Open Sans" w:hAnsi="Open Sans" w:cs="Open Sans"/>
+                <w:b/>
+                <w:bCs/>
+                <w:sz w:val="18"/>
+                <w:szCs w:val="18"/>
+              </w:rPr>
+              <w:tab/>
+            </w:r>
+            <w:r>
+              <w:rPr>
+                <w:rFonts w:ascii="Open Sans" w:hAnsi="Open Sans" w:cs="Open Sans"/>
+                <w:b/>
+                <w:bCs/>
+                <w:sz w:val="18"/>
+                <w:szCs w:val="18"/>
+              </w:rPr>
+              <w:tab/>
+              <w:t xml:space="preserve">Date:  </w:t>
+            </w:r>
+            <w:r>
+              <w:rPr>
+                <w:rFonts w:ascii="Open Sans" w:hAnsi="Open Sans" w:cs="Open Sans"/>
+                <w:sz w:val="18"/>
+                <w:szCs w:val="18"/>
+              </w:rPr>
+              <w:tab/>
+            </w:r>
+            <w:r>
+              <w:rPr>
+                <w:rFonts w:ascii="Open Sans" w:hAnsi="Open Sans" w:cs="Open Sans"/>
+                <w:sz w:val="18"/>
+                <w:szCs w:val="18"/>
+              </w:rPr>
+              <w:tab/>
+            </w:r>
+          </w:p>
+        </w:tc>
+      </w:tr>
+      <w:tr>
+        <w:trPr>
+          <w:gridAfter w:val="1"/>
+          <w:wAfter w:w="236" w:type="dxa"/>
+        </w:trPr>
+        <w:tc>
+          <w:tcPr>
+            <w:tcW w:w="10867" w:type="dxa"/>
+          </w:tcPr>
+          <w:p>
+            <w:pPr>
+              <w:pStyle w:val="BodyText"/>
+              <w:jc w:val="center"/>
+              <w:rPr>
+                <w:rFonts w:ascii="Open Sans" w:hAnsi="Open Sans" w:cs="Open Sans"/>
+                <w:sz w:val="16"/>
+                <w:szCs w:val="16"/>
+              </w:rPr>
+            </w:pPr>
+            <w:r>
+              <w:rPr>
+                <w:rFonts w:ascii="Open Sans" w:hAnsi="Open Sans" w:cs="Open Sans"/>
+                <w:b/>
+                <w:bCs/>
+                <w:sz w:val="16"/>
+                <w:szCs w:val="16"/>
+              </w:rPr>
+              <w:t>Notes</w:t>
+            </w:r>
+          </w:p>
+          <w:p>
+            <w:pPr>
+              <w:pStyle w:val="NoSpacing"/>
+              <w:spacing w:line="276" w:lineRule="auto"/>
+              <w:rPr>
+                <w:rFonts w:ascii="Open Sans" w:hAnsi="Open Sans" w:cs="Open Sans"/>
+                <w:sz w:val="18"/>
+                <w:szCs w:val="18"/>
+              </w:rPr>
+            </w:pPr>
+            <w:r>
+              <w:rPr>
+                <w:rFonts w:ascii="Open Sans" w:hAnsi="Open Sans" w:cs="Open Sans"/>
+                <w:b/>
+                <w:bCs/>
+                <w:sz w:val="18"/>
+                <w:szCs w:val="18"/>
+              </w:rPr>
+              <w:t>Penalties</w:t>
+            </w:r>
+            <w:proofErr w:type="gramStart"/>
+            <w:r>
+              <w:rPr>
+                <w:rFonts w:ascii="Open Sans" w:hAnsi="Open Sans" w:cs="Open Sans"/>
+                <w:b/>
+                <w:bCs/>
+                <w:sz w:val="18"/>
+                <w:szCs w:val="18"/>
+              </w:rPr>
+              <w:t xml:space="preserve">:  </w:t>
+            </w:r>
+            <w:r>
+              <w:rPr>
+                <w:rFonts w:ascii="Open Sans" w:hAnsi="Open Sans" w:cs="Open Sans"/>
+                <w:sz w:val="18"/>
+                <w:szCs w:val="18"/>
+              </w:rPr>
+              <w:t>The</w:t>
+            </w:r>
+            <w:proofErr w:type="gramEnd"/>
+            <w:r>
+              <w:rPr>
+                <w:rFonts w:ascii="Open Sans" w:hAnsi="Open Sans" w:cs="Open Sans"/>
+                <w:sz w:val="18"/>
+                <w:szCs w:val="18"/>
+              </w:rPr>
+              <w:t xml:space="preserve"> total marks available for an assessment </w:t>
+            </w:r>
+            <w:proofErr w:type="gramStart"/>
+            <w:r>
+              <w:rPr>
+                <w:rFonts w:ascii="Open Sans" w:hAnsi="Open Sans" w:cs="Open Sans"/>
+                <w:sz w:val="18"/>
+                <w:szCs w:val="18"/>
+              </w:rPr>
+              <w:t>is</w:t>
+            </w:r>
+            <w:proofErr w:type="gramEnd"/>
+            <w:r>
+              <w:rPr>
+                <w:rFonts w:ascii="Open Sans" w:hAnsi="Open Sans" w:cs="Open Sans"/>
+                <w:sz w:val="18"/>
+                <w:szCs w:val="18"/>
+              </w:rPr>
+              <w:t xml:space="preserve"> reduced by 15% for work submitted up to one week </w:t>
+            </w:r>
+            <w:proofErr w:type="gramStart"/>
+            <w:r>
+              <w:rPr>
+                <w:rFonts w:ascii="Open Sans" w:hAnsi="Open Sans" w:cs="Open Sans"/>
+                <w:sz w:val="18"/>
+                <w:szCs w:val="18"/>
+              </w:rPr>
+              <w:t>late</w:t>
+            </w:r>
+            <w:proofErr w:type="gramEnd"/>
+            <w:r>
+              <w:rPr>
+                <w:rFonts w:ascii="Open Sans" w:hAnsi="Open Sans" w:cs="Open Sans"/>
+                <w:sz w:val="18"/>
+                <w:szCs w:val="18"/>
+              </w:rPr>
+              <w:t xml:space="preserve">.  The total marks available are reduced by 30% for work up to two weeks </w:t>
+            </w:r>
+            <w:proofErr w:type="gramStart"/>
+            <w:r>
+              <w:rPr>
+                <w:rFonts w:ascii="Open Sans" w:hAnsi="Open Sans" w:cs="Open Sans"/>
+                <w:sz w:val="18"/>
+                <w:szCs w:val="18"/>
+              </w:rPr>
+              <w:t>late</w:t>
+            </w:r>
+            <w:proofErr w:type="gramEnd"/>
+            <w:r>
+              <w:rPr>
+                <w:rFonts w:ascii="Open Sans" w:hAnsi="Open Sans" w:cs="Open Sans"/>
+                <w:sz w:val="18"/>
+                <w:szCs w:val="18"/>
+              </w:rPr>
+              <w:t xml:space="preserve">.  Assessment work received more than two weeks </w:t>
+            </w:r>
+            <w:proofErr w:type="gramStart"/>
+            <w:r>
+              <w:rPr>
+                <w:rFonts w:ascii="Open Sans" w:hAnsi="Open Sans" w:cs="Open Sans"/>
+                <w:sz w:val="18"/>
+                <w:szCs w:val="18"/>
+              </w:rPr>
+              <w:t>late</w:t>
+            </w:r>
+            <w:proofErr w:type="gramEnd"/>
+            <w:r>
+              <w:rPr>
+                <w:rFonts w:ascii="Open Sans" w:hAnsi="Open Sans" w:cs="Open Sans"/>
+                <w:sz w:val="18"/>
+                <w:szCs w:val="18"/>
+              </w:rPr>
+              <w:t xml:space="preserve"> will receive a mark of zero.  </w:t>
+            </w:r>
+          </w:p>
+          <w:p>
+            <w:pPr>
+              <w:pStyle w:val="NoSpacing"/>
+              <w:spacing w:line="276" w:lineRule="auto"/>
+              <w:rPr>
+                <w:rFonts w:ascii="Open Sans" w:hAnsi="Open Sans" w:cs="Open Sans"/>
+                <w:sz w:val="18"/>
+                <w:szCs w:val="18"/>
+              </w:rPr>
+            </w:pPr>
+            <w:r>
+              <w:rPr>
+                <w:rFonts w:ascii="Open Sans" w:hAnsi="Open Sans" w:cs="Open Sans"/>
+                <w:b/>
+                <w:bCs/>
+                <w:sz w:val="18"/>
+                <w:szCs w:val="18"/>
+              </w:rPr>
+              <w:t>Continuous Assessment</w:t>
+            </w:r>
+            <w:proofErr w:type="gramStart"/>
+            <w:r>
+              <w:rPr>
+                <w:rFonts w:ascii="Open Sans" w:hAnsi="Open Sans" w:cs="Open Sans"/>
+                <w:b/>
+                <w:bCs/>
+                <w:sz w:val="18"/>
+                <w:szCs w:val="18"/>
+              </w:rPr>
+              <w:t>:</w:t>
+            </w:r>
+            <w:r>
+              <w:rPr>
+                <w:rFonts w:ascii="Open Sans" w:hAnsi="Open Sans" w:cs="Open Sans"/>
+                <w:sz w:val="18"/>
+                <w:szCs w:val="18"/>
+              </w:rPr>
+              <w:t xml:space="preserve">  For</w:t>
+            </w:r>
+            <w:proofErr w:type="gramEnd"/>
+            <w:r>
+              <w:rPr>
+                <w:rFonts w:ascii="Open Sans" w:hAnsi="Open Sans" w:cs="Open Sans"/>
+                <w:sz w:val="18"/>
+                <w:szCs w:val="18"/>
+              </w:rPr>
+              <w:t xml:space="preserve"> students repeating an examination, marks awarded for continuous assessment shall normally be carried forward from the original examination to the repeat examination.</w:t>
+            </w:r>
+          </w:p>
+          <w:p>
+            <w:pPr>
+              <w:pStyle w:val="NoSpacing"/>
+              <w:spacing w:line="276" w:lineRule="auto"/>
+              <w:rPr>
+                <w:rFonts w:ascii="Open Sans" w:hAnsi="Open Sans" w:cs="Open Sans"/>
+                <w:b/>
+                <w:sz w:val="18"/>
+                <w:szCs w:val="18"/>
+              </w:rPr>
+            </w:pPr>
+            <w:r>
+              <w:rPr>
+                <w:rFonts w:ascii="Open Sans" w:hAnsi="Open Sans" w:cs="Open Sans"/>
+                <w:b/>
+                <w:sz w:val="18"/>
+                <w:szCs w:val="18"/>
+              </w:rPr>
+              <w:t>Declaration:</w:t>
+            </w:r>
+          </w:p>
+          <w:p>
+            <w:pPr>
+              <w:pStyle w:val="NoSpacing"/>
+              <w:spacing w:line="276" w:lineRule="auto"/>
+              <w:rPr>
+                <w:rFonts w:ascii="Open Sans" w:hAnsi="Open Sans" w:cs="Open Sans"/>
+                <w:b/>
+                <w:sz w:val="18"/>
+                <w:szCs w:val="18"/>
+              </w:rPr>
+            </w:pPr>
+            <w:r>
+              <w:rPr>
+                <w:rFonts w:ascii="Open Sans" w:hAnsi="Open Sans" w:cs="Open Sans"/>
+                <w:sz w:val="18"/>
+                <w:szCs w:val="18"/>
+              </w:rPr>
+              <w:t xml:space="preserve">I declare that this work is entirely my own and does not contain the words or ideas of someone else, whether published or not, without specific acknowledgement by relevant </w:t>
+            </w:r>
+            <w:proofErr w:type="gramStart"/>
+            <w:r>
+              <w:rPr>
+                <w:rFonts w:ascii="Open Sans" w:hAnsi="Open Sans" w:cs="Open Sans"/>
+                <w:sz w:val="18"/>
+                <w:szCs w:val="18"/>
+              </w:rPr>
+              <w:t>referencing</w:t>
+            </w:r>
+            <w:proofErr w:type="gramEnd"/>
+            <w:r>
+              <w:rPr>
+                <w:rFonts w:ascii="Open Sans" w:hAnsi="Open Sans" w:cs="Open Sans"/>
+                <w:sz w:val="18"/>
+                <w:szCs w:val="18"/>
+              </w:rPr>
+              <w:t xml:space="preserve">. I have read and understood the </w:t>
+            </w:r>
+            <w:r>
+              <w:rPr>
+                <w:rFonts w:ascii="Open Sans" w:hAnsi="Open Sans" w:cs="Open Sans"/>
+                <w:sz w:val="18"/>
+                <w:szCs w:val="18"/>
+              </w:rPr>
+              <w:t>ATU Donegal</w:t>
+            </w:r>
+            <w:r>
+              <w:rPr>
+                <w:rFonts w:ascii="Open Sans" w:hAnsi="Open Sans" w:cs="Open Sans"/>
+                <w:sz w:val="18"/>
+                <w:szCs w:val="18"/>
+              </w:rPr>
+              <w:t xml:space="preserve"> Plagiarism Policy on the “Student &amp; Academic Policies” section of the </w:t>
+            </w:r>
+            <w:r>
+              <w:rPr>
+                <w:rFonts w:ascii="Open Sans" w:hAnsi="Open Sans" w:cs="Open Sans"/>
+                <w:sz w:val="18"/>
+                <w:szCs w:val="18"/>
+              </w:rPr>
+              <w:t>ATU Donegal</w:t>
+            </w:r>
+            <w:r>
+              <w:rPr>
+                <w:rFonts w:ascii="Open Sans" w:hAnsi="Open Sans" w:cs="Open Sans"/>
+                <w:sz w:val="18"/>
+                <w:szCs w:val="18"/>
+              </w:rPr>
+              <w:t xml:space="preserve"> Website and understand plagiarism to include:</w:t>
+            </w:r>
+          </w:p>
+          <w:p>
+            <w:pPr>
+              <w:pStyle w:val="NoSpacing"/>
+              <w:spacing w:line="276" w:lineRule="auto"/>
+              <w:rPr>
+                <w:rFonts w:ascii="Open Sans" w:hAnsi="Open Sans" w:cs="Open Sans"/>
+                <w:sz w:val="18"/>
+                <w:szCs w:val="18"/>
+              </w:rPr>
+            </w:pPr>
+            <w:r>
+              <w:rPr>
+                <w:rFonts w:ascii="Open Sans" w:hAnsi="Open Sans" w:cs="Open Sans"/>
+                <w:sz w:val="18"/>
+                <w:szCs w:val="18"/>
+              </w:rPr>
+              <w:t>Direct copying of text, images and other materials (electronic or otherwise) from a book, article, fellow student’s essay, handout, web page or other source without proper acknowledgement.</w:t>
+            </w:r>
+          </w:p>
+          <w:p>
+            <w:pPr>
+              <w:pStyle w:val="NoSpacing"/>
+              <w:spacing w:line="276" w:lineRule="auto"/>
+              <w:rPr>
+                <w:rFonts w:ascii="Open Sans" w:hAnsi="Open Sans" w:cs="Open Sans"/>
+                <w:sz w:val="18"/>
+                <w:szCs w:val="18"/>
+              </w:rPr>
+            </w:pPr>
+            <w:r>
+              <w:rPr>
+                <w:rFonts w:ascii="Open Sans" w:hAnsi="Open Sans" w:cs="Open Sans"/>
+                <w:sz w:val="18"/>
+                <w:szCs w:val="18"/>
+              </w:rPr>
+              <w:t>Claiming individual ideas derived from a book, article etc. as one’s own and incorporating them into one’s work without acknowledging the source of these ideas.</w:t>
+            </w:r>
+          </w:p>
+          <w:p>
+            <w:pPr>
+              <w:pStyle w:val="NoSpacing"/>
+              <w:spacing w:line="276" w:lineRule="auto"/>
+              <w:rPr>
+                <w:rFonts w:ascii="Open Sans" w:hAnsi="Open Sans" w:cs="Open Sans"/>
+                <w:sz w:val="18"/>
+                <w:szCs w:val="18"/>
+              </w:rPr>
+            </w:pPr>
+            <w:r>
+              <w:rPr>
+                <w:rFonts w:ascii="Open Sans" w:hAnsi="Open Sans" w:cs="Open Sans"/>
+                <w:sz w:val="18"/>
+                <w:szCs w:val="18"/>
+              </w:rPr>
+              <w:t xml:space="preserve">Overly depending on the work of one or more other sources without proper acknowledgement of the source, by constructing an essay, project etc., extracting large sections of text from another source and merely linking these together with a few of one’s own sentences. </w:t>
+            </w:r>
+          </w:p>
+          <w:p>
+            <w:pPr>
+              <w:pStyle w:val="NoSpacing"/>
+              <w:spacing w:line="276" w:lineRule="auto"/>
+              <w:rPr>
+                <w:rFonts w:ascii="Open Sans" w:hAnsi="Open Sans" w:cs="Open Sans"/>
+                <w:sz w:val="18"/>
+                <w:szCs w:val="18"/>
+              </w:rPr>
+            </w:pPr>
+            <w:r>
+              <w:rPr>
+                <w:rFonts w:ascii="Open Sans" w:hAnsi="Open Sans" w:cs="Open Sans"/>
+                <w:sz w:val="18"/>
+                <w:szCs w:val="18"/>
+              </w:rPr>
+              <w:t xml:space="preserve">I understand that it is my responsibility to </w:t>
+            </w:r>
+            <w:proofErr w:type="spellStart"/>
+            <w:r>
+              <w:rPr>
+                <w:rFonts w:ascii="Open Sans" w:hAnsi="Open Sans" w:cs="Open Sans"/>
+                <w:sz w:val="18"/>
+                <w:szCs w:val="18"/>
+              </w:rPr>
+              <w:t>familiarise</w:t>
+            </w:r>
+            <w:proofErr w:type="spellEnd"/>
+            <w:r>
+              <w:rPr>
+                <w:rFonts w:ascii="Open Sans" w:hAnsi="Open Sans" w:cs="Open Sans"/>
+                <w:sz w:val="18"/>
+                <w:szCs w:val="18"/>
+              </w:rPr>
+              <w:t xml:space="preserve"> myself with and to follow the Institute’s Assessment Regulations. I acknowledge that Incidents of alleged plagiarism and cheating are dealt with in accordance with the Institute’s Assessment Regulations and that penalties will be applied if I breach this policy.</w:t>
+            </w:r>
+          </w:p>
+          <w:p>
+            <w:pPr>
+              <w:rPr>
+                <w:rFonts w:ascii="Open Sans" w:hAnsi="Open Sans" w:cs="Open Sans"/>
+              </w:rPr>
+            </w:pPr>
+          </w:p>
+        </w:tc>
+      </w:tr>
+      <w:tr>
+        <w:trPr>
+          <w:trHeight w:val="844"/>
+        </w:trPr>
+        <w:tc>
+          <w:tcPr>
+            <w:tcW w:w="10867" w:type="dxa"/>
+          </w:tcPr>
+          <w:p>
+            <w:pPr>
+              <w:rPr>
+                <w:rFonts w:ascii="Open Sans" w:hAnsi="Open Sans" w:cs="Open Sans"/>
+                <w:b/>
+                <w:bCs/>
+                <w:sz w:val="16"/>
+                <w:szCs w:val="16"/>
+              </w:rPr>
+            </w:pPr>
+            <w:r>
+              <w:rPr>
+                <w:rFonts w:ascii="Open Sans" w:hAnsi="Open Sans" w:cs="Open Sans"/>
+                <w:b/>
+                <w:bCs/>
+                <w:sz w:val="16"/>
+                <w:szCs w:val="16"/>
+              </w:rPr>
+              <w:t xml:space="preserve">Signed:     </w:t>
+            </w:r>
+            <w:r>
+              <w:rPr>
+                <w:rFonts w:ascii="Open Sans" w:hAnsi="Open Sans" w:cs="Open Sans"/>
+                <w:b/>
+                <w:bCs/>
+                <w:sz w:val="16"/>
+                <w:szCs w:val="16"/>
+              </w:rPr>
+              <w:t>Oisin Gibson</w:t>
+            </w:r>
+            <w:r>
+              <w:rPr>
+                <w:rFonts w:ascii="Open Sans" w:hAnsi="Open Sans" w:cs="Open Sans"/>
+                <w:b/>
+                <w:bCs/>
+                <w:sz w:val="16"/>
+                <w:szCs w:val="16"/>
+              </w:rPr>
+              <w:t xml:space="preserve">   </w:t>
+            </w:r>
+          </w:p>
+          <w:p>
+            <w:pPr>
+              <w:rPr>
+                <w:rFonts w:ascii="Open Sans" w:hAnsi="Open Sans" w:cs="Open Sans"/>
+                <w:b/>
+                <w:bCs/>
+                <w:sz w:val="18"/>
+                <w:szCs w:val="18"/>
+              </w:rPr>
+            </w:pPr>
+            <w:r>
+              <w:rPr>
+                <w:rFonts w:ascii="Open Sans" w:hAnsi="Open Sans" w:cs="Open Sans"/>
+                <w:b/>
+                <w:bCs/>
+                <w:sz w:val="18"/>
+                <w:szCs w:val="18"/>
+              </w:rPr>
+              <w:t>Date:</w:t>
+            </w:r>
+          </w:p>
+        </w:tc>
+        <w:tc>
+          <w:tcPr>
+            <w:tcW w:w="236" w:type="dxa"/>
+          </w:tcPr>
+          <w:p>
+            <w:pPr>
+              <w:rPr>
+                <w:rFonts w:ascii="Open Sans" w:hAnsi="Open Sans" w:cs="Open Sans"/>
+                <w:b/>
+                <w:bCs/>
+                <w:sz w:val="16"/>
+                <w:szCs w:val="16"/>
+              </w:rPr>
+            </w:pPr>
+          </w:p>
+        </w:tc>
+      </w:tr>
+    </w:tbl>
+    <w:p>
+      <w:pPr>
+        <w:rPr>
+          <w:rFonts w:ascii="Arial" w:hAnsi="Arial" w:cs="Arial"/>
+        </w:rPr>
+      </w:pPr>
+    </w:p>
     <w:sdt>
       <w:sdtPr>
+        <w:rPr>
+          <w:rFonts w:ascii="Arial" w:eastAsiaTheme="minorEastAsia" w:hAnsi="Arial" w:cs="Arial"/>
+          <w:color w:val="auto"/>
+          <w:sz w:val="22"/>
+          <w:szCs w:val="22"/>
+          <w:lang w:val="en-IE"/>
+        </w:rPr>
         <w:id w:val="-87074959"/>
         <w:docPartObj>
           <w:docPartGallery w:val="Table of Contents"/>
@@ -577,109 +1801,1796 @@
       </w:sdtPr>
       <w:sdtEndPr>
         <w:rPr>
-          <w:rFonts w:asciiTheme="minorHAnsi" w:eastAsiaTheme="minorEastAsia" w:hAnsiTheme="minorHAnsi" w:cstheme="minorBidi"/>
           <w:b/>
           <w:bCs/>
           <w:noProof/>
-          <w:color w:val="auto"/>
-          <w:sz w:val="22"/>
-          <w:szCs w:val="22"/>
-          <w:lang w:val="en-IE"/>
         </w:rPr>
       </w:sdtEndPr>
       <w:sdtContent>
         <w:p>
           <w:pPr>
             <w:pStyle w:val="TOCHeading"/>
+            <w:numPr>
+              <w:ilvl w:val="0"/>
+              <w:numId w:val="0"/>
+            </w:numPr>
+            <w:ind w:left="432" w:hanging="432"/>
+            <w:rPr>
+              <w:rFonts w:cs="Arial"/>
+            </w:rPr>
           </w:pPr>
           <w:r>
+            <w:rPr>
+              <w:rFonts w:cs="Arial"/>
+            </w:rPr>
             <w:t>Contents</w:t>
           </w:r>
         </w:p>
         <w:p>
-          <w:fldSimple w:instr=" TOC \o &quot;1-3&quot; \h \z \u ">
-            <w:r>
-              <w:rPr>
-                <w:b/>
-                <w:bCs/>
-                <w:noProof/>
-                <w:lang w:val="en-US"/>
-              </w:rPr>
-              <w:t>No table of contents entries found.</w:t>
-            </w:r>
-          </w:fldSimple>
+          <w:pPr>
+            <w:pStyle w:val="TOC3"/>
+            <w:tabs>
+              <w:tab w:val="right" w:leader="dot" w:pos="9016"/>
+            </w:tabs>
+            <w:rPr>
+              <w:noProof/>
+              <w:kern w:val="2"/>
+              <w:sz w:val="24"/>
+              <w:szCs w:val="24"/>
+              <w:lang w:eastAsia="en-IE"/>
+              <w14:ligatures w14:val="standardContextual"/>
+            </w:rPr>
+          </w:pPr>
+          <w:r>
+            <w:rPr>
+              <w:rFonts w:cs="Arial"/>
+              <w:sz w:val="24"/>
+              <w:szCs w:val="24"/>
+            </w:rPr>
+            <w:fldChar w:fldCharType="begin"/>
+          </w:r>
+          <w:r>
+            <w:rPr>
+              <w:rFonts w:cs="Arial"/>
+              <w:sz w:val="24"/>
+              <w:szCs w:val="24"/>
+            </w:rPr>
+            <w:instrText xml:space="preserve"> TOC \o "1-3" \h \z \u </w:instrText>
+          </w:r>
+          <w:r>
+            <w:rPr>
+              <w:rFonts w:cs="Arial"/>
+              <w:sz w:val="24"/>
+              <w:szCs w:val="24"/>
+            </w:rPr>
+            <w:fldChar w:fldCharType="separate"/>
+          </w:r>
+          <w:hyperlink w:anchor="_Toc215009748" w:history="1">
+            <w:r>
+              <w:rPr>
+                <w:rStyle w:val="Hyperlink"/>
+                <w:rFonts w:ascii="Open Sans" w:hAnsi="Open Sans" w:cs="Open Sans"/>
+                <w:noProof/>
+                <w:lang w:bidi="hi-IN"/>
+              </w:rPr>
+              <w:t>To be completed by the student</w:t>
+            </w:r>
+            <w:r>
+              <w:rPr>
+                <w:noProof/>
+                <w:webHidden/>
+              </w:rPr>
+              <w:tab/>
+            </w:r>
+            <w:r>
+              <w:rPr>
+                <w:noProof/>
+                <w:webHidden/>
+              </w:rPr>
+              <w:fldChar w:fldCharType="begin"/>
+            </w:r>
+            <w:r>
+              <w:rPr>
+                <w:noProof/>
+                <w:webHidden/>
+              </w:rPr>
+              <w:instrText xml:space="preserve"> PAGEREF _Toc215009748 \h </w:instrText>
+            </w:r>
+            <w:r>
+              <w:rPr>
+                <w:noProof/>
+                <w:webHidden/>
+              </w:rPr>
+            </w:r>
+            <w:r>
+              <w:rPr>
+                <w:noProof/>
+                <w:webHidden/>
+              </w:rPr>
+              <w:fldChar w:fldCharType="separate"/>
+            </w:r>
+            <w:r>
+              <w:rPr>
+                <w:noProof/>
+                <w:webHidden/>
+              </w:rPr>
+              <w:t>3</w:t>
+            </w:r>
+            <w:r>
+              <w:rPr>
+                <w:noProof/>
+                <w:webHidden/>
+              </w:rPr>
+              <w:fldChar w:fldCharType="end"/>
+            </w:r>
+          </w:hyperlink>
+        </w:p>
+        <w:p>
+          <w:pPr>
+            <w:pStyle w:val="TOC1"/>
+            <w:tabs>
+              <w:tab w:val="left" w:pos="440"/>
+              <w:tab w:val="right" w:leader="dot" w:pos="9016"/>
+            </w:tabs>
+            <w:rPr>
+              <w:noProof/>
+              <w:kern w:val="2"/>
+              <w:sz w:val="24"/>
+              <w:szCs w:val="24"/>
+              <w:lang w:eastAsia="en-IE"/>
+              <w14:ligatures w14:val="standardContextual"/>
+            </w:rPr>
+          </w:pPr>
+          <w:hyperlink w:anchor="_Toc215009749" w:history="1">
+            <w:r>
+              <w:rPr>
+                <w:rStyle w:val="Hyperlink"/>
+                <w:rFonts w:cs="Arial"/>
+                <w:noProof/>
+              </w:rPr>
+              <w:t>1</w:t>
+            </w:r>
+            <w:r>
+              <w:rPr>
+                <w:noProof/>
+                <w:kern w:val="2"/>
+                <w:sz w:val="24"/>
+                <w:szCs w:val="24"/>
+                <w:lang w:eastAsia="en-IE"/>
+                <w14:ligatures w14:val="standardContextual"/>
+              </w:rPr>
+              <w:tab/>
+            </w:r>
+            <w:r>
+              <w:rPr>
+                <w:rStyle w:val="Hyperlink"/>
+                <w:rFonts w:cs="Arial"/>
+                <w:noProof/>
+              </w:rPr>
+              <w:t>Question 1</w:t>
+            </w:r>
+            <w:r>
+              <w:rPr>
+                <w:noProof/>
+                <w:webHidden/>
+              </w:rPr>
+              <w:tab/>
+            </w:r>
+            <w:r>
+              <w:rPr>
+                <w:noProof/>
+                <w:webHidden/>
+              </w:rPr>
+              <w:fldChar w:fldCharType="begin"/>
+            </w:r>
+            <w:r>
+              <w:rPr>
+                <w:noProof/>
+                <w:webHidden/>
+              </w:rPr>
+              <w:instrText xml:space="preserve"> PAGEREF _Toc215009749 \h </w:instrText>
+            </w:r>
+            <w:r>
+              <w:rPr>
+                <w:noProof/>
+                <w:webHidden/>
+              </w:rPr>
+            </w:r>
+            <w:r>
+              <w:rPr>
+                <w:noProof/>
+                <w:webHidden/>
+              </w:rPr>
+              <w:fldChar w:fldCharType="separate"/>
+            </w:r>
+            <w:r>
+              <w:rPr>
+                <w:noProof/>
+                <w:webHidden/>
+              </w:rPr>
+              <w:t>6</w:t>
+            </w:r>
+            <w:r>
+              <w:rPr>
+                <w:noProof/>
+                <w:webHidden/>
+              </w:rPr>
+              <w:fldChar w:fldCharType="end"/>
+            </w:r>
+          </w:hyperlink>
+        </w:p>
+        <w:p>
+          <w:pPr>
+            <w:pStyle w:val="TOC2"/>
+            <w:tabs>
+              <w:tab w:val="left" w:pos="960"/>
+              <w:tab w:val="right" w:leader="dot" w:pos="9016"/>
+            </w:tabs>
+            <w:rPr>
+              <w:noProof/>
+              <w:kern w:val="2"/>
+              <w:sz w:val="24"/>
+              <w:szCs w:val="24"/>
+              <w:lang w:eastAsia="en-IE"/>
+              <w14:ligatures w14:val="standardContextual"/>
+            </w:rPr>
+          </w:pPr>
+          <w:hyperlink w:anchor="_Toc215009750" w:history="1">
+            <w:r>
+              <w:rPr>
+                <w:rStyle w:val="Hyperlink"/>
+                <w:rFonts w:cs="Arial"/>
+                <w:noProof/>
+              </w:rPr>
+              <w:t>1.1</w:t>
+            </w:r>
+            <w:r>
+              <w:rPr>
+                <w:noProof/>
+                <w:kern w:val="2"/>
+                <w:sz w:val="24"/>
+                <w:szCs w:val="24"/>
+                <w:lang w:eastAsia="en-IE"/>
+                <w14:ligatures w14:val="standardContextual"/>
+              </w:rPr>
+              <w:tab/>
+            </w:r>
+            <w:r>
+              <w:rPr>
+                <w:rStyle w:val="Hyperlink"/>
+                <w:rFonts w:cs="Arial"/>
+                <w:noProof/>
+              </w:rPr>
+              <w:t>Hash Function</w:t>
+            </w:r>
+            <w:r>
+              <w:rPr>
+                <w:noProof/>
+                <w:webHidden/>
+              </w:rPr>
+              <w:tab/>
+            </w:r>
+            <w:r>
+              <w:rPr>
+                <w:noProof/>
+                <w:webHidden/>
+              </w:rPr>
+              <w:fldChar w:fldCharType="begin"/>
+            </w:r>
+            <w:r>
+              <w:rPr>
+                <w:noProof/>
+                <w:webHidden/>
+              </w:rPr>
+              <w:instrText xml:space="preserve"> PAGEREF _Toc215009750 \h </w:instrText>
+            </w:r>
+            <w:r>
+              <w:rPr>
+                <w:noProof/>
+                <w:webHidden/>
+              </w:rPr>
+            </w:r>
+            <w:r>
+              <w:rPr>
+                <w:noProof/>
+                <w:webHidden/>
+              </w:rPr>
+              <w:fldChar w:fldCharType="separate"/>
+            </w:r>
+            <w:r>
+              <w:rPr>
+                <w:noProof/>
+                <w:webHidden/>
+              </w:rPr>
+              <w:t>6</w:t>
+            </w:r>
+            <w:r>
+              <w:rPr>
+                <w:noProof/>
+                <w:webHidden/>
+              </w:rPr>
+              <w:fldChar w:fldCharType="end"/>
+            </w:r>
+          </w:hyperlink>
+        </w:p>
+        <w:p>
+          <w:pPr>
+            <w:pStyle w:val="TOC2"/>
+            <w:tabs>
+              <w:tab w:val="left" w:pos="960"/>
+              <w:tab w:val="right" w:leader="dot" w:pos="9016"/>
+            </w:tabs>
+            <w:rPr>
+              <w:noProof/>
+              <w:kern w:val="2"/>
+              <w:sz w:val="24"/>
+              <w:szCs w:val="24"/>
+              <w:lang w:eastAsia="en-IE"/>
+              <w14:ligatures w14:val="standardContextual"/>
+            </w:rPr>
+          </w:pPr>
+          <w:hyperlink w:anchor="_Toc215009751" w:history="1">
+            <w:r>
+              <w:rPr>
+                <w:rStyle w:val="Hyperlink"/>
+                <w:rFonts w:cs="Arial"/>
+                <w:noProof/>
+              </w:rPr>
+              <w:t>1.2</w:t>
+            </w:r>
+            <w:r>
+              <w:rPr>
+                <w:noProof/>
+                <w:kern w:val="2"/>
+                <w:sz w:val="24"/>
+                <w:szCs w:val="24"/>
+                <w:lang w:eastAsia="en-IE"/>
+                <w14:ligatures w14:val="standardContextual"/>
+              </w:rPr>
+              <w:tab/>
+            </w:r>
+            <w:r>
+              <w:rPr>
+                <w:rStyle w:val="Hyperlink"/>
+                <w:rFonts w:cs="Arial"/>
+                <w:noProof/>
+              </w:rPr>
+              <w:t>Hash Table</w:t>
+            </w:r>
+            <w:r>
+              <w:rPr>
+                <w:noProof/>
+                <w:webHidden/>
+              </w:rPr>
+              <w:tab/>
+            </w:r>
+            <w:r>
+              <w:rPr>
+                <w:noProof/>
+                <w:webHidden/>
+              </w:rPr>
+              <w:fldChar w:fldCharType="begin"/>
+            </w:r>
+            <w:r>
+              <w:rPr>
+                <w:noProof/>
+                <w:webHidden/>
+              </w:rPr>
+              <w:instrText xml:space="preserve"> PAGEREF _Toc215009751 \h </w:instrText>
+            </w:r>
+            <w:r>
+              <w:rPr>
+                <w:noProof/>
+                <w:webHidden/>
+              </w:rPr>
+            </w:r>
+            <w:r>
+              <w:rPr>
+                <w:noProof/>
+                <w:webHidden/>
+              </w:rPr>
+              <w:fldChar w:fldCharType="separate"/>
+            </w:r>
+            <w:r>
+              <w:rPr>
+                <w:noProof/>
+                <w:webHidden/>
+              </w:rPr>
+              <w:t>6</w:t>
+            </w:r>
+            <w:r>
+              <w:rPr>
+                <w:noProof/>
+                <w:webHidden/>
+              </w:rPr>
+              <w:fldChar w:fldCharType="end"/>
+            </w:r>
+          </w:hyperlink>
+        </w:p>
+        <w:p>
+          <w:pPr>
+            <w:pStyle w:val="TOC2"/>
+            <w:tabs>
+              <w:tab w:val="left" w:pos="960"/>
+              <w:tab w:val="right" w:leader="dot" w:pos="9016"/>
+            </w:tabs>
+            <w:rPr>
+              <w:noProof/>
+              <w:kern w:val="2"/>
+              <w:sz w:val="24"/>
+              <w:szCs w:val="24"/>
+              <w:lang w:eastAsia="en-IE"/>
+              <w14:ligatures w14:val="standardContextual"/>
+            </w:rPr>
+          </w:pPr>
+          <w:hyperlink w:anchor="_Toc215009752" w:history="1">
+            <w:r>
+              <w:rPr>
+                <w:rStyle w:val="Hyperlink"/>
+                <w:rFonts w:cs="Arial"/>
+                <w:noProof/>
+              </w:rPr>
+              <w:t>1.3</w:t>
+            </w:r>
+            <w:r>
+              <w:rPr>
+                <w:noProof/>
+                <w:kern w:val="2"/>
+                <w:sz w:val="24"/>
+                <w:szCs w:val="24"/>
+                <w:lang w:eastAsia="en-IE"/>
+                <w14:ligatures w14:val="standardContextual"/>
+              </w:rPr>
+              <w:tab/>
+            </w:r>
+            <w:r>
+              <w:rPr>
+                <w:rStyle w:val="Hyperlink"/>
+                <w:rFonts w:cs="Arial"/>
+                <w:noProof/>
+              </w:rPr>
+              <w:t>Collision in a hash table</w:t>
+            </w:r>
+            <w:r>
+              <w:rPr>
+                <w:noProof/>
+                <w:webHidden/>
+              </w:rPr>
+              <w:tab/>
+            </w:r>
+            <w:r>
+              <w:rPr>
+                <w:noProof/>
+                <w:webHidden/>
+              </w:rPr>
+              <w:fldChar w:fldCharType="begin"/>
+            </w:r>
+            <w:r>
+              <w:rPr>
+                <w:noProof/>
+                <w:webHidden/>
+              </w:rPr>
+              <w:instrText xml:space="preserve"> PAGEREF _Toc215009752 \h </w:instrText>
+            </w:r>
+            <w:r>
+              <w:rPr>
+                <w:noProof/>
+                <w:webHidden/>
+              </w:rPr>
+            </w:r>
+            <w:r>
+              <w:rPr>
+                <w:noProof/>
+                <w:webHidden/>
+              </w:rPr>
+              <w:fldChar w:fldCharType="separate"/>
+            </w:r>
+            <w:r>
+              <w:rPr>
+                <w:noProof/>
+                <w:webHidden/>
+              </w:rPr>
+              <w:t>6</w:t>
+            </w:r>
+            <w:r>
+              <w:rPr>
+                <w:noProof/>
+                <w:webHidden/>
+              </w:rPr>
+              <w:fldChar w:fldCharType="end"/>
+            </w:r>
+          </w:hyperlink>
+        </w:p>
+        <w:p>
+          <w:pPr>
+            <w:pStyle w:val="TOC2"/>
+            <w:tabs>
+              <w:tab w:val="left" w:pos="960"/>
+              <w:tab w:val="right" w:leader="dot" w:pos="9016"/>
+            </w:tabs>
+            <w:rPr>
+              <w:noProof/>
+              <w:kern w:val="2"/>
+              <w:sz w:val="24"/>
+              <w:szCs w:val="24"/>
+              <w:lang w:eastAsia="en-IE"/>
+              <w14:ligatures w14:val="standardContextual"/>
+            </w:rPr>
+          </w:pPr>
+          <w:hyperlink w:anchor="_Toc215009753" w:history="1">
+            <w:r>
+              <w:rPr>
+                <w:rStyle w:val="Hyperlink"/>
+                <w:rFonts w:cs="Arial"/>
+                <w:noProof/>
+              </w:rPr>
+              <w:t>1.4</w:t>
+            </w:r>
+            <w:r>
+              <w:rPr>
+                <w:noProof/>
+                <w:kern w:val="2"/>
+                <w:sz w:val="24"/>
+                <w:szCs w:val="24"/>
+                <w:lang w:eastAsia="en-IE"/>
+                <w14:ligatures w14:val="standardContextual"/>
+              </w:rPr>
+              <w:tab/>
+            </w:r>
+            <w:r>
+              <w:rPr>
+                <w:rStyle w:val="Hyperlink"/>
+                <w:rFonts w:cs="Arial"/>
+                <w:noProof/>
+              </w:rPr>
+              <w:t>Load factor</w:t>
+            </w:r>
+            <w:r>
+              <w:rPr>
+                <w:noProof/>
+                <w:webHidden/>
+              </w:rPr>
+              <w:tab/>
+            </w:r>
+            <w:r>
+              <w:rPr>
+                <w:noProof/>
+                <w:webHidden/>
+              </w:rPr>
+              <w:fldChar w:fldCharType="begin"/>
+            </w:r>
+            <w:r>
+              <w:rPr>
+                <w:noProof/>
+                <w:webHidden/>
+              </w:rPr>
+              <w:instrText xml:space="preserve"> PAGEREF _Toc215009753 \h </w:instrText>
+            </w:r>
+            <w:r>
+              <w:rPr>
+                <w:noProof/>
+                <w:webHidden/>
+              </w:rPr>
+            </w:r>
+            <w:r>
+              <w:rPr>
+                <w:noProof/>
+                <w:webHidden/>
+              </w:rPr>
+              <w:fldChar w:fldCharType="separate"/>
+            </w:r>
+            <w:r>
+              <w:rPr>
+                <w:noProof/>
+                <w:webHidden/>
+              </w:rPr>
+              <w:t>6</w:t>
+            </w:r>
+            <w:r>
+              <w:rPr>
+                <w:noProof/>
+                <w:webHidden/>
+              </w:rPr>
+              <w:fldChar w:fldCharType="end"/>
+            </w:r>
+          </w:hyperlink>
+        </w:p>
+        <w:p>
+          <w:pPr>
+            <w:pStyle w:val="TOC2"/>
+            <w:tabs>
+              <w:tab w:val="left" w:pos="960"/>
+              <w:tab w:val="right" w:leader="dot" w:pos="9016"/>
+            </w:tabs>
+            <w:rPr>
+              <w:noProof/>
+              <w:kern w:val="2"/>
+              <w:sz w:val="24"/>
+              <w:szCs w:val="24"/>
+              <w:lang w:eastAsia="en-IE"/>
+              <w14:ligatures w14:val="standardContextual"/>
+            </w:rPr>
+          </w:pPr>
+          <w:hyperlink w:anchor="_Toc215009754" w:history="1">
+            <w:r>
+              <w:rPr>
+                <w:rStyle w:val="Hyperlink"/>
+                <w:rFonts w:cs="Arial"/>
+                <w:noProof/>
+              </w:rPr>
+              <w:t>1.5</w:t>
+            </w:r>
+            <w:r>
+              <w:rPr>
+                <w:noProof/>
+                <w:kern w:val="2"/>
+                <w:sz w:val="24"/>
+                <w:szCs w:val="24"/>
+                <w:lang w:eastAsia="en-IE"/>
+                <w14:ligatures w14:val="standardContextual"/>
+              </w:rPr>
+              <w:tab/>
+            </w:r>
+            <w:r>
+              <w:rPr>
+                <w:rStyle w:val="Hyperlink"/>
+                <w:rFonts w:cs="Arial"/>
+                <w:noProof/>
+              </w:rPr>
+              <w:t>Open addressing</w:t>
+            </w:r>
+            <w:r>
+              <w:rPr>
+                <w:noProof/>
+                <w:webHidden/>
+              </w:rPr>
+              <w:tab/>
+            </w:r>
+            <w:r>
+              <w:rPr>
+                <w:noProof/>
+                <w:webHidden/>
+              </w:rPr>
+              <w:fldChar w:fldCharType="begin"/>
+            </w:r>
+            <w:r>
+              <w:rPr>
+                <w:noProof/>
+                <w:webHidden/>
+              </w:rPr>
+              <w:instrText xml:space="preserve"> PAGEREF _Toc215009754 \h </w:instrText>
+            </w:r>
+            <w:r>
+              <w:rPr>
+                <w:noProof/>
+                <w:webHidden/>
+              </w:rPr>
+            </w:r>
+            <w:r>
+              <w:rPr>
+                <w:noProof/>
+                <w:webHidden/>
+              </w:rPr>
+              <w:fldChar w:fldCharType="separate"/>
+            </w:r>
+            <w:r>
+              <w:rPr>
+                <w:noProof/>
+                <w:webHidden/>
+              </w:rPr>
+              <w:t>6</w:t>
+            </w:r>
+            <w:r>
+              <w:rPr>
+                <w:noProof/>
+                <w:webHidden/>
+              </w:rPr>
+              <w:fldChar w:fldCharType="end"/>
+            </w:r>
+          </w:hyperlink>
+        </w:p>
+        <w:p>
+          <w:pPr>
+            <w:pStyle w:val="TOC1"/>
+            <w:tabs>
+              <w:tab w:val="left" w:pos="440"/>
+              <w:tab w:val="right" w:leader="dot" w:pos="9016"/>
+            </w:tabs>
+            <w:rPr>
+              <w:noProof/>
+              <w:kern w:val="2"/>
+              <w:sz w:val="24"/>
+              <w:szCs w:val="24"/>
+              <w:lang w:eastAsia="en-IE"/>
+              <w14:ligatures w14:val="standardContextual"/>
+            </w:rPr>
+          </w:pPr>
+          <w:hyperlink w:anchor="_Toc215009755" w:history="1">
+            <w:r>
+              <w:rPr>
+                <w:rStyle w:val="Hyperlink"/>
+                <w:rFonts w:cs="Arial"/>
+                <w:noProof/>
+              </w:rPr>
+              <w:t>2</w:t>
+            </w:r>
+            <w:r>
+              <w:rPr>
+                <w:noProof/>
+                <w:kern w:val="2"/>
+                <w:sz w:val="24"/>
+                <w:szCs w:val="24"/>
+                <w:lang w:eastAsia="en-IE"/>
+                <w14:ligatures w14:val="standardContextual"/>
+              </w:rPr>
+              <w:tab/>
+            </w:r>
+            <w:r>
+              <w:rPr>
+                <w:rStyle w:val="Hyperlink"/>
+                <w:rFonts w:cs="Arial"/>
+                <w:noProof/>
+              </w:rPr>
+              <w:t>Appendix</w:t>
+            </w:r>
+            <w:r>
+              <w:rPr>
+                <w:noProof/>
+                <w:webHidden/>
+              </w:rPr>
+              <w:tab/>
+            </w:r>
+            <w:r>
+              <w:rPr>
+                <w:noProof/>
+                <w:webHidden/>
+              </w:rPr>
+              <w:fldChar w:fldCharType="begin"/>
+            </w:r>
+            <w:r>
+              <w:rPr>
+                <w:noProof/>
+                <w:webHidden/>
+              </w:rPr>
+              <w:instrText xml:space="preserve"> PAGEREF _Toc215009755 \h </w:instrText>
+            </w:r>
+            <w:r>
+              <w:rPr>
+                <w:noProof/>
+                <w:webHidden/>
+              </w:rPr>
+            </w:r>
+            <w:r>
+              <w:rPr>
+                <w:noProof/>
+                <w:webHidden/>
+              </w:rPr>
+              <w:fldChar w:fldCharType="separate"/>
+            </w:r>
+            <w:r>
+              <w:rPr>
+                <w:noProof/>
+                <w:webHidden/>
+              </w:rPr>
+              <w:t>8</w:t>
+            </w:r>
+            <w:r>
+              <w:rPr>
+                <w:noProof/>
+                <w:webHidden/>
+              </w:rPr>
+              <w:fldChar w:fldCharType="end"/>
+            </w:r>
+          </w:hyperlink>
+        </w:p>
+        <w:p>
+          <w:pPr>
+            <w:rPr>
+              <w:rFonts w:ascii="Arial" w:hAnsi="Arial" w:cs="Arial"/>
+            </w:rPr>
+          </w:pPr>
+          <w:r>
+            <w:rPr>
+              <w:rFonts w:cs="Arial"/>
+              <w:b/>
+              <w:bCs/>
+              <w:noProof/>
+              <w:sz w:val="24"/>
+              <w:szCs w:val="24"/>
+              <w:lang w:val="en-US"/>
+            </w:rPr>
+            <w:fldChar w:fldCharType="end"/>
+          </w:r>
         </w:p>
       </w:sdtContent>
     </w:sdt>
-    <w:p/>
-    <w:p/>
-    <w:p/>
-    <w:p/>
-    <w:p/>
-    <w:p/>
-    <w:p/>
-    <w:p/>
-    <w:p/>
-    <w:p/>
-    <w:p/>
-    <w:p/>
-    <w:p/>
-    <w:p/>
-    <w:p/>
-    <w:p/>
-    <w:p/>
-    <w:p/>
-    <w:p/>
-    <w:p/>
-    <w:p/>
-    <w:p/>
-    <w:p/>
-    <w:p/>
-    <w:p/>
-    <w:p/>
-    <w:p>
-      <w:fldSimple w:instr=" TOC \h \z \c &quot;Figure&quot; ">
-        <w:r>
-          <w:rPr>
-            <w:b/>
-            <w:bCs/>
-            <w:noProof/>
-            <w:lang w:val="en-US"/>
-          </w:rPr>
-          <w:t>No table of figures entries found.</w:t>
-        </w:r>
-      </w:fldSimple>
-    </w:p>
-    <w:p/>
-    <w:p/>
-    <w:p/>
-    <w:p/>
-    <w:p/>
-    <w:p/>
-    <w:p/>
-    <w:p/>
-    <w:p/>
-    <w:p/>
-    <w:p/>
-    <w:p/>
-    <w:p/>
-    <w:p/>
-    <w:p/>
-    <w:p/>
-    <w:p/>
-    <w:p/>
-    <w:p/>
-    <w:p/>
-    <w:p/>
-    <w:p/>
-    <w:p/>
-    <w:p/>
-    <w:p/>
-    <w:p/>
-    <w:p/>
-    <w:p/>
+    <w:p>
+      <w:pPr>
+        <w:rPr>
+          <w:rFonts w:ascii="Arial" w:hAnsi="Arial" w:cs="Arial"/>
+        </w:rPr>
+      </w:pPr>
+    </w:p>
+    <w:p>
+      <w:pPr>
+        <w:rPr>
+          <w:rFonts w:ascii="Arial" w:hAnsi="Arial" w:cs="Arial"/>
+        </w:rPr>
+      </w:pPr>
+    </w:p>
+    <w:p>
+      <w:pPr>
+        <w:rPr>
+          <w:rFonts w:ascii="Arial" w:hAnsi="Arial" w:cs="Arial"/>
+        </w:rPr>
+      </w:pPr>
+    </w:p>
+    <w:p>
+      <w:pPr>
+        <w:rPr>
+          <w:rFonts w:ascii="Arial" w:hAnsi="Arial" w:cs="Arial"/>
+        </w:rPr>
+      </w:pPr>
+    </w:p>
+    <w:p>
+      <w:pPr>
+        <w:rPr>
+          <w:rFonts w:ascii="Arial" w:hAnsi="Arial" w:cs="Arial"/>
+        </w:rPr>
+      </w:pPr>
+    </w:p>
+    <w:p>
+      <w:pPr>
+        <w:rPr>
+          <w:rFonts w:ascii="Arial" w:hAnsi="Arial" w:cs="Arial"/>
+        </w:rPr>
+      </w:pPr>
+    </w:p>
+    <w:p>
+      <w:pPr>
+        <w:rPr>
+          <w:rFonts w:ascii="Arial" w:hAnsi="Arial" w:cs="Arial"/>
+        </w:rPr>
+      </w:pPr>
+    </w:p>
+    <w:p>
+      <w:pPr>
+        <w:rPr>
+          <w:rFonts w:ascii="Arial" w:hAnsi="Arial" w:cs="Arial"/>
+        </w:rPr>
+      </w:pPr>
+    </w:p>
+    <w:p>
+      <w:pPr>
+        <w:rPr>
+          <w:rFonts w:ascii="Arial" w:hAnsi="Arial" w:cs="Arial"/>
+        </w:rPr>
+      </w:pPr>
+    </w:p>
+    <w:p>
+      <w:pPr>
+        <w:rPr>
+          <w:rFonts w:ascii="Arial" w:hAnsi="Arial" w:cs="Arial"/>
+        </w:rPr>
+      </w:pPr>
+    </w:p>
+    <w:p>
+      <w:pPr>
+        <w:rPr>
+          <w:rFonts w:ascii="Arial" w:hAnsi="Arial" w:cs="Arial"/>
+        </w:rPr>
+      </w:pPr>
+    </w:p>
+    <w:p>
+      <w:pPr>
+        <w:rPr>
+          <w:rFonts w:ascii="Arial" w:hAnsi="Arial" w:cs="Arial"/>
+        </w:rPr>
+      </w:pPr>
+    </w:p>
+    <w:p>
+      <w:pPr>
+        <w:rPr>
+          <w:rFonts w:ascii="Arial" w:hAnsi="Arial" w:cs="Arial"/>
+        </w:rPr>
+      </w:pPr>
+    </w:p>
+    <w:p>
+      <w:pPr>
+        <w:rPr>
+          <w:rFonts w:ascii="Arial" w:hAnsi="Arial" w:cs="Arial"/>
+        </w:rPr>
+      </w:pPr>
+    </w:p>
+    <w:p>
+      <w:pPr>
+        <w:rPr>
+          <w:rFonts w:ascii="Arial" w:hAnsi="Arial" w:cs="Arial"/>
+        </w:rPr>
+      </w:pPr>
+    </w:p>
+    <w:p>
+      <w:pPr>
+        <w:rPr>
+          <w:rFonts w:ascii="Arial" w:hAnsi="Arial" w:cs="Arial"/>
+        </w:rPr>
+      </w:pPr>
+    </w:p>
+    <w:p>
+      <w:pPr>
+        <w:rPr>
+          <w:rFonts w:ascii="Arial" w:hAnsi="Arial" w:cs="Arial"/>
+        </w:rPr>
+      </w:pPr>
+    </w:p>
+    <w:p>
+      <w:pPr>
+        <w:rPr>
+          <w:rFonts w:ascii="Arial" w:hAnsi="Arial" w:cs="Arial"/>
+        </w:rPr>
+      </w:pPr>
+    </w:p>
+    <w:p>
+      <w:pPr>
+        <w:rPr>
+          <w:rFonts w:ascii="Arial" w:hAnsi="Arial" w:cs="Arial"/>
+        </w:rPr>
+      </w:pPr>
+    </w:p>
+    <w:p>
+      <w:pPr>
+        <w:rPr>
+          <w:rFonts w:ascii="Arial" w:hAnsi="Arial" w:cs="Arial"/>
+        </w:rPr>
+      </w:pPr>
+    </w:p>
+    <w:p>
+      <w:pPr>
+        <w:rPr>
+          <w:rFonts w:ascii="Arial" w:hAnsi="Arial" w:cs="Arial"/>
+        </w:rPr>
+      </w:pPr>
+    </w:p>
+    <w:p>
+      <w:pPr>
+        <w:rPr>
+          <w:rFonts w:ascii="Arial" w:hAnsi="Arial" w:cs="Arial"/>
+        </w:rPr>
+      </w:pPr>
+      <w:r>
+        <w:rPr>
+          <w:rFonts w:ascii="Arial" w:hAnsi="Arial" w:cs="Arial"/>
+        </w:rPr>
+        <w:fldChar w:fldCharType="begin"/>
+      </w:r>
+      <w:r>
+        <w:rPr>
+          <w:rFonts w:ascii="Arial" w:hAnsi="Arial" w:cs="Arial"/>
+        </w:rPr>
+        <w:instrText xml:space="preserve"> TOC \h \z \c "Figure" </w:instrText>
+      </w:r>
+      <w:r>
+        <w:rPr>
+          <w:rFonts w:ascii="Arial" w:hAnsi="Arial" w:cs="Arial"/>
+        </w:rPr>
+        <w:fldChar w:fldCharType="separate"/>
+      </w:r>
+      <w:r>
+        <w:rPr>
+          <w:rFonts w:ascii="Arial" w:hAnsi="Arial" w:cs="Arial"/>
+          <w:b/>
+          <w:bCs/>
+          <w:noProof/>
+          <w:lang w:val="en-US"/>
+        </w:rPr>
+        <w:t>No table of figures entries found.</w:t>
+      </w:r>
+      <w:r>
+        <w:rPr>
+          <w:rFonts w:ascii="Arial" w:hAnsi="Arial" w:cs="Arial"/>
+          <w:b/>
+          <w:bCs/>
+          <w:noProof/>
+          <w:lang w:val="en-US"/>
+        </w:rPr>
+        <w:fldChar w:fldCharType="end"/>
+      </w:r>
+    </w:p>
+    <w:p>
+      <w:pPr>
+        <w:rPr>
+          <w:rFonts w:ascii="Arial" w:hAnsi="Arial" w:cs="Arial"/>
+        </w:rPr>
+      </w:pPr>
+    </w:p>
+    <w:p>
+      <w:pPr>
+        <w:rPr>
+          <w:rFonts w:ascii="Arial" w:hAnsi="Arial" w:cs="Arial"/>
+        </w:rPr>
+      </w:pPr>
+    </w:p>
+    <w:p>
+      <w:pPr>
+        <w:rPr>
+          <w:rFonts w:ascii="Arial" w:hAnsi="Arial" w:cs="Arial"/>
+        </w:rPr>
+      </w:pPr>
+    </w:p>
+    <w:p>
+      <w:pPr>
+        <w:rPr>
+          <w:rFonts w:ascii="Arial" w:hAnsi="Arial" w:cs="Arial"/>
+        </w:rPr>
+      </w:pPr>
+    </w:p>
+    <w:p>
+      <w:pPr>
+        <w:rPr>
+          <w:rFonts w:ascii="Arial" w:hAnsi="Arial" w:cs="Arial"/>
+        </w:rPr>
+      </w:pPr>
+    </w:p>
+    <w:p>
+      <w:pPr>
+        <w:rPr>
+          <w:rFonts w:ascii="Arial" w:hAnsi="Arial" w:cs="Arial"/>
+        </w:rPr>
+      </w:pPr>
+    </w:p>
+    <w:p>
+      <w:pPr>
+        <w:rPr>
+          <w:rFonts w:ascii="Arial" w:hAnsi="Arial" w:cs="Arial"/>
+        </w:rPr>
+      </w:pPr>
+    </w:p>
+    <w:p>
+      <w:pPr>
+        <w:rPr>
+          <w:rFonts w:ascii="Arial" w:hAnsi="Arial" w:cs="Arial"/>
+        </w:rPr>
+      </w:pPr>
+    </w:p>
+    <w:p>
+      <w:pPr>
+        <w:rPr>
+          <w:rFonts w:ascii="Arial" w:hAnsi="Arial" w:cs="Arial"/>
+        </w:rPr>
+      </w:pPr>
+    </w:p>
+    <w:p>
+      <w:pPr>
+        <w:rPr>
+          <w:rFonts w:ascii="Arial" w:hAnsi="Arial" w:cs="Arial"/>
+        </w:rPr>
+      </w:pPr>
+    </w:p>
+    <w:p>
+      <w:pPr>
+        <w:rPr>
+          <w:rFonts w:ascii="Arial" w:hAnsi="Arial" w:cs="Arial"/>
+        </w:rPr>
+      </w:pPr>
+    </w:p>
+    <w:p>
+      <w:pPr>
+        <w:rPr>
+          <w:rFonts w:ascii="Arial" w:hAnsi="Arial" w:cs="Arial"/>
+        </w:rPr>
+      </w:pPr>
+    </w:p>
+    <w:p>
+      <w:pPr>
+        <w:rPr>
+          <w:rFonts w:ascii="Arial" w:hAnsi="Arial" w:cs="Arial"/>
+        </w:rPr>
+      </w:pPr>
+    </w:p>
+    <w:p>
+      <w:pPr>
+        <w:rPr>
+          <w:rFonts w:ascii="Arial" w:hAnsi="Arial" w:cs="Arial"/>
+        </w:rPr>
+      </w:pPr>
+    </w:p>
+    <w:p>
+      <w:pPr>
+        <w:rPr>
+          <w:rFonts w:ascii="Arial" w:hAnsi="Arial" w:cs="Arial"/>
+        </w:rPr>
+      </w:pPr>
+    </w:p>
+    <w:p>
+      <w:pPr>
+        <w:rPr>
+          <w:rFonts w:ascii="Arial" w:hAnsi="Arial" w:cs="Arial"/>
+        </w:rPr>
+      </w:pPr>
+    </w:p>
+    <w:p>
+      <w:pPr>
+        <w:rPr>
+          <w:rFonts w:ascii="Arial" w:hAnsi="Arial" w:cs="Arial"/>
+        </w:rPr>
+      </w:pPr>
+    </w:p>
+    <w:p>
+      <w:pPr>
+        <w:rPr>
+          <w:rFonts w:ascii="Arial" w:hAnsi="Arial" w:cs="Arial"/>
+        </w:rPr>
+      </w:pPr>
+    </w:p>
+    <w:p>
+      <w:pPr>
+        <w:rPr>
+          <w:rFonts w:ascii="Arial" w:hAnsi="Arial" w:cs="Arial"/>
+        </w:rPr>
+      </w:pPr>
+    </w:p>
+    <w:p>
+      <w:pPr>
+        <w:rPr>
+          <w:rFonts w:ascii="Arial" w:hAnsi="Arial" w:cs="Arial"/>
+        </w:rPr>
+      </w:pPr>
+    </w:p>
+    <w:p>
+      <w:pPr>
+        <w:rPr>
+          <w:rFonts w:ascii="Arial" w:hAnsi="Arial" w:cs="Arial"/>
+        </w:rPr>
+      </w:pPr>
+    </w:p>
+    <w:p>
+      <w:pPr>
+        <w:rPr>
+          <w:rFonts w:ascii="Arial" w:hAnsi="Arial" w:cs="Arial"/>
+        </w:rPr>
+      </w:pPr>
+    </w:p>
+    <w:p>
+      <w:pPr>
+        <w:rPr>
+          <w:rFonts w:ascii="Arial" w:hAnsi="Arial" w:cs="Arial"/>
+        </w:rPr>
+      </w:pPr>
+    </w:p>
+    <w:p>
+      <w:pPr>
+        <w:rPr>
+          <w:rFonts w:ascii="Arial" w:hAnsi="Arial" w:cs="Arial"/>
+        </w:rPr>
+      </w:pPr>
+    </w:p>
+    <w:p>
+      <w:pPr>
+        <w:rPr>
+          <w:rFonts w:ascii="Arial" w:hAnsi="Arial" w:cs="Arial"/>
+        </w:rPr>
+      </w:pPr>
+    </w:p>
+    <w:p>
+      <w:pPr>
+        <w:pStyle w:val="Heading1"/>
+        <w:rPr>
+          <w:rFonts w:cs="Arial"/>
+          <w:sz w:val="32"/>
+          <w:szCs w:val="32"/>
+        </w:rPr>
+      </w:pPr>
+      <w:bookmarkStart w:id="2" w:name="_Toc215009749"/>
+      <w:r>
+        <w:rPr>
+          <w:rFonts w:cs="Arial"/>
+          <w:sz w:val="32"/>
+          <w:szCs w:val="32"/>
+        </w:rPr>
+        <w:lastRenderedPageBreak/>
+        <w:t>Question 1</w:t>
+      </w:r>
+      <w:bookmarkEnd w:id="2"/>
+    </w:p>
+    <w:p>
+      <w:pPr>
+        <w:pStyle w:val="Heading2"/>
+        <w:rPr>
+          <w:rFonts w:cs="Arial"/>
+          <w:sz w:val="28"/>
+          <w:szCs w:val="28"/>
+        </w:rPr>
+      </w:pPr>
+      <w:bookmarkStart w:id="3" w:name="_Toc215009750"/>
+      <w:r>
+        <w:rPr>
+          <w:rFonts w:cs="Arial"/>
+          <w:sz w:val="28"/>
+          <w:szCs w:val="28"/>
+        </w:rPr>
+        <w:t>Hash Function</w:t>
+      </w:r>
+      <w:bookmarkEnd w:id="3"/>
+    </w:p>
+    <w:p>
+      <w:pPr>
+        <w:rPr>
+          <w:rFonts w:asciiTheme="majorHAnsi" w:hAnsiTheme="majorHAnsi" w:cs="Arial"/>
+          <w:sz w:val="28"/>
+          <w:szCs w:val="28"/>
+        </w:rPr>
+      </w:pPr>
+    </w:p>
+    <w:p>
+      <w:pPr>
+        <w:pStyle w:val="Heading2"/>
+        <w:rPr>
+          <w:rFonts w:cs="Arial"/>
+          <w:sz w:val="28"/>
+          <w:szCs w:val="28"/>
+        </w:rPr>
+      </w:pPr>
+      <w:bookmarkStart w:id="4" w:name="_Toc215009751"/>
+      <w:r>
+        <w:rPr>
+          <w:rFonts w:cs="Arial"/>
+          <w:sz w:val="28"/>
+          <w:szCs w:val="28"/>
+        </w:rPr>
+        <w:t>Hash Table</w:t>
+      </w:r>
+      <w:bookmarkEnd w:id="4"/>
+    </w:p>
+    <w:p>
+      <w:pPr>
+        <w:rPr>
+          <w:rFonts w:asciiTheme="majorHAnsi" w:hAnsiTheme="majorHAnsi" w:cs="Arial"/>
+          <w:sz w:val="28"/>
+          <w:szCs w:val="28"/>
+        </w:rPr>
+      </w:pPr>
+    </w:p>
+    <w:p>
+      <w:pPr>
+        <w:pStyle w:val="Heading2"/>
+        <w:rPr>
+          <w:rFonts w:cs="Arial"/>
+          <w:sz w:val="28"/>
+          <w:szCs w:val="28"/>
+        </w:rPr>
+      </w:pPr>
+      <w:bookmarkStart w:id="5" w:name="_Toc215009752"/>
+      <w:r>
+        <w:rPr>
+          <w:rFonts w:cs="Arial"/>
+          <w:sz w:val="28"/>
+          <w:szCs w:val="28"/>
+        </w:rPr>
+        <w:t>Collision in a hash table</w:t>
+      </w:r>
+      <w:bookmarkEnd w:id="5"/>
+    </w:p>
+    <w:p>
+      <w:pPr>
+        <w:rPr>
+          <w:rFonts w:asciiTheme="majorHAnsi" w:hAnsiTheme="majorHAnsi" w:cs="Arial"/>
+          <w:sz w:val="28"/>
+          <w:szCs w:val="28"/>
+        </w:rPr>
+      </w:pPr>
+    </w:p>
+    <w:p>
+      <w:pPr>
+        <w:pStyle w:val="Heading2"/>
+        <w:rPr>
+          <w:rFonts w:cs="Arial"/>
+          <w:sz w:val="28"/>
+          <w:szCs w:val="28"/>
+        </w:rPr>
+      </w:pPr>
+      <w:bookmarkStart w:id="6" w:name="_Toc215009753"/>
+      <w:r>
+        <w:rPr>
+          <w:rFonts w:cs="Arial"/>
+          <w:sz w:val="28"/>
+          <w:szCs w:val="28"/>
+        </w:rPr>
+        <w:t>Load factor</w:t>
+      </w:r>
+      <w:bookmarkEnd w:id="6"/>
+    </w:p>
+    <w:p>
+      <w:pPr>
+        <w:rPr>
+          <w:rFonts w:asciiTheme="majorHAnsi" w:hAnsiTheme="majorHAnsi" w:cs="Arial"/>
+          <w:sz w:val="28"/>
+          <w:szCs w:val="28"/>
+        </w:rPr>
+      </w:pPr>
+    </w:p>
+    <w:p>
+      <w:pPr>
+        <w:pStyle w:val="Heading2"/>
+        <w:rPr>
+          <w:rFonts w:cs="Arial"/>
+          <w:sz w:val="28"/>
+          <w:szCs w:val="28"/>
+        </w:rPr>
+      </w:pPr>
+      <w:bookmarkStart w:id="7" w:name="_Toc215009754"/>
+      <w:r>
+        <w:rPr>
+          <w:rFonts w:cs="Arial"/>
+          <w:sz w:val="28"/>
+          <w:szCs w:val="28"/>
+        </w:rPr>
+        <w:t>Open addressing</w:t>
+      </w:r>
+      <w:bookmarkEnd w:id="7"/>
+    </w:p>
+    <w:p>
+      <w:pPr>
+        <w:rPr>
+          <w:rFonts w:ascii="Arial" w:hAnsi="Arial" w:cs="Arial"/>
+        </w:rPr>
+      </w:pPr>
+    </w:p>
+    <w:p>
+      <w:pPr>
+        <w:rPr>
+          <w:rFonts w:ascii="Arial" w:hAnsi="Arial" w:cs="Arial"/>
+        </w:rPr>
+      </w:pPr>
+    </w:p>
+    <w:p>
+      <w:pPr>
+        <w:rPr>
+          <w:rFonts w:ascii="Arial" w:hAnsi="Arial" w:cs="Arial"/>
+        </w:rPr>
+      </w:pPr>
+    </w:p>
+    <w:p>
+      <w:pPr>
+        <w:rPr>
+          <w:rFonts w:ascii="Arial" w:hAnsi="Arial" w:cs="Arial"/>
+        </w:rPr>
+      </w:pPr>
+    </w:p>
+    <w:p>
+      <w:pPr>
+        <w:rPr>
+          <w:rFonts w:ascii="Arial" w:hAnsi="Arial" w:cs="Arial"/>
+        </w:rPr>
+      </w:pPr>
+    </w:p>
+    <w:p>
+      <w:pPr>
+        <w:rPr>
+          <w:rFonts w:ascii="Arial" w:hAnsi="Arial" w:cs="Arial"/>
+        </w:rPr>
+      </w:pPr>
+    </w:p>
+    <w:p>
+      <w:pPr>
+        <w:rPr>
+          <w:rFonts w:ascii="Arial" w:hAnsi="Arial" w:cs="Arial"/>
+        </w:rPr>
+      </w:pPr>
+    </w:p>
+    <w:p>
+      <w:pPr>
+        <w:rPr>
+          <w:rFonts w:ascii="Arial" w:hAnsi="Arial" w:cs="Arial"/>
+        </w:rPr>
+      </w:pPr>
+    </w:p>
+    <w:p>
+      <w:pPr>
+        <w:rPr>
+          <w:rFonts w:ascii="Arial" w:hAnsi="Arial" w:cs="Arial"/>
+        </w:rPr>
+      </w:pPr>
+    </w:p>
+    <w:p>
+      <w:pPr>
+        <w:rPr>
+          <w:rFonts w:ascii="Arial" w:hAnsi="Arial" w:cs="Arial"/>
+        </w:rPr>
+      </w:pPr>
+    </w:p>
+    <w:p>
+      <w:pPr>
+        <w:rPr>
+          <w:rFonts w:ascii="Arial" w:hAnsi="Arial" w:cs="Arial"/>
+        </w:rPr>
+      </w:pPr>
+    </w:p>
+    <w:p>
+      <w:pPr>
+        <w:rPr>
+          <w:rFonts w:ascii="Arial" w:hAnsi="Arial" w:cs="Arial"/>
+        </w:rPr>
+      </w:pPr>
+    </w:p>
+    <w:p>
+      <w:pPr>
+        <w:rPr>
+          <w:rFonts w:ascii="Arial" w:hAnsi="Arial" w:cs="Arial"/>
+        </w:rPr>
+      </w:pPr>
+    </w:p>
+    <w:p>
+      <w:pPr>
+        <w:rPr>
+          <w:rFonts w:ascii="Arial" w:hAnsi="Arial" w:cs="Arial"/>
+        </w:rPr>
+      </w:pPr>
+    </w:p>
+    <w:p>
+      <w:pPr>
+        <w:rPr>
+          <w:rFonts w:ascii="Arial" w:hAnsi="Arial" w:cs="Arial"/>
+        </w:rPr>
+      </w:pPr>
+    </w:p>
+    <w:p>
+      <w:pPr>
+        <w:rPr>
+          <w:rFonts w:ascii="Arial" w:hAnsi="Arial" w:cs="Arial"/>
+        </w:rPr>
+      </w:pPr>
+    </w:p>
+    <w:p>
+      <w:pPr>
+        <w:rPr>
+          <w:rFonts w:ascii="Arial" w:hAnsi="Arial" w:cs="Arial"/>
+        </w:rPr>
+      </w:pPr>
+    </w:p>
+    <w:p>
+      <w:pPr>
+        <w:rPr>
+          <w:rFonts w:ascii="Arial" w:hAnsi="Arial" w:cs="Arial"/>
+        </w:rPr>
+      </w:pPr>
+    </w:p>
+    <w:p>
+      <w:pPr>
+        <w:rPr>
+          <w:rFonts w:ascii="Arial" w:hAnsi="Arial" w:cs="Arial"/>
+        </w:rPr>
+      </w:pPr>
+    </w:p>
+    <w:p>
+      <w:pPr>
+        <w:rPr>
+          <w:rFonts w:ascii="Arial" w:hAnsi="Arial" w:cs="Arial"/>
+        </w:rPr>
+      </w:pPr>
+    </w:p>
+    <w:p>
+      <w:pPr>
+        <w:rPr>
+          <w:rFonts w:ascii="Arial" w:hAnsi="Arial" w:cs="Arial"/>
+        </w:rPr>
+      </w:pPr>
+    </w:p>
+    <w:p>
+      <w:pPr>
+        <w:rPr>
+          <w:rFonts w:ascii="Arial" w:hAnsi="Arial" w:cs="Arial"/>
+        </w:rPr>
+      </w:pPr>
+    </w:p>
+    <w:p>
+      <w:pPr>
+        <w:rPr>
+          <w:rFonts w:ascii="Arial" w:hAnsi="Arial" w:cs="Arial"/>
+        </w:rPr>
+      </w:pPr>
+    </w:p>
+    <w:p>
+      <w:pPr>
+        <w:rPr>
+          <w:rFonts w:ascii="Arial" w:hAnsi="Arial" w:cs="Arial"/>
+        </w:rPr>
+      </w:pPr>
+    </w:p>
+    <w:p>
+      <w:pPr>
+        <w:rPr>
+          <w:rFonts w:ascii="Arial" w:hAnsi="Arial" w:cs="Arial"/>
+        </w:rPr>
+      </w:pPr>
+    </w:p>
+    <w:p>
+      <w:pPr>
+        <w:rPr>
+          <w:rFonts w:ascii="Arial" w:hAnsi="Arial" w:cs="Arial"/>
+        </w:rPr>
+      </w:pPr>
+    </w:p>
+    <w:p>
+      <w:pPr>
+        <w:rPr>
+          <w:rFonts w:ascii="Arial" w:hAnsi="Arial" w:cs="Arial"/>
+        </w:rPr>
+      </w:pPr>
+    </w:p>
+    <w:p>
+      <w:pPr>
+        <w:rPr>
+          <w:rFonts w:ascii="Arial" w:hAnsi="Arial" w:cs="Arial"/>
+        </w:rPr>
+      </w:pPr>
+    </w:p>
+    <w:p>
+      <w:pPr>
+        <w:rPr>
+          <w:rFonts w:ascii="Arial" w:hAnsi="Arial" w:cs="Arial"/>
+        </w:rPr>
+      </w:pPr>
+    </w:p>
+    <w:p>
+      <w:pPr>
+        <w:rPr>
+          <w:rFonts w:ascii="Arial" w:hAnsi="Arial" w:cs="Arial"/>
+        </w:rPr>
+      </w:pPr>
+    </w:p>
+    <w:p>
+      <w:pPr>
+        <w:rPr>
+          <w:rFonts w:ascii="Arial" w:hAnsi="Arial" w:cs="Arial"/>
+        </w:rPr>
+      </w:pPr>
+    </w:p>
+    <w:p>
+      <w:pPr>
+        <w:rPr>
+          <w:rFonts w:ascii="Arial" w:hAnsi="Arial" w:cs="Arial"/>
+        </w:rPr>
+      </w:pPr>
+    </w:p>
+    <w:p>
+      <w:pPr>
+        <w:rPr>
+          <w:rFonts w:ascii="Arial" w:hAnsi="Arial" w:cs="Arial"/>
+        </w:rPr>
+      </w:pPr>
+    </w:p>
+    <w:p>
+      <w:pPr>
+        <w:rPr>
+          <w:rFonts w:ascii="Arial" w:hAnsi="Arial" w:cs="Arial"/>
+        </w:rPr>
+      </w:pPr>
+    </w:p>
+    <w:p>
+      <w:pPr>
+        <w:rPr>
+          <w:rFonts w:ascii="Arial" w:hAnsi="Arial" w:cs="Arial"/>
+        </w:rPr>
+      </w:pPr>
+    </w:p>
+    <w:p>
+      <w:pPr>
+        <w:rPr>
+          <w:rFonts w:ascii="Arial" w:hAnsi="Arial" w:cs="Arial"/>
+        </w:rPr>
+      </w:pPr>
+    </w:p>
+    <w:p>
+      <w:pPr>
+        <w:rPr>
+          <w:rFonts w:ascii="Arial" w:hAnsi="Arial" w:cs="Arial"/>
+        </w:rPr>
+      </w:pPr>
+    </w:p>
+    <w:p>
+      <w:pPr>
+        <w:rPr>
+          <w:rFonts w:ascii="Arial" w:hAnsi="Arial" w:cs="Arial"/>
+        </w:rPr>
+      </w:pPr>
+    </w:p>
+    <w:p>
+      <w:pPr>
+        <w:rPr>
+          <w:rFonts w:ascii="Arial" w:hAnsi="Arial" w:cs="Arial"/>
+        </w:rPr>
+      </w:pPr>
+    </w:p>
+    <w:p>
+      <w:pPr>
+        <w:rPr>
+          <w:rFonts w:ascii="Arial" w:hAnsi="Arial" w:cs="Arial"/>
+        </w:rPr>
+      </w:pPr>
+    </w:p>
+    <w:p>
+      <w:pPr>
+        <w:rPr>
+          <w:rFonts w:ascii="Arial" w:hAnsi="Arial" w:cs="Arial"/>
+        </w:rPr>
+      </w:pPr>
+    </w:p>
+    <w:p>
+      <w:pPr>
+        <w:rPr>
+          <w:rFonts w:ascii="Arial" w:hAnsi="Arial" w:cs="Arial"/>
+        </w:rPr>
+      </w:pPr>
+    </w:p>
+    <w:p>
+      <w:pPr>
+        <w:rPr>
+          <w:rFonts w:ascii="Arial" w:hAnsi="Arial" w:cs="Arial"/>
+        </w:rPr>
+      </w:pPr>
+    </w:p>
+    <w:p>
+      <w:pPr>
+        <w:rPr>
+          <w:rFonts w:ascii="Arial" w:hAnsi="Arial" w:cs="Arial"/>
+        </w:rPr>
+      </w:pPr>
+    </w:p>
+    <w:p>
+      <w:pPr>
+        <w:rPr>
+          <w:rFonts w:ascii="Arial" w:hAnsi="Arial" w:cs="Arial"/>
+        </w:rPr>
+      </w:pPr>
+    </w:p>
+    <w:p>
+      <w:pPr>
+        <w:pStyle w:val="Heading1"/>
+        <w:rPr>
+          <w:rFonts w:cs="Arial"/>
+          <w:sz w:val="32"/>
+          <w:szCs w:val="32"/>
+        </w:rPr>
+      </w:pPr>
+      <w:bookmarkStart w:id="8" w:name="_Toc215009755"/>
+      <w:r>
+        <w:rPr>
+          <w:rFonts w:cs="Arial"/>
+          <w:sz w:val="32"/>
+          <w:szCs w:val="32"/>
+        </w:rPr>
+        <w:lastRenderedPageBreak/>
+        <w:t>Appendix</w:t>
+      </w:r>
+      <w:bookmarkEnd w:id="8"/>
+    </w:p>
+    <w:p>
+      <w:pPr>
+        <w:rPr>
+          <w:rFonts w:cs="Arial"/>
+          <w:sz w:val="24"/>
+          <w:szCs w:val="24"/>
+        </w:rPr>
+      </w:pPr>
+      <w:r>
+        <w:rPr>
+          <w:rFonts w:cs="Arial"/>
+          <w:sz w:val="24"/>
+          <w:szCs w:val="24"/>
+        </w:rPr>
+        <w:t xml:space="preserve">GitHub Repo </w:t>
+      </w:r>
+      <w:proofErr w:type="gramStart"/>
+      <w:r>
+        <w:rPr>
+          <w:rFonts w:cs="Arial"/>
+          <w:sz w:val="24"/>
+          <w:szCs w:val="24"/>
+        </w:rPr>
+        <w:t>Link</w:t>
+      </w:r>
+      <w:r>
+        <w:rPr>
+          <w:rFonts w:cs="Arial"/>
+          <w:sz w:val="24"/>
+          <w:szCs w:val="24"/>
+        </w:rPr>
+        <w:t>;</w:t>
+      </w:r>
+      <w:proofErr w:type="gramEnd"/>
+    </w:p>
+    <w:p>
+      <w:pPr>
+        <w:rPr>
+          <w:rFonts w:cs="Arial"/>
+          <w:sz w:val="24"/>
+          <w:szCs w:val="24"/>
+        </w:rPr>
+      </w:pPr>
+      <w:r>
+        <w:rPr>
+          <w:rFonts w:cs="Arial"/>
+          <w:sz w:val="24"/>
+          <w:szCs w:val="24"/>
+        </w:rPr>
+        <w:t>Word Count:</w:t>
+      </w:r>
+    </w:p>
+    <w:p>
+      <w:pPr>
+        <w:rPr>
+          <w:rFonts w:cs="Arial"/>
+          <w:sz w:val="24"/>
+          <w:szCs w:val="24"/>
+        </w:rPr>
+      </w:pPr>
+      <w:r>
+        <w:rPr>
+          <w:rFonts w:cs="Arial"/>
+          <w:sz w:val="24"/>
+          <w:szCs w:val="24"/>
+        </w:rPr>
+        <w:t>Font:</w:t>
+      </w:r>
+      <w:r>
+        <w:rPr>
+          <w:rFonts w:cs="Arial"/>
+          <w:sz w:val="24"/>
+          <w:szCs w:val="24"/>
+        </w:rPr>
+        <w:t xml:space="preserve"> Aptos</w:t>
+      </w:r>
+    </w:p>
+    <w:p>
+      <w:pPr>
+        <w:rPr>
+          <w:rFonts w:cs="Arial"/>
+          <w:sz w:val="24"/>
+          <w:szCs w:val="24"/>
+        </w:rPr>
+      </w:pPr>
+      <w:r>
+        <w:rPr>
+          <w:rFonts w:cs="Arial"/>
+          <w:sz w:val="24"/>
+          <w:szCs w:val="24"/>
+        </w:rPr>
+        <w:t>Font Size</w:t>
+      </w:r>
+      <w:r>
+        <w:rPr>
+          <w:rFonts w:cs="Arial"/>
+          <w:sz w:val="24"/>
+          <w:szCs w:val="24"/>
+        </w:rPr>
+        <w:t>:</w:t>
+      </w:r>
+      <w:r>
+        <w:rPr>
+          <w:rFonts w:cs="Arial"/>
+          <w:sz w:val="24"/>
+          <w:szCs w:val="24"/>
+        </w:rPr>
+        <w:t xml:space="preserve"> 12-16</w:t>
+      </w:r>
+    </w:p>
+    <w:p>
+      <w:pPr>
+        <w:rPr>
+          <w:rFonts w:ascii="Arial" w:hAnsi="Arial" w:cs="Arial"/>
+        </w:rPr>
+      </w:pPr>
+    </w:p>
+    <w:p>
+      <w:pPr>
+        <w:rPr>
+          <w:rFonts w:ascii="Arial" w:hAnsi="Arial" w:cs="Arial"/>
+        </w:rPr>
+      </w:pPr>
+    </w:p>
     <w:sectPr>
-      <w:footerReference w:type="default" r:id="rId9"/>
+      <w:headerReference w:type="default" r:id="rId9"/>
+      <w:footerReference w:type="default" r:id="rId10"/>
       <w:pgSz w:w="11906" w:h="16838"/>
       <w:pgMar w:top="1440" w:right="1440" w:bottom="1440" w:left="1440" w:header="708" w:footer="708" w:gutter="0"/>
       <w:cols w:space="708"/>
@@ -871,6 +3782,16 @@
 </w:footnotes>
 </file>
 
+<file path=word/header1.xml><?xml version="1.0" encoding="utf-8"?>
+<w:hdr xmlns:wpc="http://schemas.microsoft.com/office/word/2010/wordprocessingCanvas" xmlns:cx="http://schemas.microsoft.com/office/drawing/2014/chartex" xmlns:cx1="http://schemas.microsoft.com/office/drawing/2015/9/8/chartex" xmlns:cx2="http://schemas.microsoft.com/office/drawing/2015/10/21/chartex" xmlns:cx3="http://schemas.microsoft.com/office/drawing/2016/5/9/chartex" xmlns:cx4="http://schemas.microsoft.com/office/drawing/2016/5/10/chartex" xmlns:cx5="http://schemas.microsoft.com/office/drawing/2016/5/11/chartex" xmlns:cx6="http://schemas.microsoft.com/office/drawing/2016/5/12/chartex" xmlns:cx7="http://schemas.microsoft.com/office/drawing/2016/5/13/chartex" xmlns:cx8="http://schemas.microsoft.com/office/drawing/2016/5/14/chartex" xmlns:mc="http://schemas.openxmlformats.org/markup-compatibility/2006" xmlns:aink="http://schemas.microsoft.com/office/drawing/2016/ink" xmlns:am3d="http://schemas.microsoft.com/office/drawing/2017/model3d" xmlns:o="urn:schemas-microsoft-com:office:office" xmlns:oel="http://schemas.microsoft.com/office/2019/extlst" xmlns:r="http://schemas.openxmlformats.org/officeDocument/2006/relationships" xmlns:m="http://schemas.openxmlformats.org/officeDocument/2006/math" xmlns:v="urn:schemas-microsoft-com:vml" xmlns:wp14="http://schemas.microsoft.com/office/word/2010/wordprocessingDrawing" xmlns:wp="http://schemas.openxmlformats.org/drawingml/2006/wordprocessingDrawing" xmlns:w10="urn:schemas-microsoft-com:office:word" xmlns:w="http://schemas.openxmlformats.org/wordprocessingml/2006/main" xmlns:w14="http://schemas.microsoft.com/office/word/2010/wordml" xmlns:w15="http://schemas.microsoft.com/office/word/2012/wordml" xmlns:w16cex="http://schemas.microsoft.com/office/word/2018/wordml/cex" xmlns:w16cid="http://schemas.microsoft.com/office/word/2016/wordml/cid" xmlns:w16="http://schemas.microsoft.com/office/word/2018/wordml" xmlns:w16du="http://schemas.microsoft.com/office/word/2023/wordml/word16du" xmlns:w16sdtdh="http://schemas.microsoft.com/office/word/2020/wordml/sdtdatahash" xmlns:w16sdtfl="http://schemas.microsoft.com/office/word/2024/wordml/sdtformatlock" xmlns:w16se="http://schemas.microsoft.com/office/word/2015/wordml/symex" xmlns:wpg="http://schemas.microsoft.com/office/word/2010/wordprocessingGroup" xmlns:wpi="http://schemas.microsoft.com/office/word/2010/wordprocessingInk" xmlns:wne="http://schemas.microsoft.com/office/word/2006/wordml" xmlns:wps="http://schemas.microsoft.com/office/word/2010/wordprocessingShape" mc:Ignorable="w14 w15 w16se w16cid w16 w16cex w16sdtdh w16sdtfl w16du wp14">
+  <w:p>
+    <w:pPr>
+      <w:pStyle w:val="Header"/>
+    </w:pPr>
+  </w:p>
+</w:hdr>
+</file>
+
 <file path=word/numbering.xml><?xml version="1.0" encoding="utf-8"?>
 <w:numbering xmlns:wpc="http://schemas.microsoft.com/office/word/2010/wordprocessingCanvas" xmlns:cx="http://schemas.microsoft.com/office/drawing/2014/chartex" xmlns:cx1="http://schemas.microsoft.com/office/drawing/2015/9/8/chartex" xmlns:cx2="http://schemas.microsoft.com/office/drawing/2015/10/21/chartex" xmlns:cx3="http://schemas.microsoft.com/office/drawing/2016/5/9/chartex" xmlns:cx4="http://schemas.microsoft.com/office/drawing/2016/5/10/chartex" xmlns:cx5="http://schemas.microsoft.com/office/drawing/2016/5/11/chartex" xmlns:cx6="http://schemas.microsoft.com/office/drawing/2016/5/12/chartex" xmlns:cx7="http://schemas.microsoft.com/office/drawing/2016/5/13/chartex" xmlns:cx8="http://schemas.microsoft.com/office/drawing/2016/5/14/chartex" xmlns:mc="http://schemas.openxmlformats.org/markup-compatibility/2006" xmlns:aink="http://schemas.microsoft.com/office/drawing/2016/ink" xmlns:am3d="http://schemas.microsoft.com/office/drawing/2017/model3d" xmlns:o="urn:schemas-microsoft-com:office:office" xmlns:oel="http://schemas.microsoft.com/office/2019/extlst" xmlns:r="http://schemas.openxmlformats.org/officeDocument/2006/relationships" xmlns:m="http://schemas.openxmlformats.org/officeDocument/2006/math" xmlns:v="urn:schemas-microsoft-com:vml" xmlns:wp14="http://schemas.microsoft.com/office/word/2010/wordprocessingDrawing" xmlns:wp="http://schemas.openxmlformats.org/drawingml/2006/wordprocessingDrawing" xmlns:w10="urn:schemas-microsoft-com:office:word" xmlns:w="http://schemas.openxmlformats.org/wordprocessingml/2006/main" xmlns:w14="http://schemas.microsoft.com/office/word/2010/wordml" xmlns:w15="http://schemas.microsoft.com/office/word/2012/wordml" xmlns:w16cex="http://schemas.microsoft.com/office/word/2018/wordml/cex" xmlns:w16cid="http://schemas.microsoft.com/office/word/2016/wordml/cid" xmlns:w16="http://schemas.microsoft.com/office/word/2018/wordml" xmlns:w16du="http://schemas.microsoft.com/office/word/2023/wordml/word16du" xmlns:w16sdtdh="http://schemas.microsoft.com/office/word/2020/wordml/sdtdatahash" xmlns:w16sdtfl="http://schemas.microsoft.com/office/word/2024/wordml/sdtformatlock" xmlns:w16se="http://schemas.microsoft.com/office/word/2015/wordml/symex" xmlns:wpg="http://schemas.microsoft.com/office/word/2010/wordprocessingGroup" xmlns:wpi="http://schemas.microsoft.com/office/word/2010/wordprocessingInk" xmlns:wne="http://schemas.microsoft.com/office/word/2006/wordml" xmlns:wps="http://schemas.microsoft.com/office/word/2010/wordprocessingShape" mc:Ignorable="w14 w15 w16se w16cid w16 w16cex w16sdtdh w16sdtfl w16du wp14">
   <w:abstractNum w:abstractNumId="0" w15:restartNumberingAfterBreak="0">
@@ -959,8 +3880,427 @@
       </w:pPr>
     </w:lvl>
   </w:abstractNum>
+  <w:abstractNum w:abstractNumId="1" w15:restartNumberingAfterBreak="0">
+    <w:nsid w:val="26222807"/>
+    <w:multiLevelType w:val="multilevel"/>
+    <w:tmpl w:val="1809001F"/>
+    <w:lvl w:ilvl="0">
+      <w:start w:val="1"/>
+      <w:numFmt w:val="decimal"/>
+      <w:lvlText w:val="%1."/>
+      <w:lvlJc w:val="left"/>
+      <w:pPr>
+        <w:ind w:left="360" w:hanging="360"/>
+      </w:pPr>
+    </w:lvl>
+    <w:lvl w:ilvl="1">
+      <w:start w:val="1"/>
+      <w:numFmt w:val="decimal"/>
+      <w:lvlText w:val="%1.%2."/>
+      <w:lvlJc w:val="left"/>
+      <w:pPr>
+        <w:ind w:left="792" w:hanging="432"/>
+      </w:pPr>
+    </w:lvl>
+    <w:lvl w:ilvl="2">
+      <w:start w:val="1"/>
+      <w:numFmt w:val="decimal"/>
+      <w:lvlText w:val="%1.%2.%3."/>
+      <w:lvlJc w:val="left"/>
+      <w:pPr>
+        <w:ind w:left="1224" w:hanging="504"/>
+      </w:pPr>
+    </w:lvl>
+    <w:lvl w:ilvl="3">
+      <w:start w:val="1"/>
+      <w:numFmt w:val="decimal"/>
+      <w:lvlText w:val="%1.%2.%3.%4."/>
+      <w:lvlJc w:val="left"/>
+      <w:pPr>
+        <w:ind w:left="1728" w:hanging="648"/>
+      </w:pPr>
+    </w:lvl>
+    <w:lvl w:ilvl="4">
+      <w:start w:val="1"/>
+      <w:numFmt w:val="decimal"/>
+      <w:lvlText w:val="%1.%2.%3.%4.%5."/>
+      <w:lvlJc w:val="left"/>
+      <w:pPr>
+        <w:ind w:left="2232" w:hanging="792"/>
+      </w:pPr>
+    </w:lvl>
+    <w:lvl w:ilvl="5">
+      <w:start w:val="1"/>
+      <w:numFmt w:val="decimal"/>
+      <w:lvlText w:val="%1.%2.%3.%4.%5.%6."/>
+      <w:lvlJc w:val="left"/>
+      <w:pPr>
+        <w:ind w:left="2736" w:hanging="936"/>
+      </w:pPr>
+    </w:lvl>
+    <w:lvl w:ilvl="6">
+      <w:start w:val="1"/>
+      <w:numFmt w:val="decimal"/>
+      <w:lvlText w:val="%1.%2.%3.%4.%5.%6.%7."/>
+      <w:lvlJc w:val="left"/>
+      <w:pPr>
+        <w:ind w:left="3240" w:hanging="1080"/>
+      </w:pPr>
+    </w:lvl>
+    <w:lvl w:ilvl="7">
+      <w:start w:val="1"/>
+      <w:numFmt w:val="decimal"/>
+      <w:lvlText w:val="%1.%2.%3.%4.%5.%6.%7.%8."/>
+      <w:lvlJc w:val="left"/>
+      <w:pPr>
+        <w:ind w:left="3744" w:hanging="1224"/>
+      </w:pPr>
+    </w:lvl>
+    <w:lvl w:ilvl="8">
+      <w:start w:val="1"/>
+      <w:numFmt w:val="decimal"/>
+      <w:lvlText w:val="%1.%2.%3.%4.%5.%6.%7.%8.%9."/>
+      <w:lvlJc w:val="left"/>
+      <w:pPr>
+        <w:ind w:left="4320" w:hanging="1440"/>
+      </w:pPr>
+    </w:lvl>
+  </w:abstractNum>
+  <w:abstractNum w:abstractNumId="2" w15:restartNumberingAfterBreak="0">
+    <w:nsid w:val="31B07540"/>
+    <w:multiLevelType w:val="hybridMultilevel"/>
+    <w:tmpl w:val="BC9AF9AC"/>
+    <w:lvl w:ilvl="0" w:tplc="1809000F">
+      <w:start w:val="1"/>
+      <w:numFmt w:val="decimal"/>
+      <w:lvlText w:val="%1."/>
+      <w:lvlJc w:val="left"/>
+      <w:pPr>
+        <w:ind w:left="720" w:hanging="360"/>
+      </w:pPr>
+    </w:lvl>
+    <w:lvl w:ilvl="1" w:tplc="18090019" w:tentative="1">
+      <w:start w:val="1"/>
+      <w:numFmt w:val="lowerLetter"/>
+      <w:lvlText w:val="%2."/>
+      <w:lvlJc w:val="left"/>
+      <w:pPr>
+        <w:ind w:left="1440" w:hanging="360"/>
+      </w:pPr>
+    </w:lvl>
+    <w:lvl w:ilvl="2" w:tplc="1809001B" w:tentative="1">
+      <w:start w:val="1"/>
+      <w:numFmt w:val="lowerRoman"/>
+      <w:lvlText w:val="%3."/>
+      <w:lvlJc w:val="right"/>
+      <w:pPr>
+        <w:ind w:left="2160" w:hanging="180"/>
+      </w:pPr>
+    </w:lvl>
+    <w:lvl w:ilvl="3" w:tplc="1809000F" w:tentative="1">
+      <w:start w:val="1"/>
+      <w:numFmt w:val="decimal"/>
+      <w:lvlText w:val="%4."/>
+      <w:lvlJc w:val="left"/>
+      <w:pPr>
+        <w:ind w:left="2880" w:hanging="360"/>
+      </w:pPr>
+    </w:lvl>
+    <w:lvl w:ilvl="4" w:tplc="18090019" w:tentative="1">
+      <w:start w:val="1"/>
+      <w:numFmt w:val="lowerLetter"/>
+      <w:lvlText w:val="%5."/>
+      <w:lvlJc w:val="left"/>
+      <w:pPr>
+        <w:ind w:left="3600" w:hanging="360"/>
+      </w:pPr>
+    </w:lvl>
+    <w:lvl w:ilvl="5" w:tplc="1809001B" w:tentative="1">
+      <w:start w:val="1"/>
+      <w:numFmt w:val="lowerRoman"/>
+      <w:lvlText w:val="%6."/>
+      <w:lvlJc w:val="right"/>
+      <w:pPr>
+        <w:ind w:left="4320" w:hanging="180"/>
+      </w:pPr>
+    </w:lvl>
+    <w:lvl w:ilvl="6" w:tplc="1809000F" w:tentative="1">
+      <w:start w:val="1"/>
+      <w:numFmt w:val="decimal"/>
+      <w:lvlText w:val="%7."/>
+      <w:lvlJc w:val="left"/>
+      <w:pPr>
+        <w:ind w:left="5040" w:hanging="360"/>
+      </w:pPr>
+    </w:lvl>
+    <w:lvl w:ilvl="7" w:tplc="18090019" w:tentative="1">
+      <w:start w:val="1"/>
+      <w:numFmt w:val="lowerLetter"/>
+      <w:lvlText w:val="%8."/>
+      <w:lvlJc w:val="left"/>
+      <w:pPr>
+        <w:ind w:left="5760" w:hanging="360"/>
+      </w:pPr>
+    </w:lvl>
+    <w:lvl w:ilvl="8" w:tplc="1809001B" w:tentative="1">
+      <w:start w:val="1"/>
+      <w:numFmt w:val="lowerRoman"/>
+      <w:lvlText w:val="%9."/>
+      <w:lvlJc w:val="right"/>
+      <w:pPr>
+        <w:ind w:left="6480" w:hanging="180"/>
+      </w:pPr>
+    </w:lvl>
+  </w:abstractNum>
+  <w:abstractNum w:abstractNumId="3" w15:restartNumberingAfterBreak="0">
+    <w:nsid w:val="36FC1EC9"/>
+    <w:multiLevelType w:val="multilevel"/>
+    <w:tmpl w:val="18090025"/>
+    <w:lvl w:ilvl="0">
+      <w:start w:val="1"/>
+      <w:numFmt w:val="decimal"/>
+      <w:pStyle w:val="Heading1"/>
+      <w:lvlText w:val="%1"/>
+      <w:lvlJc w:val="left"/>
+      <w:pPr>
+        <w:ind w:left="432" w:hanging="432"/>
+      </w:pPr>
+    </w:lvl>
+    <w:lvl w:ilvl="1">
+      <w:start w:val="1"/>
+      <w:numFmt w:val="decimal"/>
+      <w:pStyle w:val="Heading2"/>
+      <w:lvlText w:val="%1.%2"/>
+      <w:lvlJc w:val="left"/>
+      <w:pPr>
+        <w:ind w:left="576" w:hanging="576"/>
+      </w:pPr>
+    </w:lvl>
+    <w:lvl w:ilvl="2">
+      <w:start w:val="1"/>
+      <w:numFmt w:val="decimal"/>
+      <w:pStyle w:val="Heading3"/>
+      <w:lvlText w:val="%1.%2.%3"/>
+      <w:lvlJc w:val="left"/>
+      <w:pPr>
+        <w:ind w:left="720" w:hanging="720"/>
+      </w:pPr>
+    </w:lvl>
+    <w:lvl w:ilvl="3">
+      <w:start w:val="1"/>
+      <w:numFmt w:val="decimal"/>
+      <w:pStyle w:val="Heading4"/>
+      <w:lvlText w:val="%1.%2.%3.%4"/>
+      <w:lvlJc w:val="left"/>
+      <w:pPr>
+        <w:ind w:left="864" w:hanging="864"/>
+      </w:pPr>
+    </w:lvl>
+    <w:lvl w:ilvl="4">
+      <w:start w:val="1"/>
+      <w:numFmt w:val="decimal"/>
+      <w:pStyle w:val="Heading5"/>
+      <w:lvlText w:val="%1.%2.%3.%4.%5"/>
+      <w:lvlJc w:val="left"/>
+      <w:pPr>
+        <w:ind w:left="1008" w:hanging="1008"/>
+      </w:pPr>
+    </w:lvl>
+    <w:lvl w:ilvl="5">
+      <w:start w:val="1"/>
+      <w:numFmt w:val="decimal"/>
+      <w:pStyle w:val="Heading6"/>
+      <w:lvlText w:val="%1.%2.%3.%4.%5.%6"/>
+      <w:lvlJc w:val="left"/>
+      <w:pPr>
+        <w:ind w:left="1152" w:hanging="1152"/>
+      </w:pPr>
+    </w:lvl>
+    <w:lvl w:ilvl="6">
+      <w:start w:val="1"/>
+      <w:numFmt w:val="decimal"/>
+      <w:pStyle w:val="Heading7"/>
+      <w:lvlText w:val="%1.%2.%3.%4.%5.%6.%7"/>
+      <w:lvlJc w:val="left"/>
+      <w:pPr>
+        <w:ind w:left="1296" w:hanging="1296"/>
+      </w:pPr>
+    </w:lvl>
+    <w:lvl w:ilvl="7">
+      <w:start w:val="1"/>
+      <w:numFmt w:val="decimal"/>
+      <w:pStyle w:val="Heading8"/>
+      <w:lvlText w:val="%1.%2.%3.%4.%5.%6.%7.%8"/>
+      <w:lvlJc w:val="left"/>
+      <w:pPr>
+        <w:ind w:left="1440" w:hanging="1440"/>
+      </w:pPr>
+    </w:lvl>
+    <w:lvl w:ilvl="8">
+      <w:start w:val="1"/>
+      <w:numFmt w:val="decimal"/>
+      <w:pStyle w:val="Heading9"/>
+      <w:lvlText w:val="%1.%2.%3.%4.%5.%6.%7.%8.%9"/>
+      <w:lvlJc w:val="left"/>
+      <w:pPr>
+        <w:ind w:left="1584" w:hanging="1584"/>
+      </w:pPr>
+    </w:lvl>
+  </w:abstractNum>
+  <w:abstractNum w:abstractNumId="4" w15:restartNumberingAfterBreak="0">
+    <w:nsid w:val="417C024E"/>
+    <w:multiLevelType w:val="hybridMultilevel"/>
+    <w:tmpl w:val="24E4C11C"/>
+    <w:lvl w:ilvl="0" w:tplc="E6D41556">
+      <w:start w:val="1"/>
+      <w:numFmt w:val="bullet"/>
+      <w:lvlText w:val="•"/>
+      <w:lvlJc w:val="left"/>
+      <w:pPr>
+        <w:tabs>
+          <w:tab w:val="num" w:pos="720"/>
+        </w:tabs>
+        <w:ind w:left="720" w:hanging="360"/>
+      </w:pPr>
+      <w:rPr>
+        <w:rFonts w:ascii="Arial" w:hAnsi="Arial" w:hint="default"/>
+      </w:rPr>
+    </w:lvl>
+    <w:lvl w:ilvl="1" w:tplc="F06C10A4" w:tentative="1">
+      <w:start w:val="1"/>
+      <w:numFmt w:val="bullet"/>
+      <w:lvlText w:val="•"/>
+      <w:lvlJc w:val="left"/>
+      <w:pPr>
+        <w:tabs>
+          <w:tab w:val="num" w:pos="1440"/>
+        </w:tabs>
+        <w:ind w:left="1440" w:hanging="360"/>
+      </w:pPr>
+      <w:rPr>
+        <w:rFonts w:ascii="Arial" w:hAnsi="Arial" w:hint="default"/>
+      </w:rPr>
+    </w:lvl>
+    <w:lvl w:ilvl="2" w:tplc="E6587118" w:tentative="1">
+      <w:start w:val="1"/>
+      <w:numFmt w:val="bullet"/>
+      <w:lvlText w:val="•"/>
+      <w:lvlJc w:val="left"/>
+      <w:pPr>
+        <w:tabs>
+          <w:tab w:val="num" w:pos="2160"/>
+        </w:tabs>
+        <w:ind w:left="2160" w:hanging="360"/>
+      </w:pPr>
+      <w:rPr>
+        <w:rFonts w:ascii="Arial" w:hAnsi="Arial" w:hint="default"/>
+      </w:rPr>
+    </w:lvl>
+    <w:lvl w:ilvl="3" w:tplc="0A7EC06E" w:tentative="1">
+      <w:start w:val="1"/>
+      <w:numFmt w:val="bullet"/>
+      <w:lvlText w:val="•"/>
+      <w:lvlJc w:val="left"/>
+      <w:pPr>
+        <w:tabs>
+          <w:tab w:val="num" w:pos="2880"/>
+        </w:tabs>
+        <w:ind w:left="2880" w:hanging="360"/>
+      </w:pPr>
+      <w:rPr>
+        <w:rFonts w:ascii="Arial" w:hAnsi="Arial" w:hint="default"/>
+      </w:rPr>
+    </w:lvl>
+    <w:lvl w:ilvl="4" w:tplc="B4C0B65A" w:tentative="1">
+      <w:start w:val="1"/>
+      <w:numFmt w:val="bullet"/>
+      <w:lvlText w:val="•"/>
+      <w:lvlJc w:val="left"/>
+      <w:pPr>
+        <w:tabs>
+          <w:tab w:val="num" w:pos="3600"/>
+        </w:tabs>
+        <w:ind w:left="3600" w:hanging="360"/>
+      </w:pPr>
+      <w:rPr>
+        <w:rFonts w:ascii="Arial" w:hAnsi="Arial" w:hint="default"/>
+      </w:rPr>
+    </w:lvl>
+    <w:lvl w:ilvl="5" w:tplc="0FC69650" w:tentative="1">
+      <w:start w:val="1"/>
+      <w:numFmt w:val="bullet"/>
+      <w:lvlText w:val="•"/>
+      <w:lvlJc w:val="left"/>
+      <w:pPr>
+        <w:tabs>
+          <w:tab w:val="num" w:pos="4320"/>
+        </w:tabs>
+        <w:ind w:left="4320" w:hanging="360"/>
+      </w:pPr>
+      <w:rPr>
+        <w:rFonts w:ascii="Arial" w:hAnsi="Arial" w:hint="default"/>
+      </w:rPr>
+    </w:lvl>
+    <w:lvl w:ilvl="6" w:tplc="F5E61072" w:tentative="1">
+      <w:start w:val="1"/>
+      <w:numFmt w:val="bullet"/>
+      <w:lvlText w:val="•"/>
+      <w:lvlJc w:val="left"/>
+      <w:pPr>
+        <w:tabs>
+          <w:tab w:val="num" w:pos="5040"/>
+        </w:tabs>
+        <w:ind w:left="5040" w:hanging="360"/>
+      </w:pPr>
+      <w:rPr>
+        <w:rFonts w:ascii="Arial" w:hAnsi="Arial" w:hint="default"/>
+      </w:rPr>
+    </w:lvl>
+    <w:lvl w:ilvl="7" w:tplc="5D32DB62" w:tentative="1">
+      <w:start w:val="1"/>
+      <w:numFmt w:val="bullet"/>
+      <w:lvlText w:val="•"/>
+      <w:lvlJc w:val="left"/>
+      <w:pPr>
+        <w:tabs>
+          <w:tab w:val="num" w:pos="5760"/>
+        </w:tabs>
+        <w:ind w:left="5760" w:hanging="360"/>
+      </w:pPr>
+      <w:rPr>
+        <w:rFonts w:ascii="Arial" w:hAnsi="Arial" w:hint="default"/>
+      </w:rPr>
+    </w:lvl>
+    <w:lvl w:ilvl="8" w:tplc="EBD6F2F6" w:tentative="1">
+      <w:start w:val="1"/>
+      <w:numFmt w:val="bullet"/>
+      <w:lvlText w:val="•"/>
+      <w:lvlJc w:val="left"/>
+      <w:pPr>
+        <w:tabs>
+          <w:tab w:val="num" w:pos="6480"/>
+        </w:tabs>
+        <w:ind w:left="6480" w:hanging="360"/>
+      </w:pPr>
+      <w:rPr>
+        <w:rFonts w:ascii="Arial" w:hAnsi="Arial" w:hint="default"/>
+      </w:rPr>
+    </w:lvl>
+  </w:abstractNum>
   <w:num w:numId="1" w16cid:durableId="691999202">
     <w:abstractNumId w:val="0"/>
+  </w:num>
+  <w:num w:numId="2" w16cid:durableId="1161458546">
+    <w:abstractNumId w:val="2"/>
+  </w:num>
+  <w:num w:numId="3" w16cid:durableId="145325925">
+    <w:abstractNumId w:val="1"/>
+  </w:num>
+  <w:num w:numId="4" w16cid:durableId="1119488605">
+    <w:abstractNumId w:val="3"/>
+  </w:num>
+  <w:num w:numId="5" w16cid:durableId="1061713459">
+    <w:abstractNumId w:val="4"/>
   </w:num>
 </w:numbering>
 </file>
@@ -1051,7 +4391,7 @@
     <w:lsdException w:name="Closing" w:semiHidden="1" w:unhideWhenUsed="1"/>
     <w:lsdException w:name="Signature" w:semiHidden="1" w:unhideWhenUsed="1"/>
     <w:lsdException w:name="Default Paragraph Font" w:semiHidden="1" w:uiPriority="1" w:unhideWhenUsed="1"/>
-    <w:lsdException w:name="Body Text" w:semiHidden="1" w:unhideWhenUsed="1"/>
+    <w:lsdException w:name="Body Text" w:semiHidden="1" w:uiPriority="0" w:unhideWhenUsed="1"/>
     <w:lsdException w:name="Body Text Indent" w:semiHidden="1" w:unhideWhenUsed="1"/>
     <w:lsdException w:name="List Continue" w:semiHidden="1" w:unhideWhenUsed="1"/>
     <w:lsdException w:name="List Continue 2" w:semiHidden="1" w:unhideWhenUsed="1"/>
@@ -1386,6 +4726,9 @@
     <w:pPr>
       <w:keepNext/>
       <w:keepLines/>
+      <w:numPr>
+        <w:numId w:val="4"/>
+      </w:numPr>
       <w:spacing w:before="360" w:after="80"/>
       <w:outlineLvl w:val="0"/>
     </w:pPr>
@@ -1402,13 +4745,16 @@
     <w:next w:val="Normal"/>
     <w:link w:val="Heading2Char"/>
     <w:uiPriority w:val="9"/>
-    <w:semiHidden/>
     <w:unhideWhenUsed/>
     <w:qFormat/>
     <w:rsid w:val="00874355"/>
     <w:pPr>
       <w:keepNext/>
       <w:keepLines/>
+      <w:numPr>
+        <w:ilvl w:val="1"/>
+        <w:numId w:val="4"/>
+      </w:numPr>
       <w:spacing w:before="160" w:after="80"/>
       <w:outlineLvl w:val="1"/>
     </w:pPr>
@@ -1425,13 +4771,16 @@
     <w:next w:val="Normal"/>
     <w:link w:val="Heading3Char"/>
     <w:uiPriority w:val="9"/>
-    <w:semiHidden/>
     <w:unhideWhenUsed/>
     <w:qFormat/>
     <w:rsid w:val="00874355"/>
     <w:pPr>
       <w:keepNext/>
       <w:keepLines/>
+      <w:numPr>
+        <w:ilvl w:val="2"/>
+        <w:numId w:val="4"/>
+      </w:numPr>
       <w:spacing w:before="160" w:after="80"/>
       <w:outlineLvl w:val="2"/>
     </w:pPr>
@@ -1455,6 +4804,10 @@
     <w:pPr>
       <w:keepNext/>
       <w:keepLines/>
+      <w:numPr>
+        <w:ilvl w:val="3"/>
+        <w:numId w:val="4"/>
+      </w:numPr>
       <w:spacing w:before="80" w:after="40"/>
       <w:outlineLvl w:val="3"/>
     </w:pPr>
@@ -1478,6 +4831,10 @@
     <w:pPr>
       <w:keepNext/>
       <w:keepLines/>
+      <w:numPr>
+        <w:ilvl w:val="4"/>
+        <w:numId w:val="4"/>
+      </w:numPr>
       <w:spacing w:before="80" w:after="40"/>
       <w:outlineLvl w:val="4"/>
     </w:pPr>
@@ -1499,6 +4856,10 @@
     <w:pPr>
       <w:keepNext/>
       <w:keepLines/>
+      <w:numPr>
+        <w:ilvl w:val="5"/>
+        <w:numId w:val="4"/>
+      </w:numPr>
       <w:spacing w:before="40" w:after="0"/>
       <w:outlineLvl w:val="5"/>
     </w:pPr>
@@ -1522,6 +4883,10 @@
     <w:pPr>
       <w:keepNext/>
       <w:keepLines/>
+      <w:numPr>
+        <w:ilvl w:val="6"/>
+        <w:numId w:val="4"/>
+      </w:numPr>
       <w:spacing w:before="40" w:after="0"/>
       <w:outlineLvl w:val="6"/>
     </w:pPr>
@@ -1543,6 +4908,10 @@
     <w:pPr>
       <w:keepNext/>
       <w:keepLines/>
+      <w:numPr>
+        <w:ilvl w:val="7"/>
+        <w:numId w:val="4"/>
+      </w:numPr>
       <w:spacing w:after="0"/>
       <w:outlineLvl w:val="7"/>
     </w:pPr>
@@ -1566,6 +4935,10 @@
     <w:pPr>
       <w:keepNext/>
       <w:keepLines/>
+      <w:numPr>
+        <w:ilvl w:val="8"/>
+        <w:numId w:val="4"/>
+      </w:numPr>
       <w:spacing w:after="0"/>
       <w:outlineLvl w:val="8"/>
     </w:pPr>
@@ -1577,6 +4950,7 @@
   <w:style w:type="character" w:default="1" w:styleId="DefaultParagraphFont">
     <w:name w:val="Default Paragraph Font"/>
     <w:uiPriority w:val="1"/>
+    <w:semiHidden/>
     <w:unhideWhenUsed/>
   </w:style>
   <w:style w:type="table" w:default="1" w:styleId="TableNormal">
@@ -1618,7 +4992,6 @@
     <w:basedOn w:val="DefaultParagraphFont"/>
     <w:link w:val="Heading2"/>
     <w:uiPriority w:val="9"/>
-    <w:semiHidden/>
     <w:rsid w:val="00874355"/>
     <w:rPr>
       <w:rFonts w:asciiTheme="majorHAnsi" w:eastAsiaTheme="majorEastAsia" w:hAnsiTheme="majorHAnsi" w:cstheme="majorBidi"/>
@@ -1632,7 +5005,6 @@
     <w:basedOn w:val="DefaultParagraphFont"/>
     <w:link w:val="Heading3"/>
     <w:uiPriority w:val="9"/>
-    <w:semiHidden/>
     <w:rsid w:val="00874355"/>
     <w:rPr>
       <w:rFonts w:eastAsiaTheme="majorEastAsia" w:cstheme="majorBidi"/>
@@ -1962,6 +5334,143 @@
       <w14:ligatures w14:val="none"/>
     </w:rPr>
   </w:style>
+  <w:style w:type="paragraph" w:styleId="TOC1">
+    <w:name w:val="toc 1"/>
+    <w:basedOn w:val="Normal"/>
+    <w:next w:val="Normal"/>
+    <w:autoRedefine/>
+    <w:uiPriority w:val="39"/>
+    <w:unhideWhenUsed/>
+    <w:rsid w:val="00821412"/>
+    <w:pPr>
+      <w:spacing w:after="100"/>
+    </w:pPr>
+  </w:style>
+  <w:style w:type="paragraph" w:styleId="TOC2">
+    <w:name w:val="toc 2"/>
+    <w:basedOn w:val="Normal"/>
+    <w:next w:val="Normal"/>
+    <w:autoRedefine/>
+    <w:uiPriority w:val="39"/>
+    <w:unhideWhenUsed/>
+    <w:rsid w:val="00821412"/>
+    <w:pPr>
+      <w:spacing w:after="100"/>
+      <w:ind w:left="220"/>
+    </w:pPr>
+  </w:style>
+  <w:style w:type="character" w:styleId="Hyperlink">
+    <w:name w:val="Hyperlink"/>
+    <w:basedOn w:val="DefaultParagraphFont"/>
+    <w:uiPriority w:val="99"/>
+    <w:unhideWhenUsed/>
+    <w:rsid w:val="00821412"/>
+    <w:rPr>
+      <w:color w:val="467886" w:themeColor="hyperlink"/>
+      <w:u w:val="single"/>
+    </w:rPr>
+  </w:style>
+  <w:style w:type="paragraph" w:styleId="NoSpacing">
+    <w:name w:val="No Spacing"/>
+    <w:link w:val="NoSpacingChar"/>
+    <w:uiPriority w:val="1"/>
+    <w:qFormat/>
+    <w:rsid w:val="002A6931"/>
+    <w:pPr>
+      <w:spacing w:after="0" w:line="240" w:lineRule="auto"/>
+    </w:pPr>
+    <w:rPr>
+      <w:rFonts w:ascii="Oxygen" w:eastAsiaTheme="minorEastAsia" w:hAnsi="Oxygen"/>
+      <w:color w:val="595959" w:themeColor="text1" w:themeTint="A6"/>
+      <w:kern w:val="0"/>
+      <w:lang w:val="en-US" w:eastAsia="zh-CN"/>
+      <w14:ligatures w14:val="none"/>
+    </w:rPr>
+  </w:style>
+  <w:style w:type="character" w:customStyle="1" w:styleId="NoSpacingChar">
+    <w:name w:val="No Spacing Char"/>
+    <w:basedOn w:val="DefaultParagraphFont"/>
+    <w:link w:val="NoSpacing"/>
+    <w:uiPriority w:val="1"/>
+    <w:rsid w:val="002A6931"/>
+    <w:rPr>
+      <w:rFonts w:ascii="Oxygen" w:eastAsiaTheme="minorEastAsia" w:hAnsi="Oxygen"/>
+      <w:color w:val="595959" w:themeColor="text1" w:themeTint="A6"/>
+      <w:kern w:val="0"/>
+      <w:lang w:val="en-US" w:eastAsia="zh-CN"/>
+      <w14:ligatures w14:val="none"/>
+    </w:rPr>
+  </w:style>
+  <w:style w:type="table" w:styleId="TableGrid">
+    <w:name w:val="Table Grid"/>
+    <w:basedOn w:val="TableNormal"/>
+    <w:uiPriority w:val="39"/>
+    <w:rsid w:val="002A6931"/>
+    <w:pPr>
+      <w:spacing w:after="0" w:line="240" w:lineRule="auto"/>
+    </w:pPr>
+    <w:rPr>
+      <w:rFonts w:eastAsiaTheme="minorEastAsia"/>
+      <w:kern w:val="0"/>
+      <w:sz w:val="24"/>
+      <w:szCs w:val="21"/>
+      <w:lang w:eastAsia="zh-CN" w:bidi="hi-IN"/>
+      <w14:ligatures w14:val="none"/>
+    </w:rPr>
+    <w:tblPr>
+      <w:tblBorders>
+        <w:top w:val="single" w:sz="4" w:space="0" w:color="auto"/>
+        <w:left w:val="single" w:sz="4" w:space="0" w:color="auto"/>
+        <w:bottom w:val="single" w:sz="4" w:space="0" w:color="auto"/>
+        <w:right w:val="single" w:sz="4" w:space="0" w:color="auto"/>
+        <w:insideH w:val="single" w:sz="4" w:space="0" w:color="auto"/>
+        <w:insideV w:val="single" w:sz="4" w:space="0" w:color="auto"/>
+      </w:tblBorders>
+    </w:tblPr>
+  </w:style>
+  <w:style w:type="paragraph" w:styleId="BodyText">
+    <w:name w:val="Body Text"/>
+    <w:basedOn w:val="Normal"/>
+    <w:link w:val="BodyTextChar"/>
+    <w:unhideWhenUsed/>
+    <w:rsid w:val="002A6931"/>
+    <w:pPr>
+      <w:spacing w:after="0" w:line="360" w:lineRule="auto"/>
+    </w:pPr>
+    <w:rPr>
+      <w:rFonts w:ascii="Times New Roman" w:eastAsia="Times New Roman" w:hAnsi="Times New Roman" w:cs="Times New Roman"/>
+      <w:sz w:val="24"/>
+      <w:szCs w:val="20"/>
+      <w:lang w:val="en-AU"/>
+    </w:rPr>
+  </w:style>
+  <w:style w:type="character" w:customStyle="1" w:styleId="BodyTextChar">
+    <w:name w:val="Body Text Char"/>
+    <w:basedOn w:val="DefaultParagraphFont"/>
+    <w:link w:val="BodyText"/>
+    <w:rsid w:val="002A6931"/>
+    <w:rPr>
+      <w:rFonts w:ascii="Times New Roman" w:eastAsia="Times New Roman" w:hAnsi="Times New Roman" w:cs="Times New Roman"/>
+      <w:kern w:val="0"/>
+      <w:sz w:val="24"/>
+      <w:szCs w:val="20"/>
+      <w:lang w:val="en-AU"/>
+      <w14:ligatures w14:val="none"/>
+    </w:rPr>
+  </w:style>
+  <w:style w:type="paragraph" w:styleId="TOC3">
+    <w:name w:val="toc 3"/>
+    <w:basedOn w:val="Normal"/>
+    <w:next w:val="Normal"/>
+    <w:autoRedefine/>
+    <w:uiPriority w:val="39"/>
+    <w:unhideWhenUsed/>
+    <w:rsid w:val="008E7991"/>
+    <w:pPr>
+      <w:spacing w:after="100"/>
+      <w:ind w:left="440"/>
+    </w:pPr>
+  </w:style>
 </w:styles>
 </file>
 

--- a/OisinGibson_L00172671_AADSHashingCA.docx
+++ b/OisinGibson_L00172671_AADSHashingCA.docx
@@ -1342,107 +1342,15 @@
                 <w:sz w:val="18"/>
                 <w:szCs w:val="18"/>
               </w:rPr>
-              <w:t>Penalties</w:t>
-            </w:r>
-            <w:proofErr w:type="gramStart"/>
-            <w:r>
-              <w:rPr>
-                <w:rFonts w:ascii="Open Sans" w:hAnsi="Open Sans" w:cs="Open Sans"/>
-                <w:b/>
-                <w:bCs/>
-                <w:sz w:val="18"/>
-                <w:szCs w:val="18"/>
-              </w:rPr>
-              <w:t xml:space="preserve">:  </w:t>
-            </w:r>
-            <w:r>
-              <w:rPr>
-                <w:rFonts w:ascii="Open Sans" w:hAnsi="Open Sans" w:cs="Open Sans"/>
-                <w:sz w:val="18"/>
-                <w:szCs w:val="18"/>
-              </w:rPr>
-              <w:t>The</w:t>
-            </w:r>
-            <w:proofErr w:type="gramEnd"/>
-            <w:r>
-              <w:rPr>
-                <w:rFonts w:ascii="Open Sans" w:hAnsi="Open Sans" w:cs="Open Sans"/>
-                <w:sz w:val="18"/>
-                <w:szCs w:val="18"/>
-              </w:rPr>
-              <w:t xml:space="preserve"> total marks available for an assessment </w:t>
-            </w:r>
-            <w:proofErr w:type="gramStart"/>
-            <w:r>
-              <w:rPr>
-                <w:rFonts w:ascii="Open Sans" w:hAnsi="Open Sans" w:cs="Open Sans"/>
-                <w:sz w:val="18"/>
-                <w:szCs w:val="18"/>
-              </w:rPr>
-              <w:t>is</w:t>
-            </w:r>
-            <w:proofErr w:type="gramEnd"/>
-            <w:r>
-              <w:rPr>
-                <w:rFonts w:ascii="Open Sans" w:hAnsi="Open Sans" w:cs="Open Sans"/>
-                <w:sz w:val="18"/>
-                <w:szCs w:val="18"/>
-              </w:rPr>
-              <w:t xml:space="preserve"> reduced by 15% for work submitted up to one week </w:t>
-            </w:r>
-            <w:proofErr w:type="gramStart"/>
-            <w:r>
-              <w:rPr>
-                <w:rFonts w:ascii="Open Sans" w:hAnsi="Open Sans" w:cs="Open Sans"/>
-                <w:sz w:val="18"/>
-                <w:szCs w:val="18"/>
-              </w:rPr>
-              <w:t>late</w:t>
-            </w:r>
-            <w:proofErr w:type="gramEnd"/>
-            <w:r>
-              <w:rPr>
-                <w:rFonts w:ascii="Open Sans" w:hAnsi="Open Sans" w:cs="Open Sans"/>
-                <w:sz w:val="18"/>
-                <w:szCs w:val="18"/>
-              </w:rPr>
-              <w:t xml:space="preserve">.  The total marks available are reduced by 30% for work up to two weeks </w:t>
-            </w:r>
-            <w:proofErr w:type="gramStart"/>
-            <w:r>
-              <w:rPr>
-                <w:rFonts w:ascii="Open Sans" w:hAnsi="Open Sans" w:cs="Open Sans"/>
-                <w:sz w:val="18"/>
-                <w:szCs w:val="18"/>
-              </w:rPr>
-              <w:t>late</w:t>
-            </w:r>
-            <w:proofErr w:type="gramEnd"/>
-            <w:r>
-              <w:rPr>
-                <w:rFonts w:ascii="Open Sans" w:hAnsi="Open Sans" w:cs="Open Sans"/>
-                <w:sz w:val="18"/>
-                <w:szCs w:val="18"/>
-              </w:rPr>
-              <w:t xml:space="preserve">.  Assessment work received more than two weeks </w:t>
-            </w:r>
-            <w:proofErr w:type="gramStart"/>
-            <w:r>
-              <w:rPr>
-                <w:rFonts w:ascii="Open Sans" w:hAnsi="Open Sans" w:cs="Open Sans"/>
-                <w:sz w:val="18"/>
-                <w:szCs w:val="18"/>
-              </w:rPr>
-              <w:t>late</w:t>
-            </w:r>
-            <w:proofErr w:type="gramEnd"/>
-            <w:r>
-              <w:rPr>
-                <w:rFonts w:ascii="Open Sans" w:hAnsi="Open Sans" w:cs="Open Sans"/>
-                <w:sz w:val="18"/>
-                <w:szCs w:val="18"/>
-              </w:rPr>
-              <w:t xml:space="preserve"> will receive a mark of zero.  </w:t>
+              <w:t xml:space="preserve">Penalties:  </w:t>
+            </w:r>
+            <w:r>
+              <w:rPr>
+                <w:rFonts w:ascii="Open Sans" w:hAnsi="Open Sans" w:cs="Open Sans"/>
+                <w:sz w:val="18"/>
+                <w:szCs w:val="18"/>
+              </w:rPr>
+              <w:t xml:space="preserve">The total marks available for an assessment is reduced by 15% for work submitted up to one week late.  The total marks available are reduced by 30% for work up to two weeks late.  Assessment work received more than two weeks late will receive a mark of zero.  </w:t>
             </w:r>
           </w:p>
           <w:p>
@@ -1463,35 +1371,15 @@
                 <w:sz w:val="18"/>
                 <w:szCs w:val="18"/>
               </w:rPr>
-              <w:t>Continuous Assessment</w:t>
-            </w:r>
-            <w:proofErr w:type="gramStart"/>
-            <w:r>
-              <w:rPr>
-                <w:rFonts w:ascii="Open Sans" w:hAnsi="Open Sans" w:cs="Open Sans"/>
-                <w:b/>
-                <w:bCs/>
-                <w:sz w:val="18"/>
-                <w:szCs w:val="18"/>
-              </w:rPr>
-              <w:t>:</w:t>
-            </w:r>
-            <w:r>
-              <w:rPr>
-                <w:rFonts w:ascii="Open Sans" w:hAnsi="Open Sans" w:cs="Open Sans"/>
-                <w:sz w:val="18"/>
-                <w:szCs w:val="18"/>
-              </w:rPr>
-              <w:t xml:space="preserve">  For</w:t>
-            </w:r>
-            <w:proofErr w:type="gramEnd"/>
-            <w:r>
-              <w:rPr>
-                <w:rFonts w:ascii="Open Sans" w:hAnsi="Open Sans" w:cs="Open Sans"/>
-                <w:sz w:val="18"/>
-                <w:szCs w:val="18"/>
-              </w:rPr>
-              <w:t xml:space="preserve"> students repeating an examination, marks awarded for continuous assessment shall normally be carried forward from the original examination to the repeat examination.</w:t>
+              <w:t>Continuous Assessment:</w:t>
+            </w:r>
+            <w:r>
+              <w:rPr>
+                <w:rFonts w:ascii="Open Sans" w:hAnsi="Open Sans" w:cs="Open Sans"/>
+                <w:sz w:val="18"/>
+                <w:szCs w:val="18"/>
+              </w:rPr>
+              <w:t xml:space="preserve">  For students repeating an examination, marks awarded for continuous assessment shall normally be carried forward from the original examination to the repeat examination.</w:t>
             </w:r>
           </w:p>
           <w:p>
@@ -1532,25 +1420,7 @@
                 <w:sz w:val="18"/>
                 <w:szCs w:val="18"/>
               </w:rPr>
-              <w:t xml:space="preserve">I declare that this work is entirely my own and does not contain the words or ideas of someone else, whether published or not, without specific acknowledgement by relevant </w:t>
-            </w:r>
-            <w:proofErr w:type="gramStart"/>
-            <w:r>
-              <w:rPr>
-                <w:rFonts w:ascii="Open Sans" w:hAnsi="Open Sans" w:cs="Open Sans"/>
-                <w:sz w:val="18"/>
-                <w:szCs w:val="18"/>
-              </w:rPr>
-              <w:t>referencing</w:t>
-            </w:r>
-            <w:proofErr w:type="gramEnd"/>
-            <w:r>
-              <w:rPr>
-                <w:rFonts w:ascii="Open Sans" w:hAnsi="Open Sans" w:cs="Open Sans"/>
-                <w:sz w:val="18"/>
-                <w:szCs w:val="18"/>
-              </w:rPr>
-              <w:t xml:space="preserve">. I have read and understood the </w:t>
+              <w:t xml:space="preserve">I declare that this work is entirely my own and does not contain the words or ideas of someone else, whether published or not, without specific acknowledgement by relevant referencing. I have read and understood the </w:t>
             </w:r>
             <w:r>
               <w:rPr>
@@ -3015,6 +2885,276 @@
     <w:p>
       <w:pPr>
         <w:rPr>
+          <w:rFonts w:cs="Arial"/>
+          <w:sz w:val="24"/>
+          <w:szCs w:val="24"/>
+        </w:rPr>
+      </w:pPr>
+      <w:r>
+        <w:rPr>
+          <w:rFonts w:cs="Arial"/>
+          <w:sz w:val="24"/>
+          <w:szCs w:val="24"/>
+        </w:rPr>
+        <w:t xml:space="preserve"> A hash function </w:t>
+      </w:r>
+      <w:r>
+        <w:rPr>
+          <w:rFonts w:cs="Arial"/>
+          <w:sz w:val="24"/>
+          <w:szCs w:val="24"/>
+        </w:rPr>
+        <w:t xml:space="preserve">is considered a fundamental concept in computer science. It functions by creating a map from an inputted key to an index in a hash table. </w:t>
+      </w:r>
+      <w:r>
+        <w:rPr>
+          <w:rFonts w:cs="Arial"/>
+          <w:sz w:val="24"/>
+          <w:szCs w:val="24"/>
+        </w:rPr>
+        <w:t xml:space="preserve">It underlines </w:t>
+      </w:r>
+      <w:r>
+        <w:rPr>
+          <w:rFonts w:cs="Arial"/>
+          <w:sz w:val="24"/>
+          <w:szCs w:val="24"/>
+        </w:rPr>
+        <w:t>various critical applications such as data storage, retrieval, and cryptography.</w:t>
+      </w:r>
+    </w:p>
+    <w:p>
+      <w:pPr>
+        <w:rPr>
+          <w:rFonts w:cs="Arial"/>
+          <w:sz w:val="24"/>
+          <w:szCs w:val="24"/>
+        </w:rPr>
+      </w:pPr>
+      <w:r>
+        <w:rPr>
+          <w:rFonts w:cs="Arial"/>
+          <w:sz w:val="24"/>
+          <w:szCs w:val="24"/>
+        </w:rPr>
+        <w:t>They accept the input of any size and then produce a fixed-length string of characters which is known as a hash value or digest. Th</w:t>
+      </w:r>
+      <w:r>
+        <w:rPr>
+          <w:rFonts w:cs="Arial"/>
+          <w:sz w:val="24"/>
+          <w:szCs w:val="24"/>
+        </w:rPr>
+        <w:t>e transformation is designed to be only one-way, which makes backing tracking next to impossible</w:t>
+      </w:r>
+      <w:r>
+        <w:rPr>
+          <w:rFonts w:cs="Arial"/>
+          <w:sz w:val="24"/>
+          <w:szCs w:val="24"/>
+        </w:rPr>
+        <w:t xml:space="preserve">. </w:t>
+      </w:r>
+      <w:r>
+        <w:rPr>
+          <w:rFonts w:cs="Arial"/>
+          <w:sz w:val="24"/>
+          <w:szCs w:val="24"/>
+        </w:rPr>
+        <w:fldChar w:fldCharType="begin"/>
+      </w:r>
+      <w:r>
+        <w:rPr>
+          <w:rFonts w:cs="Arial"/>
+          <w:sz w:val="24"/>
+          <w:szCs w:val="24"/>
+        </w:rPr>
+        <w:instrText xml:space="preserve"> ADDIN ZOTERO_ITEM CSL_CITATION {"citationID":"u5RHQ6Hp","properties":{"formattedCitation":"({\\i{}Hash Functions and Types of Hash functions - GeeksforGeeks}, 2025)","plainCitation":"(Hash Functions and Types of Hash functions - GeeksforGeeks, 2025)","noteIndex":0},"citationItems":[{"id":719,"uris":["http://zotero.org/users/15491865/items/RTJNIBIM"],"itemData":{"id":719,"type":"webpage","title":"Hash Functions and Types of Hash functions - GeeksforGeeks","URL":"https://www.geeksforgeeks.org/dsa/hash-functions-and-list-types-of-hash-functions/","accessed":{"date-parts":[["2025",11,26]]},"issued":{"date-parts":[["2025",7,23]]}}}],"schema":"https://github.com/citation-style-language/schema/raw/master/csl-citation.json"} </w:instrText>
+      </w:r>
+      <w:r>
+        <w:rPr>
+          <w:rFonts w:cs="Arial"/>
+          <w:sz w:val="24"/>
+          <w:szCs w:val="24"/>
+        </w:rPr>
+        <w:fldChar w:fldCharType="separate"/>
+      </w:r>
+      <w:r>
+        <w:rPr>
+          <w:rFonts w:ascii="Aptos" w:hAnsi="Aptos" w:cs="Times New Roman"/>
+          <w:sz w:val="24"/>
+        </w:rPr>
+        <w:t>(</w:t>
+      </w:r>
+      <w:r>
+        <w:rPr>
+          <w:rFonts w:ascii="Aptos" w:hAnsi="Aptos" w:cs="Times New Roman"/>
+          <w:i/>
+          <w:iCs/>
+          <w:sz w:val="24"/>
+        </w:rPr>
+        <w:t xml:space="preserve">Hash Functions and Types of Hash functions - </w:t>
+      </w:r>
+      <w:proofErr w:type="spellStart"/>
+      <w:r>
+        <w:rPr>
+          <w:rFonts w:ascii="Aptos" w:hAnsi="Aptos" w:cs="Times New Roman"/>
+          <w:i/>
+          <w:iCs/>
+          <w:sz w:val="24"/>
+        </w:rPr>
+        <w:t>GeeksforGeeks</w:t>
+      </w:r>
+      <w:proofErr w:type="spellEnd"/>
+      <w:r>
+        <w:rPr>
+          <w:rFonts w:ascii="Aptos" w:hAnsi="Aptos" w:cs="Times New Roman"/>
+          <w:sz w:val="24"/>
+        </w:rPr>
+        <w:t>, 2025)</w:t>
+      </w:r>
+      <w:r>
+        <w:rPr>
+          <w:rFonts w:cs="Arial"/>
+          <w:sz w:val="24"/>
+          <w:szCs w:val="24"/>
+        </w:rPr>
+        <w:fldChar w:fldCharType="end"/>
+      </w:r>
+      <w:r>
+        <w:rPr>
+          <w:rFonts w:cs="Arial"/>
+          <w:sz w:val="24"/>
+          <w:szCs w:val="24"/>
+        </w:rPr>
+        <w:t>.</w:t>
+      </w:r>
+    </w:p>
+    <w:p>
+      <w:pPr>
+        <w:rPr>
+          <w:rFonts w:cs="Arial"/>
+          <w:sz w:val="24"/>
+          <w:szCs w:val="24"/>
+        </w:rPr>
+      </w:pPr>
+      <w:r>
+        <w:rPr>
+          <w:rFonts w:cs="Arial"/>
+          <w:sz w:val="24"/>
+          <w:szCs w:val="24"/>
+        </w:rPr>
+        <w:t>Several key properties of hash functions are:</w:t>
+      </w:r>
+    </w:p>
+    <w:p>
+      <w:pPr>
+        <w:pStyle w:val="ListParagraph"/>
+        <w:numPr>
+          <w:ilvl w:val="0"/>
+          <w:numId w:val="6"/>
+        </w:numPr>
+        <w:rPr>
+          <w:rFonts w:cs="Arial"/>
+          <w:sz w:val="24"/>
+          <w:szCs w:val="24"/>
+        </w:rPr>
+      </w:pPr>
+      <w:r>
+        <w:rPr>
+          <w:rFonts w:cs="Arial"/>
+          <w:sz w:val="24"/>
+          <w:szCs w:val="24"/>
+        </w:rPr>
+        <w:t>Determinism: Where the same input</w:t>
+      </w:r>
+      <w:r>
+        <w:rPr>
+          <w:rFonts w:cs="Arial"/>
+          <w:sz w:val="24"/>
+          <w:szCs w:val="24"/>
+        </w:rPr>
+        <w:t xml:space="preserve"> will always produce the same output.</w:t>
+      </w:r>
+    </w:p>
+    <w:p>
+      <w:pPr>
+        <w:pStyle w:val="ListParagraph"/>
+        <w:numPr>
+          <w:ilvl w:val="0"/>
+          <w:numId w:val="6"/>
+        </w:numPr>
+        <w:rPr>
+          <w:rFonts w:cs="Arial"/>
+          <w:sz w:val="24"/>
+          <w:szCs w:val="24"/>
+        </w:rPr>
+      </w:pPr>
+      <w:r>
+        <w:rPr>
+          <w:rFonts w:cs="Arial"/>
+          <w:sz w:val="24"/>
+          <w:szCs w:val="24"/>
+        </w:rPr>
+        <w:t xml:space="preserve">Collision resistance: The </w:t>
+      </w:r>
+      <w:r>
+        <w:rPr>
+          <w:rFonts w:cs="Arial"/>
+          <w:sz w:val="24"/>
+          <w:szCs w:val="24"/>
+        </w:rPr>
+        <w:t>probability</w:t>
+      </w:r>
+      <w:r>
+        <w:rPr>
+          <w:rFonts w:cs="Arial"/>
+          <w:sz w:val="24"/>
+          <w:szCs w:val="24"/>
+        </w:rPr>
+        <w:t xml:space="preserve"> that two different inputs will </w:t>
+      </w:r>
+      <w:r>
+        <w:rPr>
+          <w:rFonts w:cs="Arial"/>
+          <w:sz w:val="24"/>
+          <w:szCs w:val="24"/>
+        </w:rPr>
+        <w:t>produce the same output is highly unlikely.</w:t>
+      </w:r>
+    </w:p>
+    <w:p>
+      <w:pPr>
+        <w:rPr>
+          <w:rFonts w:cs="Arial"/>
+          <w:sz w:val="24"/>
+          <w:szCs w:val="24"/>
+        </w:rPr>
+      </w:pPr>
+    </w:p>
+    <w:p>
+      <w:pPr>
+        <w:pStyle w:val="Heading2"/>
+        <w:rPr>
+          <w:rFonts w:cs="Arial"/>
+          <w:sz w:val="28"/>
+          <w:szCs w:val="28"/>
+        </w:rPr>
+      </w:pPr>
+      <w:bookmarkStart w:id="4" w:name="_Toc215009751"/>
+      <w:r>
+        <w:rPr>
+          <w:rFonts w:cs="Arial"/>
+          <w:sz w:val="28"/>
+          <w:szCs w:val="28"/>
+        </w:rPr>
+        <w:t>Hash Table</w:t>
+      </w:r>
+      <w:bookmarkEnd w:id="4"/>
+    </w:p>
+    <w:p>
+      <w:pPr>
+        <w:rPr>
           <w:rFonts w:asciiTheme="majorHAnsi" w:hAnsiTheme="majorHAnsi" w:cs="Arial"/>
           <w:sz w:val="28"/>
           <w:szCs w:val="28"/>
@@ -3030,16 +3170,16 @@
           <w:szCs w:val="28"/>
         </w:rPr>
       </w:pPr>
-      <w:bookmarkStart w:id="4" w:name="_Toc215009751"/>
+      <w:bookmarkStart w:id="5" w:name="_Toc215009752"/>
       <w:r>
         <w:rPr>
           <w:rFonts w:cs="Arial"/>
           <w:sz w:val="28"/>
           <w:szCs w:val="28"/>
         </w:rPr>
-        <w:t>Hash Table</w:t>
-      </w:r>
-      <w:bookmarkEnd w:id="4"/>
+        <w:t>Collision in a hash table</w:t>
+      </w:r>
+      <w:bookmarkEnd w:id="5"/>
     </w:p>
     <w:p>
       <w:pPr>
@@ -3059,16 +3199,16 @@
           <w:szCs w:val="28"/>
         </w:rPr>
       </w:pPr>
-      <w:bookmarkStart w:id="5" w:name="_Toc215009752"/>
+      <w:bookmarkStart w:id="6" w:name="_Toc215009753"/>
       <w:r>
         <w:rPr>
           <w:rFonts w:cs="Arial"/>
           <w:sz w:val="28"/>
           <w:szCs w:val="28"/>
         </w:rPr>
-        <w:t>Collision in a hash table</w:t>
-      </w:r>
-      <w:bookmarkEnd w:id="5"/>
+        <w:t>Load factor</w:t>
+      </w:r>
+      <w:bookmarkEnd w:id="6"/>
     </w:p>
     <w:p>
       <w:pPr>
@@ -3088,42 +3228,13 @@
           <w:szCs w:val="28"/>
         </w:rPr>
       </w:pPr>
-      <w:bookmarkStart w:id="6" w:name="_Toc215009753"/>
+      <w:bookmarkStart w:id="7" w:name="_Toc215009754"/>
       <w:r>
         <w:rPr>
           <w:rFonts w:cs="Arial"/>
           <w:sz w:val="28"/>
           <w:szCs w:val="28"/>
         </w:rPr>
-        <w:t>Load factor</w:t>
-      </w:r>
-      <w:bookmarkEnd w:id="6"/>
-    </w:p>
-    <w:p>
-      <w:pPr>
-        <w:rPr>
-          <w:rFonts w:asciiTheme="majorHAnsi" w:hAnsiTheme="majorHAnsi" w:cs="Arial"/>
-          <w:sz w:val="28"/>
-          <w:szCs w:val="28"/>
-        </w:rPr>
-      </w:pPr>
-    </w:p>
-    <w:p>
-      <w:pPr>
-        <w:pStyle w:val="Heading2"/>
-        <w:rPr>
-          <w:rFonts w:cs="Arial"/>
-          <w:sz w:val="28"/>
-          <w:szCs w:val="28"/>
-        </w:rPr>
-      </w:pPr>
-      <w:bookmarkStart w:id="7" w:name="_Toc215009754"/>
-      <w:r>
-        <w:rPr>
-          <w:rFonts w:cs="Arial"/>
-          <w:sz w:val="28"/>
-          <w:szCs w:val="28"/>
-        </w:rPr>
         <w:t>Open addressing</w:t>
       </w:r>
       <w:bookmarkEnd w:id="7"/>
@@ -3459,7 +3570,6 @@
           <w:sz w:val="32"/>
           <w:szCs w:val="32"/>
         </w:rPr>
-        <w:lastRenderedPageBreak/>
         <w:t>Appendix</w:t>
       </w:r>
       <w:bookmarkEnd w:id="8"/>
@@ -3478,16 +3588,7 @@
           <w:sz w:val="24"/>
           <w:szCs w:val="24"/>
         </w:rPr>
-        <w:t xml:space="preserve">GitHub Repo </w:t>
-      </w:r>
-      <w:proofErr w:type="gramStart"/>
-      <w:r>
-        <w:rPr>
-          <w:rFonts w:cs="Arial"/>
-          <w:sz w:val="24"/>
-          <w:szCs w:val="24"/>
-        </w:rPr>
-        <w:t>Link</w:t>
+        <w:t>GitHub Repo Link</w:t>
       </w:r>
       <w:r>
         <w:rPr>
@@ -3497,7 +3598,6 @@
         </w:rPr>
         <w:t>;</w:t>
       </w:r>
-      <w:proofErr w:type="gramEnd"/>
     </w:p>
     <w:p>
       <w:pPr>
@@ -4287,6 +4387,119 @@
       </w:rPr>
     </w:lvl>
   </w:abstractNum>
+  <w:abstractNum w:abstractNumId="5" w15:restartNumberingAfterBreak="0">
+    <w:nsid w:val="57F477D6"/>
+    <w:multiLevelType w:val="hybridMultilevel"/>
+    <w:tmpl w:val="32CAD620"/>
+    <w:lvl w:ilvl="0" w:tplc="18090001">
+      <w:start w:val="1"/>
+      <w:numFmt w:val="bullet"/>
+      <w:lvlText w:val=""/>
+      <w:lvlJc w:val="left"/>
+      <w:pPr>
+        <w:ind w:left="720" w:hanging="360"/>
+      </w:pPr>
+      <w:rPr>
+        <w:rFonts w:ascii="Symbol" w:hAnsi="Symbol" w:hint="default"/>
+      </w:rPr>
+    </w:lvl>
+    <w:lvl w:ilvl="1" w:tplc="18090003" w:tentative="1">
+      <w:start w:val="1"/>
+      <w:numFmt w:val="bullet"/>
+      <w:lvlText w:val="o"/>
+      <w:lvlJc w:val="left"/>
+      <w:pPr>
+        <w:ind w:left="1440" w:hanging="360"/>
+      </w:pPr>
+      <w:rPr>
+        <w:rFonts w:ascii="Courier New" w:hAnsi="Courier New" w:cs="Courier New" w:hint="default"/>
+      </w:rPr>
+    </w:lvl>
+    <w:lvl w:ilvl="2" w:tplc="18090005" w:tentative="1">
+      <w:start w:val="1"/>
+      <w:numFmt w:val="bullet"/>
+      <w:lvlText w:val=""/>
+      <w:lvlJc w:val="left"/>
+      <w:pPr>
+        <w:ind w:left="2160" w:hanging="360"/>
+      </w:pPr>
+      <w:rPr>
+        <w:rFonts w:ascii="Wingdings" w:hAnsi="Wingdings" w:hint="default"/>
+      </w:rPr>
+    </w:lvl>
+    <w:lvl w:ilvl="3" w:tplc="18090001" w:tentative="1">
+      <w:start w:val="1"/>
+      <w:numFmt w:val="bullet"/>
+      <w:lvlText w:val=""/>
+      <w:lvlJc w:val="left"/>
+      <w:pPr>
+        <w:ind w:left="2880" w:hanging="360"/>
+      </w:pPr>
+      <w:rPr>
+        <w:rFonts w:ascii="Symbol" w:hAnsi="Symbol" w:hint="default"/>
+      </w:rPr>
+    </w:lvl>
+    <w:lvl w:ilvl="4" w:tplc="18090003" w:tentative="1">
+      <w:start w:val="1"/>
+      <w:numFmt w:val="bullet"/>
+      <w:lvlText w:val="o"/>
+      <w:lvlJc w:val="left"/>
+      <w:pPr>
+        <w:ind w:left="3600" w:hanging="360"/>
+      </w:pPr>
+      <w:rPr>
+        <w:rFonts w:ascii="Courier New" w:hAnsi="Courier New" w:cs="Courier New" w:hint="default"/>
+      </w:rPr>
+    </w:lvl>
+    <w:lvl w:ilvl="5" w:tplc="18090005" w:tentative="1">
+      <w:start w:val="1"/>
+      <w:numFmt w:val="bullet"/>
+      <w:lvlText w:val=""/>
+      <w:lvlJc w:val="left"/>
+      <w:pPr>
+        <w:ind w:left="4320" w:hanging="360"/>
+      </w:pPr>
+      <w:rPr>
+        <w:rFonts w:ascii="Wingdings" w:hAnsi="Wingdings" w:hint="default"/>
+      </w:rPr>
+    </w:lvl>
+    <w:lvl w:ilvl="6" w:tplc="18090001" w:tentative="1">
+      <w:start w:val="1"/>
+      <w:numFmt w:val="bullet"/>
+      <w:lvlText w:val=""/>
+      <w:lvlJc w:val="left"/>
+      <w:pPr>
+        <w:ind w:left="5040" w:hanging="360"/>
+      </w:pPr>
+      <w:rPr>
+        <w:rFonts w:ascii="Symbol" w:hAnsi="Symbol" w:hint="default"/>
+      </w:rPr>
+    </w:lvl>
+    <w:lvl w:ilvl="7" w:tplc="18090003" w:tentative="1">
+      <w:start w:val="1"/>
+      <w:numFmt w:val="bullet"/>
+      <w:lvlText w:val="o"/>
+      <w:lvlJc w:val="left"/>
+      <w:pPr>
+        <w:ind w:left="5760" w:hanging="360"/>
+      </w:pPr>
+      <w:rPr>
+        <w:rFonts w:ascii="Courier New" w:hAnsi="Courier New" w:cs="Courier New" w:hint="default"/>
+      </w:rPr>
+    </w:lvl>
+    <w:lvl w:ilvl="8" w:tplc="18090005" w:tentative="1">
+      <w:start w:val="1"/>
+      <w:numFmt w:val="bullet"/>
+      <w:lvlText w:val=""/>
+      <w:lvlJc w:val="left"/>
+      <w:pPr>
+        <w:ind w:left="6480" w:hanging="360"/>
+      </w:pPr>
+      <w:rPr>
+        <w:rFonts w:ascii="Wingdings" w:hAnsi="Wingdings" w:hint="default"/>
+      </w:rPr>
+    </w:lvl>
+  </w:abstractNum>
   <w:num w:numId="1" w16cid:durableId="691999202">
     <w:abstractNumId w:val="0"/>
   </w:num>
@@ -4301,6 +4514,9 @@
   </w:num>
   <w:num w:numId="5" w16cid:durableId="1061713459">
     <w:abstractNumId w:val="4"/>
+  </w:num>
+  <w:num w:numId="6" w16cid:durableId="1587765166">
+    <w:abstractNumId w:val="5"/>
   </w:num>
 </w:numbering>
 </file>

--- a/OisinGibson_L00172671_AADSHashingCA.docx
+++ b/OisinGibson_L00172671_AADSHashingCA.docx
@@ -529,7 +529,6 @@
             <w14:uncheckedState w14:val="2610" w14:font="MS Gothic"/>
           </w14:checkbox>
         </w:sdtPr>
-        <w:sdtEndPr/>
         <w:sdtContent>
           <w:r>
             <w:rPr>
@@ -1002,61 +1001,18 @@
             <w:tcW w:w="10867" w:type="dxa"/>
           </w:tcPr>
           <w:p>
-            <w:pPr>
-              <w:pStyle w:val="Heading3"/>
-              <w:numPr>
-                <w:ilvl w:val="0"/>
-                <w:numId w:val="0"/>
-              </w:numPr>
-              <w:ind w:left="720"/>
-              <w:rPr>
-                <w:rFonts w:ascii="Open Sans" w:hAnsi="Open Sans" w:cs="Open Sans"/>
-                <w:sz w:val="18"/>
-                <w:szCs w:val="18"/>
-              </w:rPr>
-            </w:pPr>
-            <w:r>
-              <w:rPr>
-                <w:rFonts w:ascii="Open Sans" w:hAnsi="Open Sans" w:cs="Open Sans"/>
-                <w:sz w:val="18"/>
-                <w:szCs w:val="18"/>
-              </w:rPr>
+            <w:r>
               <w:t xml:space="preserve">                </w:t>
             </w:r>
             <w:r>
-              <w:rPr>
-                <w:rFonts w:ascii="Open Sans" w:hAnsi="Open Sans" w:cs="Open Sans"/>
-                <w:sz w:val="18"/>
-                <w:szCs w:val="18"/>
-              </w:rPr>
               <w:t xml:space="preserve">                                          </w:t>
             </w:r>
             <w:r>
-              <w:rPr>
-                <w:rFonts w:ascii="Open Sans" w:hAnsi="Open Sans" w:cs="Open Sans"/>
-                <w:sz w:val="18"/>
-                <w:szCs w:val="18"/>
-              </w:rPr>
-              <w:t xml:space="preserve">  </w:t>
-            </w:r>
-            <w:bookmarkStart w:id="1" w:name="_Toc215009748"/>
-            <w:r>
-              <w:rPr>
-                <w:rFonts w:ascii="Open Sans" w:hAnsi="Open Sans" w:cs="Open Sans"/>
-                <w:sz w:val="18"/>
-                <w:szCs w:val="18"/>
-              </w:rPr>
-              <w:t xml:space="preserve">To be completed by the </w:t>
-            </w:r>
-            <w:r>
-              <w:rPr>
-                <w:rFonts w:ascii="Open Sans" w:hAnsi="Open Sans" w:cs="Open Sans"/>
-                <w:sz w:val="18"/>
-                <w:szCs w:val="18"/>
-              </w:rPr>
+              <w:t xml:space="preserve">  To be completed by the </w:t>
+            </w:r>
+            <w:r>
               <w:t>student</w:t>
             </w:r>
-            <w:bookmarkEnd w:id="1"/>
           </w:p>
         </w:tc>
       </w:tr>
@@ -1342,15 +1298,107 @@
                 <w:sz w:val="18"/>
                 <w:szCs w:val="18"/>
               </w:rPr>
-              <w:t xml:space="preserve">Penalties:  </w:t>
-            </w:r>
-            <w:r>
-              <w:rPr>
-                <w:rFonts w:ascii="Open Sans" w:hAnsi="Open Sans" w:cs="Open Sans"/>
-                <w:sz w:val="18"/>
-                <w:szCs w:val="18"/>
-              </w:rPr>
-              <w:t xml:space="preserve">The total marks available for an assessment is reduced by 15% for work submitted up to one week late.  The total marks available are reduced by 30% for work up to two weeks late.  Assessment work received more than two weeks late will receive a mark of zero.  </w:t>
+              <w:t>Penalties</w:t>
+            </w:r>
+            <w:proofErr w:type="gramStart"/>
+            <w:r>
+              <w:rPr>
+                <w:rFonts w:ascii="Open Sans" w:hAnsi="Open Sans" w:cs="Open Sans"/>
+                <w:b/>
+                <w:bCs/>
+                <w:sz w:val="18"/>
+                <w:szCs w:val="18"/>
+              </w:rPr>
+              <w:t xml:space="preserve">:  </w:t>
+            </w:r>
+            <w:r>
+              <w:rPr>
+                <w:rFonts w:ascii="Open Sans" w:hAnsi="Open Sans" w:cs="Open Sans"/>
+                <w:sz w:val="18"/>
+                <w:szCs w:val="18"/>
+              </w:rPr>
+              <w:t>The</w:t>
+            </w:r>
+            <w:proofErr w:type="gramEnd"/>
+            <w:r>
+              <w:rPr>
+                <w:rFonts w:ascii="Open Sans" w:hAnsi="Open Sans" w:cs="Open Sans"/>
+                <w:sz w:val="18"/>
+                <w:szCs w:val="18"/>
+              </w:rPr>
+              <w:t xml:space="preserve"> total marks available for an assessment </w:t>
+            </w:r>
+            <w:proofErr w:type="gramStart"/>
+            <w:r>
+              <w:rPr>
+                <w:rFonts w:ascii="Open Sans" w:hAnsi="Open Sans" w:cs="Open Sans"/>
+                <w:sz w:val="18"/>
+                <w:szCs w:val="18"/>
+              </w:rPr>
+              <w:t>is</w:t>
+            </w:r>
+            <w:proofErr w:type="gramEnd"/>
+            <w:r>
+              <w:rPr>
+                <w:rFonts w:ascii="Open Sans" w:hAnsi="Open Sans" w:cs="Open Sans"/>
+                <w:sz w:val="18"/>
+                <w:szCs w:val="18"/>
+              </w:rPr>
+              <w:t xml:space="preserve"> reduced by 15% for work submitted up to one week </w:t>
+            </w:r>
+            <w:proofErr w:type="gramStart"/>
+            <w:r>
+              <w:rPr>
+                <w:rFonts w:ascii="Open Sans" w:hAnsi="Open Sans" w:cs="Open Sans"/>
+                <w:sz w:val="18"/>
+                <w:szCs w:val="18"/>
+              </w:rPr>
+              <w:t>late</w:t>
+            </w:r>
+            <w:proofErr w:type="gramEnd"/>
+            <w:r>
+              <w:rPr>
+                <w:rFonts w:ascii="Open Sans" w:hAnsi="Open Sans" w:cs="Open Sans"/>
+                <w:sz w:val="18"/>
+                <w:szCs w:val="18"/>
+              </w:rPr>
+              <w:t xml:space="preserve">.  The total marks available are reduced by 30% for work up to two weeks </w:t>
+            </w:r>
+            <w:proofErr w:type="gramStart"/>
+            <w:r>
+              <w:rPr>
+                <w:rFonts w:ascii="Open Sans" w:hAnsi="Open Sans" w:cs="Open Sans"/>
+                <w:sz w:val="18"/>
+                <w:szCs w:val="18"/>
+              </w:rPr>
+              <w:t>late</w:t>
+            </w:r>
+            <w:proofErr w:type="gramEnd"/>
+            <w:r>
+              <w:rPr>
+                <w:rFonts w:ascii="Open Sans" w:hAnsi="Open Sans" w:cs="Open Sans"/>
+                <w:sz w:val="18"/>
+                <w:szCs w:val="18"/>
+              </w:rPr>
+              <w:t xml:space="preserve">.  Assessment work received more than two weeks </w:t>
+            </w:r>
+            <w:proofErr w:type="gramStart"/>
+            <w:r>
+              <w:rPr>
+                <w:rFonts w:ascii="Open Sans" w:hAnsi="Open Sans" w:cs="Open Sans"/>
+                <w:sz w:val="18"/>
+                <w:szCs w:val="18"/>
+              </w:rPr>
+              <w:t>late</w:t>
+            </w:r>
+            <w:proofErr w:type="gramEnd"/>
+            <w:r>
+              <w:rPr>
+                <w:rFonts w:ascii="Open Sans" w:hAnsi="Open Sans" w:cs="Open Sans"/>
+                <w:sz w:val="18"/>
+                <w:szCs w:val="18"/>
+              </w:rPr>
+              <w:t xml:space="preserve"> will receive a mark of zero.  </w:t>
             </w:r>
           </w:p>
           <w:p>
@@ -1371,15 +1419,35 @@
                 <w:sz w:val="18"/>
                 <w:szCs w:val="18"/>
               </w:rPr>
-              <w:t>Continuous Assessment:</w:t>
-            </w:r>
-            <w:r>
-              <w:rPr>
-                <w:rFonts w:ascii="Open Sans" w:hAnsi="Open Sans" w:cs="Open Sans"/>
-                <w:sz w:val="18"/>
-                <w:szCs w:val="18"/>
-              </w:rPr>
-              <w:t xml:space="preserve">  For students repeating an examination, marks awarded for continuous assessment shall normally be carried forward from the original examination to the repeat examination.</w:t>
+              <w:t>Continuous Assessment</w:t>
+            </w:r>
+            <w:proofErr w:type="gramStart"/>
+            <w:r>
+              <w:rPr>
+                <w:rFonts w:ascii="Open Sans" w:hAnsi="Open Sans" w:cs="Open Sans"/>
+                <w:b/>
+                <w:bCs/>
+                <w:sz w:val="18"/>
+                <w:szCs w:val="18"/>
+              </w:rPr>
+              <w:t>:</w:t>
+            </w:r>
+            <w:r>
+              <w:rPr>
+                <w:rFonts w:ascii="Open Sans" w:hAnsi="Open Sans" w:cs="Open Sans"/>
+                <w:sz w:val="18"/>
+                <w:szCs w:val="18"/>
+              </w:rPr>
+              <w:t xml:space="preserve">  For</w:t>
+            </w:r>
+            <w:proofErr w:type="gramEnd"/>
+            <w:r>
+              <w:rPr>
+                <w:rFonts w:ascii="Open Sans" w:hAnsi="Open Sans" w:cs="Open Sans"/>
+                <w:sz w:val="18"/>
+                <w:szCs w:val="18"/>
+              </w:rPr>
+              <w:t xml:space="preserve"> students repeating an examination, marks awarded for continuous assessment shall normally be carried forward from the original examination to the repeat examination.</w:t>
             </w:r>
           </w:p>
           <w:p>
@@ -1420,7 +1488,25 @@
                 <w:sz w:val="18"/>
                 <w:szCs w:val="18"/>
               </w:rPr>
-              <w:t xml:space="preserve">I declare that this work is entirely my own and does not contain the words or ideas of someone else, whether published or not, without specific acknowledgement by relevant referencing. I have read and understood the </w:t>
+              <w:t xml:space="preserve">I declare that this work is entirely my own and does not contain the words or ideas of someone else, whether published or not, without specific acknowledgement by relevant </w:t>
+            </w:r>
+            <w:proofErr w:type="gramStart"/>
+            <w:r>
+              <w:rPr>
+                <w:rFonts w:ascii="Open Sans" w:hAnsi="Open Sans" w:cs="Open Sans"/>
+                <w:sz w:val="18"/>
+                <w:szCs w:val="18"/>
+              </w:rPr>
+              <w:t>referencing</w:t>
+            </w:r>
+            <w:proofErr w:type="gramEnd"/>
+            <w:r>
+              <w:rPr>
+                <w:rFonts w:ascii="Open Sans" w:hAnsi="Open Sans" w:cs="Open Sans"/>
+                <w:sz w:val="18"/>
+                <w:szCs w:val="18"/>
+              </w:rPr>
+              <w:t xml:space="preserve">. I have read and understood the </w:t>
             </w:r>
             <w:r>
               <w:rPr>
@@ -1698,8 +1784,9 @@
         </w:p>
         <w:p>
           <w:pPr>
-            <w:pStyle w:val="TOC3"/>
+            <w:pStyle w:val="TOC1"/>
             <w:tabs>
+              <w:tab w:val="left" w:pos="440"/>
               <w:tab w:val="right" w:leader="dot" w:pos="9016"/>
             </w:tabs>
             <w:rPr>
@@ -1735,15 +1822,33 @@
             </w:rPr>
             <w:fldChar w:fldCharType="separate"/>
           </w:r>
-          <w:hyperlink w:anchor="_Toc215009748" w:history="1">
+          <w:hyperlink w:anchor="_Toc215139749" w:history="1">
             <w:r>
               <w:rPr>
                 <w:rStyle w:val="Hyperlink"/>
-                <w:rFonts w:ascii="Open Sans" w:hAnsi="Open Sans" w:cs="Open Sans"/>
-                <w:noProof/>
-                <w:lang w:bidi="hi-IN"/>
-              </w:rPr>
-              <w:t>To be completed by the student</w:t>
+                <w:rFonts w:cs="Arial"/>
+                <w:noProof/>
+              </w:rPr>
+              <w:t>1</w:t>
+            </w:r>
+            <w:r>
+              <w:rPr>
+                <w:noProof/>
+                <w:kern w:val="2"/>
+                <w:sz w:val="24"/>
+                <w:szCs w:val="24"/>
+                <w:lang w:eastAsia="en-IE"/>
+                <w14:ligatures w14:val="standardContextual"/>
+              </w:rPr>
+              <w:tab/>
+            </w:r>
+            <w:r>
+              <w:rPr>
+                <w:rStyle w:val="Hyperlink"/>
+                <w:rFonts w:cs="Arial"/>
+                <w:noProof/>
+              </w:rPr>
+              <w:t>Question 1</w:t>
             </w:r>
             <w:r>
               <w:rPr>
@@ -1764,7 +1869,7 @@
                 <w:noProof/>
                 <w:webHidden/>
               </w:rPr>
-              <w:instrText xml:space="preserve"> PAGEREF _Toc215009748 \h </w:instrText>
+              <w:instrText xml:space="preserve"> PAGEREF _Toc215139749 \h </w:instrText>
             </w:r>
             <w:r>
               <w:rPr>
@@ -1784,7 +1889,477 @@
                 <w:noProof/>
                 <w:webHidden/>
               </w:rPr>
-              <w:t>3</w:t>
+              <w:t>5</w:t>
+            </w:r>
+            <w:r>
+              <w:rPr>
+                <w:noProof/>
+                <w:webHidden/>
+              </w:rPr>
+              <w:fldChar w:fldCharType="end"/>
+            </w:r>
+          </w:hyperlink>
+        </w:p>
+        <w:p>
+          <w:pPr>
+            <w:pStyle w:val="TOC2"/>
+            <w:tabs>
+              <w:tab w:val="left" w:pos="960"/>
+              <w:tab w:val="right" w:leader="dot" w:pos="9016"/>
+            </w:tabs>
+            <w:rPr>
+              <w:noProof/>
+              <w:kern w:val="2"/>
+              <w:sz w:val="24"/>
+              <w:szCs w:val="24"/>
+              <w:lang w:eastAsia="en-IE"/>
+              <w14:ligatures w14:val="standardContextual"/>
+            </w:rPr>
+          </w:pPr>
+          <w:hyperlink w:anchor="_Toc215139750" w:history="1">
+            <w:r>
+              <w:rPr>
+                <w:rStyle w:val="Hyperlink"/>
+                <w:rFonts w:cs="Arial"/>
+                <w:noProof/>
+              </w:rPr>
+              <w:t>1.1</w:t>
+            </w:r>
+            <w:r>
+              <w:rPr>
+                <w:noProof/>
+                <w:kern w:val="2"/>
+                <w:sz w:val="24"/>
+                <w:szCs w:val="24"/>
+                <w:lang w:eastAsia="en-IE"/>
+                <w14:ligatures w14:val="standardContextual"/>
+              </w:rPr>
+              <w:tab/>
+            </w:r>
+            <w:r>
+              <w:rPr>
+                <w:rStyle w:val="Hyperlink"/>
+                <w:rFonts w:cs="Arial"/>
+                <w:noProof/>
+              </w:rPr>
+              <w:t>Hash Function</w:t>
+            </w:r>
+            <w:r>
+              <w:rPr>
+                <w:noProof/>
+                <w:webHidden/>
+              </w:rPr>
+              <w:tab/>
+            </w:r>
+            <w:r>
+              <w:rPr>
+                <w:noProof/>
+                <w:webHidden/>
+              </w:rPr>
+              <w:fldChar w:fldCharType="begin"/>
+            </w:r>
+            <w:r>
+              <w:rPr>
+                <w:noProof/>
+                <w:webHidden/>
+              </w:rPr>
+              <w:instrText xml:space="preserve"> PAGEREF _Toc215139750 \h </w:instrText>
+            </w:r>
+            <w:r>
+              <w:rPr>
+                <w:noProof/>
+                <w:webHidden/>
+              </w:rPr>
+            </w:r>
+            <w:r>
+              <w:rPr>
+                <w:noProof/>
+                <w:webHidden/>
+              </w:rPr>
+              <w:fldChar w:fldCharType="separate"/>
+            </w:r>
+            <w:r>
+              <w:rPr>
+                <w:noProof/>
+                <w:webHidden/>
+              </w:rPr>
+              <w:t>5</w:t>
+            </w:r>
+            <w:r>
+              <w:rPr>
+                <w:noProof/>
+                <w:webHidden/>
+              </w:rPr>
+              <w:fldChar w:fldCharType="end"/>
+            </w:r>
+          </w:hyperlink>
+        </w:p>
+        <w:p>
+          <w:pPr>
+            <w:pStyle w:val="TOC2"/>
+            <w:tabs>
+              <w:tab w:val="left" w:pos="960"/>
+              <w:tab w:val="right" w:leader="dot" w:pos="9016"/>
+            </w:tabs>
+            <w:rPr>
+              <w:noProof/>
+              <w:kern w:val="2"/>
+              <w:sz w:val="24"/>
+              <w:szCs w:val="24"/>
+              <w:lang w:eastAsia="en-IE"/>
+              <w14:ligatures w14:val="standardContextual"/>
+            </w:rPr>
+          </w:pPr>
+          <w:hyperlink w:anchor="_Toc215139751" w:history="1">
+            <w:r>
+              <w:rPr>
+                <w:rStyle w:val="Hyperlink"/>
+                <w:rFonts w:cs="Arial"/>
+                <w:noProof/>
+              </w:rPr>
+              <w:t>1.2</w:t>
+            </w:r>
+            <w:r>
+              <w:rPr>
+                <w:noProof/>
+                <w:kern w:val="2"/>
+                <w:sz w:val="24"/>
+                <w:szCs w:val="24"/>
+                <w:lang w:eastAsia="en-IE"/>
+                <w14:ligatures w14:val="standardContextual"/>
+              </w:rPr>
+              <w:tab/>
+            </w:r>
+            <w:r>
+              <w:rPr>
+                <w:rStyle w:val="Hyperlink"/>
+                <w:rFonts w:cs="Arial"/>
+                <w:noProof/>
+              </w:rPr>
+              <w:t>Hash Table</w:t>
+            </w:r>
+            <w:r>
+              <w:rPr>
+                <w:noProof/>
+                <w:webHidden/>
+              </w:rPr>
+              <w:tab/>
+            </w:r>
+            <w:r>
+              <w:rPr>
+                <w:noProof/>
+                <w:webHidden/>
+              </w:rPr>
+              <w:fldChar w:fldCharType="begin"/>
+            </w:r>
+            <w:r>
+              <w:rPr>
+                <w:noProof/>
+                <w:webHidden/>
+              </w:rPr>
+              <w:instrText xml:space="preserve"> PAGEREF _Toc215139751 \h </w:instrText>
+            </w:r>
+            <w:r>
+              <w:rPr>
+                <w:noProof/>
+                <w:webHidden/>
+              </w:rPr>
+            </w:r>
+            <w:r>
+              <w:rPr>
+                <w:noProof/>
+                <w:webHidden/>
+              </w:rPr>
+              <w:fldChar w:fldCharType="separate"/>
+            </w:r>
+            <w:r>
+              <w:rPr>
+                <w:noProof/>
+                <w:webHidden/>
+              </w:rPr>
+              <w:t>5</w:t>
+            </w:r>
+            <w:r>
+              <w:rPr>
+                <w:noProof/>
+                <w:webHidden/>
+              </w:rPr>
+              <w:fldChar w:fldCharType="end"/>
+            </w:r>
+          </w:hyperlink>
+        </w:p>
+        <w:p>
+          <w:pPr>
+            <w:pStyle w:val="TOC2"/>
+            <w:tabs>
+              <w:tab w:val="left" w:pos="960"/>
+              <w:tab w:val="right" w:leader="dot" w:pos="9016"/>
+            </w:tabs>
+            <w:rPr>
+              <w:noProof/>
+              <w:kern w:val="2"/>
+              <w:sz w:val="24"/>
+              <w:szCs w:val="24"/>
+              <w:lang w:eastAsia="en-IE"/>
+              <w14:ligatures w14:val="standardContextual"/>
+            </w:rPr>
+          </w:pPr>
+          <w:hyperlink w:anchor="_Toc215139752" w:history="1">
+            <w:r>
+              <w:rPr>
+                <w:rStyle w:val="Hyperlink"/>
+                <w:rFonts w:cs="Arial"/>
+                <w:noProof/>
+              </w:rPr>
+              <w:t>1.3</w:t>
+            </w:r>
+            <w:r>
+              <w:rPr>
+                <w:noProof/>
+                <w:kern w:val="2"/>
+                <w:sz w:val="24"/>
+                <w:szCs w:val="24"/>
+                <w:lang w:eastAsia="en-IE"/>
+                <w14:ligatures w14:val="standardContextual"/>
+              </w:rPr>
+              <w:tab/>
+            </w:r>
+            <w:r>
+              <w:rPr>
+                <w:rStyle w:val="Hyperlink"/>
+                <w:rFonts w:cs="Arial"/>
+                <w:noProof/>
+              </w:rPr>
+              <w:t>Collision in a hash table</w:t>
+            </w:r>
+            <w:r>
+              <w:rPr>
+                <w:noProof/>
+                <w:webHidden/>
+              </w:rPr>
+              <w:tab/>
+            </w:r>
+            <w:r>
+              <w:rPr>
+                <w:noProof/>
+                <w:webHidden/>
+              </w:rPr>
+              <w:fldChar w:fldCharType="begin"/>
+            </w:r>
+            <w:r>
+              <w:rPr>
+                <w:noProof/>
+                <w:webHidden/>
+              </w:rPr>
+              <w:instrText xml:space="preserve"> PAGEREF _Toc215139752 \h </w:instrText>
+            </w:r>
+            <w:r>
+              <w:rPr>
+                <w:noProof/>
+                <w:webHidden/>
+              </w:rPr>
+            </w:r>
+            <w:r>
+              <w:rPr>
+                <w:noProof/>
+                <w:webHidden/>
+              </w:rPr>
+              <w:fldChar w:fldCharType="separate"/>
+            </w:r>
+            <w:r>
+              <w:rPr>
+                <w:noProof/>
+                <w:webHidden/>
+              </w:rPr>
+              <w:t>5</w:t>
+            </w:r>
+            <w:r>
+              <w:rPr>
+                <w:noProof/>
+                <w:webHidden/>
+              </w:rPr>
+              <w:fldChar w:fldCharType="end"/>
+            </w:r>
+          </w:hyperlink>
+        </w:p>
+        <w:p>
+          <w:pPr>
+            <w:pStyle w:val="TOC2"/>
+            <w:tabs>
+              <w:tab w:val="left" w:pos="960"/>
+              <w:tab w:val="right" w:leader="dot" w:pos="9016"/>
+            </w:tabs>
+            <w:rPr>
+              <w:noProof/>
+              <w:kern w:val="2"/>
+              <w:sz w:val="24"/>
+              <w:szCs w:val="24"/>
+              <w:lang w:eastAsia="en-IE"/>
+              <w14:ligatures w14:val="standardContextual"/>
+            </w:rPr>
+          </w:pPr>
+          <w:hyperlink w:anchor="_Toc215139753" w:history="1">
+            <w:r>
+              <w:rPr>
+                <w:rStyle w:val="Hyperlink"/>
+                <w:rFonts w:cs="Arial"/>
+                <w:noProof/>
+              </w:rPr>
+              <w:t>1.4</w:t>
+            </w:r>
+            <w:r>
+              <w:rPr>
+                <w:noProof/>
+                <w:kern w:val="2"/>
+                <w:sz w:val="24"/>
+                <w:szCs w:val="24"/>
+                <w:lang w:eastAsia="en-IE"/>
+                <w14:ligatures w14:val="standardContextual"/>
+              </w:rPr>
+              <w:tab/>
+            </w:r>
+            <w:r>
+              <w:rPr>
+                <w:rStyle w:val="Hyperlink"/>
+                <w:rFonts w:cs="Arial"/>
+                <w:noProof/>
+              </w:rPr>
+              <w:t>Load factor</w:t>
+            </w:r>
+            <w:r>
+              <w:rPr>
+                <w:noProof/>
+                <w:webHidden/>
+              </w:rPr>
+              <w:tab/>
+            </w:r>
+            <w:r>
+              <w:rPr>
+                <w:noProof/>
+                <w:webHidden/>
+              </w:rPr>
+              <w:fldChar w:fldCharType="begin"/>
+            </w:r>
+            <w:r>
+              <w:rPr>
+                <w:noProof/>
+                <w:webHidden/>
+              </w:rPr>
+              <w:instrText xml:space="preserve"> PAGEREF _Toc215139753 \h </w:instrText>
+            </w:r>
+            <w:r>
+              <w:rPr>
+                <w:noProof/>
+                <w:webHidden/>
+              </w:rPr>
+            </w:r>
+            <w:r>
+              <w:rPr>
+                <w:noProof/>
+                <w:webHidden/>
+              </w:rPr>
+              <w:fldChar w:fldCharType="separate"/>
+            </w:r>
+            <w:r>
+              <w:rPr>
+                <w:noProof/>
+                <w:webHidden/>
+              </w:rPr>
+              <w:t>6</w:t>
+            </w:r>
+            <w:r>
+              <w:rPr>
+                <w:noProof/>
+                <w:webHidden/>
+              </w:rPr>
+              <w:fldChar w:fldCharType="end"/>
+            </w:r>
+          </w:hyperlink>
+        </w:p>
+        <w:p>
+          <w:pPr>
+            <w:pStyle w:val="TOC2"/>
+            <w:tabs>
+              <w:tab w:val="left" w:pos="960"/>
+              <w:tab w:val="right" w:leader="dot" w:pos="9016"/>
+            </w:tabs>
+            <w:rPr>
+              <w:noProof/>
+              <w:kern w:val="2"/>
+              <w:sz w:val="24"/>
+              <w:szCs w:val="24"/>
+              <w:lang w:eastAsia="en-IE"/>
+              <w14:ligatures w14:val="standardContextual"/>
+            </w:rPr>
+          </w:pPr>
+          <w:hyperlink w:anchor="_Toc215139754" w:history="1">
+            <w:r>
+              <w:rPr>
+                <w:rStyle w:val="Hyperlink"/>
+                <w:rFonts w:cs="Arial"/>
+                <w:noProof/>
+              </w:rPr>
+              <w:t>1.5</w:t>
+            </w:r>
+            <w:r>
+              <w:rPr>
+                <w:noProof/>
+                <w:kern w:val="2"/>
+                <w:sz w:val="24"/>
+                <w:szCs w:val="24"/>
+                <w:lang w:eastAsia="en-IE"/>
+                <w14:ligatures w14:val="standardContextual"/>
+              </w:rPr>
+              <w:tab/>
+            </w:r>
+            <w:r>
+              <w:rPr>
+                <w:rStyle w:val="Hyperlink"/>
+                <w:rFonts w:cs="Arial"/>
+                <w:noProof/>
+              </w:rPr>
+              <w:t>Open addressing</w:t>
+            </w:r>
+            <w:r>
+              <w:rPr>
+                <w:noProof/>
+                <w:webHidden/>
+              </w:rPr>
+              <w:tab/>
+            </w:r>
+            <w:r>
+              <w:rPr>
+                <w:noProof/>
+                <w:webHidden/>
+              </w:rPr>
+              <w:fldChar w:fldCharType="begin"/>
+            </w:r>
+            <w:r>
+              <w:rPr>
+                <w:noProof/>
+                <w:webHidden/>
+              </w:rPr>
+              <w:instrText xml:space="preserve"> PAGEREF _Toc215139754 \h </w:instrText>
+            </w:r>
+            <w:r>
+              <w:rPr>
+                <w:noProof/>
+                <w:webHidden/>
+              </w:rPr>
+            </w:r>
+            <w:r>
+              <w:rPr>
+                <w:noProof/>
+                <w:webHidden/>
+              </w:rPr>
+              <w:fldChar w:fldCharType="separate"/>
+            </w:r>
+            <w:r>
+              <w:rPr>
+                <w:noProof/>
+                <w:webHidden/>
+              </w:rPr>
+              <w:t>6</w:t>
             </w:r>
             <w:r>
               <w:rPr>
@@ -1811,14 +2386,14 @@
               <w14:ligatures w14:val="standardContextual"/>
             </w:rPr>
           </w:pPr>
-          <w:hyperlink w:anchor="_Toc215009749" w:history="1">
+          <w:hyperlink w:anchor="_Toc215139755" w:history="1">
             <w:r>
               <w:rPr>
                 <w:rStyle w:val="Hyperlink"/>
                 <w:rFonts w:cs="Arial"/>
                 <w:noProof/>
               </w:rPr>
-              <w:t>1</w:t>
+              <w:t>2</w:t>
             </w:r>
             <w:r>
               <w:rPr>
@@ -1837,7 +2412,7 @@
                 <w:rFonts w:cs="Arial"/>
                 <w:noProof/>
               </w:rPr>
-              <w:t>Question 1</w:t>
+              <w:t>Appendix</w:t>
             </w:r>
             <w:r>
               <w:rPr>
@@ -1858,571 +2433,7 @@
                 <w:noProof/>
                 <w:webHidden/>
               </w:rPr>
-              <w:instrText xml:space="preserve"> PAGEREF _Toc215009749 \h </w:instrText>
-            </w:r>
-            <w:r>
-              <w:rPr>
-                <w:noProof/>
-                <w:webHidden/>
-              </w:rPr>
-            </w:r>
-            <w:r>
-              <w:rPr>
-                <w:noProof/>
-                <w:webHidden/>
-              </w:rPr>
-              <w:fldChar w:fldCharType="separate"/>
-            </w:r>
-            <w:r>
-              <w:rPr>
-                <w:noProof/>
-                <w:webHidden/>
-              </w:rPr>
-              <w:t>6</w:t>
-            </w:r>
-            <w:r>
-              <w:rPr>
-                <w:noProof/>
-                <w:webHidden/>
-              </w:rPr>
-              <w:fldChar w:fldCharType="end"/>
-            </w:r>
-          </w:hyperlink>
-        </w:p>
-        <w:p>
-          <w:pPr>
-            <w:pStyle w:val="TOC2"/>
-            <w:tabs>
-              <w:tab w:val="left" w:pos="960"/>
-              <w:tab w:val="right" w:leader="dot" w:pos="9016"/>
-            </w:tabs>
-            <w:rPr>
-              <w:noProof/>
-              <w:kern w:val="2"/>
-              <w:sz w:val="24"/>
-              <w:szCs w:val="24"/>
-              <w:lang w:eastAsia="en-IE"/>
-              <w14:ligatures w14:val="standardContextual"/>
-            </w:rPr>
-          </w:pPr>
-          <w:hyperlink w:anchor="_Toc215009750" w:history="1">
-            <w:r>
-              <w:rPr>
-                <w:rStyle w:val="Hyperlink"/>
-                <w:rFonts w:cs="Arial"/>
-                <w:noProof/>
-              </w:rPr>
-              <w:t>1.1</w:t>
-            </w:r>
-            <w:r>
-              <w:rPr>
-                <w:noProof/>
-                <w:kern w:val="2"/>
-                <w:sz w:val="24"/>
-                <w:szCs w:val="24"/>
-                <w:lang w:eastAsia="en-IE"/>
-                <w14:ligatures w14:val="standardContextual"/>
-              </w:rPr>
-              <w:tab/>
-            </w:r>
-            <w:r>
-              <w:rPr>
-                <w:rStyle w:val="Hyperlink"/>
-                <w:rFonts w:cs="Arial"/>
-                <w:noProof/>
-              </w:rPr>
-              <w:t>Hash Function</w:t>
-            </w:r>
-            <w:r>
-              <w:rPr>
-                <w:noProof/>
-                <w:webHidden/>
-              </w:rPr>
-              <w:tab/>
-            </w:r>
-            <w:r>
-              <w:rPr>
-                <w:noProof/>
-                <w:webHidden/>
-              </w:rPr>
-              <w:fldChar w:fldCharType="begin"/>
-            </w:r>
-            <w:r>
-              <w:rPr>
-                <w:noProof/>
-                <w:webHidden/>
-              </w:rPr>
-              <w:instrText xml:space="preserve"> PAGEREF _Toc215009750 \h </w:instrText>
-            </w:r>
-            <w:r>
-              <w:rPr>
-                <w:noProof/>
-                <w:webHidden/>
-              </w:rPr>
-            </w:r>
-            <w:r>
-              <w:rPr>
-                <w:noProof/>
-                <w:webHidden/>
-              </w:rPr>
-              <w:fldChar w:fldCharType="separate"/>
-            </w:r>
-            <w:r>
-              <w:rPr>
-                <w:noProof/>
-                <w:webHidden/>
-              </w:rPr>
-              <w:t>6</w:t>
-            </w:r>
-            <w:r>
-              <w:rPr>
-                <w:noProof/>
-                <w:webHidden/>
-              </w:rPr>
-              <w:fldChar w:fldCharType="end"/>
-            </w:r>
-          </w:hyperlink>
-        </w:p>
-        <w:p>
-          <w:pPr>
-            <w:pStyle w:val="TOC2"/>
-            <w:tabs>
-              <w:tab w:val="left" w:pos="960"/>
-              <w:tab w:val="right" w:leader="dot" w:pos="9016"/>
-            </w:tabs>
-            <w:rPr>
-              <w:noProof/>
-              <w:kern w:val="2"/>
-              <w:sz w:val="24"/>
-              <w:szCs w:val="24"/>
-              <w:lang w:eastAsia="en-IE"/>
-              <w14:ligatures w14:val="standardContextual"/>
-            </w:rPr>
-          </w:pPr>
-          <w:hyperlink w:anchor="_Toc215009751" w:history="1">
-            <w:r>
-              <w:rPr>
-                <w:rStyle w:val="Hyperlink"/>
-                <w:rFonts w:cs="Arial"/>
-                <w:noProof/>
-              </w:rPr>
-              <w:t>1.2</w:t>
-            </w:r>
-            <w:r>
-              <w:rPr>
-                <w:noProof/>
-                <w:kern w:val="2"/>
-                <w:sz w:val="24"/>
-                <w:szCs w:val="24"/>
-                <w:lang w:eastAsia="en-IE"/>
-                <w14:ligatures w14:val="standardContextual"/>
-              </w:rPr>
-              <w:tab/>
-            </w:r>
-            <w:r>
-              <w:rPr>
-                <w:rStyle w:val="Hyperlink"/>
-                <w:rFonts w:cs="Arial"/>
-                <w:noProof/>
-              </w:rPr>
-              <w:t>Hash Table</w:t>
-            </w:r>
-            <w:r>
-              <w:rPr>
-                <w:noProof/>
-                <w:webHidden/>
-              </w:rPr>
-              <w:tab/>
-            </w:r>
-            <w:r>
-              <w:rPr>
-                <w:noProof/>
-                <w:webHidden/>
-              </w:rPr>
-              <w:fldChar w:fldCharType="begin"/>
-            </w:r>
-            <w:r>
-              <w:rPr>
-                <w:noProof/>
-                <w:webHidden/>
-              </w:rPr>
-              <w:instrText xml:space="preserve"> PAGEREF _Toc215009751 \h </w:instrText>
-            </w:r>
-            <w:r>
-              <w:rPr>
-                <w:noProof/>
-                <w:webHidden/>
-              </w:rPr>
-            </w:r>
-            <w:r>
-              <w:rPr>
-                <w:noProof/>
-                <w:webHidden/>
-              </w:rPr>
-              <w:fldChar w:fldCharType="separate"/>
-            </w:r>
-            <w:r>
-              <w:rPr>
-                <w:noProof/>
-                <w:webHidden/>
-              </w:rPr>
-              <w:t>6</w:t>
-            </w:r>
-            <w:r>
-              <w:rPr>
-                <w:noProof/>
-                <w:webHidden/>
-              </w:rPr>
-              <w:fldChar w:fldCharType="end"/>
-            </w:r>
-          </w:hyperlink>
-        </w:p>
-        <w:p>
-          <w:pPr>
-            <w:pStyle w:val="TOC2"/>
-            <w:tabs>
-              <w:tab w:val="left" w:pos="960"/>
-              <w:tab w:val="right" w:leader="dot" w:pos="9016"/>
-            </w:tabs>
-            <w:rPr>
-              <w:noProof/>
-              <w:kern w:val="2"/>
-              <w:sz w:val="24"/>
-              <w:szCs w:val="24"/>
-              <w:lang w:eastAsia="en-IE"/>
-              <w14:ligatures w14:val="standardContextual"/>
-            </w:rPr>
-          </w:pPr>
-          <w:hyperlink w:anchor="_Toc215009752" w:history="1">
-            <w:r>
-              <w:rPr>
-                <w:rStyle w:val="Hyperlink"/>
-                <w:rFonts w:cs="Arial"/>
-                <w:noProof/>
-              </w:rPr>
-              <w:t>1.3</w:t>
-            </w:r>
-            <w:r>
-              <w:rPr>
-                <w:noProof/>
-                <w:kern w:val="2"/>
-                <w:sz w:val="24"/>
-                <w:szCs w:val="24"/>
-                <w:lang w:eastAsia="en-IE"/>
-                <w14:ligatures w14:val="standardContextual"/>
-              </w:rPr>
-              <w:tab/>
-            </w:r>
-            <w:r>
-              <w:rPr>
-                <w:rStyle w:val="Hyperlink"/>
-                <w:rFonts w:cs="Arial"/>
-                <w:noProof/>
-              </w:rPr>
-              <w:t>Collision in a hash table</w:t>
-            </w:r>
-            <w:r>
-              <w:rPr>
-                <w:noProof/>
-                <w:webHidden/>
-              </w:rPr>
-              <w:tab/>
-            </w:r>
-            <w:r>
-              <w:rPr>
-                <w:noProof/>
-                <w:webHidden/>
-              </w:rPr>
-              <w:fldChar w:fldCharType="begin"/>
-            </w:r>
-            <w:r>
-              <w:rPr>
-                <w:noProof/>
-                <w:webHidden/>
-              </w:rPr>
-              <w:instrText xml:space="preserve"> PAGEREF _Toc215009752 \h </w:instrText>
-            </w:r>
-            <w:r>
-              <w:rPr>
-                <w:noProof/>
-                <w:webHidden/>
-              </w:rPr>
-            </w:r>
-            <w:r>
-              <w:rPr>
-                <w:noProof/>
-                <w:webHidden/>
-              </w:rPr>
-              <w:fldChar w:fldCharType="separate"/>
-            </w:r>
-            <w:r>
-              <w:rPr>
-                <w:noProof/>
-                <w:webHidden/>
-              </w:rPr>
-              <w:t>6</w:t>
-            </w:r>
-            <w:r>
-              <w:rPr>
-                <w:noProof/>
-                <w:webHidden/>
-              </w:rPr>
-              <w:fldChar w:fldCharType="end"/>
-            </w:r>
-          </w:hyperlink>
-        </w:p>
-        <w:p>
-          <w:pPr>
-            <w:pStyle w:val="TOC2"/>
-            <w:tabs>
-              <w:tab w:val="left" w:pos="960"/>
-              <w:tab w:val="right" w:leader="dot" w:pos="9016"/>
-            </w:tabs>
-            <w:rPr>
-              <w:noProof/>
-              <w:kern w:val="2"/>
-              <w:sz w:val="24"/>
-              <w:szCs w:val="24"/>
-              <w:lang w:eastAsia="en-IE"/>
-              <w14:ligatures w14:val="standardContextual"/>
-            </w:rPr>
-          </w:pPr>
-          <w:hyperlink w:anchor="_Toc215009753" w:history="1">
-            <w:r>
-              <w:rPr>
-                <w:rStyle w:val="Hyperlink"/>
-                <w:rFonts w:cs="Arial"/>
-                <w:noProof/>
-              </w:rPr>
-              <w:t>1.4</w:t>
-            </w:r>
-            <w:r>
-              <w:rPr>
-                <w:noProof/>
-                <w:kern w:val="2"/>
-                <w:sz w:val="24"/>
-                <w:szCs w:val="24"/>
-                <w:lang w:eastAsia="en-IE"/>
-                <w14:ligatures w14:val="standardContextual"/>
-              </w:rPr>
-              <w:tab/>
-            </w:r>
-            <w:r>
-              <w:rPr>
-                <w:rStyle w:val="Hyperlink"/>
-                <w:rFonts w:cs="Arial"/>
-                <w:noProof/>
-              </w:rPr>
-              <w:t>Load factor</w:t>
-            </w:r>
-            <w:r>
-              <w:rPr>
-                <w:noProof/>
-                <w:webHidden/>
-              </w:rPr>
-              <w:tab/>
-            </w:r>
-            <w:r>
-              <w:rPr>
-                <w:noProof/>
-                <w:webHidden/>
-              </w:rPr>
-              <w:fldChar w:fldCharType="begin"/>
-            </w:r>
-            <w:r>
-              <w:rPr>
-                <w:noProof/>
-                <w:webHidden/>
-              </w:rPr>
-              <w:instrText xml:space="preserve"> PAGEREF _Toc215009753 \h </w:instrText>
-            </w:r>
-            <w:r>
-              <w:rPr>
-                <w:noProof/>
-                <w:webHidden/>
-              </w:rPr>
-            </w:r>
-            <w:r>
-              <w:rPr>
-                <w:noProof/>
-                <w:webHidden/>
-              </w:rPr>
-              <w:fldChar w:fldCharType="separate"/>
-            </w:r>
-            <w:r>
-              <w:rPr>
-                <w:noProof/>
-                <w:webHidden/>
-              </w:rPr>
-              <w:t>6</w:t>
-            </w:r>
-            <w:r>
-              <w:rPr>
-                <w:noProof/>
-                <w:webHidden/>
-              </w:rPr>
-              <w:fldChar w:fldCharType="end"/>
-            </w:r>
-          </w:hyperlink>
-        </w:p>
-        <w:p>
-          <w:pPr>
-            <w:pStyle w:val="TOC2"/>
-            <w:tabs>
-              <w:tab w:val="left" w:pos="960"/>
-              <w:tab w:val="right" w:leader="dot" w:pos="9016"/>
-            </w:tabs>
-            <w:rPr>
-              <w:noProof/>
-              <w:kern w:val="2"/>
-              <w:sz w:val="24"/>
-              <w:szCs w:val="24"/>
-              <w:lang w:eastAsia="en-IE"/>
-              <w14:ligatures w14:val="standardContextual"/>
-            </w:rPr>
-          </w:pPr>
-          <w:hyperlink w:anchor="_Toc215009754" w:history="1">
-            <w:r>
-              <w:rPr>
-                <w:rStyle w:val="Hyperlink"/>
-                <w:rFonts w:cs="Arial"/>
-                <w:noProof/>
-              </w:rPr>
-              <w:t>1.5</w:t>
-            </w:r>
-            <w:r>
-              <w:rPr>
-                <w:noProof/>
-                <w:kern w:val="2"/>
-                <w:sz w:val="24"/>
-                <w:szCs w:val="24"/>
-                <w:lang w:eastAsia="en-IE"/>
-                <w14:ligatures w14:val="standardContextual"/>
-              </w:rPr>
-              <w:tab/>
-            </w:r>
-            <w:r>
-              <w:rPr>
-                <w:rStyle w:val="Hyperlink"/>
-                <w:rFonts w:cs="Arial"/>
-                <w:noProof/>
-              </w:rPr>
-              <w:t>Open addressing</w:t>
-            </w:r>
-            <w:r>
-              <w:rPr>
-                <w:noProof/>
-                <w:webHidden/>
-              </w:rPr>
-              <w:tab/>
-            </w:r>
-            <w:r>
-              <w:rPr>
-                <w:noProof/>
-                <w:webHidden/>
-              </w:rPr>
-              <w:fldChar w:fldCharType="begin"/>
-            </w:r>
-            <w:r>
-              <w:rPr>
-                <w:noProof/>
-                <w:webHidden/>
-              </w:rPr>
-              <w:instrText xml:space="preserve"> PAGEREF _Toc215009754 \h </w:instrText>
-            </w:r>
-            <w:r>
-              <w:rPr>
-                <w:noProof/>
-                <w:webHidden/>
-              </w:rPr>
-            </w:r>
-            <w:r>
-              <w:rPr>
-                <w:noProof/>
-                <w:webHidden/>
-              </w:rPr>
-              <w:fldChar w:fldCharType="separate"/>
-            </w:r>
-            <w:r>
-              <w:rPr>
-                <w:noProof/>
-                <w:webHidden/>
-              </w:rPr>
-              <w:t>6</w:t>
-            </w:r>
-            <w:r>
-              <w:rPr>
-                <w:noProof/>
-                <w:webHidden/>
-              </w:rPr>
-              <w:fldChar w:fldCharType="end"/>
-            </w:r>
-          </w:hyperlink>
-        </w:p>
-        <w:p>
-          <w:pPr>
-            <w:pStyle w:val="TOC1"/>
-            <w:tabs>
-              <w:tab w:val="left" w:pos="440"/>
-              <w:tab w:val="right" w:leader="dot" w:pos="9016"/>
-            </w:tabs>
-            <w:rPr>
-              <w:noProof/>
-              <w:kern w:val="2"/>
-              <w:sz w:val="24"/>
-              <w:szCs w:val="24"/>
-              <w:lang w:eastAsia="en-IE"/>
-              <w14:ligatures w14:val="standardContextual"/>
-            </w:rPr>
-          </w:pPr>
-          <w:hyperlink w:anchor="_Toc215009755" w:history="1">
-            <w:r>
-              <w:rPr>
-                <w:rStyle w:val="Hyperlink"/>
-                <w:rFonts w:cs="Arial"/>
-                <w:noProof/>
-              </w:rPr>
-              <w:t>2</w:t>
-            </w:r>
-            <w:r>
-              <w:rPr>
-                <w:noProof/>
-                <w:kern w:val="2"/>
-                <w:sz w:val="24"/>
-                <w:szCs w:val="24"/>
-                <w:lang w:eastAsia="en-IE"/>
-                <w14:ligatures w14:val="standardContextual"/>
-              </w:rPr>
-              <w:tab/>
-            </w:r>
-            <w:r>
-              <w:rPr>
-                <w:rStyle w:val="Hyperlink"/>
-                <w:rFonts w:cs="Arial"/>
-                <w:noProof/>
-              </w:rPr>
-              <w:t>Appendix</w:t>
-            </w:r>
-            <w:r>
-              <w:rPr>
-                <w:noProof/>
-                <w:webHidden/>
-              </w:rPr>
-              <w:tab/>
-            </w:r>
-            <w:r>
-              <w:rPr>
-                <w:noProof/>
-                <w:webHidden/>
-              </w:rPr>
-              <w:fldChar w:fldCharType="begin"/>
-            </w:r>
-            <w:r>
-              <w:rPr>
-                <w:noProof/>
-                <w:webHidden/>
-              </w:rPr>
-              <w:instrText xml:space="preserve"> PAGEREF _Toc215009755 \h </w:instrText>
+              <w:instrText xml:space="preserve"> PAGEREF _Toc215139755 \h </w:instrText>
             </w:r>
             <w:r>
               <w:rPr>
@@ -2616,233 +2627,6 @@
     </w:p>
     <w:p>
       <w:pPr>
-        <w:rPr>
-          <w:rFonts w:ascii="Arial" w:hAnsi="Arial" w:cs="Arial"/>
-        </w:rPr>
-      </w:pPr>
-    </w:p>
-    <w:p>
-      <w:pPr>
-        <w:rPr>
-          <w:rFonts w:ascii="Arial" w:hAnsi="Arial" w:cs="Arial"/>
-        </w:rPr>
-      </w:pPr>
-      <w:r>
-        <w:rPr>
-          <w:rFonts w:ascii="Arial" w:hAnsi="Arial" w:cs="Arial"/>
-        </w:rPr>
-        <w:fldChar w:fldCharType="begin"/>
-      </w:r>
-      <w:r>
-        <w:rPr>
-          <w:rFonts w:ascii="Arial" w:hAnsi="Arial" w:cs="Arial"/>
-        </w:rPr>
-        <w:instrText xml:space="preserve"> TOC \h \z \c "Figure" </w:instrText>
-      </w:r>
-      <w:r>
-        <w:rPr>
-          <w:rFonts w:ascii="Arial" w:hAnsi="Arial" w:cs="Arial"/>
-        </w:rPr>
-        <w:fldChar w:fldCharType="separate"/>
-      </w:r>
-      <w:r>
-        <w:rPr>
-          <w:rFonts w:ascii="Arial" w:hAnsi="Arial" w:cs="Arial"/>
-          <w:b/>
-          <w:bCs/>
-          <w:noProof/>
-          <w:lang w:val="en-US"/>
-        </w:rPr>
-        <w:t>No table of figures entries found.</w:t>
-      </w:r>
-      <w:r>
-        <w:rPr>
-          <w:rFonts w:ascii="Arial" w:hAnsi="Arial" w:cs="Arial"/>
-          <w:b/>
-          <w:bCs/>
-          <w:noProof/>
-          <w:lang w:val="en-US"/>
-        </w:rPr>
-        <w:fldChar w:fldCharType="end"/>
-      </w:r>
-    </w:p>
-    <w:p>
-      <w:pPr>
-        <w:rPr>
-          <w:rFonts w:ascii="Arial" w:hAnsi="Arial" w:cs="Arial"/>
-        </w:rPr>
-      </w:pPr>
-    </w:p>
-    <w:p>
-      <w:pPr>
-        <w:rPr>
-          <w:rFonts w:ascii="Arial" w:hAnsi="Arial" w:cs="Arial"/>
-        </w:rPr>
-      </w:pPr>
-    </w:p>
-    <w:p>
-      <w:pPr>
-        <w:rPr>
-          <w:rFonts w:ascii="Arial" w:hAnsi="Arial" w:cs="Arial"/>
-        </w:rPr>
-      </w:pPr>
-    </w:p>
-    <w:p>
-      <w:pPr>
-        <w:rPr>
-          <w:rFonts w:ascii="Arial" w:hAnsi="Arial" w:cs="Arial"/>
-        </w:rPr>
-      </w:pPr>
-    </w:p>
-    <w:p>
-      <w:pPr>
-        <w:rPr>
-          <w:rFonts w:ascii="Arial" w:hAnsi="Arial" w:cs="Arial"/>
-        </w:rPr>
-      </w:pPr>
-    </w:p>
-    <w:p>
-      <w:pPr>
-        <w:rPr>
-          <w:rFonts w:ascii="Arial" w:hAnsi="Arial" w:cs="Arial"/>
-        </w:rPr>
-      </w:pPr>
-    </w:p>
-    <w:p>
-      <w:pPr>
-        <w:rPr>
-          <w:rFonts w:ascii="Arial" w:hAnsi="Arial" w:cs="Arial"/>
-        </w:rPr>
-      </w:pPr>
-    </w:p>
-    <w:p>
-      <w:pPr>
-        <w:rPr>
-          <w:rFonts w:ascii="Arial" w:hAnsi="Arial" w:cs="Arial"/>
-        </w:rPr>
-      </w:pPr>
-    </w:p>
-    <w:p>
-      <w:pPr>
-        <w:rPr>
-          <w:rFonts w:ascii="Arial" w:hAnsi="Arial" w:cs="Arial"/>
-        </w:rPr>
-      </w:pPr>
-    </w:p>
-    <w:p>
-      <w:pPr>
-        <w:rPr>
-          <w:rFonts w:ascii="Arial" w:hAnsi="Arial" w:cs="Arial"/>
-        </w:rPr>
-      </w:pPr>
-    </w:p>
-    <w:p>
-      <w:pPr>
-        <w:rPr>
-          <w:rFonts w:ascii="Arial" w:hAnsi="Arial" w:cs="Arial"/>
-        </w:rPr>
-      </w:pPr>
-    </w:p>
-    <w:p>
-      <w:pPr>
-        <w:rPr>
-          <w:rFonts w:ascii="Arial" w:hAnsi="Arial" w:cs="Arial"/>
-        </w:rPr>
-      </w:pPr>
-    </w:p>
-    <w:p>
-      <w:pPr>
-        <w:rPr>
-          <w:rFonts w:ascii="Arial" w:hAnsi="Arial" w:cs="Arial"/>
-        </w:rPr>
-      </w:pPr>
-    </w:p>
-    <w:p>
-      <w:pPr>
-        <w:rPr>
-          <w:rFonts w:ascii="Arial" w:hAnsi="Arial" w:cs="Arial"/>
-        </w:rPr>
-      </w:pPr>
-    </w:p>
-    <w:p>
-      <w:pPr>
-        <w:rPr>
-          <w:rFonts w:ascii="Arial" w:hAnsi="Arial" w:cs="Arial"/>
-        </w:rPr>
-      </w:pPr>
-    </w:p>
-    <w:p>
-      <w:pPr>
-        <w:rPr>
-          <w:rFonts w:ascii="Arial" w:hAnsi="Arial" w:cs="Arial"/>
-        </w:rPr>
-      </w:pPr>
-    </w:p>
-    <w:p>
-      <w:pPr>
-        <w:rPr>
-          <w:rFonts w:ascii="Arial" w:hAnsi="Arial" w:cs="Arial"/>
-        </w:rPr>
-      </w:pPr>
-    </w:p>
-    <w:p>
-      <w:pPr>
-        <w:rPr>
-          <w:rFonts w:ascii="Arial" w:hAnsi="Arial" w:cs="Arial"/>
-        </w:rPr>
-      </w:pPr>
-    </w:p>
-    <w:p>
-      <w:pPr>
-        <w:rPr>
-          <w:rFonts w:ascii="Arial" w:hAnsi="Arial" w:cs="Arial"/>
-        </w:rPr>
-      </w:pPr>
-    </w:p>
-    <w:p>
-      <w:pPr>
-        <w:rPr>
-          <w:rFonts w:ascii="Arial" w:hAnsi="Arial" w:cs="Arial"/>
-        </w:rPr>
-      </w:pPr>
-    </w:p>
-    <w:p>
-      <w:pPr>
-        <w:rPr>
-          <w:rFonts w:ascii="Arial" w:hAnsi="Arial" w:cs="Arial"/>
-        </w:rPr>
-      </w:pPr>
-    </w:p>
-    <w:p>
-      <w:pPr>
-        <w:rPr>
-          <w:rFonts w:ascii="Arial" w:hAnsi="Arial" w:cs="Arial"/>
-        </w:rPr>
-      </w:pPr>
-    </w:p>
-    <w:p>
-      <w:pPr>
-        <w:rPr>
-          <w:rFonts w:ascii="Arial" w:hAnsi="Arial" w:cs="Arial"/>
-        </w:rPr>
-      </w:pPr>
-    </w:p>
-    <w:p>
-      <w:pPr>
-        <w:rPr>
-          <w:rFonts w:ascii="Arial" w:hAnsi="Arial" w:cs="Arial"/>
-        </w:rPr>
-      </w:pPr>
-    </w:p>
-    <w:p>
-      <w:pPr>
-        <w:rPr>
-          <w:rFonts w:ascii="Arial" w:hAnsi="Arial" w:cs="Arial"/>
-        </w:rPr>
-      </w:pPr>
-    </w:p>
-    <w:p>
-      <w:pPr>
         <w:pStyle w:val="Heading1"/>
         <w:rPr>
           <w:rFonts w:cs="Arial"/>
@@ -2850,7 +2634,7 @@
           <w:szCs w:val="32"/>
         </w:rPr>
       </w:pPr>
-      <w:bookmarkStart w:id="2" w:name="_Toc215009749"/>
+      <w:bookmarkStart w:id="1" w:name="_Toc215139749"/>
       <w:r>
         <w:rPr>
           <w:rFonts w:cs="Arial"/>
@@ -2860,7 +2644,7 @@
         <w:lastRenderedPageBreak/>
         <w:t>Question 1</w:t>
       </w:r>
-      <w:bookmarkEnd w:id="2"/>
+      <w:bookmarkEnd w:id="1"/>
     </w:p>
     <w:p>
       <w:pPr>
@@ -2871,7 +2655,7 @@
           <w:szCs w:val="28"/>
         </w:rPr>
       </w:pPr>
-      <w:bookmarkStart w:id="3" w:name="_Toc215009750"/>
+      <w:bookmarkStart w:id="2" w:name="_Toc215139750"/>
       <w:r>
         <w:rPr>
           <w:rFonts w:cs="Arial"/>
@@ -2880,7 +2664,7 @@
         </w:rPr>
         <w:t>Hash Function</w:t>
       </w:r>
-      <w:bookmarkEnd w:id="3"/>
+      <w:bookmarkEnd w:id="2"/>
     </w:p>
     <w:p>
       <w:pPr>
@@ -2993,19 +2777,8 @@
           <w:iCs/>
           <w:sz w:val="24"/>
         </w:rPr>
-        <w:t xml:space="preserve">Hash Functions and Types of Hash functions - </w:t>
-      </w:r>
-      <w:proofErr w:type="spellStart"/>
-      <w:r>
-        <w:rPr>
-          <w:rFonts w:ascii="Aptos" w:hAnsi="Aptos" w:cs="Times New Roman"/>
-          <w:i/>
-          <w:iCs/>
-          <w:sz w:val="24"/>
-        </w:rPr>
-        <w:t>GeeksforGeeks</w:t>
-      </w:r>
-      <w:proofErr w:type="spellEnd"/>
+        <w:t>Hash Functions and Types of Hash functions - GeeksforGeeks</w:t>
+      </w:r>
       <w:r>
         <w:rPr>
           <w:rFonts w:ascii="Aptos" w:hAnsi="Aptos" w:cs="Times New Roman"/>
@@ -3141,7 +2914,7 @@
           <w:szCs w:val="28"/>
         </w:rPr>
       </w:pPr>
-      <w:bookmarkStart w:id="4" w:name="_Toc215009751"/>
+      <w:bookmarkStart w:id="3" w:name="_Toc215139751"/>
       <w:r>
         <w:rPr>
           <w:rFonts w:cs="Arial"/>
@@ -3150,7 +2923,176 @@
         </w:rPr>
         <w:t>Hash Table</w:t>
       </w:r>
-      <w:bookmarkEnd w:id="4"/>
+      <w:bookmarkEnd w:id="3"/>
+    </w:p>
+    <w:p>
+      <w:pPr>
+        <w:rPr>
+          <w:rFonts w:cs="Arial"/>
+          <w:sz w:val="24"/>
+          <w:szCs w:val="24"/>
+        </w:rPr>
+      </w:pPr>
+      <w:r>
+        <w:rPr>
+          <w:rFonts w:cs="Arial"/>
+          <w:sz w:val="24"/>
+          <w:szCs w:val="24"/>
+        </w:rPr>
+        <w:t>A hash table is a data structure which stores information as key-value pairs. To conclude where each value is stored in the table, a hash function will compute</w:t>
+      </w:r>
+      <w:r>
+        <w:rPr>
+          <w:rFonts w:cs="Arial"/>
+          <w:sz w:val="24"/>
+          <w:szCs w:val="24"/>
+        </w:rPr>
+        <w:t xml:space="preserve"> an index based on the key. </w:t>
+      </w:r>
+      <w:r>
+        <w:rPr>
+          <w:rFonts w:cs="Arial"/>
+          <w:sz w:val="24"/>
+          <w:szCs w:val="24"/>
+        </w:rPr>
+        <w:t>The index will specify the location in the underlying array where the corresponding value is placed</w:t>
+      </w:r>
+      <w:r>
+        <w:rPr>
+          <w:rFonts w:cs="Arial"/>
+          <w:sz w:val="24"/>
+          <w:szCs w:val="24"/>
+        </w:rPr>
+        <w:t xml:space="preserve">. </w:t>
+      </w:r>
+    </w:p>
+    <w:p>
+      <w:pPr>
+        <w:rPr>
+          <w:rFonts w:cs="Arial"/>
+          <w:sz w:val="24"/>
+          <w:szCs w:val="24"/>
+        </w:rPr>
+      </w:pPr>
+      <w:r>
+        <w:rPr>
+          <w:rFonts w:cs="Arial"/>
+          <w:sz w:val="24"/>
+          <w:szCs w:val="24"/>
+        </w:rPr>
+        <w:t>Due to this design features such as fast insertion, deletion, and searching</w:t>
+      </w:r>
+      <w:r>
+        <w:rPr>
+          <w:rFonts w:cs="Arial"/>
+          <w:sz w:val="24"/>
+          <w:szCs w:val="24"/>
+        </w:rPr>
+        <w:t xml:space="preserve"> can be completed with an average time of </w:t>
+      </w:r>
+      <w:r>
+        <w:rPr>
+          <w:rFonts w:cs="Arial"/>
+          <w:sz w:val="24"/>
+          <w:szCs w:val="24"/>
+        </w:rPr>
+        <w:t>O (</w:t>
+      </w:r>
+      <w:r>
+        <w:rPr>
+          <w:rFonts w:cs="Arial"/>
+          <w:sz w:val="24"/>
+          <w:szCs w:val="24"/>
+        </w:rPr>
+        <w:t xml:space="preserve">1). Hash tables </w:t>
+      </w:r>
+      <w:r>
+        <w:rPr>
+          <w:rFonts w:cs="Arial"/>
+          <w:sz w:val="24"/>
+          <w:szCs w:val="24"/>
+        </w:rPr>
+        <w:t>can often be found under different names such as associative arrays of dictionaries</w:t>
+      </w:r>
+      <w:r>
+        <w:rPr>
+          <w:rFonts w:cs="Arial"/>
+          <w:sz w:val="24"/>
+          <w:szCs w:val="24"/>
+        </w:rPr>
+        <w:t xml:space="preserve">. </w:t>
+      </w:r>
+      <w:r>
+        <w:rPr>
+          <w:rFonts w:cs="Arial"/>
+          <w:sz w:val="24"/>
+          <w:szCs w:val="24"/>
+        </w:rPr>
+        <w:t xml:space="preserve"> </w:t>
+      </w:r>
+      <w:r>
+        <w:rPr>
+          <w:rFonts w:cs="Arial"/>
+          <w:sz w:val="24"/>
+          <w:szCs w:val="24"/>
+        </w:rPr>
+        <w:fldChar w:fldCharType="begin"/>
+      </w:r>
+      <w:r>
+        <w:rPr>
+          <w:rFonts w:cs="Arial"/>
+          <w:sz w:val="24"/>
+          <w:szCs w:val="24"/>
+        </w:rPr>
+        <w:instrText xml:space="preserve"> ADDIN ZOTERO_ITEM CSL_CITATION {"citationID":"ZQot3Syq","properties":{"formattedCitation":"({\\i{}Hash Table Data Structure}, 2025)","plainCitation":"(Hash Table Data Structure, 2025)","noteIndex":0},"citationItems":[{"id":725,"uris":["http://zotero.org/users/15491865/items/SPTFK9NL"],"itemData":{"id":725,"type":"webpage","abstract":"Your All-in-One Learning Portal: GeeksforGeeks is a comprehensive educational platform that empowers learners across domains-spanning computer science and programming, school education, upskilling, commerce, software tools, competitive exams, and more.","container-title":"GeeksforGeeks","language":"en-US","note":"section: Hash","title":"Hash Table Data Structure","URL":"https://www.geeksforgeeks.org/dsa/hash-table-data-structure/","accessed":{"date-parts":[["2025",11,27]]},"issued":{"date-parts":[["2025",7,23]]}}}],"schema":"https://github.com/citation-style-language/schema/raw/master/csl-citation.json"} </w:instrText>
+      </w:r>
+      <w:r>
+        <w:rPr>
+          <w:rFonts w:cs="Arial"/>
+          <w:sz w:val="24"/>
+          <w:szCs w:val="24"/>
+        </w:rPr>
+        <w:fldChar w:fldCharType="separate"/>
+      </w:r>
+      <w:r>
+        <w:rPr>
+          <w:rFonts w:ascii="Aptos" w:hAnsi="Aptos" w:cs="Times New Roman"/>
+          <w:sz w:val="24"/>
+        </w:rPr>
+        <w:t>(</w:t>
+      </w:r>
+      <w:r>
+        <w:rPr>
+          <w:rFonts w:ascii="Aptos" w:hAnsi="Aptos" w:cs="Times New Roman"/>
+          <w:i/>
+          <w:iCs/>
+          <w:sz w:val="24"/>
+        </w:rPr>
+        <w:t>Hash Table Data Structure</w:t>
+      </w:r>
+      <w:r>
+        <w:rPr>
+          <w:rFonts w:ascii="Aptos" w:hAnsi="Aptos" w:cs="Times New Roman"/>
+          <w:sz w:val="24"/>
+        </w:rPr>
+        <w:t>, 2025)</w:t>
+      </w:r>
+      <w:r>
+        <w:rPr>
+          <w:rFonts w:cs="Arial"/>
+          <w:sz w:val="24"/>
+          <w:szCs w:val="24"/>
+        </w:rPr>
+        <w:fldChar w:fldCharType="end"/>
+      </w:r>
+      <w:r>
+        <w:rPr>
+          <w:rFonts w:cs="Arial"/>
+          <w:sz w:val="24"/>
+          <w:szCs w:val="24"/>
+        </w:rPr>
+        <w:t xml:space="preserve">. </w:t>
+      </w:r>
     </w:p>
     <w:p>
       <w:pPr>
@@ -3170,7 +3112,7 @@
           <w:szCs w:val="28"/>
         </w:rPr>
       </w:pPr>
-      <w:bookmarkStart w:id="5" w:name="_Toc215009752"/>
+      <w:bookmarkStart w:id="4" w:name="_Toc215139752"/>
       <w:r>
         <w:rPr>
           <w:rFonts w:cs="Arial"/>
@@ -3179,70 +3121,649 @@
         </w:rPr>
         <w:t>Collision in a hash table</w:t>
       </w:r>
-      <w:bookmarkEnd w:id="5"/>
-    </w:p>
-    <w:p>
-      <w:pPr>
-        <w:rPr>
-          <w:rFonts w:asciiTheme="majorHAnsi" w:hAnsiTheme="majorHAnsi" w:cs="Arial"/>
+      <w:bookmarkEnd w:id="4"/>
+    </w:p>
+    <w:p>
+      <w:pPr>
+        <w:rPr>
+          <w:rFonts w:cs="Arial"/>
+          <w:sz w:val="24"/>
+          <w:szCs w:val="24"/>
+        </w:rPr>
+      </w:pPr>
+      <w:r>
+        <w:rPr>
+          <w:rFonts w:cs="Arial"/>
+          <w:sz w:val="24"/>
+          <w:szCs w:val="24"/>
+        </w:rPr>
+        <w:t>Collision</w:t>
+      </w:r>
+      <w:r>
+        <w:rPr>
+          <w:rFonts w:cs="Arial"/>
+          <w:sz w:val="24"/>
+          <w:szCs w:val="24"/>
+        </w:rPr>
+        <w:t xml:space="preserve"> in a hash table occurs when the hash function maps two different keys to the same index in the hash table.</w:t>
+      </w:r>
+      <w:r>
+        <w:rPr>
+          <w:rFonts w:cs="Arial"/>
+          <w:sz w:val="24"/>
+          <w:szCs w:val="24"/>
+        </w:rPr>
+        <w:t xml:space="preserve"> Conflict is created as an index should </w:t>
+      </w:r>
+      <w:proofErr w:type="gramStart"/>
+      <w:r>
+        <w:rPr>
+          <w:rFonts w:cs="Arial"/>
+          <w:sz w:val="24"/>
+          <w:szCs w:val="24"/>
+        </w:rPr>
+        <w:t>really only</w:t>
+      </w:r>
+      <w:proofErr w:type="gramEnd"/>
+      <w:r>
+        <w:rPr>
+          <w:rFonts w:cs="Arial"/>
+          <w:sz w:val="24"/>
+          <w:szCs w:val="24"/>
+        </w:rPr>
+        <w:t xml:space="preserve"> hold one value</w:t>
+      </w:r>
+      <w:r>
+        <w:rPr>
+          <w:rFonts w:cs="Arial"/>
+          <w:sz w:val="24"/>
+          <w:szCs w:val="24"/>
+        </w:rPr>
+        <w:t xml:space="preserve">. This makes it necessary for collision resolution techniques to be implemented to mange the situation. </w:t>
+      </w:r>
+      <w:r>
+        <w:rPr>
+          <w:rFonts w:cs="Arial"/>
+          <w:sz w:val="24"/>
+          <w:szCs w:val="24"/>
+        </w:rPr>
+        <w:t>Collision may occur due to a limited table size or a poorly designed hash function.</w:t>
+      </w:r>
+      <w:r>
+        <w:rPr>
+          <w:rFonts w:cs="Arial"/>
+          <w:sz w:val="24"/>
+          <w:szCs w:val="24"/>
+        </w:rPr>
+        <w:t xml:space="preserve"> </w:t>
+      </w:r>
+      <w:r>
+        <w:rPr>
+          <w:rFonts w:cs="Arial"/>
+          <w:sz w:val="24"/>
+          <w:szCs w:val="24"/>
+        </w:rPr>
+        <w:fldChar w:fldCharType="begin"/>
+      </w:r>
+      <w:r>
+        <w:rPr>
+          <w:rFonts w:cs="Arial"/>
+          <w:sz w:val="24"/>
+          <w:szCs w:val="24"/>
+        </w:rPr>
+        <w:instrText xml:space="preserve"> ADDIN ZOTERO_ITEM CSL_CITATION {"citationID":"DFAgE08z","properties":{"formattedCitation":"(\\uc0\\u8220{}Hash Collisions Explained,\\uc0\\u8221{} no date)","plainCitation":"(“Hash Collisions Explained,” no date)","noteIndex":0},"citationItems":[{"id":727,"uris":["http://zotero.org/users/15491865/items/JE7U2DUL"],"itemData":{"id":727,"type":"post-weblog","abstract":"A hash collision is a random match in hash values that occurs when a hashing algorithm produces the same hash value for two distinct pieces..","container-title":"Freeman Law","language":"en","title":"Hash Collisions Explained","URL":"https://freemanlaw.com/hash-collisions-explained/","accessed":{"date-parts":[["2025",11,27]]}}}],"schema":"https://github.com/citation-style-language/schema/raw/master/csl-citation.json"} </w:instrText>
+      </w:r>
+      <w:r>
+        <w:rPr>
+          <w:rFonts w:cs="Arial"/>
+          <w:sz w:val="24"/>
+          <w:szCs w:val="24"/>
+        </w:rPr>
+        <w:fldChar w:fldCharType="separate"/>
+      </w:r>
+      <w:r>
+        <w:rPr>
+          <w:rFonts w:ascii="Aptos" w:hAnsi="Aptos" w:cs="Times New Roman"/>
+          <w:sz w:val="24"/>
+        </w:rPr>
+        <w:t>(“Hash Collisions Explained,” no date)</w:t>
+      </w:r>
+      <w:r>
+        <w:rPr>
+          <w:rFonts w:cs="Arial"/>
+          <w:sz w:val="24"/>
+          <w:szCs w:val="24"/>
+        </w:rPr>
+        <w:fldChar w:fldCharType="end"/>
+      </w:r>
+      <w:r>
+        <w:rPr>
+          <w:rFonts w:cs="Arial"/>
+          <w:sz w:val="24"/>
+          <w:szCs w:val="24"/>
+        </w:rPr>
+        <w:t>.</w:t>
+      </w:r>
+    </w:p>
+    <w:p>
+      <w:pPr>
+        <w:rPr>
+          <w:rFonts w:cs="Arial"/>
+          <w:sz w:val="24"/>
+          <w:szCs w:val="24"/>
+        </w:rPr>
+      </w:pPr>
+    </w:p>
+    <w:p>
+      <w:pPr>
+        <w:pStyle w:val="Heading2"/>
+        <w:rPr>
+          <w:rFonts w:cs="Arial"/>
           <w:sz w:val="28"/>
           <w:szCs w:val="28"/>
         </w:rPr>
       </w:pPr>
-    </w:p>
-    <w:p>
-      <w:pPr>
-        <w:pStyle w:val="Heading2"/>
+      <w:bookmarkStart w:id="5" w:name="_Toc215139753"/>
+      <w:r>
         <w:rPr>
           <w:rFonts w:cs="Arial"/>
           <w:sz w:val="28"/>
           <w:szCs w:val="28"/>
         </w:rPr>
-      </w:pPr>
-      <w:bookmarkStart w:id="6" w:name="_Toc215009753"/>
-      <w:r>
+        <w:lastRenderedPageBreak/>
+        <w:t>Load factor</w:t>
+      </w:r>
+      <w:bookmarkEnd w:id="5"/>
+    </w:p>
+    <w:p>
+      <w:pPr>
+        <w:rPr>
+          <w:sz w:val="24"/>
+          <w:szCs w:val="24"/>
+        </w:rPr>
+      </w:pPr>
+      <w:r>
+        <w:rPr>
+          <w:sz w:val="24"/>
+          <w:szCs w:val="24"/>
+        </w:rPr>
+        <w:t xml:space="preserve">The load factor is the </w:t>
+      </w:r>
+      <w:r>
+        <w:rPr>
+          <w:sz w:val="24"/>
+          <w:szCs w:val="24"/>
+        </w:rPr>
+        <w:t xml:space="preserve">measure of how full a hash table </w:t>
+      </w:r>
+      <w:r>
+        <w:rPr>
+          <w:sz w:val="24"/>
+          <w:szCs w:val="24"/>
+        </w:rPr>
+        <w:t xml:space="preserve">is. </w:t>
+      </w:r>
+      <w:r>
+        <w:rPr>
+          <w:sz w:val="24"/>
+          <w:szCs w:val="24"/>
+        </w:rPr>
+        <w:t>It</w:t>
+      </w:r>
+      <w:r>
+        <w:rPr>
+          <w:sz w:val="24"/>
+          <w:szCs w:val="24"/>
+        </w:rPr>
+        <w:t xml:space="preserve"> defined the ratio between the number of stored elements and the number of slots available, sometimes called buckets in the table.</w:t>
+      </w:r>
+      <w:r>
+        <w:rPr>
+          <w:sz w:val="24"/>
+          <w:szCs w:val="24"/>
+        </w:rPr>
+        <w:t xml:space="preserve"> The formula used to calculate the load factor is as follows:</w:t>
+      </w:r>
+    </w:p>
+    <w:p>
+      <w:pPr>
+        <w:rPr>
+          <w:sz w:val="24"/>
+          <w:szCs w:val="24"/>
+        </w:rPr>
+      </w:pPr>
+    </w:p>
+    <w:p>
+      <m:oMath>
+        <m:sSubSup>
+          <m:sSubSupPr>
+            <m:ctrlPr>
+              <w:rPr>
+                <w:rFonts w:ascii="Cambria Math" w:hAnsi="Cambria Math"/>
+                <w:i/>
+              </w:rPr>
+            </m:ctrlPr>
+          </m:sSubSupPr>
+          <m:e>
+            <m:r>
+              <w:rPr>
+                <w:rFonts w:ascii="Cambria Math" w:hAnsi="Cambria Math"/>
+              </w:rPr>
+              <m:t xml:space="preserve">Load Factor= </m:t>
+            </m:r>
+          </m:e>
+          <m:sub>
+            <m:r>
+              <w:rPr>
+                <w:rFonts w:ascii="Cambria Math" w:hAnsi="Cambria Math"/>
+              </w:rPr>
+              <m:t>Number of Buckets</m:t>
+            </m:r>
+          </m:sub>
+          <m:sup>
+            <m:r>
+              <w:rPr>
+                <w:rFonts w:ascii="Cambria Math" w:hAnsi="Cambria Math"/>
+              </w:rPr>
+              <m:t>Number of Elements</m:t>
+            </m:r>
+          </m:sup>
+        </m:sSubSup>
+      </m:oMath>
+      <w:r>
+        <w:tab/>
+      </w:r>
+    </w:p>
+    <w:p>
+      <w:pPr>
+        <w:pStyle w:val="Caption"/>
+        <w:rPr>
+          <w:sz w:val="24"/>
+          <w:szCs w:val="24"/>
+        </w:rPr>
+      </w:pPr>
+      <w:r>
+        <w:rPr>
+          <w:sz w:val="24"/>
+          <w:szCs w:val="24"/>
+        </w:rPr>
+        <w:t xml:space="preserve">Equation </w:t>
+      </w:r>
+      <w:r>
+        <w:rPr>
+          <w:sz w:val="24"/>
+          <w:szCs w:val="24"/>
+        </w:rPr>
+        <w:fldChar w:fldCharType="begin"/>
+      </w:r>
+      <w:r>
+        <w:rPr>
+          <w:sz w:val="24"/>
+          <w:szCs w:val="24"/>
+        </w:rPr>
+        <w:instrText xml:space="preserve"> SEQ Equation \* ARABIC </w:instrText>
+      </w:r>
+      <w:r>
+        <w:rPr>
+          <w:sz w:val="24"/>
+          <w:szCs w:val="24"/>
+        </w:rPr>
+        <w:fldChar w:fldCharType="separate"/>
+      </w:r>
+      <w:r>
+        <w:rPr>
+          <w:noProof/>
+          <w:sz w:val="24"/>
+          <w:szCs w:val="24"/>
+        </w:rPr>
+        <w:t>1</w:t>
+      </w:r>
+      <w:r>
+        <w:rPr>
+          <w:sz w:val="24"/>
+          <w:szCs w:val="24"/>
+        </w:rPr>
+        <w:fldChar w:fldCharType="end"/>
+      </w:r>
+      <w:r>
+        <w:rPr>
+          <w:sz w:val="24"/>
+          <w:szCs w:val="24"/>
+        </w:rPr>
+        <w:t xml:space="preserve"> Load Factor</w:t>
+      </w:r>
+    </w:p>
+    <w:p/>
+    <w:p>
+      <w:r>
+        <w:t xml:space="preserve">A high load factor will increase the chances of collisions, which degrade the performance as multiple keys may end up mapping to the same index. While a low load factor will </w:t>
+      </w:r>
+      <w:r>
+        <w:t>result in wasted memory usage.</w:t>
+      </w:r>
+      <w:r>
+        <w:t xml:space="preserve"> </w:t>
+      </w:r>
+      <w:r>
+        <w:t xml:space="preserve">Most hash tables will implement automatic resizing, or rehashing, to </w:t>
+      </w:r>
+      <w:r>
+        <w:t xml:space="preserve">ensure neither high nor low load factors occur. </w:t>
+      </w:r>
+      <w:r>
+        <w:fldChar w:fldCharType="begin"/>
+      </w:r>
+      <w:r>
+        <w:instrText xml:space="preserve"> ADDIN ZOTERO_ITEM CSL_CITATION {"citationID":"dHfhAGjR","properties":{"formattedCitation":"({\\i{}Load factor in hash table}, no date)","plainCitation":"(Load factor in hash table, no date)","noteIndex":0},"citationItems":[{"id":731,"uris":["http://zotero.org/users/15491865/items/DD97CTJY"],"itemData":{"id":731,"type":"webpage","abstract":"Managing large amounts of data can be challenging. Hash tables can effectively add, remove, and chec","container-title":"Hyperskill","language":"en","title":"Load factor in hash table","URL":"https://hyperskill.org/learn/step/40135","accessed":{"date-parts":[["2025",11,27]]}}}],"schema":"https://github.com/citation-style-language/schema/raw/master/csl-citation.json"} </w:instrText>
+      </w:r>
+      <w:r>
+        <w:fldChar w:fldCharType="separate"/>
+      </w:r>
+      <w:r>
+        <w:rPr>
+          <w:rFonts w:ascii="Aptos" w:hAnsi="Aptos" w:cs="Times New Roman"/>
+        </w:rPr>
+        <w:t>(</w:t>
+      </w:r>
+      <w:r>
+        <w:rPr>
+          <w:rFonts w:ascii="Aptos" w:hAnsi="Aptos" w:cs="Times New Roman"/>
+          <w:i/>
+          <w:iCs/>
+        </w:rPr>
+        <w:t>Load factor in hash table</w:t>
+      </w:r>
+      <w:r>
+        <w:rPr>
+          <w:rFonts w:ascii="Aptos" w:hAnsi="Aptos" w:cs="Times New Roman"/>
+        </w:rPr>
+        <w:t>, no date)</w:t>
+      </w:r>
+      <w:r>
+        <w:fldChar w:fldCharType="end"/>
+      </w:r>
+      <w:r>
+        <w:t>.</w:t>
+      </w:r>
+    </w:p>
+    <w:p/>
+    <w:p>
+      <w:pPr>
+        <w:pStyle w:val="Heading2"/>
         <w:rPr>
           <w:rFonts w:cs="Arial"/>
           <w:sz w:val="28"/>
           <w:szCs w:val="28"/>
         </w:rPr>
-        <w:t>Load factor</w:t>
-      </w:r>
-      <w:bookmarkEnd w:id="6"/>
-    </w:p>
-    <w:p>
-      <w:pPr>
-        <w:rPr>
-          <w:rFonts w:asciiTheme="majorHAnsi" w:hAnsiTheme="majorHAnsi" w:cs="Arial"/>
+      </w:pPr>
+      <w:bookmarkStart w:id="6" w:name="_Toc215139754"/>
+      <w:r>
+        <w:rPr>
+          <w:rFonts w:cs="Arial"/>
           <w:sz w:val="28"/>
           <w:szCs w:val="28"/>
         </w:rPr>
-      </w:pPr>
-    </w:p>
-    <w:p>
-      <w:pPr>
-        <w:pStyle w:val="Heading2"/>
-        <w:rPr>
-          <w:rFonts w:cs="Arial"/>
-          <w:sz w:val="28"/>
-          <w:szCs w:val="28"/>
-        </w:rPr>
-      </w:pPr>
-      <w:bookmarkStart w:id="7" w:name="_Toc215009754"/>
-      <w:r>
-        <w:rPr>
-          <w:rFonts w:cs="Arial"/>
-          <w:sz w:val="28"/>
-          <w:szCs w:val="28"/>
-        </w:rPr>
         <w:t>Open addressing</w:t>
       </w:r>
-      <w:bookmarkEnd w:id="7"/>
-    </w:p>
-    <w:p>
-      <w:pPr>
-        <w:rPr>
-          <w:rFonts w:ascii="Arial" w:hAnsi="Arial" w:cs="Arial"/>
+      <w:bookmarkEnd w:id="6"/>
+    </w:p>
+    <w:p>
+      <w:pPr>
+        <w:rPr>
+          <w:rFonts w:cs="Arial"/>
+          <w:sz w:val="24"/>
+          <w:szCs w:val="24"/>
+        </w:rPr>
+      </w:pPr>
+      <w:r>
+        <w:rPr>
+          <w:rFonts w:cs="Arial"/>
+          <w:sz w:val="24"/>
+          <w:szCs w:val="24"/>
+        </w:rPr>
+        <w:t xml:space="preserve">Open addressing is a technique used to </w:t>
+      </w:r>
+      <w:r>
+        <w:rPr>
+          <w:rFonts w:cs="Arial"/>
+          <w:sz w:val="24"/>
+          <w:szCs w:val="24"/>
+        </w:rPr>
+        <w:t>resolve collisions in a hash table. It works by stor</w:t>
+      </w:r>
+      <w:r>
+        <w:rPr>
+          <w:rFonts w:cs="Arial"/>
+          <w:sz w:val="24"/>
+          <w:szCs w:val="24"/>
+        </w:rPr>
+        <w:t xml:space="preserve">ing all the </w:t>
+      </w:r>
+      <w:r>
+        <w:rPr>
+          <w:rFonts w:cs="Arial"/>
+          <w:sz w:val="24"/>
+          <w:szCs w:val="24"/>
+        </w:rPr>
+        <w:t>elements</w:t>
+      </w:r>
+      <w:r>
+        <w:rPr>
+          <w:rFonts w:cs="Arial"/>
+          <w:sz w:val="24"/>
+          <w:szCs w:val="24"/>
+        </w:rPr>
+        <w:t xml:space="preserve"> directly within the hash table itself. If a collision does occur, a probing sequence is used to find the next available slot for the new key</w:t>
+      </w:r>
+      <w:r>
+        <w:rPr>
+          <w:rFonts w:cs="Arial"/>
+          <w:sz w:val="24"/>
+          <w:szCs w:val="24"/>
+        </w:rPr>
+        <w:t>.  Some common methods of probing include:</w:t>
+      </w:r>
+    </w:p>
+    <w:p>
+      <w:pPr>
+        <w:pStyle w:val="ListParagraph"/>
+        <w:numPr>
+          <w:ilvl w:val="0"/>
+          <w:numId w:val="7"/>
+        </w:numPr>
+        <w:rPr>
+          <w:rFonts w:cs="Arial"/>
+          <w:sz w:val="24"/>
+          <w:szCs w:val="24"/>
+        </w:rPr>
+      </w:pPr>
+      <w:r>
+        <w:rPr>
+          <w:rFonts w:cs="Arial"/>
+          <w:sz w:val="24"/>
+          <w:szCs w:val="24"/>
+        </w:rPr>
+        <w:t xml:space="preserve">Linear </w:t>
+      </w:r>
+      <w:r>
+        <w:rPr>
+          <w:rFonts w:cs="Arial"/>
+          <w:sz w:val="24"/>
+          <w:szCs w:val="24"/>
+        </w:rPr>
+        <w:t>– checks consecutive slots</w:t>
+      </w:r>
+    </w:p>
+    <w:p>
+      <w:pPr>
+        <w:pStyle w:val="ListParagraph"/>
+        <w:numPr>
+          <w:ilvl w:val="0"/>
+          <w:numId w:val="7"/>
+        </w:numPr>
+        <w:rPr>
+          <w:rFonts w:cs="Arial"/>
+          <w:sz w:val="24"/>
+          <w:szCs w:val="24"/>
+        </w:rPr>
+      </w:pPr>
+      <w:r>
+        <w:rPr>
+          <w:rFonts w:cs="Arial"/>
+          <w:sz w:val="24"/>
+          <w:szCs w:val="24"/>
+        </w:rPr>
+        <w:t>Quadratic</w:t>
+      </w:r>
+      <w:r>
+        <w:rPr>
+          <w:rFonts w:cs="Arial"/>
+          <w:sz w:val="24"/>
+          <w:szCs w:val="24"/>
+        </w:rPr>
+        <w:t xml:space="preserve"> – uses squared increments</w:t>
+      </w:r>
+    </w:p>
+    <w:p>
+      <w:pPr>
+        <w:pStyle w:val="ListParagraph"/>
+        <w:numPr>
+          <w:ilvl w:val="0"/>
+          <w:numId w:val="7"/>
+        </w:numPr>
+        <w:rPr>
+          <w:rFonts w:cs="Arial"/>
+          <w:sz w:val="24"/>
+          <w:szCs w:val="24"/>
+        </w:rPr>
+      </w:pPr>
+      <w:r>
+        <w:rPr>
+          <w:rFonts w:cs="Arial"/>
+          <w:sz w:val="24"/>
+          <w:szCs w:val="24"/>
+        </w:rPr>
+        <w:t>Double hashing</w:t>
+      </w:r>
+      <w:r>
+        <w:rPr>
+          <w:rFonts w:cs="Arial"/>
+          <w:sz w:val="24"/>
+          <w:szCs w:val="24"/>
+        </w:rPr>
+        <w:t xml:space="preserve"> – appliles a second hash function to determine the step size</w:t>
+      </w:r>
+    </w:p>
+    <w:p>
+      <w:pPr>
+        <w:rPr>
+          <w:rFonts w:cs="Arial"/>
+          <w:sz w:val="24"/>
+          <w:szCs w:val="24"/>
+        </w:rPr>
+      </w:pPr>
+      <w:r>
+        <w:rPr>
+          <w:rFonts w:cs="Arial"/>
+          <w:sz w:val="24"/>
+          <w:szCs w:val="24"/>
+        </w:rPr>
+        <w:t xml:space="preserve">The process of probing works by first calculating an initial index. If the slot is </w:t>
+      </w:r>
+      <w:r>
+        <w:rPr>
+          <w:rFonts w:cs="Arial"/>
+          <w:sz w:val="24"/>
+          <w:szCs w:val="24"/>
+        </w:rPr>
+        <w:t>occupied,</w:t>
+      </w:r>
+      <w:r>
+        <w:rPr>
+          <w:rFonts w:cs="Arial"/>
+          <w:sz w:val="24"/>
+          <w:szCs w:val="24"/>
+        </w:rPr>
+        <w:t xml:space="preserve"> then the probe will continue to the next until an empty slot is found.  This approach can at times suffer issues if the load factor becomes high.</w:t>
+      </w:r>
+      <w:r>
+        <w:rPr>
+          <w:rFonts w:cs="Arial"/>
+          <w:sz w:val="24"/>
+          <w:szCs w:val="24"/>
+        </w:rPr>
+        <w:t xml:space="preserve"> </w:t>
+      </w:r>
+      <w:r>
+        <w:rPr>
+          <w:rFonts w:cs="Arial"/>
+          <w:sz w:val="24"/>
+          <w:szCs w:val="24"/>
+        </w:rPr>
+        <w:fldChar w:fldCharType="begin"/>
+      </w:r>
+      <w:r>
+        <w:rPr>
+          <w:rFonts w:cs="Arial"/>
+          <w:sz w:val="24"/>
+          <w:szCs w:val="24"/>
+        </w:rPr>
+        <w:instrText xml:space="preserve"> ADDIN ZOTERO_ITEM CSL_CITATION {"citationID":"JhbexhFp","properties":{"formattedCitation":"({\\i{}Open addressing | Study Glance}, no date)","plainCitation":"(Open addressing | Study Glance, no date)","noteIndex":0},"citationItems":[{"id":733,"uris":["http://zotero.org/users/15491865/items/KLU43U96"],"itemData":{"id":733,"type":"webpage","title":"Open addressing | Study Glance","URL":"http://studyglance.in/php/","accessed":{"date-parts":[["2025",11,27]]}}}],"schema":"https://github.com/citation-style-language/schema/raw/master/csl-citation.json"} </w:instrText>
+      </w:r>
+      <w:r>
+        <w:rPr>
+          <w:rFonts w:cs="Arial"/>
+          <w:sz w:val="24"/>
+          <w:szCs w:val="24"/>
+        </w:rPr>
+        <w:fldChar w:fldCharType="separate"/>
+      </w:r>
+      <w:r>
+        <w:rPr>
+          <w:rFonts w:ascii="Aptos" w:hAnsi="Aptos" w:cs="Times New Roman"/>
+          <w:sz w:val="24"/>
+        </w:rPr>
+        <w:t>(</w:t>
+      </w:r>
+      <w:r>
+        <w:rPr>
+          <w:rFonts w:ascii="Aptos" w:hAnsi="Aptos" w:cs="Times New Roman"/>
+          <w:i/>
+          <w:iCs/>
+          <w:sz w:val="24"/>
+        </w:rPr>
+        <w:t>Open addressing | Study Glance</w:t>
+      </w:r>
+      <w:r>
+        <w:rPr>
+          <w:rFonts w:ascii="Aptos" w:hAnsi="Aptos" w:cs="Times New Roman"/>
+          <w:sz w:val="24"/>
+        </w:rPr>
+        <w:t>, no date)</w:t>
+      </w:r>
+      <w:r>
+        <w:rPr>
+          <w:rFonts w:cs="Arial"/>
+          <w:sz w:val="24"/>
+          <w:szCs w:val="24"/>
+        </w:rPr>
+        <w:fldChar w:fldCharType="end"/>
+      </w:r>
+      <w:r>
+        <w:rPr>
+          <w:rFonts w:cs="Arial"/>
+          <w:sz w:val="24"/>
+          <w:szCs w:val="24"/>
+        </w:rPr>
+        <w:t xml:space="preserve">. </w:t>
+      </w:r>
+    </w:p>
+    <w:p>
+      <w:pPr>
+        <w:rPr>
+          <w:rFonts w:cs="Arial"/>
+          <w:sz w:val="24"/>
+          <w:szCs w:val="24"/>
         </w:rPr>
       </w:pPr>
     </w:p>
@@ -3563,7 +4084,7 @@
           <w:szCs w:val="32"/>
         </w:rPr>
       </w:pPr>
-      <w:bookmarkStart w:id="8" w:name="_Toc215009755"/>
+      <w:bookmarkStart w:id="7" w:name="_Toc215139755"/>
       <w:r>
         <w:rPr>
           <w:rFonts w:cs="Arial"/>
@@ -3572,23 +4093,32 @@
         </w:rPr>
         <w:t>Appendix</w:t>
       </w:r>
-      <w:bookmarkEnd w:id="8"/>
-    </w:p>
-    <w:p>
-      <w:pPr>
-        <w:rPr>
-          <w:rFonts w:cs="Arial"/>
-          <w:sz w:val="24"/>
-          <w:szCs w:val="24"/>
-        </w:rPr>
-      </w:pPr>
-      <w:r>
-        <w:rPr>
-          <w:rFonts w:cs="Arial"/>
-          <w:sz w:val="24"/>
-          <w:szCs w:val="24"/>
-        </w:rPr>
-        <w:t>GitHub Repo Link</w:t>
+      <w:bookmarkEnd w:id="7"/>
+    </w:p>
+    <w:p>
+      <w:pPr>
+        <w:rPr>
+          <w:rFonts w:cs="Arial"/>
+          <w:sz w:val="24"/>
+          <w:szCs w:val="24"/>
+        </w:rPr>
+      </w:pPr>
+      <w:r>
+        <w:rPr>
+          <w:rFonts w:cs="Arial"/>
+          <w:sz w:val="24"/>
+          <w:szCs w:val="24"/>
+        </w:rPr>
+        <w:t xml:space="preserve">GitHub Repo </w:t>
+      </w:r>
+      <w:proofErr w:type="gramStart"/>
+      <w:r>
+        <w:rPr>
+          <w:rFonts w:cs="Arial"/>
+          <w:sz w:val="24"/>
+          <w:szCs w:val="24"/>
+        </w:rPr>
+        <w:t>Link</w:t>
       </w:r>
       <w:r>
         <w:rPr>
@@ -3598,6 +4128,7 @@
         </w:rPr>
         <w:t>;</w:t>
       </w:r>
+      <w:proofErr w:type="gramEnd"/>
     </w:p>
     <w:p>
       <w:pPr>
@@ -4248,6 +4779,119 @@
     </w:lvl>
   </w:abstractNum>
   <w:abstractNum w:abstractNumId="4" w15:restartNumberingAfterBreak="0">
+    <w:nsid w:val="3EB90BF1"/>
+    <w:multiLevelType w:val="hybridMultilevel"/>
+    <w:tmpl w:val="9A4E51F0"/>
+    <w:lvl w:ilvl="0" w:tplc="18090001">
+      <w:start w:val="1"/>
+      <w:numFmt w:val="bullet"/>
+      <w:lvlText w:val=""/>
+      <w:lvlJc w:val="left"/>
+      <w:pPr>
+        <w:ind w:left="720" w:hanging="360"/>
+      </w:pPr>
+      <w:rPr>
+        <w:rFonts w:ascii="Symbol" w:hAnsi="Symbol" w:hint="default"/>
+      </w:rPr>
+    </w:lvl>
+    <w:lvl w:ilvl="1" w:tplc="18090003" w:tentative="1">
+      <w:start w:val="1"/>
+      <w:numFmt w:val="bullet"/>
+      <w:lvlText w:val="o"/>
+      <w:lvlJc w:val="left"/>
+      <w:pPr>
+        <w:ind w:left="1440" w:hanging="360"/>
+      </w:pPr>
+      <w:rPr>
+        <w:rFonts w:ascii="Courier New" w:hAnsi="Courier New" w:cs="Courier New" w:hint="default"/>
+      </w:rPr>
+    </w:lvl>
+    <w:lvl w:ilvl="2" w:tplc="18090005" w:tentative="1">
+      <w:start w:val="1"/>
+      <w:numFmt w:val="bullet"/>
+      <w:lvlText w:val=""/>
+      <w:lvlJc w:val="left"/>
+      <w:pPr>
+        <w:ind w:left="2160" w:hanging="360"/>
+      </w:pPr>
+      <w:rPr>
+        <w:rFonts w:ascii="Wingdings" w:hAnsi="Wingdings" w:hint="default"/>
+      </w:rPr>
+    </w:lvl>
+    <w:lvl w:ilvl="3" w:tplc="18090001" w:tentative="1">
+      <w:start w:val="1"/>
+      <w:numFmt w:val="bullet"/>
+      <w:lvlText w:val=""/>
+      <w:lvlJc w:val="left"/>
+      <w:pPr>
+        <w:ind w:left="2880" w:hanging="360"/>
+      </w:pPr>
+      <w:rPr>
+        <w:rFonts w:ascii="Symbol" w:hAnsi="Symbol" w:hint="default"/>
+      </w:rPr>
+    </w:lvl>
+    <w:lvl w:ilvl="4" w:tplc="18090003" w:tentative="1">
+      <w:start w:val="1"/>
+      <w:numFmt w:val="bullet"/>
+      <w:lvlText w:val="o"/>
+      <w:lvlJc w:val="left"/>
+      <w:pPr>
+        <w:ind w:left="3600" w:hanging="360"/>
+      </w:pPr>
+      <w:rPr>
+        <w:rFonts w:ascii="Courier New" w:hAnsi="Courier New" w:cs="Courier New" w:hint="default"/>
+      </w:rPr>
+    </w:lvl>
+    <w:lvl w:ilvl="5" w:tplc="18090005" w:tentative="1">
+      <w:start w:val="1"/>
+      <w:numFmt w:val="bullet"/>
+      <w:lvlText w:val=""/>
+      <w:lvlJc w:val="left"/>
+      <w:pPr>
+        <w:ind w:left="4320" w:hanging="360"/>
+      </w:pPr>
+      <w:rPr>
+        <w:rFonts w:ascii="Wingdings" w:hAnsi="Wingdings" w:hint="default"/>
+      </w:rPr>
+    </w:lvl>
+    <w:lvl w:ilvl="6" w:tplc="18090001" w:tentative="1">
+      <w:start w:val="1"/>
+      <w:numFmt w:val="bullet"/>
+      <w:lvlText w:val=""/>
+      <w:lvlJc w:val="left"/>
+      <w:pPr>
+        <w:ind w:left="5040" w:hanging="360"/>
+      </w:pPr>
+      <w:rPr>
+        <w:rFonts w:ascii="Symbol" w:hAnsi="Symbol" w:hint="default"/>
+      </w:rPr>
+    </w:lvl>
+    <w:lvl w:ilvl="7" w:tplc="18090003" w:tentative="1">
+      <w:start w:val="1"/>
+      <w:numFmt w:val="bullet"/>
+      <w:lvlText w:val="o"/>
+      <w:lvlJc w:val="left"/>
+      <w:pPr>
+        <w:ind w:left="5760" w:hanging="360"/>
+      </w:pPr>
+      <w:rPr>
+        <w:rFonts w:ascii="Courier New" w:hAnsi="Courier New" w:cs="Courier New" w:hint="default"/>
+      </w:rPr>
+    </w:lvl>
+    <w:lvl w:ilvl="8" w:tplc="18090005" w:tentative="1">
+      <w:start w:val="1"/>
+      <w:numFmt w:val="bullet"/>
+      <w:lvlText w:val=""/>
+      <w:lvlJc w:val="left"/>
+      <w:pPr>
+        <w:ind w:left="6480" w:hanging="360"/>
+      </w:pPr>
+      <w:rPr>
+        <w:rFonts w:ascii="Wingdings" w:hAnsi="Wingdings" w:hint="default"/>
+      </w:rPr>
+    </w:lvl>
+  </w:abstractNum>
+  <w:abstractNum w:abstractNumId="5" w15:restartNumberingAfterBreak="0">
     <w:nsid w:val="417C024E"/>
     <w:multiLevelType w:val="hybridMultilevel"/>
     <w:tmpl w:val="24E4C11C"/>
@@ -4387,7 +5031,7 @@
       </w:rPr>
     </w:lvl>
   </w:abstractNum>
-  <w:abstractNum w:abstractNumId="5" w15:restartNumberingAfterBreak="0">
+  <w:abstractNum w:abstractNumId="6" w15:restartNumberingAfterBreak="0">
     <w:nsid w:val="57F477D6"/>
     <w:multiLevelType w:val="hybridMultilevel"/>
     <w:tmpl w:val="32CAD620"/>
@@ -4513,10 +5157,13 @@
     <w:abstractNumId w:val="3"/>
   </w:num>
   <w:num w:numId="5" w16cid:durableId="1061713459">
-    <w:abstractNumId w:val="4"/>
+    <w:abstractNumId w:val="5"/>
   </w:num>
   <w:num w:numId="6" w16cid:durableId="1587765166">
-    <w:abstractNumId w:val="5"/>
+    <w:abstractNumId w:val="6"/>
+  </w:num>
+  <w:num w:numId="7" w16cid:durableId="1867518607">
+    <w:abstractNumId w:val="4"/>
   </w:num>
 </w:numbering>
 </file>
@@ -5687,6 +6334,46 @@
       <w:ind w:left="440"/>
     </w:pPr>
   </w:style>
+  <w:style w:type="paragraph" w:styleId="Caption">
+    <w:name w:val="caption"/>
+    <w:basedOn w:val="Normal"/>
+    <w:next w:val="Normal"/>
+    <w:uiPriority w:val="35"/>
+    <w:unhideWhenUsed/>
+    <w:qFormat/>
+    <w:rsid w:val="00997F5B"/>
+    <w:pPr>
+      <w:spacing w:line="240" w:lineRule="auto"/>
+    </w:pPr>
+    <w:rPr>
+      <w:i/>
+      <w:iCs/>
+      <w:color w:val="0E2841" w:themeColor="text2"/>
+      <w:sz w:val="18"/>
+      <w:szCs w:val="18"/>
+    </w:rPr>
+  </w:style>
+  <w:style w:type="paragraph" w:styleId="TableofFigures">
+    <w:name w:val="table of figures"/>
+    <w:basedOn w:val="Normal"/>
+    <w:next w:val="Normal"/>
+    <w:uiPriority w:val="99"/>
+    <w:unhideWhenUsed/>
+    <w:rsid w:val="0090076C"/>
+    <w:pPr>
+      <w:spacing w:after="0"/>
+    </w:pPr>
+  </w:style>
+  <w:style w:type="character" w:styleId="PlaceholderText">
+    <w:name w:val="Placeholder Text"/>
+    <w:basedOn w:val="DefaultParagraphFont"/>
+    <w:uiPriority w:val="99"/>
+    <w:semiHidden/>
+    <w:rsid w:val="00E36A23"/>
+    <w:rPr>
+      <w:color w:val="666666"/>
+    </w:rPr>
+  </w:style>
 </w:styles>
 </file>
 

--- a/OisinGibson_L00172671_AADSHashingCA.docx
+++ b/OisinGibson_L00172671_AADSHashingCA.docx
@@ -529,6 +529,7 @@
             <w14:uncheckedState w14:val="2610" w14:font="MS Gothic"/>
           </w14:checkbox>
         </w:sdtPr>
+        <w:sdtEndPr/>
         <w:sdtContent>
           <w:r>
             <w:rPr>
@@ -1229,7 +1230,27 @@
                 <w:szCs w:val="18"/>
               </w:rPr>
               <w:tab/>
-              <w:t xml:space="preserve">Date:  </w:t>
+              <w:t xml:space="preserve">Date: </w:t>
+            </w:r>
+            <w:r>
+              <w:rPr>
+                <w:rFonts w:ascii="Open Sans" w:hAnsi="Open Sans" w:cs="Open Sans"/>
+                <w:b/>
+                <w:bCs/>
+                <w:sz w:val="18"/>
+                <w:szCs w:val="18"/>
+              </w:rPr>
+              <w:t xml:space="preserve"> 29/12/2025</w:t>
+            </w:r>
+            <w:r>
+              <w:rPr>
+                <w:rFonts w:ascii="Open Sans" w:hAnsi="Open Sans" w:cs="Open Sans"/>
+                <w:b/>
+                <w:bCs/>
+                <w:sz w:val="18"/>
+                <w:szCs w:val="18"/>
+              </w:rPr>
+              <w:t xml:space="preserve"> </w:t>
             </w:r>
             <w:r>
               <w:rPr>
@@ -1421,7 +1442,6 @@
               </w:rPr>
               <w:t>Continuous Assessment</w:t>
             </w:r>
-            <w:proofErr w:type="gramStart"/>
             <w:r>
               <w:rPr>
                 <w:rFonts w:ascii="Open Sans" w:hAnsi="Open Sans" w:cs="Open Sans"/>
@@ -1438,9 +1458,8 @@
                 <w:sz w:val="18"/>
                 <w:szCs w:val="18"/>
               </w:rPr>
-              <w:t xml:space="preserve">  For</w:t>
-            </w:r>
-            <w:proofErr w:type="gramEnd"/>
+              <w:t xml:space="preserve"> For</w:t>
+            </w:r>
             <w:r>
               <w:rPr>
                 <w:rFonts w:ascii="Open Sans" w:hAnsi="Open Sans" w:cs="Open Sans"/>
@@ -1822,7 +1841,7 @@
             </w:rPr>
             <w:fldChar w:fldCharType="separate"/>
           </w:r>
-          <w:hyperlink w:anchor="_Toc215139749" w:history="1">
+          <w:hyperlink w:anchor="_Toc215264103" w:history="1">
             <w:r>
               <w:rPr>
                 <w:rStyle w:val="Hyperlink"/>
@@ -1869,7 +1888,7 @@
                 <w:noProof/>
                 <w:webHidden/>
               </w:rPr>
-              <w:instrText xml:space="preserve"> PAGEREF _Toc215139749 \h </w:instrText>
+              <w:instrText xml:space="preserve"> PAGEREF _Toc215264103 \h </w:instrText>
             </w:r>
             <w:r>
               <w:rPr>
@@ -1916,7 +1935,7 @@
               <w14:ligatures w14:val="standardContextual"/>
             </w:rPr>
           </w:pPr>
-          <w:hyperlink w:anchor="_Toc215139750" w:history="1">
+          <w:hyperlink w:anchor="_Toc215264104" w:history="1">
             <w:r>
               <w:rPr>
                 <w:rStyle w:val="Hyperlink"/>
@@ -1963,7 +1982,7 @@
                 <w:noProof/>
                 <w:webHidden/>
               </w:rPr>
-              <w:instrText xml:space="preserve"> PAGEREF _Toc215139750 \h </w:instrText>
+              <w:instrText xml:space="preserve"> PAGEREF _Toc215264104 \h </w:instrText>
             </w:r>
             <w:r>
               <w:rPr>
@@ -2010,7 +2029,7 @@
               <w14:ligatures w14:val="standardContextual"/>
             </w:rPr>
           </w:pPr>
-          <w:hyperlink w:anchor="_Toc215139751" w:history="1">
+          <w:hyperlink w:anchor="_Toc215264105" w:history="1">
             <w:r>
               <w:rPr>
                 <w:rStyle w:val="Hyperlink"/>
@@ -2057,7 +2076,7 @@
                 <w:noProof/>
                 <w:webHidden/>
               </w:rPr>
-              <w:instrText xml:space="preserve"> PAGEREF _Toc215139751 \h </w:instrText>
+              <w:instrText xml:space="preserve"> PAGEREF _Toc215264105 \h </w:instrText>
             </w:r>
             <w:r>
               <w:rPr>
@@ -2104,7 +2123,7 @@
               <w14:ligatures w14:val="standardContextual"/>
             </w:rPr>
           </w:pPr>
-          <w:hyperlink w:anchor="_Toc215139752" w:history="1">
+          <w:hyperlink w:anchor="_Toc215264106" w:history="1">
             <w:r>
               <w:rPr>
                 <w:rStyle w:val="Hyperlink"/>
@@ -2151,7 +2170,7 @@
                 <w:noProof/>
                 <w:webHidden/>
               </w:rPr>
-              <w:instrText xml:space="preserve"> PAGEREF _Toc215139752 \h </w:instrText>
+              <w:instrText xml:space="preserve"> PAGEREF _Toc215264106 \h </w:instrText>
             </w:r>
             <w:r>
               <w:rPr>
@@ -2171,7 +2190,7 @@
                 <w:noProof/>
                 <w:webHidden/>
               </w:rPr>
-              <w:t>5</w:t>
+              <w:t>6</w:t>
             </w:r>
             <w:r>
               <w:rPr>
@@ -2198,7 +2217,7 @@
               <w14:ligatures w14:val="standardContextual"/>
             </w:rPr>
           </w:pPr>
-          <w:hyperlink w:anchor="_Toc215139753" w:history="1">
+          <w:hyperlink w:anchor="_Toc215264107" w:history="1">
             <w:r>
               <w:rPr>
                 <w:rStyle w:val="Hyperlink"/>
@@ -2245,7 +2264,7 @@
                 <w:noProof/>
                 <w:webHidden/>
               </w:rPr>
-              <w:instrText xml:space="preserve"> PAGEREF _Toc215139753 \h </w:instrText>
+              <w:instrText xml:space="preserve"> PAGEREF _Toc215264107 \h </w:instrText>
             </w:r>
             <w:r>
               <w:rPr>
@@ -2292,7 +2311,7 @@
               <w14:ligatures w14:val="standardContextual"/>
             </w:rPr>
           </w:pPr>
-          <w:hyperlink w:anchor="_Toc215139754" w:history="1">
+          <w:hyperlink w:anchor="_Toc215264108" w:history="1">
             <w:r>
               <w:rPr>
                 <w:rStyle w:val="Hyperlink"/>
@@ -2339,7 +2358,7 @@
                 <w:noProof/>
                 <w:webHidden/>
               </w:rPr>
-              <w:instrText xml:space="preserve"> PAGEREF _Toc215139754 \h </w:instrText>
+              <w:instrText xml:space="preserve"> PAGEREF _Toc215264108 \h </w:instrText>
             </w:r>
             <w:r>
               <w:rPr>
@@ -2386,11 +2405,10 @@
               <w14:ligatures w14:val="standardContextual"/>
             </w:rPr>
           </w:pPr>
-          <w:hyperlink w:anchor="_Toc215139755" w:history="1">
+          <w:hyperlink w:anchor="_Toc215264109" w:history="1">
             <w:r>
               <w:rPr>
                 <w:rStyle w:val="Hyperlink"/>
-                <w:rFonts w:cs="Arial"/>
                 <w:noProof/>
               </w:rPr>
               <w:t>2</w:t>
@@ -2409,9 +2427,662 @@
             <w:r>
               <w:rPr>
                 <w:rStyle w:val="Hyperlink"/>
+                <w:noProof/>
+              </w:rPr>
+              <w:t>Question 2</w:t>
+            </w:r>
+            <w:r>
+              <w:rPr>
+                <w:noProof/>
+                <w:webHidden/>
+              </w:rPr>
+              <w:tab/>
+            </w:r>
+            <w:r>
+              <w:rPr>
+                <w:noProof/>
+                <w:webHidden/>
+              </w:rPr>
+              <w:fldChar w:fldCharType="begin"/>
+            </w:r>
+            <w:r>
+              <w:rPr>
+                <w:noProof/>
+                <w:webHidden/>
+              </w:rPr>
+              <w:instrText xml:space="preserve"> PAGEREF _Toc215264109 \h </w:instrText>
+            </w:r>
+            <w:r>
+              <w:rPr>
+                <w:noProof/>
+                <w:webHidden/>
+              </w:rPr>
+            </w:r>
+            <w:r>
+              <w:rPr>
+                <w:noProof/>
+                <w:webHidden/>
+              </w:rPr>
+              <w:fldChar w:fldCharType="separate"/>
+            </w:r>
+            <w:r>
+              <w:rPr>
+                <w:noProof/>
+                <w:webHidden/>
+              </w:rPr>
+              <w:t>7</w:t>
+            </w:r>
+            <w:r>
+              <w:rPr>
+                <w:noProof/>
+                <w:webHidden/>
+              </w:rPr>
+              <w:fldChar w:fldCharType="end"/>
+            </w:r>
+          </w:hyperlink>
+        </w:p>
+        <w:p>
+          <w:pPr>
+            <w:pStyle w:val="TOC2"/>
+            <w:tabs>
+              <w:tab w:val="left" w:pos="960"/>
+              <w:tab w:val="right" w:leader="dot" w:pos="9016"/>
+            </w:tabs>
+            <w:rPr>
+              <w:noProof/>
+              <w:kern w:val="2"/>
+              <w:sz w:val="24"/>
+              <w:szCs w:val="24"/>
+              <w:lang w:eastAsia="en-IE"/>
+              <w14:ligatures w14:val="standardContextual"/>
+            </w:rPr>
+          </w:pPr>
+          <w:hyperlink w:anchor="_Toc215264110" w:history="1">
+            <w:r>
+              <w:rPr>
+                <w:rStyle w:val="Hyperlink"/>
+                <w:noProof/>
+              </w:rPr>
+              <w:t>2.1</w:t>
+            </w:r>
+            <w:r>
+              <w:rPr>
+                <w:noProof/>
+                <w:kern w:val="2"/>
+                <w:sz w:val="24"/>
+                <w:szCs w:val="24"/>
+                <w:lang w:eastAsia="en-IE"/>
+                <w14:ligatures w14:val="standardContextual"/>
+              </w:rPr>
+              <w:tab/>
+            </w:r>
+            <w:r>
+              <w:rPr>
+                <w:rStyle w:val="Hyperlink"/>
+                <w:noProof/>
+              </w:rPr>
+              <w:t>Discuss how hash-based data structures differ from tree-based data structures.</w:t>
+            </w:r>
+            <w:r>
+              <w:rPr>
+                <w:noProof/>
+                <w:webHidden/>
+              </w:rPr>
+              <w:tab/>
+            </w:r>
+            <w:r>
+              <w:rPr>
+                <w:noProof/>
+                <w:webHidden/>
+              </w:rPr>
+              <w:fldChar w:fldCharType="begin"/>
+            </w:r>
+            <w:r>
+              <w:rPr>
+                <w:noProof/>
+                <w:webHidden/>
+              </w:rPr>
+              <w:instrText xml:space="preserve"> PAGEREF _Toc215264110 \h </w:instrText>
+            </w:r>
+            <w:r>
+              <w:rPr>
+                <w:noProof/>
+                <w:webHidden/>
+              </w:rPr>
+            </w:r>
+            <w:r>
+              <w:rPr>
+                <w:noProof/>
+                <w:webHidden/>
+              </w:rPr>
+              <w:fldChar w:fldCharType="separate"/>
+            </w:r>
+            <w:r>
+              <w:rPr>
+                <w:noProof/>
+                <w:webHidden/>
+              </w:rPr>
+              <w:t>7</w:t>
+            </w:r>
+            <w:r>
+              <w:rPr>
+                <w:noProof/>
+                <w:webHidden/>
+              </w:rPr>
+              <w:fldChar w:fldCharType="end"/>
+            </w:r>
+          </w:hyperlink>
+        </w:p>
+        <w:p>
+          <w:pPr>
+            <w:pStyle w:val="TOC2"/>
+            <w:tabs>
+              <w:tab w:val="left" w:pos="960"/>
+              <w:tab w:val="right" w:leader="dot" w:pos="9016"/>
+            </w:tabs>
+            <w:rPr>
+              <w:noProof/>
+              <w:kern w:val="2"/>
+              <w:sz w:val="24"/>
+              <w:szCs w:val="24"/>
+              <w:lang w:eastAsia="en-IE"/>
+              <w14:ligatures w14:val="standardContextual"/>
+            </w:rPr>
+          </w:pPr>
+          <w:hyperlink w:anchor="_Toc215264111" w:history="1">
+            <w:r>
+              <w:rPr>
+                <w:rStyle w:val="Hyperlink"/>
+                <w:noProof/>
+              </w:rPr>
+              <w:t>2.2</w:t>
+            </w:r>
+            <w:r>
+              <w:rPr>
+                <w:noProof/>
+                <w:kern w:val="2"/>
+                <w:sz w:val="24"/>
+                <w:szCs w:val="24"/>
+                <w:lang w:eastAsia="en-IE"/>
+                <w14:ligatures w14:val="standardContextual"/>
+              </w:rPr>
+              <w:tab/>
+            </w:r>
+            <w:r>
+              <w:rPr>
+                <w:rStyle w:val="Hyperlink"/>
+                <w:noProof/>
+              </w:rPr>
+              <w:t>What are the advantages and disadvantages of each in terms of time complexity for operations such as insert, delete, and search?</w:t>
+            </w:r>
+            <w:r>
+              <w:rPr>
+                <w:noProof/>
+                <w:webHidden/>
+              </w:rPr>
+              <w:tab/>
+            </w:r>
+            <w:r>
+              <w:rPr>
+                <w:noProof/>
+                <w:webHidden/>
+              </w:rPr>
+              <w:fldChar w:fldCharType="begin"/>
+            </w:r>
+            <w:r>
+              <w:rPr>
+                <w:noProof/>
+                <w:webHidden/>
+              </w:rPr>
+              <w:instrText xml:space="preserve"> PAGEREF _Toc215264111 \h </w:instrText>
+            </w:r>
+            <w:r>
+              <w:rPr>
+                <w:noProof/>
+                <w:webHidden/>
+              </w:rPr>
+            </w:r>
+            <w:r>
+              <w:rPr>
+                <w:noProof/>
+                <w:webHidden/>
+              </w:rPr>
+              <w:fldChar w:fldCharType="separate"/>
+            </w:r>
+            <w:r>
+              <w:rPr>
+                <w:noProof/>
+                <w:webHidden/>
+              </w:rPr>
+              <w:t>7</w:t>
+            </w:r>
+            <w:r>
+              <w:rPr>
+                <w:noProof/>
+                <w:webHidden/>
+              </w:rPr>
+              <w:fldChar w:fldCharType="end"/>
+            </w:r>
+          </w:hyperlink>
+        </w:p>
+        <w:p>
+          <w:pPr>
+            <w:pStyle w:val="TOC3"/>
+            <w:tabs>
+              <w:tab w:val="left" w:pos="1200"/>
+              <w:tab w:val="right" w:leader="dot" w:pos="9016"/>
+            </w:tabs>
+            <w:rPr>
+              <w:noProof/>
+              <w:kern w:val="2"/>
+              <w:sz w:val="24"/>
+              <w:szCs w:val="24"/>
+              <w:lang w:eastAsia="en-IE"/>
+              <w14:ligatures w14:val="standardContextual"/>
+            </w:rPr>
+          </w:pPr>
+          <w:hyperlink w:anchor="_Toc215264112" w:history="1">
+            <w:r>
+              <w:rPr>
+                <w:rStyle w:val="Hyperlink"/>
+                <w:noProof/>
+              </w:rPr>
+              <w:t>2.2.1</w:t>
+            </w:r>
+            <w:r>
+              <w:rPr>
+                <w:noProof/>
+                <w:kern w:val="2"/>
+                <w:sz w:val="24"/>
+                <w:szCs w:val="24"/>
+                <w:lang w:eastAsia="en-IE"/>
+                <w14:ligatures w14:val="standardContextual"/>
+              </w:rPr>
+              <w:tab/>
+            </w:r>
+            <w:r>
+              <w:rPr>
+                <w:rStyle w:val="Hyperlink"/>
+                <w:noProof/>
+              </w:rPr>
+              <w:t>Hash-Based data structures</w:t>
+            </w:r>
+            <w:r>
+              <w:rPr>
+                <w:noProof/>
+                <w:webHidden/>
+              </w:rPr>
+              <w:tab/>
+            </w:r>
+            <w:r>
+              <w:rPr>
+                <w:noProof/>
+                <w:webHidden/>
+              </w:rPr>
+              <w:fldChar w:fldCharType="begin"/>
+            </w:r>
+            <w:r>
+              <w:rPr>
+                <w:noProof/>
+                <w:webHidden/>
+              </w:rPr>
+              <w:instrText xml:space="preserve"> PAGEREF _Toc215264112 \h </w:instrText>
+            </w:r>
+            <w:r>
+              <w:rPr>
+                <w:noProof/>
+                <w:webHidden/>
+              </w:rPr>
+            </w:r>
+            <w:r>
+              <w:rPr>
+                <w:noProof/>
+                <w:webHidden/>
+              </w:rPr>
+              <w:fldChar w:fldCharType="separate"/>
+            </w:r>
+            <w:r>
+              <w:rPr>
+                <w:noProof/>
+                <w:webHidden/>
+              </w:rPr>
+              <w:t>7</w:t>
+            </w:r>
+            <w:r>
+              <w:rPr>
+                <w:noProof/>
+                <w:webHidden/>
+              </w:rPr>
+              <w:fldChar w:fldCharType="end"/>
+            </w:r>
+          </w:hyperlink>
+        </w:p>
+        <w:p>
+          <w:pPr>
+            <w:pStyle w:val="TOC3"/>
+            <w:tabs>
+              <w:tab w:val="left" w:pos="1200"/>
+              <w:tab w:val="right" w:leader="dot" w:pos="9016"/>
+            </w:tabs>
+            <w:rPr>
+              <w:noProof/>
+              <w:kern w:val="2"/>
+              <w:sz w:val="24"/>
+              <w:szCs w:val="24"/>
+              <w:lang w:eastAsia="en-IE"/>
+              <w14:ligatures w14:val="standardContextual"/>
+            </w:rPr>
+          </w:pPr>
+          <w:hyperlink w:anchor="_Toc215264113" w:history="1">
+            <w:r>
+              <w:rPr>
+                <w:rStyle w:val="Hyperlink"/>
+                <w:noProof/>
+              </w:rPr>
+              <w:t>2.2.2</w:t>
+            </w:r>
+            <w:r>
+              <w:rPr>
+                <w:noProof/>
+                <w:kern w:val="2"/>
+                <w:sz w:val="24"/>
+                <w:szCs w:val="24"/>
+                <w:lang w:eastAsia="en-IE"/>
+                <w14:ligatures w14:val="standardContextual"/>
+              </w:rPr>
+              <w:tab/>
+            </w:r>
+            <w:r>
+              <w:rPr>
+                <w:rStyle w:val="Hyperlink"/>
+                <w:noProof/>
+              </w:rPr>
+              <w:t>Tree-Based Structures</w:t>
+            </w:r>
+            <w:r>
+              <w:rPr>
+                <w:noProof/>
+                <w:webHidden/>
+              </w:rPr>
+              <w:tab/>
+            </w:r>
+            <w:r>
+              <w:rPr>
+                <w:noProof/>
+                <w:webHidden/>
+              </w:rPr>
+              <w:fldChar w:fldCharType="begin"/>
+            </w:r>
+            <w:r>
+              <w:rPr>
+                <w:noProof/>
+                <w:webHidden/>
+              </w:rPr>
+              <w:instrText xml:space="preserve"> PAGEREF _Toc215264113 \h </w:instrText>
+            </w:r>
+            <w:r>
+              <w:rPr>
+                <w:noProof/>
+                <w:webHidden/>
+              </w:rPr>
+            </w:r>
+            <w:r>
+              <w:rPr>
+                <w:noProof/>
+                <w:webHidden/>
+              </w:rPr>
+              <w:fldChar w:fldCharType="separate"/>
+            </w:r>
+            <w:r>
+              <w:rPr>
+                <w:noProof/>
+                <w:webHidden/>
+              </w:rPr>
+              <w:t>8</w:t>
+            </w:r>
+            <w:r>
+              <w:rPr>
+                <w:noProof/>
+                <w:webHidden/>
+              </w:rPr>
+              <w:fldChar w:fldCharType="end"/>
+            </w:r>
+          </w:hyperlink>
+        </w:p>
+        <w:p>
+          <w:pPr>
+            <w:pStyle w:val="TOC3"/>
+            <w:tabs>
+              <w:tab w:val="left" w:pos="1200"/>
+              <w:tab w:val="right" w:leader="dot" w:pos="9016"/>
+            </w:tabs>
+            <w:rPr>
+              <w:noProof/>
+              <w:kern w:val="2"/>
+              <w:sz w:val="24"/>
+              <w:szCs w:val="24"/>
+              <w:lang w:eastAsia="en-IE"/>
+              <w14:ligatures w14:val="standardContextual"/>
+            </w:rPr>
+          </w:pPr>
+          <w:hyperlink w:anchor="_Toc215264114" w:history="1">
+            <w:r>
+              <w:rPr>
+                <w:rStyle w:val="Hyperlink"/>
+                <w:noProof/>
+              </w:rPr>
+              <w:t>2.2.3</w:t>
+            </w:r>
+            <w:r>
+              <w:rPr>
+                <w:noProof/>
+                <w:kern w:val="2"/>
+                <w:sz w:val="24"/>
+                <w:szCs w:val="24"/>
+                <w:lang w:eastAsia="en-IE"/>
+                <w14:ligatures w14:val="standardContextual"/>
+              </w:rPr>
+              <w:tab/>
+            </w:r>
+            <w:r>
+              <w:rPr>
+                <w:rStyle w:val="Hyperlink"/>
+                <w:rFonts w:ascii="Segoe UI Emoji" w:hAnsi="Segoe UI Emoji" w:cs="Segoe UI Emoji"/>
+                <w:noProof/>
+              </w:rPr>
+              <w:t>⚠️</w:t>
+            </w:r>
+            <w:r>
+              <w:rPr>
+                <w:rStyle w:val="Hyperlink"/>
+                <w:noProof/>
+              </w:rPr>
+              <w:t xml:space="preserve"> Tree-Based Structures – Disadvantages</w:t>
+            </w:r>
+            <w:r>
+              <w:rPr>
+                <w:noProof/>
+                <w:webHidden/>
+              </w:rPr>
+              <w:tab/>
+            </w:r>
+            <w:r>
+              <w:rPr>
+                <w:noProof/>
+                <w:webHidden/>
+              </w:rPr>
+              <w:fldChar w:fldCharType="begin"/>
+            </w:r>
+            <w:r>
+              <w:rPr>
+                <w:noProof/>
+                <w:webHidden/>
+              </w:rPr>
+              <w:instrText xml:space="preserve"> PAGEREF _Toc215264114 \h </w:instrText>
+            </w:r>
+            <w:r>
+              <w:rPr>
+                <w:noProof/>
+                <w:webHidden/>
+              </w:rPr>
+            </w:r>
+            <w:r>
+              <w:rPr>
+                <w:noProof/>
+                <w:webHidden/>
+              </w:rPr>
+              <w:fldChar w:fldCharType="separate"/>
+            </w:r>
+            <w:r>
+              <w:rPr>
+                <w:noProof/>
+                <w:webHidden/>
+              </w:rPr>
+              <w:t>8</w:t>
+            </w:r>
+            <w:r>
+              <w:rPr>
+                <w:noProof/>
+                <w:webHidden/>
+              </w:rPr>
+              <w:fldChar w:fldCharType="end"/>
+            </w:r>
+          </w:hyperlink>
+        </w:p>
+        <w:p>
+          <w:pPr>
+            <w:pStyle w:val="TOC1"/>
+            <w:tabs>
+              <w:tab w:val="left" w:pos="440"/>
+              <w:tab w:val="right" w:leader="dot" w:pos="9016"/>
+            </w:tabs>
+            <w:rPr>
+              <w:noProof/>
+              <w:kern w:val="2"/>
+              <w:sz w:val="24"/>
+              <w:szCs w:val="24"/>
+              <w:lang w:eastAsia="en-IE"/>
+              <w14:ligatures w14:val="standardContextual"/>
+            </w:rPr>
+          </w:pPr>
+          <w:hyperlink w:anchor="_Toc215264115" w:history="1">
+            <w:r>
+              <w:rPr>
+                <w:rStyle w:val="Hyperlink"/>
+                <w:noProof/>
+              </w:rPr>
+              <w:t>3</w:t>
+            </w:r>
+            <w:r>
+              <w:rPr>
+                <w:noProof/>
+                <w:kern w:val="2"/>
+                <w:sz w:val="24"/>
+                <w:szCs w:val="24"/>
+                <w:lang w:eastAsia="en-IE"/>
+                <w14:ligatures w14:val="standardContextual"/>
+              </w:rPr>
+              <w:tab/>
+            </w:r>
+            <w:r>
+              <w:rPr>
+                <w:rStyle w:val="Hyperlink"/>
+                <w:noProof/>
+              </w:rPr>
+              <w:t>References</w:t>
+            </w:r>
+            <w:r>
+              <w:rPr>
+                <w:noProof/>
+                <w:webHidden/>
+              </w:rPr>
+              <w:tab/>
+            </w:r>
+            <w:r>
+              <w:rPr>
+                <w:noProof/>
+                <w:webHidden/>
+              </w:rPr>
+              <w:fldChar w:fldCharType="begin"/>
+            </w:r>
+            <w:r>
+              <w:rPr>
+                <w:noProof/>
+                <w:webHidden/>
+              </w:rPr>
+              <w:instrText xml:space="preserve"> PAGEREF _Toc215264115 \h </w:instrText>
+            </w:r>
+            <w:r>
+              <w:rPr>
+                <w:noProof/>
+                <w:webHidden/>
+              </w:rPr>
+            </w:r>
+            <w:r>
+              <w:rPr>
+                <w:noProof/>
+                <w:webHidden/>
+              </w:rPr>
+              <w:fldChar w:fldCharType="separate"/>
+            </w:r>
+            <w:r>
+              <w:rPr>
+                <w:noProof/>
+                <w:webHidden/>
+              </w:rPr>
+              <w:t>9</w:t>
+            </w:r>
+            <w:r>
+              <w:rPr>
+                <w:noProof/>
+                <w:webHidden/>
+              </w:rPr>
+              <w:fldChar w:fldCharType="end"/>
+            </w:r>
+          </w:hyperlink>
+        </w:p>
+        <w:p>
+          <w:pPr>
+            <w:pStyle w:val="TOC1"/>
+            <w:tabs>
+              <w:tab w:val="left" w:pos="440"/>
+              <w:tab w:val="right" w:leader="dot" w:pos="9016"/>
+            </w:tabs>
+            <w:rPr>
+              <w:noProof/>
+              <w:kern w:val="2"/>
+              <w:sz w:val="24"/>
+              <w:szCs w:val="24"/>
+              <w:lang w:eastAsia="en-IE"/>
+              <w14:ligatures w14:val="standardContextual"/>
+            </w:rPr>
+          </w:pPr>
+          <w:hyperlink w:anchor="_Toc215264116" w:history="1">
+            <w:r>
+              <w:rPr>
+                <w:rStyle w:val="Hyperlink"/>
                 <w:rFonts w:cs="Arial"/>
                 <w:noProof/>
               </w:rPr>
+              <w:t>4</w:t>
+            </w:r>
+            <w:r>
+              <w:rPr>
+                <w:noProof/>
+                <w:kern w:val="2"/>
+                <w:sz w:val="24"/>
+                <w:szCs w:val="24"/>
+                <w:lang w:eastAsia="en-IE"/>
+                <w14:ligatures w14:val="standardContextual"/>
+              </w:rPr>
+              <w:tab/>
+            </w:r>
+            <w:r>
+              <w:rPr>
+                <w:rStyle w:val="Hyperlink"/>
+                <w:rFonts w:cs="Arial"/>
+                <w:noProof/>
+              </w:rPr>
               <w:t>Appendix</w:t>
             </w:r>
             <w:r>
@@ -2433,7 +3104,7 @@
                 <w:noProof/>
                 <w:webHidden/>
               </w:rPr>
-              <w:instrText xml:space="preserve"> PAGEREF _Toc215139755 \h </w:instrText>
+              <w:instrText xml:space="preserve"> PAGEREF _Toc215264116 \h </w:instrText>
             </w:r>
             <w:r>
               <w:rPr>
@@ -2453,7 +3124,7 @@
                 <w:noProof/>
                 <w:webHidden/>
               </w:rPr>
-              <w:t>8</w:t>
+              <w:t>10</w:t>
             </w:r>
             <w:r>
               <w:rPr>
@@ -2630,18 +3301,13 @@
         <w:pStyle w:val="Heading1"/>
         <w:rPr>
           <w:rFonts w:cs="Arial"/>
-          <w:sz w:val="32"/>
-          <w:szCs w:val="32"/>
-        </w:rPr>
-      </w:pPr>
-      <w:bookmarkStart w:id="1" w:name="_Toc215139749"/>
-      <w:r>
-        <w:rPr>
-          <w:rFonts w:cs="Arial"/>
-          <w:sz w:val="32"/>
-          <w:szCs w:val="32"/>
-        </w:rPr>
-        <w:lastRenderedPageBreak/>
+        </w:rPr>
+      </w:pPr>
+      <w:bookmarkStart w:id="1" w:name="_Toc215264103"/>
+      <w:r>
+        <w:rPr>
+          <w:rFonts w:cs="Arial"/>
+        </w:rPr>
         <w:t>Question 1</w:t>
       </w:r>
       <w:bookmarkEnd w:id="1"/>
@@ -2655,7 +3321,7 @@
           <w:szCs w:val="28"/>
         </w:rPr>
       </w:pPr>
-      <w:bookmarkStart w:id="2" w:name="_Toc215139750"/>
+      <w:bookmarkStart w:id="2" w:name="_Toc215264104"/>
       <w:r>
         <w:rPr>
           <w:rFonts w:cs="Arial"/>
@@ -2914,7 +3580,7 @@
           <w:szCs w:val="28"/>
         </w:rPr>
       </w:pPr>
-      <w:bookmarkStart w:id="3" w:name="_Toc215139751"/>
+      <w:bookmarkStart w:id="3" w:name="_Toc215264105"/>
       <w:r>
         <w:rPr>
           <w:rFonts w:cs="Arial"/>
@@ -3112,7 +3778,7 @@
           <w:szCs w:val="28"/>
         </w:rPr>
       </w:pPr>
-      <w:bookmarkStart w:id="4" w:name="_Toc215139752"/>
+      <w:bookmarkStart w:id="4" w:name="_Toc215264106"/>
       <w:r>
         <w:rPr>
           <w:rFonts w:cs="Arial"/>
@@ -3171,7 +3837,16 @@
           <w:sz w:val="24"/>
           <w:szCs w:val="24"/>
         </w:rPr>
-        <w:t xml:space="preserve"> hold one value</w:t>
+        <w:t xml:space="preserve"> hold one </w:t>
+      </w:r>
+      <w:r>
+        <w:rPr>
+          <w:rFonts w:cs="Arial"/>
+          <w:sz w:val="24"/>
+          <w:szCs w:val="24"/>
+        </w:rPr>
+        <w:lastRenderedPageBreak/>
+        <w:t>value</w:t>
       </w:r>
       <w:r>
         <w:rPr>
@@ -3263,14 +3938,13 @@
           <w:szCs w:val="28"/>
         </w:rPr>
       </w:pPr>
-      <w:bookmarkStart w:id="5" w:name="_Toc215139753"/>
+      <w:bookmarkStart w:id="5" w:name="_Toc215264107"/>
       <w:r>
         <w:rPr>
           <w:rFonts w:cs="Arial"/>
           <w:sz w:val="28"/>
           <w:szCs w:val="28"/>
         </w:rPr>
-        <w:lastRenderedPageBreak/>
         <w:t>Load factor</w:t>
       </w:r>
       <w:bookmarkEnd w:id="5"/>
@@ -3496,7 +4170,7 @@
           <w:szCs w:val="28"/>
         </w:rPr>
       </w:pPr>
-      <w:bookmarkStart w:id="6" w:name="_Toc215139754"/>
+      <w:bookmarkStart w:id="6" w:name="_Toc215264108"/>
       <w:r>
         <w:rPr>
           <w:rFonts w:cs="Arial"/>
@@ -3769,234 +4443,1119 @@
     </w:p>
     <w:p>
       <w:pPr>
-        <w:rPr>
-          <w:rFonts w:ascii="Arial" w:hAnsi="Arial" w:cs="Arial"/>
-        </w:rPr>
-      </w:pPr>
-    </w:p>
-    <w:p>
-      <w:pPr>
-        <w:rPr>
-          <w:rFonts w:ascii="Arial" w:hAnsi="Arial" w:cs="Arial"/>
-        </w:rPr>
-      </w:pPr>
-    </w:p>
-    <w:p>
-      <w:pPr>
-        <w:rPr>
-          <w:rFonts w:ascii="Arial" w:hAnsi="Arial" w:cs="Arial"/>
-        </w:rPr>
-      </w:pPr>
-    </w:p>
-    <w:p>
-      <w:pPr>
-        <w:rPr>
-          <w:rFonts w:ascii="Arial" w:hAnsi="Arial" w:cs="Arial"/>
-        </w:rPr>
-      </w:pPr>
-    </w:p>
-    <w:p>
-      <w:pPr>
-        <w:rPr>
-          <w:rFonts w:ascii="Arial" w:hAnsi="Arial" w:cs="Arial"/>
-        </w:rPr>
-      </w:pPr>
-    </w:p>
-    <w:p>
-      <w:pPr>
-        <w:rPr>
-          <w:rFonts w:ascii="Arial" w:hAnsi="Arial" w:cs="Arial"/>
-        </w:rPr>
-      </w:pPr>
-    </w:p>
-    <w:p>
-      <w:pPr>
-        <w:rPr>
-          <w:rFonts w:ascii="Arial" w:hAnsi="Arial" w:cs="Arial"/>
-        </w:rPr>
-      </w:pPr>
-    </w:p>
-    <w:p>
-      <w:pPr>
-        <w:rPr>
-          <w:rFonts w:ascii="Arial" w:hAnsi="Arial" w:cs="Arial"/>
-        </w:rPr>
-      </w:pPr>
-    </w:p>
-    <w:p>
-      <w:pPr>
-        <w:rPr>
-          <w:rFonts w:ascii="Arial" w:hAnsi="Arial" w:cs="Arial"/>
-        </w:rPr>
-      </w:pPr>
-    </w:p>
-    <w:p>
-      <w:pPr>
-        <w:rPr>
-          <w:rFonts w:ascii="Arial" w:hAnsi="Arial" w:cs="Arial"/>
-        </w:rPr>
-      </w:pPr>
-    </w:p>
-    <w:p>
-      <w:pPr>
-        <w:rPr>
-          <w:rFonts w:ascii="Arial" w:hAnsi="Arial" w:cs="Arial"/>
-        </w:rPr>
-      </w:pPr>
-    </w:p>
-    <w:p>
-      <w:pPr>
-        <w:rPr>
-          <w:rFonts w:ascii="Arial" w:hAnsi="Arial" w:cs="Arial"/>
-        </w:rPr>
-      </w:pPr>
-    </w:p>
-    <w:p>
-      <w:pPr>
-        <w:rPr>
-          <w:rFonts w:ascii="Arial" w:hAnsi="Arial" w:cs="Arial"/>
-        </w:rPr>
-      </w:pPr>
-    </w:p>
-    <w:p>
-      <w:pPr>
-        <w:rPr>
-          <w:rFonts w:ascii="Arial" w:hAnsi="Arial" w:cs="Arial"/>
-        </w:rPr>
-      </w:pPr>
-    </w:p>
-    <w:p>
-      <w:pPr>
-        <w:rPr>
-          <w:rFonts w:ascii="Arial" w:hAnsi="Arial" w:cs="Arial"/>
-        </w:rPr>
-      </w:pPr>
-    </w:p>
-    <w:p>
-      <w:pPr>
-        <w:rPr>
-          <w:rFonts w:ascii="Arial" w:hAnsi="Arial" w:cs="Arial"/>
-        </w:rPr>
-      </w:pPr>
-    </w:p>
-    <w:p>
-      <w:pPr>
-        <w:rPr>
-          <w:rFonts w:ascii="Arial" w:hAnsi="Arial" w:cs="Arial"/>
-        </w:rPr>
-      </w:pPr>
-    </w:p>
-    <w:p>
-      <w:pPr>
-        <w:rPr>
-          <w:rFonts w:ascii="Arial" w:hAnsi="Arial" w:cs="Arial"/>
-        </w:rPr>
-      </w:pPr>
-    </w:p>
-    <w:p>
-      <w:pPr>
-        <w:rPr>
-          <w:rFonts w:ascii="Arial" w:hAnsi="Arial" w:cs="Arial"/>
-        </w:rPr>
-      </w:pPr>
-    </w:p>
-    <w:p>
-      <w:pPr>
-        <w:rPr>
-          <w:rFonts w:ascii="Arial" w:hAnsi="Arial" w:cs="Arial"/>
-        </w:rPr>
-      </w:pPr>
-    </w:p>
-    <w:p>
-      <w:pPr>
-        <w:rPr>
-          <w:rFonts w:ascii="Arial" w:hAnsi="Arial" w:cs="Arial"/>
-        </w:rPr>
-      </w:pPr>
-    </w:p>
-    <w:p>
-      <w:pPr>
-        <w:rPr>
-          <w:rFonts w:ascii="Arial" w:hAnsi="Arial" w:cs="Arial"/>
-        </w:rPr>
-      </w:pPr>
-    </w:p>
-    <w:p>
-      <w:pPr>
-        <w:rPr>
-          <w:rFonts w:ascii="Arial" w:hAnsi="Arial" w:cs="Arial"/>
-        </w:rPr>
-      </w:pPr>
-    </w:p>
-    <w:p>
-      <w:pPr>
-        <w:rPr>
-          <w:rFonts w:ascii="Arial" w:hAnsi="Arial" w:cs="Arial"/>
-        </w:rPr>
-      </w:pPr>
-    </w:p>
-    <w:p>
-      <w:pPr>
-        <w:rPr>
-          <w:rFonts w:ascii="Arial" w:hAnsi="Arial" w:cs="Arial"/>
-        </w:rPr>
-      </w:pPr>
-    </w:p>
-    <w:p>
-      <w:pPr>
-        <w:rPr>
-          <w:rFonts w:ascii="Arial" w:hAnsi="Arial" w:cs="Arial"/>
-        </w:rPr>
-      </w:pPr>
-    </w:p>
-    <w:p>
-      <w:pPr>
-        <w:rPr>
-          <w:rFonts w:ascii="Arial" w:hAnsi="Arial" w:cs="Arial"/>
-        </w:rPr>
-      </w:pPr>
-    </w:p>
-    <w:p>
-      <w:pPr>
-        <w:rPr>
-          <w:rFonts w:ascii="Arial" w:hAnsi="Arial" w:cs="Arial"/>
-        </w:rPr>
-      </w:pPr>
-    </w:p>
-    <w:p>
-      <w:pPr>
-        <w:rPr>
-          <w:rFonts w:ascii="Arial" w:hAnsi="Arial" w:cs="Arial"/>
-        </w:rPr>
-      </w:pPr>
-    </w:p>
-    <w:p>
-      <w:pPr>
-        <w:rPr>
-          <w:rFonts w:ascii="Arial" w:hAnsi="Arial" w:cs="Arial"/>
-        </w:rPr>
-      </w:pPr>
-    </w:p>
-    <w:p>
-      <w:pPr>
-        <w:rPr>
-          <w:rFonts w:ascii="Arial" w:hAnsi="Arial" w:cs="Arial"/>
-        </w:rPr>
-      </w:pPr>
-    </w:p>
-    <w:p>
-      <w:pPr>
-        <w:rPr>
-          <w:rFonts w:ascii="Arial" w:hAnsi="Arial" w:cs="Arial"/>
-        </w:rPr>
-      </w:pPr>
-    </w:p>
-    <w:p>
-      <w:pPr>
-        <w:rPr>
-          <w:rFonts w:ascii="Arial" w:hAnsi="Arial" w:cs="Arial"/>
-        </w:rPr>
-      </w:pPr>
+        <w:pStyle w:val="Heading1"/>
+      </w:pPr>
+      <w:bookmarkStart w:id="7" w:name="_Toc215264109"/>
+      <w:r>
+        <w:lastRenderedPageBreak/>
+        <w:t>Question 2</w:t>
+      </w:r>
+      <w:bookmarkEnd w:id="7"/>
+    </w:p>
+    <w:p>
+      <w:pPr>
+        <w:pStyle w:val="Heading2"/>
+        <w:rPr>
+          <w:sz w:val="28"/>
+          <w:szCs w:val="28"/>
+        </w:rPr>
+      </w:pPr>
+      <w:bookmarkStart w:id="8" w:name="_Toc215264110"/>
+      <w:r>
+        <w:rPr>
+          <w:sz w:val="28"/>
+          <w:szCs w:val="28"/>
+        </w:rPr>
+        <w:t>Discuss how hash-based data structures differ from tree-based data structures</w:t>
+      </w:r>
+      <w:r>
+        <w:rPr>
+          <w:sz w:val="28"/>
+          <w:szCs w:val="28"/>
+        </w:rPr>
+        <w:t>.</w:t>
+      </w:r>
+      <w:bookmarkEnd w:id="8"/>
+    </w:p>
+    <w:p>
+      <w:pPr>
+        <w:rPr>
+          <w:sz w:val="24"/>
+          <w:szCs w:val="24"/>
+        </w:rPr>
+      </w:pPr>
+      <w:r>
+        <w:rPr>
+          <w:sz w:val="24"/>
+          <w:szCs w:val="24"/>
+        </w:rPr>
+        <w:t>Hash-based data structures differ from tree-based data structures in both their performance and in their functionality.</w:t>
+      </w:r>
+      <w:r>
+        <w:rPr>
+          <w:sz w:val="24"/>
+          <w:szCs w:val="24"/>
+        </w:rPr>
+        <w:t xml:space="preserve"> </w:t>
+      </w:r>
+      <w:r>
+        <w:rPr>
+          <w:sz w:val="24"/>
+          <w:szCs w:val="24"/>
+        </w:rPr>
+        <w:t>A hash table uses a hash</w:t>
+      </w:r>
+      <w:r>
+        <w:rPr>
+          <w:sz w:val="24"/>
+          <w:szCs w:val="24"/>
+        </w:rPr>
+        <w:t xml:space="preserve"> function to map keys to array indices. This allows for </w:t>
+      </w:r>
+      <w:r>
+        <w:rPr>
+          <w:sz w:val="24"/>
+          <w:szCs w:val="24"/>
+        </w:rPr>
+        <w:t>average-case constant-time operations for insertion, deletion, and search</w:t>
+      </w:r>
+      <w:r>
+        <w:rPr>
+          <w:sz w:val="24"/>
+          <w:szCs w:val="24"/>
+        </w:rPr>
+        <w:t xml:space="preserve">. The performance may degrade to linear time if collisions are poorly handled. </w:t>
+      </w:r>
+      <w:r>
+        <w:rPr>
+          <w:sz w:val="24"/>
+          <w:szCs w:val="24"/>
+        </w:rPr>
+        <w:fldChar w:fldCharType="begin"/>
+      </w:r>
+      <w:r>
+        <w:rPr>
+          <w:sz w:val="24"/>
+          <w:szCs w:val="24"/>
+        </w:rPr>
+        <w:instrText xml:space="preserve"> ADDIN ZOTERO_ITEM CSL_CITATION {"citationID":"0H3Zqe7e","properties":{"formattedCitation":"({\\i{}Advantages of BST over Hash Table}, 2025)","plainCitation":"(Advantages of BST over Hash Table, 2025)","noteIndex":0},"citationItems":[{"id":748,"uris":["http://zotero.org/users/15491865/items/9HXHIK8J"],"itemData":{"id":748,"type":"webpage","abstract":"Your All-in-One Learning Portal: GeeksforGeeks is a comprehensive educational platform that empowers learners across domains-spanning computer science and programming, school education, upskilling, commerce, software tools, competitive exams, and more.","container-title":"GeeksforGeeks","language":"en-US","note":"section: Hash","title":"Advantages of BST over Hash Table","URL":"https://www.geeksforgeeks.org/dsa/advantages-of-bst-over-hash-table/","accessed":{"date-parts":[["2025",11,28]]},"issued":{"date-parts":[["2025",7,23]]}}}],"schema":"https://github.com/citation-style-language/schema/raw/master/csl-citation.json"} </w:instrText>
+      </w:r>
+      <w:r>
+        <w:rPr>
+          <w:sz w:val="24"/>
+          <w:szCs w:val="24"/>
+        </w:rPr>
+        <w:fldChar w:fldCharType="separate"/>
+      </w:r>
+      <w:r>
+        <w:rPr>
+          <w:rFonts w:ascii="Aptos" w:hAnsi="Aptos" w:cs="Times New Roman"/>
+          <w:sz w:val="24"/>
+        </w:rPr>
+        <w:t>(</w:t>
+      </w:r>
+      <w:r>
+        <w:rPr>
+          <w:rFonts w:ascii="Aptos" w:hAnsi="Aptos" w:cs="Times New Roman"/>
+          <w:i/>
+          <w:iCs/>
+          <w:sz w:val="24"/>
+        </w:rPr>
+        <w:t>Advantages of BST over Hash Table</w:t>
+      </w:r>
+      <w:r>
+        <w:rPr>
+          <w:rFonts w:ascii="Aptos" w:hAnsi="Aptos" w:cs="Times New Roman"/>
+          <w:sz w:val="24"/>
+        </w:rPr>
+        <w:t>, 2025)</w:t>
+      </w:r>
+      <w:r>
+        <w:rPr>
+          <w:sz w:val="24"/>
+          <w:szCs w:val="24"/>
+        </w:rPr>
+        <w:fldChar w:fldCharType="end"/>
+      </w:r>
+      <w:r>
+        <w:rPr>
+          <w:sz w:val="24"/>
+          <w:szCs w:val="24"/>
+        </w:rPr>
+        <w:t>.</w:t>
+      </w:r>
+      <w:r>
+        <w:rPr>
+          <w:sz w:val="24"/>
+          <w:szCs w:val="24"/>
+        </w:rPr>
+        <w:t xml:space="preserve"> </w:t>
+      </w:r>
+      <w:r>
+        <w:rPr>
+          <w:sz w:val="24"/>
+          <w:szCs w:val="24"/>
+        </w:rPr>
+        <w:t xml:space="preserve">With </w:t>
+      </w:r>
+      <w:r>
+        <w:rPr>
+          <w:sz w:val="24"/>
+          <w:szCs w:val="24"/>
+        </w:rPr>
+        <w:t xml:space="preserve">tree-based data structures however, this process differs. </w:t>
+      </w:r>
+      <w:r>
+        <w:rPr>
+          <w:sz w:val="24"/>
+          <w:szCs w:val="24"/>
+        </w:rPr>
+        <w:t>Balanced trees guarantee logarithmic-time operations</w:t>
+      </w:r>
+      <w:r>
+        <w:rPr>
+          <w:sz w:val="24"/>
+          <w:szCs w:val="24"/>
+        </w:rPr>
+        <w:t xml:space="preserve"> by maintaining tree balance. This ensures that </w:t>
+      </w:r>
+      <w:r>
+        <w:rPr>
+          <w:sz w:val="24"/>
+          <w:szCs w:val="24"/>
+        </w:rPr>
+        <w:t>there is predictable performance regardless of the input</w:t>
+      </w:r>
+      <w:r>
+        <w:rPr>
+          <w:sz w:val="24"/>
+          <w:szCs w:val="24"/>
+        </w:rPr>
+        <w:t xml:space="preserve"> distribution. </w:t>
+      </w:r>
+      <w:r>
+        <w:rPr>
+          <w:sz w:val="24"/>
+          <w:szCs w:val="24"/>
+        </w:rPr>
+        <w:fldChar w:fldCharType="begin"/>
+      </w:r>
+      <w:r>
+        <w:rPr>
+          <w:sz w:val="24"/>
+          <w:szCs w:val="24"/>
+        </w:rPr>
+        <w:instrText xml:space="preserve"> ADDIN ZOTERO_ITEM CSL_CITATION {"citationID":"wLpg7cyG","properties":{"formattedCitation":"({\\i{}Binary search tree vs. hash tables}, no date)","plainCitation":"(Binary search tree vs. hash tables, no date)","noteIndex":0},"citationItems":[{"id":750,"uris":["http://zotero.org/users/15491865/items/6JX62E7H"],"itemData":{"id":750,"type":"webpage","abstract":"Contributor: Rauf Tabassam","container-title":"Educative","language":"en","title":"Binary search tree vs. hash tables","URL":"https://www.educative.io/answers/binary-search-tree-vs-hash-tables","accessed":{"date-parts":[["2025",11,28]]}}}],"schema":"https://github.com/citation-style-language/schema/raw/master/csl-citation.json"} </w:instrText>
+      </w:r>
+      <w:r>
+        <w:rPr>
+          <w:sz w:val="24"/>
+          <w:szCs w:val="24"/>
+        </w:rPr>
+        <w:fldChar w:fldCharType="separate"/>
+      </w:r>
+      <w:r>
+        <w:rPr>
+          <w:rFonts w:ascii="Aptos" w:hAnsi="Aptos" w:cs="Times New Roman"/>
+          <w:sz w:val="24"/>
+        </w:rPr>
+        <w:t>(</w:t>
+      </w:r>
+      <w:r>
+        <w:rPr>
+          <w:rFonts w:ascii="Aptos" w:hAnsi="Aptos" w:cs="Times New Roman"/>
+          <w:i/>
+          <w:iCs/>
+          <w:sz w:val="24"/>
+        </w:rPr>
+        <w:t>Binary search tree vs. hash tables</w:t>
+      </w:r>
+      <w:r>
+        <w:rPr>
+          <w:rFonts w:ascii="Aptos" w:hAnsi="Aptos" w:cs="Times New Roman"/>
+          <w:sz w:val="24"/>
+        </w:rPr>
+        <w:t>, no date)</w:t>
+      </w:r>
+      <w:r>
+        <w:rPr>
+          <w:sz w:val="24"/>
+          <w:szCs w:val="24"/>
+        </w:rPr>
+        <w:fldChar w:fldCharType="end"/>
+      </w:r>
+      <w:r>
+        <w:rPr>
+          <w:sz w:val="24"/>
+          <w:szCs w:val="24"/>
+        </w:rPr>
+        <w:t xml:space="preserve">. Hash tables also do not </w:t>
+      </w:r>
+      <w:r>
+        <w:rPr>
+          <w:sz w:val="24"/>
+          <w:szCs w:val="24"/>
+        </w:rPr>
+        <w:t xml:space="preserve">have any inherent order among the keys. This makes them </w:t>
+      </w:r>
+      <w:r>
+        <w:rPr>
+          <w:sz w:val="24"/>
+          <w:szCs w:val="24"/>
+        </w:rPr>
+        <w:t>ill-suited</w:t>
+      </w:r>
+      <w:r>
+        <w:rPr>
+          <w:sz w:val="24"/>
+          <w:szCs w:val="24"/>
+        </w:rPr>
+        <w:t xml:space="preserve"> to tasks that </w:t>
+      </w:r>
+      <w:r>
+        <w:rPr>
+          <w:sz w:val="24"/>
+          <w:szCs w:val="24"/>
+        </w:rPr>
+        <w:t xml:space="preserve">need data to be sorted or range queries. </w:t>
+      </w:r>
+      <w:r>
+        <w:rPr>
+          <w:sz w:val="24"/>
+          <w:szCs w:val="24"/>
+        </w:rPr>
+        <w:t xml:space="preserve">In contrast to </w:t>
+      </w:r>
+      <w:proofErr w:type="gramStart"/>
+      <w:r>
+        <w:rPr>
+          <w:sz w:val="24"/>
+          <w:szCs w:val="24"/>
+        </w:rPr>
+        <w:t>this balanced trees</w:t>
+      </w:r>
+      <w:proofErr w:type="gramEnd"/>
+      <w:r>
+        <w:rPr>
+          <w:sz w:val="24"/>
+          <w:szCs w:val="24"/>
+        </w:rPr>
+        <w:t xml:space="preserve"> </w:t>
+      </w:r>
+      <w:r>
+        <w:rPr>
+          <w:sz w:val="24"/>
+          <w:szCs w:val="24"/>
+        </w:rPr>
+        <w:t xml:space="preserve">naturally maintain order which means </w:t>
+      </w:r>
+      <w:r>
+        <w:rPr>
+          <w:sz w:val="24"/>
+          <w:szCs w:val="24"/>
+        </w:rPr>
+        <w:t>this</w:t>
+      </w:r>
+      <w:r>
+        <w:rPr>
+          <w:sz w:val="24"/>
+          <w:szCs w:val="24"/>
+        </w:rPr>
+        <w:t xml:space="preserve"> support efficient traversals and </w:t>
+      </w:r>
+      <w:r>
+        <w:rPr>
+          <w:sz w:val="24"/>
+          <w:szCs w:val="24"/>
+        </w:rPr>
+        <w:t xml:space="preserve">range queries. </w:t>
+      </w:r>
+      <w:r>
+        <w:rPr>
+          <w:sz w:val="24"/>
+          <w:szCs w:val="24"/>
+        </w:rPr>
+        <w:t>In conclusion, hash tables</w:t>
+      </w:r>
+      <w:r>
+        <w:rPr>
+          <w:sz w:val="24"/>
+          <w:szCs w:val="24"/>
+        </w:rPr>
+        <w:t xml:space="preserve"> are more often chosen for fast lookups and unordered data management. </w:t>
+      </w:r>
+      <w:r>
+        <w:rPr>
+          <w:sz w:val="24"/>
+          <w:szCs w:val="24"/>
+        </w:rPr>
+        <w:t xml:space="preserve">While with balanced trees are chosen </w:t>
+      </w:r>
+      <w:r>
+        <w:rPr>
+          <w:sz w:val="24"/>
+          <w:szCs w:val="24"/>
+        </w:rPr>
+        <w:t xml:space="preserve">when ordered data, hierarchical relationships, or deterministic </w:t>
+      </w:r>
+      <w:r>
+        <w:rPr>
+          <w:sz w:val="24"/>
+          <w:szCs w:val="24"/>
+        </w:rPr>
+        <w:t xml:space="preserve">performance assurances are needed. </w:t>
+      </w:r>
+    </w:p>
+    <w:p>
+      <w:pPr>
+        <w:rPr>
+          <w:sz w:val="24"/>
+          <w:szCs w:val="24"/>
+        </w:rPr>
+      </w:pPr>
+    </w:p>
+    <w:p>
+      <w:pPr>
+        <w:pStyle w:val="Heading2"/>
+        <w:rPr>
+          <w:sz w:val="28"/>
+          <w:szCs w:val="28"/>
+        </w:rPr>
+      </w:pPr>
+      <w:bookmarkStart w:id="9" w:name="_Toc215264111"/>
+      <w:r>
+        <w:rPr>
+          <w:sz w:val="28"/>
+          <w:szCs w:val="28"/>
+        </w:rPr>
+        <w:t>What are the advantages and disadvantages of each in terms of time complexity for operations such as insert, delete, and search?</w:t>
+      </w:r>
+      <w:bookmarkEnd w:id="9"/>
+    </w:p>
+    <w:p/>
+    <w:p>
+      <w:pPr>
+        <w:pStyle w:val="Heading3"/>
+      </w:pPr>
+      <w:bookmarkStart w:id="10" w:name="_Toc215264112"/>
+      <w:r>
+        <w:t>Hash-Based data structures</w:t>
+      </w:r>
+      <w:bookmarkEnd w:id="10"/>
+    </w:p>
+    <w:p>
+      <w:pPr>
+        <w:pStyle w:val="Heading4"/>
+        <w:rPr>
+          <w:sz w:val="24"/>
+          <w:szCs w:val="24"/>
+        </w:rPr>
+      </w:pPr>
+      <w:r>
+        <w:rPr>
+          <w:sz w:val="24"/>
+          <w:szCs w:val="24"/>
+        </w:rPr>
+        <w:t>Advantages</w:t>
+      </w:r>
+    </w:p>
+    <w:p>
+      <w:r>
+        <w:t xml:space="preserve">Hash tables are known for </w:t>
+      </w:r>
+      <w:r>
+        <w:t xml:space="preserve">their extremely fast average-case performance for insert, delete, and search </w:t>
+      </w:r>
+      <w:r>
+        <w:t xml:space="preserve">functions. This is typically </w:t>
+      </w:r>
+      <w:proofErr w:type="gramStart"/>
+      <w:r>
+        <w:t>O(</w:t>
+      </w:r>
+      <w:proofErr w:type="gramEnd"/>
+      <w:r>
+        <w:t>1)</w:t>
+      </w:r>
+      <w:r>
+        <w:t xml:space="preserve"> as they </w:t>
+      </w:r>
+      <w:r>
+        <w:t xml:space="preserve">implement a </w:t>
+      </w:r>
+      <w:r>
+        <w:t>hash function</w:t>
+      </w:r>
+      <w:r>
+        <w:t xml:space="preserve"> which computes the index key directly.</w:t>
+      </w:r>
+      <w:r>
+        <w:t xml:space="preserve"> </w:t>
+      </w:r>
+      <w:r>
+        <w:t xml:space="preserve">This makes them perfect when rapid lookups </w:t>
+      </w:r>
+      <w:proofErr w:type="gramStart"/>
+      <w:r>
+        <w:t>is</w:t>
+      </w:r>
+      <w:proofErr w:type="gramEnd"/>
+      <w:r>
+        <w:t xml:space="preserve"> required, like catching, symbol tables, and database indexing. The efficiency of </w:t>
+      </w:r>
+      <w:r>
+        <w:t>hash tables is not dependent on the dataset size under ideal hashing conditions. This means that they scale well for large volumes of data.</w:t>
+      </w:r>
+      <w:r>
+        <w:t xml:space="preserve"> </w:t>
+      </w:r>
+      <w:r>
+        <w:fldChar w:fldCharType="begin"/>
+      </w:r>
+      <w:r>
+        <w:instrText xml:space="preserve"> ADDIN ZOTERO_ITEM CSL_CITATION {"citationID":"Pq1mHFQc","properties":{"formattedCitation":"({\\i{}Advantages of BST over Hash Table}, 2025)","plainCitation":"(Advantages of BST over Hash Table, 2025)","noteIndex":0},"citationItems":[{"id":748,"uris":["http://zotero.org/users/15491865/items/9HXHIK8J"],"itemData":{"id":748,"type":"webpage","abstract":"Your All-in-One Learning Portal: GeeksforGeeks is a comprehensive educational platform that empowers learners across domains-spanning computer science and programming, school education, upskilling, commerce, software tools, competitive exams, and more.","container-title":"GeeksforGeeks","language":"en-US","note":"section: Hash","title":"Advantages of BST over Hash Table","URL":"https://www.geeksforgeeks.org/dsa/advantages-of-bst-over-hash-table/","accessed":{"date-parts":[["2025",11,28]]},"issued":{"date-parts":[["2025",7,23]]}}}],"schema":"https://github.com/citation-style-language/schema/raw/master/csl-citation.json"} </w:instrText>
+      </w:r>
+      <w:r>
+        <w:fldChar w:fldCharType="separate"/>
+      </w:r>
+      <w:r>
+        <w:rPr>
+          <w:rFonts w:ascii="Aptos" w:hAnsi="Aptos" w:cs="Times New Roman"/>
+        </w:rPr>
+        <w:t>(</w:t>
+      </w:r>
+      <w:r>
+        <w:rPr>
+          <w:rFonts w:ascii="Aptos" w:hAnsi="Aptos" w:cs="Times New Roman"/>
+          <w:i/>
+          <w:iCs/>
+        </w:rPr>
+        <w:t>Advantages of BST over Hash Table</w:t>
+      </w:r>
+      <w:r>
+        <w:rPr>
+          <w:rFonts w:ascii="Aptos" w:hAnsi="Aptos" w:cs="Times New Roman"/>
+        </w:rPr>
+        <w:t>, 2025)</w:t>
+      </w:r>
+      <w:r>
+        <w:fldChar w:fldCharType="end"/>
+      </w:r>
+      <w:r>
+        <w:t>.</w:t>
+      </w:r>
+    </w:p>
+    <w:p>
+      <w:pPr>
+        <w:rPr>
+          <w:sz w:val="24"/>
+          <w:szCs w:val="24"/>
+        </w:rPr>
+      </w:pPr>
+    </w:p>
+    <w:p>
+      <w:pPr>
+        <w:pStyle w:val="Heading5"/>
+        <w:rPr>
+          <w:sz w:val="24"/>
+          <w:szCs w:val="24"/>
+        </w:rPr>
+      </w:pPr>
+      <w:r>
+        <w:rPr>
+          <w:sz w:val="24"/>
+          <w:szCs w:val="24"/>
+        </w:rPr>
+        <w:t xml:space="preserve">Disadvantages </w:t>
+      </w:r>
+    </w:p>
+    <w:p>
+      <w:pPr>
+        <w:rPr>
+          <w:rFonts w:ascii="Arial" w:hAnsi="Arial" w:cs="Arial"/>
+        </w:rPr>
+      </w:pPr>
+      <w:r>
+        <w:rPr>
+          <w:rFonts w:ascii="Arial" w:hAnsi="Arial" w:cs="Arial"/>
+        </w:rPr>
+        <w:t>The main di</w:t>
+      </w:r>
+      <w:r>
+        <w:rPr>
+          <w:rFonts w:ascii="Arial" w:hAnsi="Arial" w:cs="Arial"/>
+        </w:rPr>
+        <w:t xml:space="preserve">sadvantage of a hash table is that the performance is reliant on the quality of the collision resolution plan and the hash function. </w:t>
+      </w:r>
+      <w:r>
+        <w:rPr>
+          <w:rFonts w:ascii="Arial" w:hAnsi="Arial" w:cs="Arial"/>
+        </w:rPr>
+        <w:t xml:space="preserve">If many keys hash to the same index and a </w:t>
+      </w:r>
+      <w:r>
+        <w:rPr>
+          <w:rFonts w:ascii="Arial" w:hAnsi="Arial" w:cs="Arial"/>
+        </w:rPr>
+        <w:t>collision</w:t>
+      </w:r>
+      <w:r>
+        <w:rPr>
+          <w:rFonts w:ascii="Arial" w:hAnsi="Arial" w:cs="Arial"/>
+        </w:rPr>
+        <w:t xml:space="preserve"> occurs, the operational functionality can degrade to </w:t>
+      </w:r>
+      <w:r>
+        <w:rPr>
+          <w:rFonts w:ascii="Arial" w:hAnsi="Arial" w:cs="Arial"/>
+        </w:rPr>
+        <w:t xml:space="preserve">O(n). This makes them unreliable for system that need guaranteed performance. </w:t>
+      </w:r>
+      <w:r>
+        <w:rPr>
+          <w:rFonts w:ascii="Arial" w:hAnsi="Arial" w:cs="Arial"/>
+        </w:rPr>
+        <w:t xml:space="preserve">Hash tables also do not maintain </w:t>
+      </w:r>
+      <w:r>
+        <w:rPr>
+          <w:rFonts w:ascii="Arial" w:hAnsi="Arial" w:cs="Arial"/>
+        </w:rPr>
+        <w:lastRenderedPageBreak/>
+        <w:t xml:space="preserve">any inherent order among its keys. This limits </w:t>
+      </w:r>
+      <w:r>
+        <w:rPr>
+          <w:rFonts w:ascii="Arial" w:hAnsi="Arial" w:cs="Arial"/>
+        </w:rPr>
+        <w:t>usefulness for tasks that involve range queries or ordered traversal</w:t>
+      </w:r>
+      <w:r>
+        <w:rPr>
+          <w:rFonts w:ascii="Arial" w:hAnsi="Arial" w:cs="Arial"/>
+        </w:rPr>
+        <w:t>s.</w:t>
+      </w:r>
+      <w:r>
+        <w:rPr>
+          <w:rFonts w:ascii="Arial" w:hAnsi="Arial" w:cs="Arial"/>
+        </w:rPr>
+        <w:t xml:space="preserve"> </w:t>
+      </w:r>
+      <w:r>
+        <w:rPr>
+          <w:rFonts w:ascii="Arial" w:hAnsi="Arial" w:cs="Arial"/>
+        </w:rPr>
+        <w:fldChar w:fldCharType="begin"/>
+      </w:r>
+      <w:r>
+        <w:rPr>
+          <w:rFonts w:ascii="Arial" w:hAnsi="Arial" w:cs="Arial"/>
+        </w:rPr>
+        <w:instrText xml:space="preserve"> ADDIN ZOTERO_ITEM CSL_CITATION {"citationID":"zhlef5U1","properties":{"formattedCitation":"({\\i{}Binary search tree vs. hash tables}, no date)","plainCitation":"(Binary search tree vs. hash tables, no date)","noteIndex":0},"citationItems":[{"id":750,"uris":["http://zotero.org/users/15491865/items/6JX62E7H"],"itemData":{"id":750,"type":"webpage","abstract":"Contributor: Rauf Tabassam","container-title":"Educative","language":"en","title":"Binary search tree vs. hash tables","URL":"https://www.educative.io/answers/binary-search-tree-vs-hash-tables","accessed":{"date-parts":[["2025",11,28]]}}}],"schema":"https://github.com/citation-style-language/schema/raw/master/csl-citation.json"} </w:instrText>
+      </w:r>
+      <w:r>
+        <w:rPr>
+          <w:rFonts w:ascii="Arial" w:hAnsi="Arial" w:cs="Arial"/>
+        </w:rPr>
+        <w:fldChar w:fldCharType="separate"/>
+      </w:r>
+      <w:r>
+        <w:rPr>
+          <w:rFonts w:ascii="Arial" w:hAnsi="Arial" w:cs="Arial"/>
+        </w:rPr>
+        <w:t>(</w:t>
+      </w:r>
+      <w:r>
+        <w:rPr>
+          <w:rFonts w:ascii="Arial" w:hAnsi="Arial" w:cs="Arial"/>
+          <w:i/>
+          <w:iCs/>
+        </w:rPr>
+        <w:t>Binary search tree vs. hash tables</w:t>
+      </w:r>
+      <w:r>
+        <w:rPr>
+          <w:rFonts w:ascii="Arial" w:hAnsi="Arial" w:cs="Arial"/>
+        </w:rPr>
+        <w:t>, no date)</w:t>
+      </w:r>
+      <w:r>
+        <w:rPr>
+          <w:rFonts w:ascii="Arial" w:hAnsi="Arial" w:cs="Arial"/>
+        </w:rPr>
+        <w:fldChar w:fldCharType="end"/>
+      </w:r>
+      <w:r>
+        <w:rPr>
+          <w:rFonts w:ascii="Arial" w:hAnsi="Arial" w:cs="Arial"/>
+        </w:rPr>
+        <w:t>.</w:t>
+      </w:r>
+    </w:p>
+    <w:p>
+      <w:pPr>
+        <w:rPr>
+          <w:rFonts w:ascii="Arial" w:hAnsi="Arial" w:cs="Arial"/>
+        </w:rPr>
+      </w:pPr>
+    </w:p>
+    <w:p>
+      <w:pPr>
+        <w:pStyle w:val="Heading3"/>
+      </w:pPr>
+      <w:bookmarkStart w:id="11" w:name="_Toc215264113"/>
+      <w:r>
+        <w:t>Tree-Based Structures</w:t>
+      </w:r>
+      <w:bookmarkEnd w:id="11"/>
+    </w:p>
+    <w:p>
+      <w:pPr>
+        <w:pStyle w:val="Heading4"/>
+        <w:rPr>
+          <w:sz w:val="24"/>
+          <w:szCs w:val="24"/>
+        </w:rPr>
+      </w:pPr>
+      <w:r>
+        <w:rPr>
+          <w:sz w:val="24"/>
+          <w:szCs w:val="24"/>
+        </w:rPr>
+        <w:t xml:space="preserve">Advantages </w:t>
+      </w:r>
+    </w:p>
+    <w:p>
+      <w:pPr>
+        <w:rPr>
+          <w:sz w:val="24"/>
+          <w:szCs w:val="24"/>
+        </w:rPr>
+      </w:pPr>
+    </w:p>
+    <w:p>
+      <w:pPr>
+        <w:pStyle w:val="Heading4"/>
+        <w:rPr>
+          <w:sz w:val="24"/>
+          <w:szCs w:val="24"/>
+        </w:rPr>
+      </w:pPr>
+      <w:r>
+        <w:rPr>
+          <w:sz w:val="24"/>
+          <w:szCs w:val="24"/>
+        </w:rPr>
+        <w:t>Disadvantages</w:t>
+      </w:r>
+    </w:p>
+    <w:p>
+      <w:pPr>
+        <w:rPr>
+          <w:rFonts w:ascii="Arial" w:hAnsi="Arial" w:cs="Arial"/>
+        </w:rPr>
+      </w:pPr>
+    </w:p>
+    <w:p>
+      <w:pPr>
+        <w:pStyle w:val="NormalWeb"/>
+      </w:pPr>
+      <w:r>
+        <w:t xml:space="preserve">Balanced trees such as red-black trees or AVL trees guarantee </w:t>
+      </w:r>
+      <m:oMath>
+        <m:r>
+          <w:rPr>
+            <w:rFonts w:ascii="Cambria Math" w:hAnsi="Cambria Math"/>
+          </w:rPr>
+          <m:t>O(</m:t>
+        </m:r>
+        <m:r>
+          <m:rPr>
+            <m:sty m:val="p"/>
+          </m:rPr>
+          <w:rPr>
+            <w:rFonts w:ascii="Cambria Math" w:hAnsi="Cambria Math"/>
+          </w:rPr>
+          <m:t>log</m:t>
+        </m:r>
+        <m:r>
+          <w:rPr>
+            <w:rFonts w:ascii="Cambria Math" w:hAnsi="Cambria Math"/>
+          </w:rPr>
+          <m:t>⁡n)</m:t>
+        </m:r>
+      </m:oMath>
+      <w:r>
+        <w:t>time complexity for insert, delete, and search operations, regardless of input distribution (Stack Overflow, 2023). This deterministic performance makes them more reliable than hash tables in worst-case scenarios. Another advantage is that they maintain data in sorted order, enabling efficient range queries, ordered traversals, and hierarchical operations such as finding the minimum, maximum, or next largest element — capabilities that hash tables cannot provide without extra processing.</w:t>
+      </w:r>
+    </w:p>
+    <w:p>
+      <w:pPr>
+        <w:pStyle w:val="Heading3"/>
+      </w:pPr>
+      <w:bookmarkStart w:id="12" w:name="_Toc215264114"/>
+      <w:r>
+        <w:rPr>
+          <w:rFonts w:ascii="Segoe UI Emoji" w:hAnsi="Segoe UI Emoji" w:cs="Segoe UI Emoji"/>
+        </w:rPr>
+        <w:t>⚠️</w:t>
+      </w:r>
+      <w:r>
+        <w:t xml:space="preserve"> Tree-Based Structures – Disadvantages</w:t>
+      </w:r>
+      <w:bookmarkEnd w:id="12"/>
+    </w:p>
+    <w:p>
+      <w:pPr>
+        <w:pStyle w:val="NormalWeb"/>
+      </w:pPr>
+      <w:r>
+        <w:t>The disadvantages of tree-based structures lie in their relative speed and complexity. While they guarantee logarithmic performance, they are generally slower than hash tables in average-case scenarios where hashing achieves constant-time operations (</w:t>
+      </w:r>
+      <w:proofErr w:type="spellStart"/>
+      <w:r>
+        <w:t>GeeksforGeeks</w:t>
+      </w:r>
+      <w:proofErr w:type="spellEnd"/>
+      <w:r>
+        <w:t>, 2024). Maintaining balance in structures like AVL or red-black trees requires additional rotations and rebalancing during insertions and deletions, which increases implementation complexity and memory overhead compared to the simpler design of hash tables.</w:t>
+      </w:r>
+    </w:p>
+    <w:p>
+      <w:pPr>
+        <w:rPr>
+          <w:rFonts w:ascii="Arial" w:hAnsi="Arial" w:cs="Arial"/>
+        </w:rPr>
+      </w:pPr>
+    </w:p>
+    <w:p>
+      <w:pPr>
+        <w:rPr>
+          <w:rFonts w:ascii="Arial" w:hAnsi="Arial" w:cs="Arial"/>
+        </w:rPr>
+      </w:pPr>
+    </w:p>
+    <w:p>
+      <w:pPr>
+        <w:rPr>
+          <w:rFonts w:ascii="Arial" w:hAnsi="Arial" w:cs="Arial"/>
+        </w:rPr>
+      </w:pPr>
+    </w:p>
+    <w:p>
+      <w:pPr>
+        <w:rPr>
+          <w:rFonts w:ascii="Arial" w:hAnsi="Arial" w:cs="Arial"/>
+        </w:rPr>
+      </w:pPr>
+    </w:p>
+    <w:p>
+      <w:pPr>
+        <w:rPr>
+          <w:rFonts w:ascii="Arial" w:hAnsi="Arial" w:cs="Arial"/>
+        </w:rPr>
+      </w:pPr>
+    </w:p>
+    <w:p>
+      <w:pPr>
+        <w:rPr>
+          <w:rFonts w:ascii="Arial" w:hAnsi="Arial" w:cs="Arial"/>
+        </w:rPr>
+      </w:pPr>
+    </w:p>
+    <w:p>
+      <w:pPr>
+        <w:rPr>
+          <w:rFonts w:ascii="Arial" w:hAnsi="Arial" w:cs="Arial"/>
+        </w:rPr>
+      </w:pPr>
+    </w:p>
+    <w:p>
+      <w:pPr>
+        <w:rPr>
+          <w:rFonts w:ascii="Arial" w:hAnsi="Arial" w:cs="Arial"/>
+        </w:rPr>
+      </w:pPr>
+    </w:p>
+    <w:p>
+      <w:pPr>
+        <w:rPr>
+          <w:rFonts w:ascii="Arial" w:hAnsi="Arial" w:cs="Arial"/>
+        </w:rPr>
+      </w:pPr>
+    </w:p>
+    <w:p>
+      <w:pPr>
+        <w:rPr>
+          <w:rFonts w:ascii="Arial" w:hAnsi="Arial" w:cs="Arial"/>
+        </w:rPr>
+      </w:pPr>
+    </w:p>
+    <w:p>
+      <w:pPr>
+        <w:rPr>
+          <w:rFonts w:ascii="Arial" w:hAnsi="Arial" w:cs="Arial"/>
+        </w:rPr>
+      </w:pPr>
+    </w:p>
+    <w:p>
+      <w:pPr>
+        <w:pStyle w:val="Heading1"/>
+      </w:pPr>
+      <w:bookmarkStart w:id="13" w:name="_Toc215264115"/>
+      <w:r>
+        <w:lastRenderedPageBreak/>
+        <w:t>References</w:t>
+      </w:r>
+      <w:bookmarkEnd w:id="13"/>
+    </w:p>
+    <w:p>
+      <w:pPr>
+        <w:pStyle w:val="Bibliography"/>
+        <w:rPr>
+          <w:rFonts w:ascii="Aptos" w:hAnsi="Aptos"/>
+        </w:rPr>
+      </w:pPr>
+      <w:r>
+        <w:fldChar w:fldCharType="begin"/>
+      </w:r>
+      <w:r>
+        <w:instrText xml:space="preserve"> ADDIN ZOTERO_BIBL {"uncited":[],"omitted":[],"custom":[]} CSL_BIBLIOGRAPHY </w:instrText>
+      </w:r>
+      <w:r>
+        <w:fldChar w:fldCharType="separate"/>
+      </w:r>
+      <w:r>
+        <w:rPr>
+          <w:rFonts w:ascii="Aptos" w:hAnsi="Aptos"/>
+          <w:i/>
+          <w:iCs/>
+        </w:rPr>
+        <w:t>Advantages of BST over Hash Table</w:t>
+      </w:r>
+      <w:r>
+        <w:rPr>
+          <w:rFonts w:ascii="Aptos" w:hAnsi="Aptos"/>
+        </w:rPr>
+        <w:t xml:space="preserve"> (2025) </w:t>
+      </w:r>
+      <w:proofErr w:type="spellStart"/>
+      <w:r>
+        <w:rPr>
+          <w:rFonts w:ascii="Aptos" w:hAnsi="Aptos"/>
+          <w:i/>
+          <w:iCs/>
+        </w:rPr>
+        <w:t>GeeksforGeeks</w:t>
+      </w:r>
+      <w:proofErr w:type="spellEnd"/>
+      <w:r>
+        <w:rPr>
+          <w:rFonts w:ascii="Aptos" w:hAnsi="Aptos"/>
+        </w:rPr>
+        <w:t>. Available at: https://www.geeksforgeeks.org/dsa/advantages-of-bst-over-hash-table/ (Accessed: November 28, 2025).</w:t>
+      </w:r>
+    </w:p>
+    <w:p>
+      <w:pPr>
+        <w:pStyle w:val="Bibliography"/>
+        <w:rPr>
+          <w:rFonts w:ascii="Aptos" w:hAnsi="Aptos"/>
+        </w:rPr>
+      </w:pPr>
+      <w:r>
+        <w:rPr>
+          <w:rFonts w:ascii="Aptos" w:hAnsi="Aptos"/>
+          <w:i/>
+          <w:iCs/>
+        </w:rPr>
+        <w:t>Binary search tree vs. hash tables</w:t>
+      </w:r>
+      <w:r>
+        <w:rPr>
+          <w:rFonts w:ascii="Aptos" w:hAnsi="Aptos"/>
+        </w:rPr>
+        <w:t xml:space="preserve"> (no date) </w:t>
+      </w:r>
+      <w:r>
+        <w:rPr>
+          <w:rFonts w:ascii="Aptos" w:hAnsi="Aptos"/>
+          <w:i/>
+          <w:iCs/>
+        </w:rPr>
+        <w:t>Educative</w:t>
+      </w:r>
+      <w:r>
+        <w:rPr>
+          <w:rFonts w:ascii="Aptos" w:hAnsi="Aptos"/>
+        </w:rPr>
+        <w:t>. Available at: https://www.educative.io/answers/binary-search-tree-vs-hash-tables (Accessed: November 28, 2025).</w:t>
+      </w:r>
+    </w:p>
+    <w:p>
+      <w:pPr>
+        <w:pStyle w:val="Bibliography"/>
+        <w:rPr>
+          <w:rFonts w:ascii="Aptos" w:hAnsi="Aptos"/>
+        </w:rPr>
+      </w:pPr>
+      <w:r>
+        <w:rPr>
+          <w:rFonts w:ascii="Aptos" w:hAnsi="Aptos"/>
+        </w:rPr>
+        <w:t xml:space="preserve">“Hash Collisions Explained” (no date) </w:t>
+      </w:r>
+      <w:r>
+        <w:rPr>
+          <w:rFonts w:ascii="Aptos" w:hAnsi="Aptos"/>
+          <w:i/>
+          <w:iCs/>
+        </w:rPr>
+        <w:t>Freeman Law</w:t>
+      </w:r>
+      <w:r>
+        <w:rPr>
+          <w:rFonts w:ascii="Aptos" w:hAnsi="Aptos"/>
+        </w:rPr>
+        <w:t>. Available at: https://freemanlaw.com/hash-collisions-explained/ (Accessed: November 27, 2025).</w:t>
+      </w:r>
+    </w:p>
+    <w:p>
+      <w:pPr>
+        <w:pStyle w:val="Bibliography"/>
+        <w:rPr>
+          <w:rFonts w:ascii="Aptos" w:hAnsi="Aptos"/>
+        </w:rPr>
+      </w:pPr>
+      <w:r>
+        <w:rPr>
+          <w:rFonts w:ascii="Aptos" w:hAnsi="Aptos"/>
+          <w:i/>
+          <w:iCs/>
+        </w:rPr>
+        <w:t xml:space="preserve">Hash Functions and Types of Hash functions - </w:t>
+      </w:r>
+      <w:proofErr w:type="spellStart"/>
+      <w:r>
+        <w:rPr>
+          <w:rFonts w:ascii="Aptos" w:hAnsi="Aptos"/>
+          <w:i/>
+          <w:iCs/>
+        </w:rPr>
+        <w:t>GeeksforGeeks</w:t>
+      </w:r>
+      <w:proofErr w:type="spellEnd"/>
+      <w:r>
+        <w:rPr>
+          <w:rFonts w:ascii="Aptos" w:hAnsi="Aptos"/>
+        </w:rPr>
+        <w:t xml:space="preserve"> (2025). Available at: https://www.geeksforgeeks.org/dsa/hash-functions-and-list-types-of-hash-functions/ (Accessed: November 26, 2025).</w:t>
+      </w:r>
+    </w:p>
+    <w:p>
+      <w:pPr>
+        <w:pStyle w:val="Bibliography"/>
+        <w:rPr>
+          <w:rFonts w:ascii="Aptos" w:hAnsi="Aptos"/>
+        </w:rPr>
+      </w:pPr>
+      <w:r>
+        <w:rPr>
+          <w:rFonts w:ascii="Aptos" w:hAnsi="Aptos"/>
+          <w:i/>
+          <w:iCs/>
+        </w:rPr>
+        <w:t>Hash Table Data Structure</w:t>
+      </w:r>
+      <w:r>
+        <w:rPr>
+          <w:rFonts w:ascii="Aptos" w:hAnsi="Aptos"/>
+        </w:rPr>
+        <w:t xml:space="preserve"> (2025) </w:t>
+      </w:r>
+      <w:proofErr w:type="spellStart"/>
+      <w:r>
+        <w:rPr>
+          <w:rFonts w:ascii="Aptos" w:hAnsi="Aptos"/>
+          <w:i/>
+          <w:iCs/>
+        </w:rPr>
+        <w:t>GeeksforGeeks</w:t>
+      </w:r>
+      <w:proofErr w:type="spellEnd"/>
+      <w:r>
+        <w:rPr>
+          <w:rFonts w:ascii="Aptos" w:hAnsi="Aptos"/>
+        </w:rPr>
+        <w:t>. Available at: https://www.geeksforgeeks.org/dsa/hash-table-data-structure/ (Accessed: November 27, 2025).</w:t>
+      </w:r>
+    </w:p>
+    <w:p>
+      <w:pPr>
+        <w:pStyle w:val="Bibliography"/>
+        <w:rPr>
+          <w:rFonts w:ascii="Aptos" w:hAnsi="Aptos"/>
+        </w:rPr>
+      </w:pPr>
+      <w:r>
+        <w:rPr>
+          <w:rFonts w:ascii="Aptos" w:hAnsi="Aptos"/>
+          <w:i/>
+          <w:iCs/>
+        </w:rPr>
+        <w:t>Load factor in hash table</w:t>
+      </w:r>
+      <w:r>
+        <w:rPr>
+          <w:rFonts w:ascii="Aptos" w:hAnsi="Aptos"/>
+        </w:rPr>
+        <w:t xml:space="preserve"> (no date) </w:t>
+      </w:r>
+      <w:proofErr w:type="spellStart"/>
+      <w:r>
+        <w:rPr>
+          <w:rFonts w:ascii="Aptos" w:hAnsi="Aptos"/>
+          <w:i/>
+          <w:iCs/>
+        </w:rPr>
+        <w:t>Hyperskill</w:t>
+      </w:r>
+      <w:proofErr w:type="spellEnd"/>
+      <w:r>
+        <w:rPr>
+          <w:rFonts w:ascii="Aptos" w:hAnsi="Aptos"/>
+        </w:rPr>
+        <w:t>. Available at: https://hyperskill.org/learn/step/40135 (Accessed: November 27, 2025).</w:t>
+      </w:r>
+    </w:p>
+    <w:p>
+      <w:pPr>
+        <w:pStyle w:val="Bibliography"/>
+        <w:rPr>
+          <w:rFonts w:ascii="Aptos" w:hAnsi="Aptos"/>
+        </w:rPr>
+      </w:pPr>
+      <w:r>
+        <w:rPr>
+          <w:rFonts w:ascii="Aptos" w:hAnsi="Aptos"/>
+          <w:i/>
+          <w:iCs/>
+        </w:rPr>
+        <w:t>Open addressing | Study Glance</w:t>
+      </w:r>
+      <w:r>
+        <w:rPr>
+          <w:rFonts w:ascii="Aptos" w:hAnsi="Aptos"/>
+        </w:rPr>
+        <w:t xml:space="preserve"> (no date). Available at: http://studyglance.in/php/ (Accessed: November 27, 2025).</w:t>
+      </w:r>
+    </w:p>
+    <w:p>
+      <w:r>
+        <w:fldChar w:fldCharType="end"/>
+      </w:r>
     </w:p>
     <w:p>
       <w:pPr>
@@ -4084,7 +5643,7 @@
           <w:szCs w:val="32"/>
         </w:rPr>
       </w:pPr>
-      <w:bookmarkStart w:id="7" w:name="_Toc215139755"/>
+      <w:bookmarkStart w:id="14" w:name="_Toc215264116"/>
       <w:r>
         <w:rPr>
           <w:rFonts w:cs="Arial"/>
@@ -4093,7 +5652,7 @@
         </w:rPr>
         <w:t>Appendix</w:t>
       </w:r>
-      <w:bookmarkEnd w:id="7"/>
+      <w:bookmarkEnd w:id="14"/>
     </w:p>
     <w:p>
       <w:pPr>
@@ -5660,7 +7219,6 @@
     <w:next w:val="Normal"/>
     <w:link w:val="Heading4Char"/>
     <w:uiPriority w:val="9"/>
-    <w:semiHidden/>
     <w:unhideWhenUsed/>
     <w:qFormat/>
     <w:rsid w:val="00874355"/>
@@ -5687,7 +7245,6 @@
     <w:next w:val="Normal"/>
     <w:link w:val="Heading5Char"/>
     <w:uiPriority w:val="9"/>
-    <w:semiHidden/>
     <w:unhideWhenUsed/>
     <w:qFormat/>
     <w:rsid w:val="00874355"/>
@@ -5813,7 +7370,6 @@
   <w:style w:type="character" w:default="1" w:styleId="DefaultParagraphFont">
     <w:name w:val="Default Paragraph Font"/>
     <w:uiPriority w:val="1"/>
-    <w:semiHidden/>
     <w:unhideWhenUsed/>
   </w:style>
   <w:style w:type="table" w:default="1" w:styleId="TableNormal">
@@ -5881,7 +7437,6 @@
     <w:basedOn w:val="DefaultParagraphFont"/>
     <w:link w:val="Heading4"/>
     <w:uiPriority w:val="9"/>
-    <w:semiHidden/>
     <w:rsid w:val="00874355"/>
     <w:rPr>
       <w:rFonts w:eastAsiaTheme="majorEastAsia" w:cstheme="majorBidi"/>
@@ -5895,7 +7450,6 @@
     <w:basedOn w:val="DefaultParagraphFont"/>
     <w:link w:val="Heading5"/>
     <w:uiPriority w:val="9"/>
-    <w:semiHidden/>
     <w:rsid w:val="00874355"/>
     <w:rPr>
       <w:rFonts w:eastAsiaTheme="majorEastAsia" w:cstheme="majorBidi"/>
@@ -6374,6 +7928,34 @@
       <w:color w:val="666666"/>
     </w:rPr>
   </w:style>
+  <w:style w:type="paragraph" w:styleId="NormalWeb">
+    <w:name w:val="Normal (Web)"/>
+    <w:basedOn w:val="Normal"/>
+    <w:uiPriority w:val="99"/>
+    <w:semiHidden/>
+    <w:unhideWhenUsed/>
+    <w:rsid w:val="0011164E"/>
+    <w:pPr>
+      <w:spacing w:before="100" w:beforeAutospacing="1" w:after="100" w:afterAutospacing="1" w:line="240" w:lineRule="auto"/>
+    </w:pPr>
+    <w:rPr>
+      <w:rFonts w:ascii="Times New Roman" w:eastAsia="Times New Roman" w:hAnsi="Times New Roman" w:cs="Times New Roman"/>
+      <w:sz w:val="24"/>
+      <w:szCs w:val="24"/>
+      <w:lang w:eastAsia="en-IE"/>
+    </w:rPr>
+  </w:style>
+  <w:style w:type="paragraph" w:styleId="Bibliography">
+    <w:name w:val="Bibliography"/>
+    <w:basedOn w:val="Normal"/>
+    <w:next w:val="Normal"/>
+    <w:uiPriority w:val="37"/>
+    <w:unhideWhenUsed/>
+    <w:rsid w:val="0088265E"/>
+    <w:pPr>
+      <w:spacing w:after="240" w:line="240" w:lineRule="auto"/>
+    </w:pPr>
+  </w:style>
 </w:styles>
 </file>
 

--- a/OisinGibson_L00172671_AADSHashingCA.docx
+++ b/OisinGibson_L00172671_AADSHashingCA.docx
@@ -4,7 +4,6 @@
   <w:body>
     <w:p>
       <w:pPr>
-        <w:jc w:val="center"/>
         <w:rPr>
           <w:rFonts w:ascii="Arial" w:hAnsi="Arial" w:cs="Arial"/>
           <w:b/>
@@ -1841,7 +1840,7 @@
             </w:rPr>
             <w:fldChar w:fldCharType="separate"/>
           </w:r>
-          <w:hyperlink w:anchor="_Toc215264103" w:history="1">
+          <w:hyperlink w:anchor="_Toc216967439" w:history="1">
             <w:r>
               <w:rPr>
                 <w:rStyle w:val="Hyperlink"/>
@@ -1888,7 +1887,7 @@
                 <w:noProof/>
                 <w:webHidden/>
               </w:rPr>
-              <w:instrText xml:space="preserve"> PAGEREF _Toc215264103 \h </w:instrText>
+              <w:instrText xml:space="preserve"> PAGEREF _Toc216967439 \h </w:instrText>
             </w:r>
             <w:r>
               <w:rPr>
@@ -1935,7 +1934,7 @@
               <w14:ligatures w14:val="standardContextual"/>
             </w:rPr>
           </w:pPr>
-          <w:hyperlink w:anchor="_Toc215264104" w:history="1">
+          <w:hyperlink w:anchor="_Toc216967440" w:history="1">
             <w:r>
               <w:rPr>
                 <w:rStyle w:val="Hyperlink"/>
@@ -1982,7 +1981,7 @@
                 <w:noProof/>
                 <w:webHidden/>
               </w:rPr>
-              <w:instrText xml:space="preserve"> PAGEREF _Toc215264104 \h </w:instrText>
+              <w:instrText xml:space="preserve"> PAGEREF _Toc216967440 \h </w:instrText>
             </w:r>
             <w:r>
               <w:rPr>
@@ -2029,7 +2028,7 @@
               <w14:ligatures w14:val="standardContextual"/>
             </w:rPr>
           </w:pPr>
-          <w:hyperlink w:anchor="_Toc215264105" w:history="1">
+          <w:hyperlink w:anchor="_Toc216967441" w:history="1">
             <w:r>
               <w:rPr>
                 <w:rStyle w:val="Hyperlink"/>
@@ -2076,7 +2075,7 @@
                 <w:noProof/>
                 <w:webHidden/>
               </w:rPr>
-              <w:instrText xml:space="preserve"> PAGEREF _Toc215264105 \h </w:instrText>
+              <w:instrText xml:space="preserve"> PAGEREF _Toc216967441 \h </w:instrText>
             </w:r>
             <w:r>
               <w:rPr>
@@ -2123,7 +2122,7 @@
               <w14:ligatures w14:val="standardContextual"/>
             </w:rPr>
           </w:pPr>
-          <w:hyperlink w:anchor="_Toc215264106" w:history="1">
+          <w:hyperlink w:anchor="_Toc216967442" w:history="1">
             <w:r>
               <w:rPr>
                 <w:rStyle w:val="Hyperlink"/>
@@ -2170,7 +2169,7 @@
                 <w:noProof/>
                 <w:webHidden/>
               </w:rPr>
-              <w:instrText xml:space="preserve"> PAGEREF _Toc215264106 \h </w:instrText>
+              <w:instrText xml:space="preserve"> PAGEREF _Toc216967442 \h </w:instrText>
             </w:r>
             <w:r>
               <w:rPr>
@@ -2190,7 +2189,7 @@
                 <w:noProof/>
                 <w:webHidden/>
               </w:rPr>
-              <w:t>6</w:t>
+              <w:t>5</w:t>
             </w:r>
             <w:r>
               <w:rPr>
@@ -2217,7 +2216,7 @@
               <w14:ligatures w14:val="standardContextual"/>
             </w:rPr>
           </w:pPr>
-          <w:hyperlink w:anchor="_Toc215264107" w:history="1">
+          <w:hyperlink w:anchor="_Toc216967443" w:history="1">
             <w:r>
               <w:rPr>
                 <w:rStyle w:val="Hyperlink"/>
@@ -2264,7 +2263,7 @@
                 <w:noProof/>
                 <w:webHidden/>
               </w:rPr>
-              <w:instrText xml:space="preserve"> PAGEREF _Toc215264107 \h </w:instrText>
+              <w:instrText xml:space="preserve"> PAGEREF _Toc216967443 \h </w:instrText>
             </w:r>
             <w:r>
               <w:rPr>
@@ -2311,7 +2310,7 @@
               <w14:ligatures w14:val="standardContextual"/>
             </w:rPr>
           </w:pPr>
-          <w:hyperlink w:anchor="_Toc215264108" w:history="1">
+          <w:hyperlink w:anchor="_Toc216967444" w:history="1">
             <w:r>
               <w:rPr>
                 <w:rStyle w:val="Hyperlink"/>
@@ -2358,7 +2357,7 @@
                 <w:noProof/>
                 <w:webHidden/>
               </w:rPr>
-              <w:instrText xml:space="preserve"> PAGEREF _Toc215264108 \h </w:instrText>
+              <w:instrText xml:space="preserve"> PAGEREF _Toc216967444 \h </w:instrText>
             </w:r>
             <w:r>
               <w:rPr>
@@ -2405,7 +2404,7 @@
               <w14:ligatures w14:val="standardContextual"/>
             </w:rPr>
           </w:pPr>
-          <w:hyperlink w:anchor="_Toc215264109" w:history="1">
+          <w:hyperlink w:anchor="_Toc216967445" w:history="1">
             <w:r>
               <w:rPr>
                 <w:rStyle w:val="Hyperlink"/>
@@ -2450,7 +2449,7 @@
                 <w:noProof/>
                 <w:webHidden/>
               </w:rPr>
-              <w:instrText xml:space="preserve"> PAGEREF _Toc215264109 \h </w:instrText>
+              <w:instrText xml:space="preserve"> PAGEREF _Toc216967445 \h </w:instrText>
             </w:r>
             <w:r>
               <w:rPr>
@@ -2470,7 +2469,7 @@
                 <w:noProof/>
                 <w:webHidden/>
               </w:rPr>
-              <w:t>7</w:t>
+              <w:t>6</w:t>
             </w:r>
             <w:r>
               <w:rPr>
@@ -2497,7 +2496,7 @@
               <w14:ligatures w14:val="standardContextual"/>
             </w:rPr>
           </w:pPr>
-          <w:hyperlink w:anchor="_Toc215264110" w:history="1">
+          <w:hyperlink w:anchor="_Toc216967446" w:history="1">
             <w:r>
               <w:rPr>
                 <w:rStyle w:val="Hyperlink"/>
@@ -2542,7 +2541,7 @@
                 <w:noProof/>
                 <w:webHidden/>
               </w:rPr>
-              <w:instrText xml:space="preserve"> PAGEREF _Toc215264110 \h </w:instrText>
+              <w:instrText xml:space="preserve"> PAGEREF _Toc216967446 \h </w:instrText>
             </w:r>
             <w:r>
               <w:rPr>
@@ -2562,7 +2561,7 @@
                 <w:noProof/>
                 <w:webHidden/>
               </w:rPr>
-              <w:t>7</w:t>
+              <w:t>6</w:t>
             </w:r>
             <w:r>
               <w:rPr>
@@ -2589,7 +2588,7 @@
               <w14:ligatures w14:val="standardContextual"/>
             </w:rPr>
           </w:pPr>
-          <w:hyperlink w:anchor="_Toc215264111" w:history="1">
+          <w:hyperlink w:anchor="_Toc216967447" w:history="1">
             <w:r>
               <w:rPr>
                 <w:rStyle w:val="Hyperlink"/>
@@ -2634,7 +2633,7 @@
                 <w:noProof/>
                 <w:webHidden/>
               </w:rPr>
-              <w:instrText xml:space="preserve"> PAGEREF _Toc215264111 \h </w:instrText>
+              <w:instrText xml:space="preserve"> PAGEREF _Toc216967447 \h </w:instrText>
             </w:r>
             <w:r>
               <w:rPr>
@@ -2681,7 +2680,7 @@
               <w14:ligatures w14:val="standardContextual"/>
             </w:rPr>
           </w:pPr>
-          <w:hyperlink w:anchor="_Toc215264112" w:history="1">
+          <w:hyperlink w:anchor="_Toc216967448" w:history="1">
             <w:r>
               <w:rPr>
                 <w:rStyle w:val="Hyperlink"/>
@@ -2726,7 +2725,7 @@
                 <w:noProof/>
                 <w:webHidden/>
               </w:rPr>
-              <w:instrText xml:space="preserve"> PAGEREF _Toc215264112 \h </w:instrText>
+              <w:instrText xml:space="preserve"> PAGEREF _Toc216967448 \h </w:instrText>
             </w:r>
             <w:r>
               <w:rPr>
@@ -2773,7 +2772,7 @@
               <w14:ligatures w14:val="standardContextual"/>
             </w:rPr>
           </w:pPr>
-          <w:hyperlink w:anchor="_Toc215264113" w:history="1">
+          <w:hyperlink w:anchor="_Toc216967449" w:history="1">
             <w:r>
               <w:rPr>
                 <w:rStyle w:val="Hyperlink"/>
@@ -2818,107 +2817,7 @@
                 <w:noProof/>
                 <w:webHidden/>
               </w:rPr>
-              <w:instrText xml:space="preserve"> PAGEREF _Toc215264113 \h </w:instrText>
-            </w:r>
-            <w:r>
-              <w:rPr>
-                <w:noProof/>
-                <w:webHidden/>
-              </w:rPr>
-            </w:r>
-            <w:r>
-              <w:rPr>
-                <w:noProof/>
-                <w:webHidden/>
-              </w:rPr>
-              <w:fldChar w:fldCharType="separate"/>
-            </w:r>
-            <w:r>
-              <w:rPr>
-                <w:noProof/>
-                <w:webHidden/>
-              </w:rPr>
-              <w:t>8</w:t>
-            </w:r>
-            <w:r>
-              <w:rPr>
-                <w:noProof/>
-                <w:webHidden/>
-              </w:rPr>
-              <w:fldChar w:fldCharType="end"/>
-            </w:r>
-          </w:hyperlink>
-        </w:p>
-        <w:p>
-          <w:pPr>
-            <w:pStyle w:val="TOC3"/>
-            <w:tabs>
-              <w:tab w:val="left" w:pos="1200"/>
-              <w:tab w:val="right" w:leader="dot" w:pos="9016"/>
-            </w:tabs>
-            <w:rPr>
-              <w:noProof/>
-              <w:kern w:val="2"/>
-              <w:sz w:val="24"/>
-              <w:szCs w:val="24"/>
-              <w:lang w:eastAsia="en-IE"/>
-              <w14:ligatures w14:val="standardContextual"/>
-            </w:rPr>
-          </w:pPr>
-          <w:hyperlink w:anchor="_Toc215264114" w:history="1">
-            <w:r>
-              <w:rPr>
-                <w:rStyle w:val="Hyperlink"/>
-                <w:noProof/>
-              </w:rPr>
-              <w:t>2.2.3</w:t>
-            </w:r>
-            <w:r>
-              <w:rPr>
-                <w:noProof/>
-                <w:kern w:val="2"/>
-                <w:sz w:val="24"/>
-                <w:szCs w:val="24"/>
-                <w:lang w:eastAsia="en-IE"/>
-                <w14:ligatures w14:val="standardContextual"/>
-              </w:rPr>
-              <w:tab/>
-            </w:r>
-            <w:r>
-              <w:rPr>
-                <w:rStyle w:val="Hyperlink"/>
-                <w:rFonts w:ascii="Segoe UI Emoji" w:hAnsi="Segoe UI Emoji" w:cs="Segoe UI Emoji"/>
-                <w:noProof/>
-              </w:rPr>
-              <w:t>⚠️</w:t>
-            </w:r>
-            <w:r>
-              <w:rPr>
-                <w:rStyle w:val="Hyperlink"/>
-                <w:noProof/>
-              </w:rPr>
-              <w:t xml:space="preserve"> Tree-Based Structures – Disadvantages</w:t>
-            </w:r>
-            <w:r>
-              <w:rPr>
-                <w:noProof/>
-                <w:webHidden/>
-              </w:rPr>
-              <w:tab/>
-            </w:r>
-            <w:r>
-              <w:rPr>
-                <w:noProof/>
-                <w:webHidden/>
-              </w:rPr>
-              <w:fldChar w:fldCharType="begin"/>
-            </w:r>
-            <w:r>
-              <w:rPr>
-                <w:noProof/>
-                <w:webHidden/>
-              </w:rPr>
-              <w:instrText xml:space="preserve"> PAGEREF _Toc215264114 \h </w:instrText>
+              <w:instrText xml:space="preserve"> PAGEREF _Toc216967449 \h </w:instrText>
             </w:r>
             <w:r>
               <w:rPr>
@@ -2965,7 +2864,7 @@
               <w14:ligatures w14:val="standardContextual"/>
             </w:rPr>
           </w:pPr>
-          <w:hyperlink w:anchor="_Toc215264115" w:history="1">
+          <w:hyperlink w:anchor="_Toc216967450" w:history="1">
             <w:r>
               <w:rPr>
                 <w:rStyle w:val="Hyperlink"/>
@@ -2989,7 +2888,7 @@
                 <w:rStyle w:val="Hyperlink"/>
                 <w:noProof/>
               </w:rPr>
-              <w:t>References</w:t>
+              <w:t>Question 5</w:t>
             </w:r>
             <w:r>
               <w:rPr>
@@ -3010,7 +2909,7 @@
                 <w:noProof/>
                 <w:webHidden/>
               </w:rPr>
-              <w:instrText xml:space="preserve"> PAGEREF _Toc215264115 \h </w:instrText>
+              <w:instrText xml:space="preserve"> PAGEREF _Toc216967450 \h </w:instrText>
             </w:r>
             <w:r>
               <w:rPr>
@@ -3030,7 +2929,7 @@
                 <w:noProof/>
                 <w:webHidden/>
               </w:rPr>
-              <w:t>9</w:t>
+              <w:t>8</w:t>
             </w:r>
             <w:r>
               <w:rPr>
@@ -3057,11 +2956,10 @@
               <w14:ligatures w14:val="standardContextual"/>
             </w:rPr>
           </w:pPr>
-          <w:hyperlink w:anchor="_Toc215264116" w:history="1">
+          <w:hyperlink w:anchor="_Toc216967451" w:history="1">
             <w:r>
               <w:rPr>
                 <w:rStyle w:val="Hyperlink"/>
-                <w:rFonts w:cs="Arial"/>
                 <w:noProof/>
               </w:rPr>
               <w:t>4</w:t>
@@ -3080,9 +2978,102 @@
             <w:r>
               <w:rPr>
                 <w:rStyle w:val="Hyperlink"/>
+                <w:noProof/>
+              </w:rPr>
+              <w:t>References</w:t>
+            </w:r>
+            <w:r>
+              <w:rPr>
+                <w:noProof/>
+                <w:webHidden/>
+              </w:rPr>
+              <w:tab/>
+            </w:r>
+            <w:r>
+              <w:rPr>
+                <w:noProof/>
+                <w:webHidden/>
+              </w:rPr>
+              <w:fldChar w:fldCharType="begin"/>
+            </w:r>
+            <w:r>
+              <w:rPr>
+                <w:noProof/>
+                <w:webHidden/>
+              </w:rPr>
+              <w:instrText xml:space="preserve"> PAGEREF _Toc216967451 \h </w:instrText>
+            </w:r>
+            <w:r>
+              <w:rPr>
+                <w:noProof/>
+                <w:webHidden/>
+              </w:rPr>
+            </w:r>
+            <w:r>
+              <w:rPr>
+                <w:noProof/>
+                <w:webHidden/>
+              </w:rPr>
+              <w:fldChar w:fldCharType="separate"/>
+            </w:r>
+            <w:r>
+              <w:rPr>
+                <w:noProof/>
+                <w:webHidden/>
+              </w:rPr>
+              <w:t>9</w:t>
+            </w:r>
+            <w:r>
+              <w:rPr>
+                <w:noProof/>
+                <w:webHidden/>
+              </w:rPr>
+              <w:fldChar w:fldCharType="end"/>
+            </w:r>
+          </w:hyperlink>
+        </w:p>
+        <w:p>
+          <w:pPr>
+            <w:pStyle w:val="TOC1"/>
+            <w:tabs>
+              <w:tab w:val="left" w:pos="440"/>
+              <w:tab w:val="right" w:leader="dot" w:pos="9016"/>
+            </w:tabs>
+            <w:rPr>
+              <w:noProof/>
+              <w:kern w:val="2"/>
+              <w:sz w:val="24"/>
+              <w:szCs w:val="24"/>
+              <w:lang w:eastAsia="en-IE"/>
+              <w14:ligatures w14:val="standardContextual"/>
+            </w:rPr>
+          </w:pPr>
+          <w:hyperlink w:anchor="_Toc216967452" w:history="1">
+            <w:r>
+              <w:rPr>
+                <w:rStyle w:val="Hyperlink"/>
                 <w:rFonts w:cs="Arial"/>
                 <w:noProof/>
               </w:rPr>
+              <w:t>5</w:t>
+            </w:r>
+            <w:r>
+              <w:rPr>
+                <w:noProof/>
+                <w:kern w:val="2"/>
+                <w:sz w:val="24"/>
+                <w:szCs w:val="24"/>
+                <w:lang w:eastAsia="en-IE"/>
+                <w14:ligatures w14:val="standardContextual"/>
+              </w:rPr>
+              <w:tab/>
+            </w:r>
+            <w:r>
+              <w:rPr>
+                <w:rStyle w:val="Hyperlink"/>
+                <w:rFonts w:cs="Arial"/>
+                <w:noProof/>
+              </w:rPr>
               <w:t>Appendix</w:t>
             </w:r>
             <w:r>
@@ -3104,7 +3095,7 @@
                 <w:noProof/>
                 <w:webHidden/>
               </w:rPr>
-              <w:instrText xml:space="preserve"> PAGEREF _Toc215264116 \h </w:instrText>
+              <w:instrText xml:space="preserve"> PAGEREF _Toc216967452 \h </w:instrText>
             </w:r>
             <w:r>
               <w:rPr>
@@ -3256,58 +3247,17 @@
     </w:p>
     <w:p>
       <w:pPr>
-        <w:rPr>
-          <w:rFonts w:ascii="Arial" w:hAnsi="Arial" w:cs="Arial"/>
-        </w:rPr>
-      </w:pPr>
-    </w:p>
-    <w:p>
-      <w:pPr>
-        <w:rPr>
-          <w:rFonts w:ascii="Arial" w:hAnsi="Arial" w:cs="Arial"/>
-        </w:rPr>
-      </w:pPr>
-    </w:p>
-    <w:p>
-      <w:pPr>
-        <w:rPr>
-          <w:rFonts w:ascii="Arial" w:hAnsi="Arial" w:cs="Arial"/>
-        </w:rPr>
-      </w:pPr>
-    </w:p>
-    <w:p>
-      <w:pPr>
-        <w:rPr>
-          <w:rFonts w:ascii="Arial" w:hAnsi="Arial" w:cs="Arial"/>
-        </w:rPr>
-      </w:pPr>
-    </w:p>
-    <w:p>
-      <w:pPr>
-        <w:rPr>
-          <w:rFonts w:ascii="Arial" w:hAnsi="Arial" w:cs="Arial"/>
-        </w:rPr>
-      </w:pPr>
-    </w:p>
-    <w:p>
-      <w:pPr>
-        <w:rPr>
-          <w:rFonts w:ascii="Arial" w:hAnsi="Arial" w:cs="Arial"/>
-        </w:rPr>
-      </w:pPr>
-    </w:p>
-    <w:p>
-      <w:pPr>
         <w:pStyle w:val="Heading1"/>
         <w:rPr>
           <w:rFonts w:cs="Arial"/>
         </w:rPr>
       </w:pPr>
-      <w:bookmarkStart w:id="1" w:name="_Toc215264103"/>
-      <w:r>
-        <w:rPr>
-          <w:rFonts w:cs="Arial"/>
-        </w:rPr>
+      <w:bookmarkStart w:id="1" w:name="_Toc216967439"/>
+      <w:r>
+        <w:rPr>
+          <w:rFonts w:cs="Arial"/>
+        </w:rPr>
+        <w:lastRenderedPageBreak/>
         <w:t>Question 1</w:t>
       </w:r>
       <w:bookmarkEnd w:id="1"/>
@@ -3321,7 +3271,7 @@
           <w:szCs w:val="28"/>
         </w:rPr>
       </w:pPr>
-      <w:bookmarkStart w:id="2" w:name="_Toc215264104"/>
+      <w:bookmarkStart w:id="2" w:name="_Toc216967440"/>
       <w:r>
         <w:rPr>
           <w:rFonts w:cs="Arial"/>
@@ -3580,7 +3530,7 @@
           <w:szCs w:val="28"/>
         </w:rPr>
       </w:pPr>
-      <w:bookmarkStart w:id="3" w:name="_Toc215264105"/>
+      <w:bookmarkStart w:id="3" w:name="_Toc216967441"/>
       <w:r>
         <w:rPr>
           <w:rFonts w:cs="Arial"/>
@@ -3778,7 +3728,7 @@
           <w:szCs w:val="28"/>
         </w:rPr>
       </w:pPr>
-      <w:bookmarkStart w:id="4" w:name="_Toc215264106"/>
+      <w:bookmarkStart w:id="4" w:name="_Toc216967442"/>
       <w:r>
         <w:rPr>
           <w:rFonts w:cs="Arial"/>
@@ -3837,16 +3787,7 @@
           <w:sz w:val="24"/>
           <w:szCs w:val="24"/>
         </w:rPr>
-        <w:t xml:space="preserve"> hold one </w:t>
-      </w:r>
-      <w:r>
-        <w:rPr>
-          <w:rFonts w:cs="Arial"/>
-          <w:sz w:val="24"/>
-          <w:szCs w:val="24"/>
-        </w:rPr>
-        <w:lastRenderedPageBreak/>
-        <w:t>value</w:t>
+        <w:t xml:space="preserve"> hold one value</w:t>
       </w:r>
       <w:r>
         <w:rPr>
@@ -3938,13 +3879,14 @@
           <w:szCs w:val="28"/>
         </w:rPr>
       </w:pPr>
-      <w:bookmarkStart w:id="5" w:name="_Toc215264107"/>
+      <w:bookmarkStart w:id="5" w:name="_Toc216967443"/>
       <w:r>
         <w:rPr>
           <w:rFonts w:cs="Arial"/>
           <w:sz w:val="28"/>
           <w:szCs w:val="28"/>
         </w:rPr>
+        <w:lastRenderedPageBreak/>
         <w:t>Load factor</w:t>
       </w:r>
       <w:bookmarkEnd w:id="5"/>
@@ -4170,7 +4112,7 @@
           <w:szCs w:val="28"/>
         </w:rPr>
       </w:pPr>
-      <w:bookmarkStart w:id="6" w:name="_Toc215264108"/>
+      <w:bookmarkStart w:id="6" w:name="_Toc216967444"/>
       <w:r>
         <w:rPr>
           <w:rFonts w:cs="Arial"/>
@@ -4445,9 +4387,8 @@
       <w:pPr>
         <w:pStyle w:val="Heading1"/>
       </w:pPr>
-      <w:bookmarkStart w:id="7" w:name="_Toc215264109"/>
-      <w:r>
-        <w:lastRenderedPageBreak/>
+      <w:bookmarkStart w:id="7" w:name="_Toc216967445"/>
+      <w:r>
         <w:t>Question 2</w:t>
       </w:r>
       <w:bookmarkEnd w:id="7"/>
@@ -4460,20 +4401,13 @@
           <w:szCs w:val="28"/>
         </w:rPr>
       </w:pPr>
-      <w:bookmarkStart w:id="8" w:name="_Toc215264110"/>
+      <w:bookmarkStart w:id="8" w:name="_Toc216967446"/>
       <w:r>
         <w:rPr>
           <w:sz w:val="28"/>
           <w:szCs w:val="28"/>
         </w:rPr>
-        <w:t>Discuss how hash-based data structures differ from tree-based data structures</w:t>
-      </w:r>
-      <w:r>
-        <w:rPr>
-          <w:sz w:val="28"/>
-          <w:szCs w:val="28"/>
-        </w:rPr>
-        <w:t>.</w:t>
+        <w:t>Discuss how hash-based data structures differ from tree-based data structures.</w:t>
       </w:r>
       <w:bookmarkEnd w:id="8"/>
     </w:p>
@@ -4517,7 +4451,15 @@
           <w:sz w:val="24"/>
           <w:szCs w:val="24"/>
         </w:rPr>
-        <w:t>average-case constant-time operations for insertion, deletion, and search</w:t>
+        <w:t xml:space="preserve">average-case constant-time operations for insertion, </w:t>
+      </w:r>
+      <w:r>
+        <w:rPr>
+          <w:sz w:val="24"/>
+          <w:szCs w:val="24"/>
+        </w:rPr>
+        <w:lastRenderedPageBreak/>
+        <w:t>deletion, and search</w:t>
       </w:r>
       <w:r>
         <w:rPr>
@@ -4726,15 +4668,13 @@
         </w:rPr>
         <w:t xml:space="preserve">In contrast to </w:t>
       </w:r>
-      <w:proofErr w:type="gramStart"/>
-      <w:r>
-        <w:rPr>
-          <w:sz w:val="24"/>
-          <w:szCs w:val="24"/>
-        </w:rPr>
-        <w:t>this balanced trees</w:t>
-      </w:r>
-      <w:proofErr w:type="gramEnd"/>
+      <w:r>
+        <w:rPr>
+          <w:sz w:val="24"/>
+          <w:szCs w:val="24"/>
+        </w:rPr>
+        <w:t>this balanced tree</w:t>
+      </w:r>
       <w:r>
         <w:rPr>
           <w:sz w:val="24"/>
@@ -4822,7 +4762,7 @@
           <w:szCs w:val="28"/>
         </w:rPr>
       </w:pPr>
-      <w:bookmarkStart w:id="9" w:name="_Toc215264111"/>
+      <w:bookmarkStart w:id="9" w:name="_Toc216967447"/>
       <w:r>
         <w:rPr>
           <w:sz w:val="28"/>
@@ -4837,7 +4777,7 @@
       <w:pPr>
         <w:pStyle w:val="Heading3"/>
       </w:pPr>
-      <w:bookmarkStart w:id="10" w:name="_Toc215264112"/>
+      <w:bookmarkStart w:id="10" w:name="_Toc216967448"/>
       <w:r>
         <w:t>Hash-Based data structures</w:t>
       </w:r>
@@ -4860,67 +4800,143 @@
       </w:r>
     </w:p>
     <w:p>
-      <w:r>
+      <w:pPr>
+        <w:rPr>
+          <w:sz w:val="24"/>
+          <w:szCs w:val="24"/>
+        </w:rPr>
+      </w:pPr>
+      <w:r>
+        <w:rPr>
+          <w:sz w:val="24"/>
+          <w:szCs w:val="24"/>
+        </w:rPr>
         <w:t xml:space="preserve">Hash tables are known for </w:t>
       </w:r>
       <w:r>
+        <w:rPr>
+          <w:sz w:val="24"/>
+          <w:szCs w:val="24"/>
+        </w:rPr>
         <w:t xml:space="preserve">their extremely fast average-case performance for insert, delete, and search </w:t>
       </w:r>
       <w:r>
+        <w:rPr>
+          <w:sz w:val="24"/>
+          <w:szCs w:val="24"/>
+        </w:rPr>
         <w:t xml:space="preserve">functions. This is typically </w:t>
       </w:r>
-      <w:proofErr w:type="gramStart"/>
-      <w:r>
-        <w:t>O(</w:t>
-      </w:r>
-      <w:proofErr w:type="gramEnd"/>
-      <w:r>
+      <w:r>
+        <w:rPr>
+          <w:sz w:val="24"/>
+          <w:szCs w:val="24"/>
+        </w:rPr>
+        <w:t>O (</w:t>
+      </w:r>
+      <w:r>
+        <w:rPr>
+          <w:sz w:val="24"/>
+          <w:szCs w:val="24"/>
+        </w:rPr>
         <w:t>1)</w:t>
       </w:r>
       <w:r>
+        <w:rPr>
+          <w:sz w:val="24"/>
+          <w:szCs w:val="24"/>
+        </w:rPr>
         <w:t xml:space="preserve"> as they </w:t>
       </w:r>
       <w:r>
+        <w:rPr>
+          <w:sz w:val="24"/>
+          <w:szCs w:val="24"/>
+        </w:rPr>
         <w:t xml:space="preserve">implement a </w:t>
       </w:r>
       <w:r>
+        <w:rPr>
+          <w:sz w:val="24"/>
+          <w:szCs w:val="24"/>
+        </w:rPr>
         <w:t>hash function</w:t>
       </w:r>
       <w:r>
+        <w:rPr>
+          <w:sz w:val="24"/>
+          <w:szCs w:val="24"/>
+        </w:rPr>
         <w:t xml:space="preserve"> which computes the index key directly.</w:t>
       </w:r>
       <w:r>
+        <w:rPr>
+          <w:sz w:val="24"/>
+          <w:szCs w:val="24"/>
+        </w:rPr>
         <w:t xml:space="preserve"> </w:t>
       </w:r>
       <w:r>
+        <w:rPr>
+          <w:sz w:val="24"/>
+          <w:szCs w:val="24"/>
+        </w:rPr>
         <w:t xml:space="preserve">This makes them perfect when rapid lookups </w:t>
       </w:r>
-      <w:proofErr w:type="gramStart"/>
-      <w:r>
-        <w:t>is</w:t>
-      </w:r>
-      <w:proofErr w:type="gramEnd"/>
-      <w:r>
+      <w:r>
+        <w:rPr>
+          <w:sz w:val="24"/>
+          <w:szCs w:val="24"/>
+        </w:rPr>
+        <w:t>are</w:t>
+      </w:r>
+      <w:r>
+        <w:rPr>
+          <w:sz w:val="24"/>
+          <w:szCs w:val="24"/>
+        </w:rPr>
         <w:t xml:space="preserve"> required, like catching, symbol tables, and database indexing. The efficiency of </w:t>
       </w:r>
       <w:r>
+        <w:rPr>
+          <w:sz w:val="24"/>
+          <w:szCs w:val="24"/>
+        </w:rPr>
         <w:t>hash tables is not dependent on the dataset size under ideal hashing conditions. This means that they scale well for large volumes of data.</w:t>
       </w:r>
       <w:r>
+        <w:rPr>
+          <w:sz w:val="24"/>
+          <w:szCs w:val="24"/>
+        </w:rPr>
         <w:t xml:space="preserve"> </w:t>
       </w:r>
       <w:r>
+        <w:rPr>
+          <w:sz w:val="24"/>
+          <w:szCs w:val="24"/>
+        </w:rPr>
         <w:fldChar w:fldCharType="begin"/>
       </w:r>
       <w:r>
+        <w:rPr>
+          <w:sz w:val="24"/>
+          <w:szCs w:val="24"/>
+        </w:rPr>
         <w:instrText xml:space="preserve"> ADDIN ZOTERO_ITEM CSL_CITATION {"citationID":"Pq1mHFQc","properties":{"formattedCitation":"({\\i{}Advantages of BST over Hash Table}, 2025)","plainCitation":"(Advantages of BST over Hash Table, 2025)","noteIndex":0},"citationItems":[{"id":748,"uris":["http://zotero.org/users/15491865/items/9HXHIK8J"],"itemData":{"id":748,"type":"webpage","abstract":"Your All-in-One Learning Portal: GeeksforGeeks is a comprehensive educational platform that empowers learners across domains-spanning computer science and programming, school education, upskilling, commerce, software tools, competitive exams, and more.","container-title":"GeeksforGeeks","language":"en-US","note":"section: Hash","title":"Advantages of BST over Hash Table","URL":"https://www.geeksforgeeks.org/dsa/advantages-of-bst-over-hash-table/","accessed":{"date-parts":[["2025",11,28]]},"issued":{"date-parts":[["2025",7,23]]}}}],"schema":"https://github.com/citation-style-language/schema/raw/master/csl-citation.json"} </w:instrText>
       </w:r>
       <w:r>
+        <w:rPr>
+          <w:sz w:val="24"/>
+          <w:szCs w:val="24"/>
+        </w:rPr>
         <w:fldChar w:fldCharType="separate"/>
       </w:r>
       <w:r>
         <w:rPr>
           <w:rFonts w:ascii="Aptos" w:hAnsi="Aptos" w:cs="Times New Roman"/>
+          <w:sz w:val="24"/>
+          <w:szCs w:val="24"/>
         </w:rPr>
         <w:t>(</w:t>
       </w:r>
@@ -4929,19 +4945,31 @@
           <w:rFonts w:ascii="Aptos" w:hAnsi="Aptos" w:cs="Times New Roman"/>
           <w:i/>
           <w:iCs/>
+          <w:sz w:val="24"/>
+          <w:szCs w:val="24"/>
         </w:rPr>
         <w:t>Advantages of BST over Hash Table</w:t>
       </w:r>
       <w:r>
         <w:rPr>
           <w:rFonts w:ascii="Aptos" w:hAnsi="Aptos" w:cs="Times New Roman"/>
+          <w:sz w:val="24"/>
+          <w:szCs w:val="24"/>
         </w:rPr>
         <w:t>, 2025)</w:t>
       </w:r>
       <w:r>
+        <w:rPr>
+          <w:sz w:val="24"/>
+          <w:szCs w:val="24"/>
+        </w:rPr>
         <w:fldChar w:fldCharType="end"/>
       </w:r>
       <w:r>
+        <w:rPr>
+          <w:sz w:val="24"/>
+          <w:szCs w:val="24"/>
+        </w:rPr>
         <w:t>.</w:t>
       </w:r>
     </w:p>
@@ -4972,123 +5000,170 @@
     <w:p>
       <w:pPr>
         <w:rPr>
-          <w:rFonts w:ascii="Arial" w:hAnsi="Arial" w:cs="Arial"/>
-        </w:rPr>
-      </w:pPr>
-      <w:r>
-        <w:rPr>
-          <w:rFonts w:ascii="Arial" w:hAnsi="Arial" w:cs="Arial"/>
+          <w:rFonts w:cs="Arial"/>
+          <w:sz w:val="24"/>
+          <w:szCs w:val="24"/>
+        </w:rPr>
+      </w:pPr>
+      <w:r>
+        <w:rPr>
+          <w:rFonts w:cs="Arial"/>
+          <w:sz w:val="24"/>
+          <w:szCs w:val="24"/>
         </w:rPr>
         <w:t>The main di</w:t>
       </w:r>
       <w:r>
         <w:rPr>
-          <w:rFonts w:ascii="Arial" w:hAnsi="Arial" w:cs="Arial"/>
-        </w:rPr>
-        <w:t xml:space="preserve">sadvantage of a hash table is that the performance is reliant on the quality of the collision resolution plan and the hash function. </w:t>
-      </w:r>
-      <w:r>
-        <w:rPr>
-          <w:rFonts w:ascii="Arial" w:hAnsi="Arial" w:cs="Arial"/>
+          <w:rFonts w:cs="Arial"/>
+          <w:sz w:val="24"/>
+          <w:szCs w:val="24"/>
+        </w:rPr>
+        <w:t xml:space="preserve">sadvantage of a hash table is that the performance </w:t>
+      </w:r>
+      <w:r>
+        <w:rPr>
+          <w:rFonts w:cs="Arial"/>
+          <w:sz w:val="24"/>
+          <w:szCs w:val="24"/>
+        </w:rPr>
+        <w:t xml:space="preserve">relies </w:t>
+      </w:r>
+      <w:r>
+        <w:rPr>
+          <w:rFonts w:cs="Arial"/>
+          <w:sz w:val="24"/>
+          <w:szCs w:val="24"/>
+        </w:rPr>
+        <w:t xml:space="preserve">on the quality of the collision resolution plan and the hash function. </w:t>
+      </w:r>
+      <w:r>
+        <w:rPr>
+          <w:rFonts w:cs="Arial"/>
+          <w:sz w:val="24"/>
+          <w:szCs w:val="24"/>
         </w:rPr>
         <w:t xml:space="preserve">If many keys hash to the same index and a </w:t>
       </w:r>
       <w:r>
         <w:rPr>
-          <w:rFonts w:ascii="Arial" w:hAnsi="Arial" w:cs="Arial"/>
+          <w:rFonts w:cs="Arial"/>
+          <w:sz w:val="24"/>
+          <w:szCs w:val="24"/>
         </w:rPr>
         <w:t>collision</w:t>
       </w:r>
       <w:r>
         <w:rPr>
-          <w:rFonts w:ascii="Arial" w:hAnsi="Arial" w:cs="Arial"/>
+          <w:rFonts w:cs="Arial"/>
+          <w:sz w:val="24"/>
+          <w:szCs w:val="24"/>
         </w:rPr>
         <w:t xml:space="preserve"> occurs, the operational functionality can degrade to </w:t>
       </w:r>
       <w:r>
         <w:rPr>
-          <w:rFonts w:ascii="Arial" w:hAnsi="Arial" w:cs="Arial"/>
+          <w:rFonts w:cs="Arial"/>
+          <w:sz w:val="24"/>
+          <w:szCs w:val="24"/>
         </w:rPr>
         <w:t xml:space="preserve">O(n). This makes them unreliable for system that need guaranteed performance. </w:t>
       </w:r>
       <w:r>
         <w:rPr>
-          <w:rFonts w:ascii="Arial" w:hAnsi="Arial" w:cs="Arial"/>
-        </w:rPr>
-        <w:t xml:space="preserve">Hash tables also do not maintain </w:t>
-      </w:r>
-      <w:r>
-        <w:rPr>
-          <w:rFonts w:ascii="Arial" w:hAnsi="Arial" w:cs="Arial"/>
-        </w:rPr>
-        <w:lastRenderedPageBreak/>
-        <w:t xml:space="preserve">any inherent order among its keys. This limits </w:t>
-      </w:r>
-      <w:r>
-        <w:rPr>
-          <w:rFonts w:ascii="Arial" w:hAnsi="Arial" w:cs="Arial"/>
+          <w:rFonts w:cs="Arial"/>
+          <w:sz w:val="24"/>
+          <w:szCs w:val="24"/>
+        </w:rPr>
+        <w:t xml:space="preserve">Hash tables also do not maintain any inherent order among its keys. This limits </w:t>
+      </w:r>
+      <w:r>
+        <w:rPr>
+          <w:rFonts w:cs="Arial"/>
+          <w:sz w:val="24"/>
+          <w:szCs w:val="24"/>
         </w:rPr>
         <w:t>usefulness for tasks that involve range queries or ordered traversal</w:t>
       </w:r>
       <w:r>
         <w:rPr>
-          <w:rFonts w:ascii="Arial" w:hAnsi="Arial" w:cs="Arial"/>
+          <w:rFonts w:cs="Arial"/>
+          <w:sz w:val="24"/>
+          <w:szCs w:val="24"/>
         </w:rPr>
         <w:t>s.</w:t>
       </w:r>
       <w:r>
         <w:rPr>
-          <w:rFonts w:ascii="Arial" w:hAnsi="Arial" w:cs="Arial"/>
+          <w:rFonts w:cs="Arial"/>
+          <w:sz w:val="24"/>
+          <w:szCs w:val="24"/>
         </w:rPr>
         <w:t xml:space="preserve"> </w:t>
       </w:r>
       <w:r>
         <w:rPr>
-          <w:rFonts w:ascii="Arial" w:hAnsi="Arial" w:cs="Arial"/>
+          <w:rFonts w:cs="Arial"/>
+          <w:sz w:val="24"/>
+          <w:szCs w:val="24"/>
         </w:rPr>
         <w:fldChar w:fldCharType="begin"/>
       </w:r>
       <w:r>
         <w:rPr>
-          <w:rFonts w:ascii="Arial" w:hAnsi="Arial" w:cs="Arial"/>
+          <w:rFonts w:cs="Arial"/>
+          <w:sz w:val="24"/>
+          <w:szCs w:val="24"/>
         </w:rPr>
         <w:instrText xml:space="preserve"> ADDIN ZOTERO_ITEM CSL_CITATION {"citationID":"zhlef5U1","properties":{"formattedCitation":"({\\i{}Binary search tree vs. hash tables}, no date)","plainCitation":"(Binary search tree vs. hash tables, no date)","noteIndex":0},"citationItems":[{"id":750,"uris":["http://zotero.org/users/15491865/items/6JX62E7H"],"itemData":{"id":750,"type":"webpage","abstract":"Contributor: Rauf Tabassam","container-title":"Educative","language":"en","title":"Binary search tree vs. hash tables","URL":"https://www.educative.io/answers/binary-search-tree-vs-hash-tables","accessed":{"date-parts":[["2025",11,28]]}}}],"schema":"https://github.com/citation-style-language/schema/raw/master/csl-citation.json"} </w:instrText>
       </w:r>
       <w:r>
         <w:rPr>
-          <w:rFonts w:ascii="Arial" w:hAnsi="Arial" w:cs="Arial"/>
+          <w:rFonts w:cs="Arial"/>
+          <w:sz w:val="24"/>
+          <w:szCs w:val="24"/>
         </w:rPr>
         <w:fldChar w:fldCharType="separate"/>
       </w:r>
       <w:r>
         <w:rPr>
-          <w:rFonts w:ascii="Arial" w:hAnsi="Arial" w:cs="Arial"/>
+          <w:rFonts w:cs="Arial"/>
+          <w:sz w:val="24"/>
+          <w:szCs w:val="24"/>
         </w:rPr>
         <w:t>(</w:t>
       </w:r>
       <w:r>
         <w:rPr>
-          <w:rFonts w:ascii="Arial" w:hAnsi="Arial" w:cs="Arial"/>
+          <w:rFonts w:cs="Arial"/>
           <w:i/>
           <w:iCs/>
+          <w:sz w:val="24"/>
+          <w:szCs w:val="24"/>
         </w:rPr>
         <w:t>Binary search tree vs. hash tables</w:t>
       </w:r>
       <w:r>
         <w:rPr>
-          <w:rFonts w:ascii="Arial" w:hAnsi="Arial" w:cs="Arial"/>
+          <w:rFonts w:cs="Arial"/>
+          <w:sz w:val="24"/>
+          <w:szCs w:val="24"/>
         </w:rPr>
         <w:t>, no date)</w:t>
       </w:r>
       <w:r>
         <w:rPr>
-          <w:rFonts w:ascii="Arial" w:hAnsi="Arial" w:cs="Arial"/>
+          <w:rFonts w:cs="Arial"/>
+          <w:sz w:val="24"/>
+          <w:szCs w:val="24"/>
         </w:rPr>
         <w:fldChar w:fldCharType="end"/>
       </w:r>
       <w:r>
         <w:rPr>
-          <w:rFonts w:ascii="Arial" w:hAnsi="Arial" w:cs="Arial"/>
+          <w:rFonts w:cs="Arial"/>
+          <w:sz w:val="24"/>
+          <w:szCs w:val="24"/>
         </w:rPr>
         <w:t>.</w:t>
       </w:r>
@@ -5104,8 +5179,9 @@
       <w:pPr>
         <w:pStyle w:val="Heading3"/>
       </w:pPr>
-      <w:bookmarkStart w:id="11" w:name="_Toc215264113"/>
-      <w:r>
+      <w:bookmarkStart w:id="11" w:name="_Toc216967449"/>
+      <w:r>
+        <w:lastRenderedPageBreak/>
         <w:t>Tree-Based Structures</w:t>
       </w:r>
       <w:bookmarkEnd w:id="11"/>
@@ -5133,6 +5209,349 @@
           <w:szCs w:val="24"/>
         </w:rPr>
       </w:pPr>
+      <w:r>
+        <w:rPr>
+          <w:sz w:val="24"/>
+          <w:szCs w:val="24"/>
+        </w:rPr>
+        <w:t>Tree-based structures</w:t>
+      </w:r>
+      <w:r>
+        <w:rPr>
+          <w:sz w:val="24"/>
+          <w:szCs w:val="24"/>
+        </w:rPr>
+        <w:t xml:space="preserve"> like balanced trees provide </w:t>
+      </w:r>
+      <w:r>
+        <w:rPr>
+          <w:sz w:val="24"/>
+          <w:szCs w:val="24"/>
+        </w:rPr>
+        <w:t xml:space="preserve">strong </w:t>
+      </w:r>
+      <w:r>
+        <w:rPr>
+          <w:sz w:val="24"/>
+          <w:szCs w:val="24"/>
+        </w:rPr>
+        <w:t>guarantees in terms of fundamental operations.</w:t>
+      </w:r>
+      <w:r>
+        <w:rPr>
+          <w:sz w:val="24"/>
+          <w:szCs w:val="24"/>
+        </w:rPr>
+        <w:t xml:space="preserve"> </w:t>
+      </w:r>
+      <w:r>
+        <w:rPr>
+          <w:sz w:val="24"/>
+          <w:szCs w:val="24"/>
+        </w:rPr>
+        <w:fldChar w:fldCharType="begin"/>
+      </w:r>
+      <w:r>
+        <w:rPr>
+          <w:sz w:val="24"/>
+          <w:szCs w:val="24"/>
+        </w:rPr>
+        <w:instrText xml:space="preserve"> ADDIN ZOTERO_ITEM CSL_CITATION {"citationID":"LzJYTuaC","properties":{"formattedCitation":"({\\i{}Balanced Binary Tree definition &amp; meaning in DSA}, 2025)","plainCitation":"(Balanced Binary Tree definition &amp; meaning in DSA, 2025)","noteIndex":0},"citationItems":[{"id":764,"uris":["http://zotero.org/users/15491865/items/R6STMERG"],"itemData":{"id":764,"type":"webpage","abstract":"Your All-in-One Learning Portal: GeeksforGeeks is a comprehensive educational platform that empowers learners across domains-spanning computer science and programming, school education, upskilling, commerce, software tools, competitive exams, and more.","container-title":"GeeksforGeeks","language":"en-US","note":"section: Tree","title":"Balanced Binary Tree definition &amp; meaning in DSA","URL":"https://www.geeksforgeeks.org/dsa/balanced-binary-tree-definition-meaning-in-dsa/","accessed":{"date-parts":[["2025",12,18]]},"issued":{"date-parts":[["2025",7,23]]}}}],"schema":"https://github.com/citation-style-language/schema/raw/master/csl-citation.json"} </w:instrText>
+      </w:r>
+      <w:r>
+        <w:rPr>
+          <w:sz w:val="24"/>
+          <w:szCs w:val="24"/>
+        </w:rPr>
+        <w:fldChar w:fldCharType="separate"/>
+      </w:r>
+      <w:r>
+        <w:rPr>
+          <w:rFonts w:ascii="Aptos" w:hAnsi="Aptos" w:cs="Times New Roman"/>
+          <w:sz w:val="24"/>
+        </w:rPr>
+        <w:t>(</w:t>
+      </w:r>
+      <w:r>
+        <w:rPr>
+          <w:rFonts w:ascii="Aptos" w:hAnsi="Aptos" w:cs="Times New Roman"/>
+          <w:i/>
+          <w:iCs/>
+          <w:sz w:val="24"/>
+        </w:rPr>
+        <w:t>Balanced Binary Tree definition &amp; meaning in DSA</w:t>
+      </w:r>
+      <w:r>
+        <w:rPr>
+          <w:rFonts w:ascii="Aptos" w:hAnsi="Aptos" w:cs="Times New Roman"/>
+          <w:sz w:val="24"/>
+        </w:rPr>
+        <w:t>, 2025)</w:t>
+      </w:r>
+      <w:r>
+        <w:rPr>
+          <w:sz w:val="24"/>
+          <w:szCs w:val="24"/>
+        </w:rPr>
+        <w:fldChar w:fldCharType="end"/>
+      </w:r>
+      <w:r>
+        <w:rPr>
+          <w:sz w:val="24"/>
+          <w:szCs w:val="24"/>
+        </w:rPr>
+        <w:t>.</w:t>
+      </w:r>
+      <w:r>
+        <w:rPr>
+          <w:sz w:val="24"/>
+          <w:szCs w:val="24"/>
+        </w:rPr>
+        <w:t xml:space="preserve"> </w:t>
+      </w:r>
+      <w:r>
+        <w:rPr>
+          <w:sz w:val="24"/>
+          <w:szCs w:val="24"/>
+        </w:rPr>
+        <w:t>When the tree is balanced</w:t>
+      </w:r>
+      <w:r>
+        <w:rPr>
+          <w:sz w:val="24"/>
+          <w:szCs w:val="24"/>
+        </w:rPr>
+        <w:t xml:space="preserve">, the height is maintained at </w:t>
+      </w:r>
+      <w:r>
+        <w:rPr>
+          <w:sz w:val="24"/>
+          <w:szCs w:val="24"/>
+        </w:rPr>
+        <w:t>O (</w:t>
+      </w:r>
+      <w:r>
+        <w:rPr>
+          <w:sz w:val="24"/>
+          <w:szCs w:val="24"/>
+        </w:rPr>
+        <w:t xml:space="preserve">log n). This ensures that </w:t>
+      </w:r>
+      <w:r>
+        <w:rPr>
+          <w:sz w:val="24"/>
+          <w:szCs w:val="24"/>
+        </w:rPr>
+        <w:t xml:space="preserve">functions </w:t>
+      </w:r>
+      <w:r>
+        <w:rPr>
+          <w:sz w:val="24"/>
+          <w:szCs w:val="24"/>
+        </w:rPr>
+        <w:t>like search, insertion, and deletion all function in O (log n) time.</w:t>
+      </w:r>
+      <w:r>
+        <w:rPr>
+          <w:sz w:val="24"/>
+          <w:szCs w:val="24"/>
+        </w:rPr>
+        <w:t xml:space="preserve"> </w:t>
+      </w:r>
+      <w:r>
+        <w:rPr>
+          <w:sz w:val="24"/>
+          <w:szCs w:val="24"/>
+        </w:rPr>
+        <w:fldChar w:fldCharType="begin"/>
+      </w:r>
+      <w:r>
+        <w:rPr>
+          <w:sz w:val="24"/>
+          <w:szCs w:val="24"/>
+        </w:rPr>
+        <w:instrText xml:space="preserve"> ADDIN ZOTERO_ITEM CSL_CITATION {"citationID":"MuENwYWW","properties":{"formattedCitation":"({\\i{}DSA AVL Trees}, no date)","plainCitation":"(DSA AVL Trees, no date)","noteIndex":0},"citationItems":[{"id":766,"uris":["http://zotero.org/users/15491865/items/YAHJBX9Q"],"itemData":{"id":766,"type":"webpage","abstract":"W3Schools offers free online tutorials, references and exercises in all the major languages of the web. Covering popular subjects like HTML, CSS, JavaScript, Python, SQL, Java, and many, many more.","language":"en-US","title":"DSA AVL Trees","URL":"https://www.w3schools.com/dsa/dsa_data_avltrees.php?utm_source=copilot.com","accessed":{"date-parts":[["2025",12,18]]}}}],"schema":"https://github.com/citation-style-language/schema/raw/master/csl-citation.json"} </w:instrText>
+      </w:r>
+      <w:r>
+        <w:rPr>
+          <w:sz w:val="24"/>
+          <w:szCs w:val="24"/>
+        </w:rPr>
+        <w:fldChar w:fldCharType="separate"/>
+      </w:r>
+      <w:r>
+        <w:rPr>
+          <w:rFonts w:ascii="Aptos" w:hAnsi="Aptos" w:cs="Times New Roman"/>
+          <w:sz w:val="24"/>
+        </w:rPr>
+        <w:t>(</w:t>
+      </w:r>
+      <w:r>
+        <w:rPr>
+          <w:rFonts w:ascii="Aptos" w:hAnsi="Aptos" w:cs="Times New Roman"/>
+          <w:i/>
+          <w:iCs/>
+          <w:sz w:val="24"/>
+        </w:rPr>
+        <w:t>DSA AVL Trees</w:t>
+      </w:r>
+      <w:r>
+        <w:rPr>
+          <w:rFonts w:ascii="Aptos" w:hAnsi="Aptos" w:cs="Times New Roman"/>
+          <w:sz w:val="24"/>
+        </w:rPr>
+        <w:t>, no date)</w:t>
+      </w:r>
+      <w:r>
+        <w:rPr>
+          <w:sz w:val="24"/>
+          <w:szCs w:val="24"/>
+        </w:rPr>
+        <w:fldChar w:fldCharType="end"/>
+      </w:r>
+      <w:r>
+        <w:rPr>
+          <w:sz w:val="24"/>
+          <w:szCs w:val="24"/>
+        </w:rPr>
+        <w:t>.</w:t>
+      </w:r>
+      <w:r>
+        <w:rPr>
+          <w:sz w:val="24"/>
+          <w:szCs w:val="24"/>
+        </w:rPr>
+        <w:t xml:space="preserve"> </w:t>
+      </w:r>
+      <w:r>
+        <w:rPr>
+          <w:sz w:val="24"/>
+          <w:szCs w:val="24"/>
+        </w:rPr>
+        <w:t xml:space="preserve">This is a key </w:t>
+      </w:r>
+      <w:r>
+        <w:rPr>
+          <w:sz w:val="24"/>
+          <w:szCs w:val="24"/>
+        </w:rPr>
+        <w:t>advantage over that of liner structures such as arrays or linked lists, where the searching and deleting can take O (n)</w:t>
+      </w:r>
+      <w:r>
+        <w:rPr>
+          <w:sz w:val="24"/>
+          <w:szCs w:val="24"/>
+        </w:rPr>
+        <w:t xml:space="preserve"> time in a </w:t>
+      </w:r>
+      <w:r>
+        <w:rPr>
+          <w:sz w:val="24"/>
+          <w:szCs w:val="24"/>
+        </w:rPr>
+        <w:t>worst-case</w:t>
+      </w:r>
+      <w:r>
+        <w:rPr>
+          <w:sz w:val="24"/>
+          <w:szCs w:val="24"/>
+        </w:rPr>
+        <w:t xml:space="preserve"> scenario. </w:t>
+      </w:r>
+      <w:r>
+        <w:rPr>
+          <w:sz w:val="24"/>
+          <w:szCs w:val="24"/>
+        </w:rPr>
+        <w:t xml:space="preserve">Tree-based structures also </w:t>
+      </w:r>
+      <w:r>
+        <w:rPr>
+          <w:sz w:val="24"/>
+          <w:szCs w:val="24"/>
+        </w:rPr>
+        <w:t xml:space="preserve">maintain the elements in a sorted order. This enables efficient </w:t>
+      </w:r>
+      <w:r>
+        <w:rPr>
+          <w:sz w:val="24"/>
+          <w:szCs w:val="24"/>
+        </w:rPr>
+        <w:t xml:space="preserve">range queries and </w:t>
+      </w:r>
+      <w:proofErr w:type="gramStart"/>
+      <w:r>
+        <w:rPr>
+          <w:sz w:val="24"/>
+          <w:szCs w:val="24"/>
+        </w:rPr>
+        <w:t>ordered</w:t>
+      </w:r>
+      <w:proofErr w:type="gramEnd"/>
+      <w:r>
+        <w:rPr>
+          <w:sz w:val="24"/>
+          <w:szCs w:val="24"/>
+        </w:rPr>
+        <w:t xml:space="preserve"> traversals without the need for </w:t>
+      </w:r>
+      <w:r>
+        <w:rPr>
+          <w:sz w:val="24"/>
+          <w:szCs w:val="24"/>
+        </w:rPr>
+        <w:t xml:space="preserve">extra cost in terms of computational resources. </w:t>
+      </w:r>
+      <w:r>
+        <w:rPr>
+          <w:sz w:val="24"/>
+          <w:szCs w:val="24"/>
+        </w:rPr>
+        <w:t xml:space="preserve">Unlike with </w:t>
+      </w:r>
+      <w:r>
+        <w:rPr>
+          <w:sz w:val="24"/>
+          <w:szCs w:val="24"/>
+        </w:rPr>
+        <w:t xml:space="preserve">Hash tables, which can degrade to O (n) </w:t>
+      </w:r>
+      <w:r>
+        <w:rPr>
+          <w:sz w:val="24"/>
+          <w:szCs w:val="24"/>
+        </w:rPr>
+        <w:t xml:space="preserve">in a collision, </w:t>
+      </w:r>
+      <w:r>
+        <w:rPr>
+          <w:sz w:val="24"/>
+          <w:szCs w:val="24"/>
+        </w:rPr>
+        <w:t xml:space="preserve">a balanced tree can guarantee </w:t>
+      </w:r>
+      <w:r>
+        <w:rPr>
+          <w:sz w:val="24"/>
+          <w:szCs w:val="24"/>
+        </w:rPr>
+        <w:t>predictable</w:t>
+      </w:r>
+      <w:r>
+        <w:rPr>
+          <w:sz w:val="24"/>
+          <w:szCs w:val="24"/>
+        </w:rPr>
+        <w:t xml:space="preserve"> performance regardless of the input distribution. </w:t>
+      </w:r>
+    </w:p>
+    <w:p>
+      <w:pPr>
+        <w:rPr>
+          <w:sz w:val="24"/>
+          <w:szCs w:val="24"/>
+        </w:rPr>
+      </w:pPr>
     </w:p>
     <w:p>
       <w:pPr>
@@ -5156,72 +5575,381 @@
           <w:rFonts w:ascii="Arial" w:hAnsi="Arial" w:cs="Arial"/>
         </w:rPr>
       </w:pPr>
-    </w:p>
-    <w:p>
-      <w:pPr>
-        <w:pStyle w:val="NormalWeb"/>
-      </w:pPr>
-      <w:r>
-        <w:t xml:space="preserve">Balanced trees such as red-black trees or AVL trees guarantee </w:t>
-      </w:r>
-      <m:oMath>
-        <m:r>
-          <w:rPr>
-            <w:rFonts w:ascii="Cambria Math" w:hAnsi="Cambria Math"/>
-          </w:rPr>
-          <m:t>O(</m:t>
-        </m:r>
-        <m:r>
-          <m:rPr>
-            <m:sty m:val="p"/>
-          </m:rPr>
-          <w:rPr>
-            <w:rFonts w:ascii="Cambria Math" w:hAnsi="Cambria Math"/>
-          </w:rPr>
-          <m:t>log</m:t>
-        </m:r>
-        <m:r>
-          <w:rPr>
-            <w:rFonts w:ascii="Cambria Math" w:hAnsi="Cambria Math"/>
-          </w:rPr>
-          <m:t>⁡n)</m:t>
-        </m:r>
-      </m:oMath>
-      <w:r>
-        <w:t>time complexity for insert, delete, and search operations, regardless of input distribution (Stack Overflow, 2023). This deterministic performance makes them more reliable than hash tables in worst-case scenarios. Another advantage is that they maintain data in sorted order, enabling efficient range queries, ordered traversals, and hierarchical operations such as finding the minimum, maximum, or next largest element — capabilities that hash tables cannot provide without extra processing.</w:t>
-      </w:r>
-    </w:p>
-    <w:p>
-      <w:pPr>
-        <w:pStyle w:val="Heading3"/>
-      </w:pPr>
-      <w:bookmarkStart w:id="12" w:name="_Toc215264114"/>
-      <w:r>
-        <w:rPr>
-          <w:rFonts w:ascii="Segoe UI Emoji" w:hAnsi="Segoe UI Emoji" w:cs="Segoe UI Emoji"/>
-        </w:rPr>
-        <w:t>⚠️</w:t>
-      </w:r>
-      <w:r>
-        <w:t xml:space="preserve"> Tree-Based Structures – Disadvantages</w:t>
+      <w:r>
+        <w:rPr>
+          <w:rFonts w:ascii="Arial" w:hAnsi="Arial" w:cs="Arial"/>
+        </w:rPr>
+        <w:t xml:space="preserve">Tree-based structures </w:t>
+      </w:r>
+      <w:r>
+        <w:rPr>
+          <w:rFonts w:ascii="Arial" w:hAnsi="Arial" w:cs="Arial"/>
+        </w:rPr>
+        <w:t xml:space="preserve">do have certain disadvantages in relation to time complexity </w:t>
+      </w:r>
+      <w:r>
+        <w:rPr>
+          <w:rFonts w:ascii="Arial" w:hAnsi="Arial" w:cs="Arial"/>
+        </w:rPr>
+        <w:t xml:space="preserve">and operational overhead. </w:t>
+      </w:r>
+      <w:r>
+        <w:rPr>
+          <w:rFonts w:ascii="Arial" w:hAnsi="Arial" w:cs="Arial"/>
+        </w:rPr>
+        <w:fldChar w:fldCharType="begin"/>
+      </w:r>
+      <w:r>
+        <w:rPr>
+          <w:rFonts w:ascii="Arial" w:hAnsi="Arial" w:cs="Arial"/>
+        </w:rPr>
+        <w:instrText xml:space="preserve"> ADDIN ZOTERO_ITEM CSL_CITATION {"citationID":"5XlBmJVp","properties":{"formattedCitation":"({\\i{}Balanced Binary Tree definition &amp; meaning in DSA}, 2025)","plainCitation":"(Balanced Binary Tree definition &amp; meaning in DSA, 2025)","noteIndex":0},"citationItems":[{"id":764,"uris":["http://zotero.org/users/15491865/items/R6STMERG"],"itemData":{"id":764,"type":"webpage","abstract":"Your All-in-One Learning Portal: GeeksforGeeks is a comprehensive educational platform that empowers learners across domains-spanning computer science and programming, school education, upskilling, commerce, software tools, competitive exams, and more.","container-title":"GeeksforGeeks","language":"en-US","note":"section: Tree","title":"Balanced Binary Tree definition &amp; meaning in DSA","URL":"https://www.geeksforgeeks.org/dsa/balanced-binary-tree-definition-meaning-in-dsa/","accessed":{"date-parts":[["2025",12,18]]},"issued":{"date-parts":[["2025",7,23]]}}}],"schema":"https://github.com/citation-style-language/schema/raw/master/csl-citation.json"} </w:instrText>
+      </w:r>
+      <w:r>
+        <w:rPr>
+          <w:rFonts w:ascii="Arial" w:hAnsi="Arial" w:cs="Arial"/>
+        </w:rPr>
+        <w:fldChar w:fldCharType="separate"/>
+      </w:r>
+      <w:r>
+        <w:rPr>
+          <w:rFonts w:ascii="Arial" w:hAnsi="Arial" w:cs="Arial"/>
+        </w:rPr>
+        <w:t>(</w:t>
+      </w:r>
+      <w:r>
+        <w:rPr>
+          <w:rFonts w:ascii="Arial" w:hAnsi="Arial" w:cs="Arial"/>
+          <w:i/>
+          <w:iCs/>
+        </w:rPr>
+        <w:t>Balanced Binary Tree definition &amp; meaning in DSA</w:t>
+      </w:r>
+      <w:r>
+        <w:rPr>
+          <w:rFonts w:ascii="Arial" w:hAnsi="Arial" w:cs="Arial"/>
+        </w:rPr>
+        <w:t>, 2025)</w:t>
+      </w:r>
+      <w:r>
+        <w:rPr>
+          <w:rFonts w:ascii="Arial" w:hAnsi="Arial" w:cs="Arial"/>
+        </w:rPr>
+        <w:fldChar w:fldCharType="end"/>
+      </w:r>
+      <w:r>
+        <w:rPr>
+          <w:rFonts w:ascii="Arial" w:hAnsi="Arial" w:cs="Arial"/>
+        </w:rPr>
+        <w:t xml:space="preserve">. </w:t>
+      </w:r>
+      <w:r>
+        <w:rPr>
+          <w:rFonts w:ascii="Arial" w:hAnsi="Arial" w:cs="Arial"/>
+        </w:rPr>
+        <w:t xml:space="preserve">An unbalanced binary search tree </w:t>
+      </w:r>
+      <w:r>
+        <w:rPr>
+          <w:rFonts w:ascii="Arial" w:hAnsi="Arial" w:cs="Arial"/>
+        </w:rPr>
+        <w:t>could</w:t>
+      </w:r>
+      <w:r>
+        <w:rPr>
+          <w:rFonts w:ascii="Arial" w:hAnsi="Arial" w:cs="Arial"/>
+        </w:rPr>
+        <w:t xml:space="preserve"> </w:t>
+      </w:r>
+      <w:r>
+        <w:rPr>
+          <w:rFonts w:ascii="Arial" w:hAnsi="Arial" w:cs="Arial"/>
+        </w:rPr>
+        <w:t xml:space="preserve">degrade into </w:t>
+      </w:r>
+      <w:r>
+        <w:rPr>
+          <w:rFonts w:ascii="Arial" w:hAnsi="Arial" w:cs="Arial"/>
+        </w:rPr>
+        <w:t>a linear structure if the elements inserted are sorted. This causes the core functionality such as search, insertion, and deletion to degrade to O (n) time.</w:t>
+      </w:r>
+      <w:r>
+        <w:rPr>
+          <w:rFonts w:ascii="Arial" w:hAnsi="Arial" w:cs="Arial"/>
+        </w:rPr>
+        <w:t xml:space="preserve"> </w:t>
+      </w:r>
+      <w:r>
+        <w:rPr>
+          <w:rFonts w:ascii="Arial" w:hAnsi="Arial" w:cs="Arial"/>
+        </w:rPr>
+        <w:fldChar w:fldCharType="begin"/>
+      </w:r>
+      <w:r>
+        <w:rPr>
+          <w:rFonts w:ascii="Arial" w:hAnsi="Arial" w:cs="Arial"/>
+        </w:rPr>
+        <w:instrText xml:space="preserve"> ADDIN ZOTERO_ITEM CSL_CITATION {"citationID":"PnYWQ8Nn","properties":{"formattedCitation":"({\\i{}Binary search tree vs. hash tables}, no date)","plainCitation":"(Binary search tree vs. hash tables, no date)","noteIndex":0},"citationItems":[{"id":750,"uris":["http://zotero.org/users/15491865/items/6JX62E7H"],"itemData":{"id":750,"type":"webpage","abstract":"Contributor: Rauf Tabassam","container-title":"Educative","language":"en","title":"Binary search tree vs. hash tables","URL":"https://www.educative.io/answers/binary-search-tree-vs-hash-tables","accessed":{"date-parts":[["2025",11,28]]}}}],"schema":"https://github.com/citation-style-language/schema/raw/master/csl-citation.json"} </w:instrText>
+      </w:r>
+      <w:r>
+        <w:rPr>
+          <w:rFonts w:ascii="Arial" w:hAnsi="Arial" w:cs="Arial"/>
+        </w:rPr>
+        <w:fldChar w:fldCharType="separate"/>
+      </w:r>
+      <w:r>
+        <w:rPr>
+          <w:rFonts w:ascii="Arial" w:hAnsi="Arial" w:cs="Arial"/>
+        </w:rPr>
+        <w:t>(</w:t>
+      </w:r>
+      <w:r>
+        <w:rPr>
+          <w:rFonts w:ascii="Arial" w:hAnsi="Arial" w:cs="Arial"/>
+          <w:i/>
+          <w:iCs/>
+        </w:rPr>
+        <w:t>Binary search tree vs. hash tables</w:t>
+      </w:r>
+      <w:r>
+        <w:rPr>
+          <w:rFonts w:ascii="Arial" w:hAnsi="Arial" w:cs="Arial"/>
+        </w:rPr>
+        <w:t>, no date)</w:t>
+      </w:r>
+      <w:r>
+        <w:rPr>
+          <w:rFonts w:ascii="Arial" w:hAnsi="Arial" w:cs="Arial"/>
+        </w:rPr>
+        <w:fldChar w:fldCharType="end"/>
+      </w:r>
+      <w:r>
+        <w:rPr>
+          <w:rFonts w:ascii="Arial" w:hAnsi="Arial" w:cs="Arial"/>
+        </w:rPr>
+        <w:t xml:space="preserve">. </w:t>
+      </w:r>
+      <w:r>
+        <w:rPr>
+          <w:rFonts w:ascii="Arial" w:hAnsi="Arial" w:cs="Arial"/>
+        </w:rPr>
+        <w:t xml:space="preserve"> </w:t>
+      </w:r>
+      <w:r>
+        <w:rPr>
+          <w:rFonts w:ascii="Arial" w:hAnsi="Arial" w:cs="Arial"/>
+        </w:rPr>
+        <w:t>Even with balanced trees</w:t>
+      </w:r>
+      <w:r>
+        <w:rPr>
+          <w:rFonts w:ascii="Arial" w:hAnsi="Arial" w:cs="Arial"/>
+        </w:rPr>
+        <w:t xml:space="preserve">, trying to maintain </w:t>
+      </w:r>
+      <w:r>
+        <w:rPr>
+          <w:rFonts w:ascii="Arial" w:hAnsi="Arial" w:cs="Arial"/>
+        </w:rPr>
+        <w:t xml:space="preserve">the height </w:t>
+      </w:r>
+      <w:r>
+        <w:rPr>
+          <w:rFonts w:ascii="Arial" w:hAnsi="Arial" w:cs="Arial"/>
+        </w:rPr>
+        <w:t>will introduce additional costs. This is because rebalancing functions</w:t>
+      </w:r>
+      <w:r>
+        <w:rPr>
+          <w:rFonts w:ascii="Arial" w:hAnsi="Arial" w:cs="Arial"/>
+        </w:rPr>
+        <w:t xml:space="preserve"> like rotations must perform during insertions and deletions. This </w:t>
+      </w:r>
+      <w:r>
+        <w:rPr>
+          <w:rFonts w:ascii="Arial" w:hAnsi="Arial" w:cs="Arial"/>
+        </w:rPr>
+        <w:t>increases the constant-time overhea</w:t>
+      </w:r>
+      <w:r>
+        <w:rPr>
+          <w:rFonts w:ascii="Arial" w:hAnsi="Arial" w:cs="Arial"/>
+        </w:rPr>
+        <w:t xml:space="preserve">d despite preserving </w:t>
+      </w:r>
+      <w:r>
+        <w:rPr>
+          <w:rFonts w:ascii="Arial" w:hAnsi="Arial" w:cs="Arial"/>
+        </w:rPr>
+        <w:t xml:space="preserve">O (log n) complexity. The deletion functionality </w:t>
+      </w:r>
+      <w:r>
+        <w:rPr>
+          <w:rFonts w:ascii="Arial" w:hAnsi="Arial" w:cs="Arial"/>
+        </w:rPr>
+        <w:t xml:space="preserve">can be </w:t>
+      </w:r>
+      <w:r>
+        <w:rPr>
+          <w:rFonts w:ascii="Arial" w:hAnsi="Arial" w:cs="Arial"/>
+        </w:rPr>
+        <w:t>particularly</w:t>
+      </w:r>
+      <w:r>
+        <w:rPr>
+          <w:rFonts w:ascii="Arial" w:hAnsi="Arial" w:cs="Arial"/>
+        </w:rPr>
+        <w:t xml:space="preserve"> expensive. They often require </w:t>
+      </w:r>
+      <w:r>
+        <w:rPr>
+          <w:rFonts w:ascii="Arial" w:hAnsi="Arial" w:cs="Arial"/>
+        </w:rPr>
+        <w:t xml:space="preserve">multiple </w:t>
+      </w:r>
+      <w:r>
+        <w:rPr>
+          <w:rFonts w:ascii="Arial" w:hAnsi="Arial" w:cs="Arial"/>
+        </w:rPr>
+        <w:t xml:space="preserve">adjustments to the </w:t>
+      </w:r>
+      <w:r>
+        <w:rPr>
+          <w:rFonts w:ascii="Arial" w:hAnsi="Arial" w:cs="Arial"/>
+        </w:rPr>
+        <w:t>structure</w:t>
+      </w:r>
+      <w:r>
+        <w:rPr>
+          <w:rFonts w:ascii="Arial" w:hAnsi="Arial" w:cs="Arial"/>
+        </w:rPr>
+        <w:t xml:space="preserve"> </w:t>
+      </w:r>
+      <w:proofErr w:type="gramStart"/>
+      <w:r>
+        <w:rPr>
+          <w:rFonts w:ascii="Arial" w:hAnsi="Arial" w:cs="Arial"/>
+        </w:rPr>
+        <w:t>in order to</w:t>
+      </w:r>
+      <w:proofErr w:type="gramEnd"/>
+      <w:r>
+        <w:rPr>
+          <w:rFonts w:ascii="Arial" w:hAnsi="Arial" w:cs="Arial"/>
+        </w:rPr>
+        <w:t xml:space="preserve"> maintain balance.</w:t>
+      </w:r>
+      <w:r>
+        <w:rPr>
+          <w:rFonts w:ascii="Arial" w:hAnsi="Arial" w:cs="Arial"/>
+        </w:rPr>
+        <w:t xml:space="preserve"> </w:t>
+      </w:r>
+      <w:r>
+        <w:rPr>
+          <w:rFonts w:ascii="Arial" w:hAnsi="Arial" w:cs="Arial"/>
+        </w:rPr>
+        <w:t xml:space="preserve">Tree-based structures also </w:t>
+      </w:r>
+      <w:r>
+        <w:rPr>
+          <w:rFonts w:ascii="Arial" w:hAnsi="Arial" w:cs="Arial"/>
+        </w:rPr>
+        <w:t>heavily rely on pointer traversal. This reduces the cache efficiency and can result in slower performance</w:t>
+      </w:r>
+      <w:r>
+        <w:rPr>
+          <w:rFonts w:ascii="Arial" w:hAnsi="Arial" w:cs="Arial"/>
+        </w:rPr>
+        <w:t xml:space="preserve"> compared to that of a hash-based structure.</w:t>
+      </w:r>
+    </w:p>
+    <w:p>
+      <w:pPr>
+        <w:rPr>
+          <w:rFonts w:ascii="Arial" w:hAnsi="Arial" w:cs="Arial"/>
+        </w:rPr>
+      </w:pPr>
+    </w:p>
+    <w:p>
+      <w:pPr>
+        <w:pStyle w:val="Heading1"/>
+      </w:pPr>
+      <w:bookmarkStart w:id="12" w:name="_Toc216967450"/>
+      <w:r>
+        <w:t>Question 5</w:t>
       </w:r>
       <w:bookmarkEnd w:id="12"/>
     </w:p>
     <w:p>
       <w:pPr>
-        <w:pStyle w:val="NormalWeb"/>
-      </w:pPr>
-      <w:r>
-        <w:t>The disadvantages of tree-based structures lie in their relative speed and complexity. While they guarantee logarithmic performance, they are generally slower than hash tables in average-case scenarios where hashing achieves constant-time operations (</w:t>
-      </w:r>
-      <w:proofErr w:type="spellStart"/>
-      <w:r>
-        <w:t>GeeksforGeeks</w:t>
-      </w:r>
-      <w:proofErr w:type="spellEnd"/>
-      <w:r>
-        <w:t>, 2024). Maintaining balance in structures like AVL or red-black trees requires additional rotations and rebalancing during insertions and deletions, which increases implementation complexity and memory overhead compared to the simpler design of hash tables.</w:t>
-      </w:r>
+        <w:rPr>
+          <w:rFonts w:ascii="Arial" w:hAnsi="Arial" w:cs="Arial"/>
+        </w:rPr>
+      </w:pPr>
+    </w:p>
+    <w:p>
+      <w:pPr>
+        <w:rPr>
+          <w:rFonts w:ascii="Arial" w:hAnsi="Arial" w:cs="Arial"/>
+        </w:rPr>
+      </w:pPr>
+    </w:p>
+    <w:p>
+      <w:pPr>
+        <w:rPr>
+          <w:rFonts w:ascii="Arial" w:hAnsi="Arial" w:cs="Arial"/>
+        </w:rPr>
+      </w:pPr>
+    </w:p>
+    <w:p>
+      <w:pPr>
+        <w:rPr>
+          <w:rFonts w:ascii="Arial" w:hAnsi="Arial" w:cs="Arial"/>
+        </w:rPr>
+      </w:pPr>
+    </w:p>
+    <w:p>
+      <w:pPr>
+        <w:rPr>
+          <w:rFonts w:ascii="Arial" w:hAnsi="Arial" w:cs="Arial"/>
+        </w:rPr>
+      </w:pPr>
+    </w:p>
+    <w:p>
+      <w:pPr>
+        <w:rPr>
+          <w:rFonts w:ascii="Arial" w:hAnsi="Arial" w:cs="Arial"/>
+        </w:rPr>
+      </w:pPr>
+    </w:p>
+    <w:p>
+      <w:pPr>
+        <w:rPr>
+          <w:rFonts w:ascii="Arial" w:hAnsi="Arial" w:cs="Arial"/>
+        </w:rPr>
+      </w:pPr>
+    </w:p>
+    <w:p>
+      <w:pPr>
+        <w:rPr>
+          <w:rFonts w:ascii="Arial" w:hAnsi="Arial" w:cs="Arial"/>
+        </w:rPr>
+      </w:pPr>
+    </w:p>
+    <w:p>
+      <w:pPr>
+        <w:rPr>
+          <w:rFonts w:ascii="Arial" w:hAnsi="Arial" w:cs="Arial"/>
+        </w:rPr>
+      </w:pPr>
+    </w:p>
+    <w:p>
+      <w:pPr>
+        <w:rPr>
+          <w:rFonts w:ascii="Arial" w:hAnsi="Arial" w:cs="Arial"/>
+        </w:rPr>
+      </w:pPr>
     </w:p>
     <w:p>
       <w:pPr>
@@ -5304,9 +6032,8 @@
       <w:pPr>
         <w:pStyle w:val="Heading1"/>
       </w:pPr>
-      <w:bookmarkStart w:id="13" w:name="_Toc215264115"/>
-      <w:r>
-        <w:lastRenderedPageBreak/>
+      <w:bookmarkStart w:id="13" w:name="_Toc216967451"/>
+      <w:r>
         <w:t>References</w:t>
       </w:r>
       <w:bookmarkEnd w:id="13"/>
@@ -5371,27 +6098,29 @@
           <w:i/>
           <w:iCs/>
         </w:rPr>
-        <w:t>Binary search tree vs. hash tables</w:t>
+        <w:t>Balanced Binary Tree definition &amp; meaning in DSA</w:t>
       </w:r>
       <w:r>
         <w:rPr>
           <w:rFonts w:ascii="Aptos" w:hAnsi="Aptos"/>
         </w:rPr>
-        <w:t xml:space="preserve"> (no date) </w:t>
-      </w:r>
+        <w:t xml:space="preserve"> (2025) </w:t>
+      </w:r>
+      <w:proofErr w:type="spellStart"/>
       <w:r>
         <w:rPr>
           <w:rFonts w:ascii="Aptos" w:hAnsi="Aptos"/>
           <w:i/>
           <w:iCs/>
         </w:rPr>
-        <w:t>Educative</w:t>
-      </w:r>
+        <w:t>GeeksforGeeks</w:t>
+      </w:r>
+      <w:proofErr w:type="spellEnd"/>
       <w:r>
         <w:rPr>
           <w:rFonts w:ascii="Aptos" w:hAnsi="Aptos"/>
         </w:rPr>
-        <w:t>. Available at: https://www.educative.io/answers/binary-search-tree-vs-hash-tables (Accessed: November 28, 2025).</w:t>
+        <w:t>. Available at: https://www.geeksforgeeks.org/dsa/balanced-binary-tree-definition-meaning-in-dsa/ (Accessed: December 18, 2025).</w:t>
       </w:r>
     </w:p>
     <w:p>
@@ -5401,57 +6130,55 @@
           <w:rFonts w:ascii="Aptos" w:hAnsi="Aptos"/>
         </w:rPr>
       </w:pPr>
-      <w:r>
-        <w:rPr>
-          <w:rFonts w:ascii="Aptos" w:hAnsi="Aptos"/>
-        </w:rPr>
-        <w:t xml:space="preserve">“Hash Collisions Explained” (no date) </w:t>
-      </w:r>
       <w:r>
         <w:rPr>
           <w:rFonts w:ascii="Aptos" w:hAnsi="Aptos"/>
           <w:i/>
           <w:iCs/>
         </w:rPr>
-        <w:t>Freeman Law</w:t>
+        <w:t>Binary search tree vs. hash tables</w:t>
       </w:r>
       <w:r>
         <w:rPr>
           <w:rFonts w:ascii="Aptos" w:hAnsi="Aptos"/>
         </w:rPr>
-        <w:t>. Available at: https://freemanlaw.com/hash-collisions-explained/ (Accessed: November 27, 2025).</w:t>
-      </w:r>
-    </w:p>
-    <w:p>
-      <w:pPr>
-        <w:pStyle w:val="Bibliography"/>
-        <w:rPr>
-          <w:rFonts w:ascii="Aptos" w:hAnsi="Aptos"/>
-        </w:rPr>
-      </w:pPr>
+        <w:t xml:space="preserve"> (no date) </w:t>
+      </w:r>
       <w:r>
         <w:rPr>
           <w:rFonts w:ascii="Aptos" w:hAnsi="Aptos"/>
           <w:i/>
           <w:iCs/>
         </w:rPr>
-        <w:t xml:space="preserve">Hash Functions and Types of Hash functions - </w:t>
-      </w:r>
-      <w:proofErr w:type="spellStart"/>
+        <w:t>Educative</w:t>
+      </w:r>
+      <w:r>
+        <w:rPr>
+          <w:rFonts w:ascii="Aptos" w:hAnsi="Aptos"/>
+        </w:rPr>
+        <w:t>. Available at: https://www.educative.io/answers/binary-search-tree-vs-hash-tables (Accessed: November 28, 2025).</w:t>
+      </w:r>
+    </w:p>
+    <w:p>
+      <w:pPr>
+        <w:pStyle w:val="Bibliography"/>
+        <w:rPr>
+          <w:rFonts w:ascii="Aptos" w:hAnsi="Aptos"/>
+        </w:rPr>
+      </w:pPr>
       <w:r>
         <w:rPr>
           <w:rFonts w:ascii="Aptos" w:hAnsi="Aptos"/>
           <w:i/>
           <w:iCs/>
         </w:rPr>
-        <w:t>GeeksforGeeks</w:t>
-      </w:r>
-      <w:proofErr w:type="spellEnd"/>
+        <w:t>DSA AVL Trees</w:t>
+      </w:r>
       <w:r>
         <w:rPr>
           <w:rFonts w:ascii="Aptos" w:hAnsi="Aptos"/>
         </w:rPr>
-        <w:t xml:space="preserve"> (2025). Available at: https://www.geeksforgeeks.org/dsa/hash-functions-and-list-types-of-hash-functions/ (Accessed: November 26, 2025).</w:t>
+        <w:t xml:space="preserve"> (no date). Available at: https://www.w3schools.com/dsa/dsa_data_avltrees.php?utm_source=copilot.com (Accessed: December 18, 2025).</w:t>
       </w:r>
     </w:p>
     <w:p>
@@ -5461,88 +6188,148 @@
           <w:rFonts w:ascii="Aptos" w:hAnsi="Aptos"/>
         </w:rPr>
       </w:pPr>
+      <w:r>
+        <w:rPr>
+          <w:rFonts w:ascii="Aptos" w:hAnsi="Aptos"/>
+        </w:rPr>
+        <w:t xml:space="preserve">“Hash Collisions Explained” (no date) </w:t>
+      </w:r>
       <w:r>
         <w:rPr>
           <w:rFonts w:ascii="Aptos" w:hAnsi="Aptos"/>
           <w:i/>
           <w:iCs/>
         </w:rPr>
-        <w:t>Hash Table Data Structure</w:t>
+        <w:t>Freeman Law</w:t>
       </w:r>
       <w:r>
         <w:rPr>
           <w:rFonts w:ascii="Aptos" w:hAnsi="Aptos"/>
         </w:rPr>
-        <w:t xml:space="preserve"> (2025) </w:t>
-      </w:r>
-      <w:proofErr w:type="spellStart"/>
+        <w:t>. Available at: https://freemanlaw.com/hash-collisions-explained/ (Accessed: November 27, 2025).</w:t>
+      </w:r>
+    </w:p>
+    <w:p>
+      <w:pPr>
+        <w:pStyle w:val="Bibliography"/>
+        <w:rPr>
+          <w:rFonts w:ascii="Aptos" w:hAnsi="Aptos"/>
+        </w:rPr>
+      </w:pPr>
       <w:r>
         <w:rPr>
           <w:rFonts w:ascii="Aptos" w:hAnsi="Aptos"/>
           <w:i/>
           <w:iCs/>
         </w:rPr>
-        <w:t>GeeksforGeeks</w:t>
-      </w:r>
-      <w:proofErr w:type="spellEnd"/>
-      <w:r>
-        <w:rPr>
-          <w:rFonts w:ascii="Aptos" w:hAnsi="Aptos"/>
-        </w:rPr>
-        <w:t>. Available at: https://www.geeksforgeeks.org/dsa/hash-table-data-structure/ (Accessed: November 27, 2025).</w:t>
-      </w:r>
-    </w:p>
-    <w:p>
-      <w:pPr>
-        <w:pStyle w:val="Bibliography"/>
-        <w:rPr>
-          <w:rFonts w:ascii="Aptos" w:hAnsi="Aptos"/>
-        </w:rPr>
-      </w:pPr>
+        <w:t xml:space="preserve">Hash Functions and Types of Hash functions - </w:t>
+      </w:r>
+      <w:proofErr w:type="spellStart"/>
       <w:r>
         <w:rPr>
           <w:rFonts w:ascii="Aptos" w:hAnsi="Aptos"/>
           <w:i/>
           <w:iCs/>
         </w:rPr>
-        <w:t>Load factor in hash table</w:t>
-      </w:r>
+        <w:t>GeeksforGeeks</w:t>
+      </w:r>
+      <w:proofErr w:type="spellEnd"/>
       <w:r>
         <w:rPr>
           <w:rFonts w:ascii="Aptos" w:hAnsi="Aptos"/>
         </w:rPr>
-        <w:t xml:space="preserve"> (no date) </w:t>
-      </w:r>
-      <w:proofErr w:type="spellStart"/>
+        <w:t xml:space="preserve"> (2025). Available at: https://www.geeksforgeeks.org/dsa/hash-functions-and-list-types-of-hash-functions/ (Accessed: November 26, 2025).</w:t>
+      </w:r>
+    </w:p>
+    <w:p>
+      <w:pPr>
+        <w:pStyle w:val="Bibliography"/>
+        <w:rPr>
+          <w:rFonts w:ascii="Aptos" w:hAnsi="Aptos"/>
+        </w:rPr>
+      </w:pPr>
       <w:r>
         <w:rPr>
           <w:rFonts w:ascii="Aptos" w:hAnsi="Aptos"/>
           <w:i/>
           <w:iCs/>
         </w:rPr>
-        <w:t>Hyperskill</w:t>
-      </w:r>
-      <w:proofErr w:type="spellEnd"/>
+        <w:t>Hash Table Data Structure</w:t>
+      </w:r>
       <w:r>
         <w:rPr>
           <w:rFonts w:ascii="Aptos" w:hAnsi="Aptos"/>
         </w:rPr>
-        <w:t>. Available at: https://hyperskill.org/learn/step/40135 (Accessed: November 27, 2025).</w:t>
-      </w:r>
-    </w:p>
-    <w:p>
-      <w:pPr>
-        <w:pStyle w:val="Bibliography"/>
-        <w:rPr>
-          <w:rFonts w:ascii="Aptos" w:hAnsi="Aptos"/>
-        </w:rPr>
-      </w:pPr>
+        <w:t xml:space="preserve"> (2025) </w:t>
+      </w:r>
+      <w:proofErr w:type="spellStart"/>
       <w:r>
         <w:rPr>
           <w:rFonts w:ascii="Aptos" w:hAnsi="Aptos"/>
           <w:i/>
           <w:iCs/>
         </w:rPr>
+        <w:t>GeeksforGeeks</w:t>
+      </w:r>
+      <w:proofErr w:type="spellEnd"/>
+      <w:r>
+        <w:rPr>
+          <w:rFonts w:ascii="Aptos" w:hAnsi="Aptos"/>
+        </w:rPr>
+        <w:t>. Available at: https://www.geeksforgeeks.org/dsa/hash-table-data-structure/ (Accessed: November 27, 2025).</w:t>
+      </w:r>
+    </w:p>
+    <w:p>
+      <w:pPr>
+        <w:pStyle w:val="Bibliography"/>
+        <w:rPr>
+          <w:rFonts w:ascii="Aptos" w:hAnsi="Aptos"/>
+        </w:rPr>
+      </w:pPr>
+      <w:r>
+        <w:rPr>
+          <w:rFonts w:ascii="Aptos" w:hAnsi="Aptos"/>
+          <w:i/>
+          <w:iCs/>
+        </w:rPr>
+        <w:t>Load factor in hash table</w:t>
+      </w:r>
+      <w:r>
+        <w:rPr>
+          <w:rFonts w:ascii="Aptos" w:hAnsi="Aptos"/>
+        </w:rPr>
+        <w:t xml:space="preserve"> (no date) </w:t>
+      </w:r>
+      <w:proofErr w:type="spellStart"/>
+      <w:r>
+        <w:rPr>
+          <w:rFonts w:ascii="Aptos" w:hAnsi="Aptos"/>
+          <w:i/>
+          <w:iCs/>
+        </w:rPr>
+        <w:t>Hyperskill</w:t>
+      </w:r>
+      <w:proofErr w:type="spellEnd"/>
+      <w:r>
+        <w:rPr>
+          <w:rFonts w:ascii="Aptos" w:hAnsi="Aptos"/>
+        </w:rPr>
+        <w:t>. Available at: https://hyperskill.org/learn/step/40135 (Accessed: November 27, 2025).</w:t>
+      </w:r>
+    </w:p>
+    <w:p>
+      <w:pPr>
+        <w:pStyle w:val="Bibliography"/>
+        <w:rPr>
+          <w:rFonts w:ascii="Aptos" w:hAnsi="Aptos"/>
+        </w:rPr>
+      </w:pPr>
+      <w:r>
+        <w:rPr>
+          <w:rFonts w:ascii="Aptos" w:hAnsi="Aptos"/>
+          <w:i/>
+          <w:iCs/>
+        </w:rPr>
         <w:t>Open addressing | Study Glance</w:t>
       </w:r>
       <w:r>
@@ -5643,7 +6430,7 @@
           <w:szCs w:val="32"/>
         </w:rPr>
       </w:pPr>
-      <w:bookmarkStart w:id="14" w:name="_Toc215264116"/>
+      <w:bookmarkStart w:id="14" w:name="_Toc216967452"/>
       <w:r>
         <w:rPr>
           <w:rFonts w:cs="Arial"/>
@@ -5668,26 +6455,27 @@
           <w:sz w:val="24"/>
           <w:szCs w:val="24"/>
         </w:rPr>
-        <w:t xml:space="preserve">GitHub Repo </w:t>
-      </w:r>
-      <w:proofErr w:type="gramStart"/>
-      <w:r>
-        <w:rPr>
-          <w:rFonts w:cs="Arial"/>
-          <w:sz w:val="24"/>
-          <w:szCs w:val="24"/>
-        </w:rPr>
-        <w:t>Link</w:t>
-      </w:r>
-      <w:r>
-        <w:rPr>
-          <w:rFonts w:cs="Arial"/>
-          <w:sz w:val="24"/>
-          <w:szCs w:val="24"/>
-        </w:rPr>
-        <w:t>;</w:t>
-      </w:r>
-      <w:proofErr w:type="gramEnd"/>
+        <w:t>GitHub Repo Link</w:t>
+      </w:r>
+      <w:r>
+        <w:rPr>
+          <w:rFonts w:cs="Arial"/>
+          <w:sz w:val="24"/>
+          <w:szCs w:val="24"/>
+        </w:rPr>
+        <w:t xml:space="preserve">: </w:t>
+      </w:r>
+      <w:hyperlink r:id="rId9" w:history="1">
+        <w:r>
+          <w:rPr>
+            <w:rStyle w:val="Hyperlink"/>
+            <w:rFonts w:cs="Arial"/>
+            <w:sz w:val="24"/>
+            <w:szCs w:val="24"/>
+          </w:rPr>
+          <w:t>https://github.com/Oisin003/AADS-Oisin-Gibson-L0017267-CA2.git</w:t>
+        </w:r>
+      </w:hyperlink>
     </w:p>
     <w:p>
       <w:pPr>
@@ -5779,8 +6567,8 @@
       </w:pPr>
     </w:p>
     <w:sectPr>
-      <w:headerReference w:type="default" r:id="rId9"/>
-      <w:footerReference w:type="default" r:id="rId10"/>
+      <w:headerReference w:type="default" r:id="rId10"/>
+      <w:footerReference w:type="default" r:id="rId11"/>
       <w:pgSz w:w="11906" w:h="16838"/>
       <w:pgMar w:top="1440" w:right="1440" w:bottom="1440" w:left="1440" w:header="708" w:footer="708" w:gutter="0"/>
       <w:cols w:space="708"/>
@@ -7370,6 +8158,7 @@
   <w:style w:type="character" w:default="1" w:styleId="DefaultParagraphFont">
     <w:name w:val="Default Paragraph Font"/>
     <w:uiPriority w:val="1"/>
+    <w:semiHidden/>
     <w:unhideWhenUsed/>
   </w:style>
   <w:style w:type="table" w:default="1" w:styleId="TableNormal">
@@ -7956,6 +8745,30 @@
       <w:spacing w:after="240" w:line="240" w:lineRule="auto"/>
     </w:pPr>
   </w:style>
+  <w:style w:type="character" w:styleId="UnresolvedMention">
+    <w:name w:val="Unresolved Mention"/>
+    <w:basedOn w:val="DefaultParagraphFont"/>
+    <w:uiPriority w:val="99"/>
+    <w:semiHidden/>
+    <w:unhideWhenUsed/>
+    <w:rsid w:val="00FA5CD5"/>
+    <w:rPr>
+      <w:color w:val="605E5C"/>
+      <w:shd w:val="clear" w:color="auto" w:fill="E1DFDD"/>
+    </w:rPr>
+  </w:style>
+  <w:style w:type="character" w:styleId="FollowedHyperlink">
+    <w:name w:val="FollowedHyperlink"/>
+    <w:basedOn w:val="DefaultParagraphFont"/>
+    <w:uiPriority w:val="99"/>
+    <w:semiHidden/>
+    <w:unhideWhenUsed/>
+    <w:rsid w:val="00FA5CD5"/>
+    <w:rPr>
+      <w:color w:val="96607D" w:themeColor="followedHyperlink"/>
+      <w:u w:val="single"/>
+    </w:rPr>
+  </w:style>
 </w:styles>
 </file>
 

--- a/OisinGibson_L00172671_AADSHashingCA.docx
+++ b/OisinGibson_L00172671_AADSHashingCA.docx
@@ -933,20 +933,8 @@
                 <w:sz w:val="18"/>
                 <w:szCs w:val="18"/>
               </w:rPr>
-              <w:t xml:space="preserve">Place and time for submitting work:    </w:t>
-            </w:r>
-            <w:proofErr w:type="spellStart"/>
-            <w:r>
-              <w:rPr>
-                <w:rFonts w:ascii="Open Sans" w:hAnsi="Open Sans" w:cs="Open Sans"/>
-                <w:b/>
-                <w:bCs/>
-                <w:sz w:val="18"/>
-                <w:szCs w:val="18"/>
-              </w:rPr>
-              <w:t>BlackBoard</w:t>
-            </w:r>
-            <w:proofErr w:type="spellEnd"/>
+              <w:t>Place and time for submitting work:    BlackBoard</w:t>
+            </w:r>
             <w:r>
               <w:rPr>
                 <w:rFonts w:ascii="Open Sans" w:hAnsi="Open Sans" w:cs="Open Sans"/>
@@ -1159,6 +1147,16 @@
               </w:rPr>
               <w:t xml:space="preserve">Word Count (where applicable):  </w:t>
             </w:r>
+            <w:r>
+              <w:rPr>
+                <w:rFonts w:ascii="Open Sans" w:hAnsi="Open Sans" w:cs="Open Sans"/>
+                <w:b/>
+                <w:bCs/>
+                <w:sz w:val="18"/>
+                <w:szCs w:val="18"/>
+              </w:rPr>
+              <w:t>1422</w:t>
+            </w:r>
           </w:p>
         </w:tc>
       </w:tr>
@@ -1318,9 +1316,27 @@
                 <w:sz w:val="18"/>
                 <w:szCs w:val="18"/>
               </w:rPr>
-              <w:t>Penalties</w:t>
-            </w:r>
-            <w:proofErr w:type="gramStart"/>
+              <w:t xml:space="preserve">Penalties:  </w:t>
+            </w:r>
+            <w:r>
+              <w:rPr>
+                <w:rFonts w:ascii="Open Sans" w:hAnsi="Open Sans" w:cs="Open Sans"/>
+                <w:sz w:val="18"/>
+                <w:szCs w:val="18"/>
+              </w:rPr>
+              <w:t xml:space="preserve">The total marks available for an assessment is reduced by 15% for work submitted up to one week late.  The total marks available are reduced by 30% for work up to two weeks late.  Assessment work received more than two weeks late will receive a mark of zero.  </w:t>
+            </w:r>
+          </w:p>
+          <w:p>
+            <w:pPr>
+              <w:pStyle w:val="NoSpacing"/>
+              <w:spacing w:line="276" w:lineRule="auto"/>
+              <w:rPr>
+                <w:rFonts w:ascii="Open Sans" w:hAnsi="Open Sans" w:cs="Open Sans"/>
+                <w:sz w:val="18"/>
+                <w:szCs w:val="18"/>
+              </w:rPr>
+            </w:pPr>
             <w:r>
               <w:rPr>
                 <w:rFonts w:ascii="Open Sans" w:hAnsi="Open Sans" w:cs="Open Sans"/>
@@ -1329,7 +1345,17 @@
                 <w:sz w:val="18"/>
                 <w:szCs w:val="18"/>
               </w:rPr>
-              <w:t xml:space="preserve">:  </w:t>
+              <w:t>Continuous Assessment</w:t>
+            </w:r>
+            <w:r>
+              <w:rPr>
+                <w:rFonts w:ascii="Open Sans" w:hAnsi="Open Sans" w:cs="Open Sans"/>
+                <w:b/>
+                <w:bCs/>
+                <w:sz w:val="18"/>
+                <w:szCs w:val="18"/>
+              </w:rPr>
+              <w:t>:</w:t>
             </w:r>
             <w:r>
               <w:rPr>
@@ -1337,88 +1363,15 @@
                 <w:sz w:val="18"/>
                 <w:szCs w:val="18"/>
               </w:rPr>
-              <w:t>The</w:t>
-            </w:r>
-            <w:proofErr w:type="gramEnd"/>
+              <w:t xml:space="preserve"> For</w:t>
+            </w:r>
             <w:r>
               <w:rPr>
                 <w:rFonts w:ascii="Open Sans" w:hAnsi="Open Sans" w:cs="Open Sans"/>
                 <w:sz w:val="18"/>
                 <w:szCs w:val="18"/>
               </w:rPr>
-              <w:t xml:space="preserve"> total marks available for an assessment </w:t>
-            </w:r>
-            <w:proofErr w:type="gramStart"/>
-            <w:r>
-              <w:rPr>
-                <w:rFonts w:ascii="Open Sans" w:hAnsi="Open Sans" w:cs="Open Sans"/>
-                <w:sz w:val="18"/>
-                <w:szCs w:val="18"/>
-              </w:rPr>
-              <w:t>is</w:t>
-            </w:r>
-            <w:proofErr w:type="gramEnd"/>
-            <w:r>
-              <w:rPr>
-                <w:rFonts w:ascii="Open Sans" w:hAnsi="Open Sans" w:cs="Open Sans"/>
-                <w:sz w:val="18"/>
-                <w:szCs w:val="18"/>
-              </w:rPr>
-              <w:t xml:space="preserve"> reduced by 15% for work submitted up to one week </w:t>
-            </w:r>
-            <w:proofErr w:type="gramStart"/>
-            <w:r>
-              <w:rPr>
-                <w:rFonts w:ascii="Open Sans" w:hAnsi="Open Sans" w:cs="Open Sans"/>
-                <w:sz w:val="18"/>
-                <w:szCs w:val="18"/>
-              </w:rPr>
-              <w:t>late</w:t>
-            </w:r>
-            <w:proofErr w:type="gramEnd"/>
-            <w:r>
-              <w:rPr>
-                <w:rFonts w:ascii="Open Sans" w:hAnsi="Open Sans" w:cs="Open Sans"/>
-                <w:sz w:val="18"/>
-                <w:szCs w:val="18"/>
-              </w:rPr>
-              <w:t xml:space="preserve">.  The total marks available are reduced by 30% for work up to two weeks </w:t>
-            </w:r>
-            <w:proofErr w:type="gramStart"/>
-            <w:r>
-              <w:rPr>
-                <w:rFonts w:ascii="Open Sans" w:hAnsi="Open Sans" w:cs="Open Sans"/>
-                <w:sz w:val="18"/>
-                <w:szCs w:val="18"/>
-              </w:rPr>
-              <w:t>late</w:t>
-            </w:r>
-            <w:proofErr w:type="gramEnd"/>
-            <w:r>
-              <w:rPr>
-                <w:rFonts w:ascii="Open Sans" w:hAnsi="Open Sans" w:cs="Open Sans"/>
-                <w:sz w:val="18"/>
-                <w:szCs w:val="18"/>
-              </w:rPr>
-              <w:t xml:space="preserve">.  Assessment work received more than two weeks </w:t>
-            </w:r>
-            <w:proofErr w:type="gramStart"/>
-            <w:r>
-              <w:rPr>
-                <w:rFonts w:ascii="Open Sans" w:hAnsi="Open Sans" w:cs="Open Sans"/>
-                <w:sz w:val="18"/>
-                <w:szCs w:val="18"/>
-              </w:rPr>
-              <w:t>late</w:t>
-            </w:r>
-            <w:proofErr w:type="gramEnd"/>
-            <w:r>
-              <w:rPr>
-                <w:rFonts w:ascii="Open Sans" w:hAnsi="Open Sans" w:cs="Open Sans"/>
-                <w:sz w:val="18"/>
-                <w:szCs w:val="18"/>
-              </w:rPr>
-              <w:t xml:space="preserve"> will receive a mark of zero.  </w:t>
+              <w:t xml:space="preserve"> students repeating an examination, marks awarded for continuous assessment shall normally be carried forward from the original examination to the repeat examination.</w:t>
             </w:r>
           </w:p>
           <w:p>
@@ -1427,6 +1380,7 @@
               <w:spacing w:line="276" w:lineRule="auto"/>
               <w:rPr>
                 <w:rFonts w:ascii="Open Sans" w:hAnsi="Open Sans" w:cs="Open Sans"/>
+                <w:b/>
                 <w:sz w:val="18"/>
                 <w:szCs w:val="18"/>
               </w:rPr>
@@ -1435,37 +1389,10 @@
               <w:rPr>
                 <w:rFonts w:ascii="Open Sans" w:hAnsi="Open Sans" w:cs="Open Sans"/>
                 <w:b/>
-                <w:bCs/>
                 <w:sz w:val="18"/>
                 <w:szCs w:val="18"/>
               </w:rPr>
-              <w:t>Continuous Assessment</w:t>
-            </w:r>
-            <w:r>
-              <w:rPr>
-                <w:rFonts w:ascii="Open Sans" w:hAnsi="Open Sans" w:cs="Open Sans"/>
-                <w:b/>
-                <w:bCs/>
-                <w:sz w:val="18"/>
-                <w:szCs w:val="18"/>
-              </w:rPr>
-              <w:t>:</w:t>
-            </w:r>
-            <w:r>
-              <w:rPr>
-                <w:rFonts w:ascii="Open Sans" w:hAnsi="Open Sans" w:cs="Open Sans"/>
-                <w:sz w:val="18"/>
-                <w:szCs w:val="18"/>
-              </w:rPr>
-              <w:t xml:space="preserve"> For</w:t>
-            </w:r>
-            <w:r>
-              <w:rPr>
-                <w:rFonts w:ascii="Open Sans" w:hAnsi="Open Sans" w:cs="Open Sans"/>
-                <w:sz w:val="18"/>
-                <w:szCs w:val="18"/>
-              </w:rPr>
-              <w:t xml:space="preserve"> students repeating an examination, marks awarded for continuous assessment shall normally be carried forward from the original examination to the repeat examination.</w:t>
+              <w:t>Declaration:</w:t>
             </w:r>
           </w:p>
           <w:p>
@@ -1482,11 +1409,42 @@
             <w:r>
               <w:rPr>
                 <w:rFonts w:ascii="Open Sans" w:hAnsi="Open Sans" w:cs="Open Sans"/>
-                <w:b/>
                 <w:sz w:val="18"/>
                 <w:szCs w:val="18"/>
               </w:rPr>
-              <w:t>Declaration:</w:t>
+              <w:t xml:space="preserve">I declare that this work is entirely my own and does not contain the words or ideas of someone else, whether published or not, without specific acknowledgement by relevant referencing. I have read and understood the </w:t>
+            </w:r>
+            <w:r>
+              <w:rPr>
+                <w:rFonts w:ascii="Open Sans" w:hAnsi="Open Sans" w:cs="Open Sans"/>
+                <w:sz w:val="18"/>
+                <w:szCs w:val="18"/>
+              </w:rPr>
+              <w:t>ATU Donegal</w:t>
+            </w:r>
+            <w:r>
+              <w:rPr>
+                <w:rFonts w:ascii="Open Sans" w:hAnsi="Open Sans" w:cs="Open Sans"/>
+                <w:sz w:val="18"/>
+                <w:szCs w:val="18"/>
+              </w:rPr>
+              <w:t xml:space="preserve"> Plagiarism Policy on the “Student &amp; Academic Policies” section of the </w:t>
+            </w:r>
+            <w:r>
+              <w:rPr>
+                <w:rFonts w:ascii="Open Sans" w:hAnsi="Open Sans" w:cs="Open Sans"/>
+                <w:sz w:val="18"/>
+                <w:szCs w:val="18"/>
+              </w:rPr>
+              <w:t>ATU Donegal</w:t>
+            </w:r>
+            <w:r>
+              <w:rPr>
+                <w:rFonts w:ascii="Open Sans" w:hAnsi="Open Sans" w:cs="Open Sans"/>
+                <w:sz w:val="18"/>
+                <w:szCs w:val="18"/>
+              </w:rPr>
+              <w:t xml:space="preserve"> Website and understand plagiarism to include:</w:t>
             </w:r>
           </w:p>
           <w:p>
@@ -1495,7 +1453,6 @@
               <w:spacing w:line="276" w:lineRule="auto"/>
               <w:rPr>
                 <w:rFonts w:ascii="Open Sans" w:hAnsi="Open Sans" w:cs="Open Sans"/>
-                <w:b/>
                 <w:sz w:val="18"/>
                 <w:szCs w:val="18"/>
               </w:rPr>
@@ -1506,57 +1463,7 @@
                 <w:sz w:val="18"/>
                 <w:szCs w:val="18"/>
               </w:rPr>
-              <w:t xml:space="preserve">I declare that this work is entirely my own and does not contain the words or ideas of someone else, whether published or not, without specific acknowledgement by relevant </w:t>
-            </w:r>
-            <w:proofErr w:type="gramStart"/>
-            <w:r>
-              <w:rPr>
-                <w:rFonts w:ascii="Open Sans" w:hAnsi="Open Sans" w:cs="Open Sans"/>
-                <w:sz w:val="18"/>
-                <w:szCs w:val="18"/>
-              </w:rPr>
-              <w:t>referencing</w:t>
-            </w:r>
-            <w:proofErr w:type="gramEnd"/>
-            <w:r>
-              <w:rPr>
-                <w:rFonts w:ascii="Open Sans" w:hAnsi="Open Sans" w:cs="Open Sans"/>
-                <w:sz w:val="18"/>
-                <w:szCs w:val="18"/>
-              </w:rPr>
-              <w:t xml:space="preserve">. I have read and understood the </w:t>
-            </w:r>
-            <w:r>
-              <w:rPr>
-                <w:rFonts w:ascii="Open Sans" w:hAnsi="Open Sans" w:cs="Open Sans"/>
-                <w:sz w:val="18"/>
-                <w:szCs w:val="18"/>
-              </w:rPr>
-              <w:t>ATU Donegal</w:t>
-            </w:r>
-            <w:r>
-              <w:rPr>
-                <w:rFonts w:ascii="Open Sans" w:hAnsi="Open Sans" w:cs="Open Sans"/>
-                <w:sz w:val="18"/>
-                <w:szCs w:val="18"/>
-              </w:rPr>
-              <w:t xml:space="preserve"> Plagiarism Policy on the “Student &amp; Academic Policies” section of the </w:t>
-            </w:r>
-            <w:r>
-              <w:rPr>
-                <w:rFonts w:ascii="Open Sans" w:hAnsi="Open Sans" w:cs="Open Sans"/>
-                <w:sz w:val="18"/>
-                <w:szCs w:val="18"/>
-              </w:rPr>
-              <w:t>ATU Donegal</w:t>
-            </w:r>
-            <w:r>
-              <w:rPr>
-                <w:rFonts w:ascii="Open Sans" w:hAnsi="Open Sans" w:cs="Open Sans"/>
-                <w:sz w:val="18"/>
-                <w:szCs w:val="18"/>
-              </w:rPr>
-              <w:t xml:space="preserve"> Website and understand plagiarism to include:</w:t>
+              <w:t>Direct copying of text, images and other materials (electronic or otherwise) from a book, article, fellow student’s essay, handout, web page or other source without proper acknowledgement.</w:t>
             </w:r>
           </w:p>
           <w:p>
@@ -1575,7 +1482,7 @@
                 <w:sz w:val="18"/>
                 <w:szCs w:val="18"/>
               </w:rPr>
-              <w:t>Direct copying of text, images and other materials (electronic or otherwise) from a book, article, fellow student’s essay, handout, web page or other source without proper acknowledgement.</w:t>
+              <w:t>Claiming individual ideas derived from a book, article etc. as one’s own and incorporating them into one’s work without acknowledging the source of these ideas.</w:t>
             </w:r>
           </w:p>
           <w:p>
@@ -1594,7 +1501,7 @@
                 <w:sz w:val="18"/>
                 <w:szCs w:val="18"/>
               </w:rPr>
-              <w:t>Claiming individual ideas derived from a book, article etc. as one’s own and incorporating them into one’s work without acknowledging the source of these ideas.</w:t>
+              <w:t xml:space="preserve">Overly depending on the work of one or more other sources without proper acknowledgement of the source, by constructing an essay, project etc., extracting large sections of text from another source and merely linking these together with a few of one’s own sentences. </w:t>
             </w:r>
           </w:p>
           <w:p>
@@ -1613,44 +1520,7 @@
                 <w:sz w:val="18"/>
                 <w:szCs w:val="18"/>
               </w:rPr>
-              <w:t xml:space="preserve">Overly depending on the work of one or more other sources without proper acknowledgement of the source, by constructing an essay, project etc., extracting large sections of text from another source and merely linking these together with a few of one’s own sentences. </w:t>
-            </w:r>
-          </w:p>
-          <w:p>
-            <w:pPr>
-              <w:pStyle w:val="NoSpacing"/>
-              <w:spacing w:line="276" w:lineRule="auto"/>
-              <w:rPr>
-                <w:rFonts w:ascii="Open Sans" w:hAnsi="Open Sans" w:cs="Open Sans"/>
-                <w:sz w:val="18"/>
-                <w:szCs w:val="18"/>
-              </w:rPr>
-            </w:pPr>
-            <w:r>
-              <w:rPr>
-                <w:rFonts w:ascii="Open Sans" w:hAnsi="Open Sans" w:cs="Open Sans"/>
-                <w:sz w:val="18"/>
-                <w:szCs w:val="18"/>
-              </w:rPr>
-              <w:t xml:space="preserve">I understand that it is my responsibility to </w:t>
-            </w:r>
-            <w:proofErr w:type="spellStart"/>
-            <w:r>
-              <w:rPr>
-                <w:rFonts w:ascii="Open Sans" w:hAnsi="Open Sans" w:cs="Open Sans"/>
-                <w:sz w:val="18"/>
-                <w:szCs w:val="18"/>
-              </w:rPr>
-              <w:t>familiarise</w:t>
-            </w:r>
-            <w:proofErr w:type="spellEnd"/>
-            <w:r>
-              <w:rPr>
-                <w:rFonts w:ascii="Open Sans" w:hAnsi="Open Sans" w:cs="Open Sans"/>
-                <w:sz w:val="18"/>
-                <w:szCs w:val="18"/>
-              </w:rPr>
-              <w:t xml:space="preserve"> myself with and to follow the Institute’s Assessment Regulations. I acknowledge that Incidents of alleged plagiarism and cheating are dealt with in accordance with the Institute’s Assessment Regulations and that penalties will be applied if I breach this policy.</w:t>
+              <w:t>I understand that it is my responsibility to familiarise myself with and to follow the Institute’s Assessment Regulations. I acknowledge that Incidents of alleged plagiarism and cheating are dealt with in accordance with the Institute’s Assessment Regulations and that penalties will be applied if I breach this policy.</w:t>
             </w:r>
           </w:p>
           <w:p>
@@ -1730,6 +1600,16 @@
                 <w:szCs w:val="18"/>
               </w:rPr>
               <w:t>Date:</w:t>
+            </w:r>
+            <w:r>
+              <w:rPr>
+                <w:rFonts w:ascii="Open Sans" w:hAnsi="Open Sans" w:cs="Open Sans"/>
+                <w:b/>
+                <w:bCs/>
+                <w:sz w:val="18"/>
+                <w:szCs w:val="18"/>
+              </w:rPr>
+              <w:t xml:space="preserve"> 29/12/2025</w:t>
             </w:r>
           </w:p>
         </w:tc>
@@ -1840,7 +1720,7 @@
             </w:rPr>
             <w:fldChar w:fldCharType="separate"/>
           </w:r>
-          <w:hyperlink w:anchor="_Toc216967439" w:history="1">
+          <w:hyperlink w:anchor="_Toc217725657" w:history="1">
             <w:r>
               <w:rPr>
                 <w:rStyle w:val="Hyperlink"/>
@@ -1887,7 +1767,7 @@
                 <w:noProof/>
                 <w:webHidden/>
               </w:rPr>
-              <w:instrText xml:space="preserve"> PAGEREF _Toc216967439 \h </w:instrText>
+              <w:instrText xml:space="preserve"> PAGEREF _Toc217725657 \h </w:instrText>
             </w:r>
             <w:r>
               <w:rPr>
@@ -1934,7 +1814,7 @@
               <w14:ligatures w14:val="standardContextual"/>
             </w:rPr>
           </w:pPr>
-          <w:hyperlink w:anchor="_Toc216967440" w:history="1">
+          <w:hyperlink w:anchor="_Toc217725658" w:history="1">
             <w:r>
               <w:rPr>
                 <w:rStyle w:val="Hyperlink"/>
@@ -1981,7 +1861,7 @@
                 <w:noProof/>
                 <w:webHidden/>
               </w:rPr>
-              <w:instrText xml:space="preserve"> PAGEREF _Toc216967440 \h </w:instrText>
+              <w:instrText xml:space="preserve"> PAGEREF _Toc217725658 \h </w:instrText>
             </w:r>
             <w:r>
               <w:rPr>
@@ -2028,7 +1908,7 @@
               <w14:ligatures w14:val="standardContextual"/>
             </w:rPr>
           </w:pPr>
-          <w:hyperlink w:anchor="_Toc216967441" w:history="1">
+          <w:hyperlink w:anchor="_Toc217725659" w:history="1">
             <w:r>
               <w:rPr>
                 <w:rStyle w:val="Hyperlink"/>
@@ -2075,7 +1955,7 @@
                 <w:noProof/>
                 <w:webHidden/>
               </w:rPr>
-              <w:instrText xml:space="preserve"> PAGEREF _Toc216967441 \h </w:instrText>
+              <w:instrText xml:space="preserve"> PAGEREF _Toc217725659 \h </w:instrText>
             </w:r>
             <w:r>
               <w:rPr>
@@ -2122,7 +2002,7 @@
               <w14:ligatures w14:val="standardContextual"/>
             </w:rPr>
           </w:pPr>
-          <w:hyperlink w:anchor="_Toc216967442" w:history="1">
+          <w:hyperlink w:anchor="_Toc217725660" w:history="1">
             <w:r>
               <w:rPr>
                 <w:rStyle w:val="Hyperlink"/>
@@ -2169,7 +2049,7 @@
                 <w:noProof/>
                 <w:webHidden/>
               </w:rPr>
-              <w:instrText xml:space="preserve"> PAGEREF _Toc216967442 \h </w:instrText>
+              <w:instrText xml:space="preserve"> PAGEREF _Toc217725660 \h </w:instrText>
             </w:r>
             <w:r>
               <w:rPr>
@@ -2216,7 +2096,7 @@
               <w14:ligatures w14:val="standardContextual"/>
             </w:rPr>
           </w:pPr>
-          <w:hyperlink w:anchor="_Toc216967443" w:history="1">
+          <w:hyperlink w:anchor="_Toc217725661" w:history="1">
             <w:r>
               <w:rPr>
                 <w:rStyle w:val="Hyperlink"/>
@@ -2263,7 +2143,7 @@
                 <w:noProof/>
                 <w:webHidden/>
               </w:rPr>
-              <w:instrText xml:space="preserve"> PAGEREF _Toc216967443 \h </w:instrText>
+              <w:instrText xml:space="preserve"> PAGEREF _Toc217725661 \h </w:instrText>
             </w:r>
             <w:r>
               <w:rPr>
@@ -2310,7 +2190,7 @@
               <w14:ligatures w14:val="standardContextual"/>
             </w:rPr>
           </w:pPr>
-          <w:hyperlink w:anchor="_Toc216967444" w:history="1">
+          <w:hyperlink w:anchor="_Toc217725662" w:history="1">
             <w:r>
               <w:rPr>
                 <w:rStyle w:val="Hyperlink"/>
@@ -2357,7 +2237,7 @@
                 <w:noProof/>
                 <w:webHidden/>
               </w:rPr>
-              <w:instrText xml:space="preserve"> PAGEREF _Toc216967444 \h </w:instrText>
+              <w:instrText xml:space="preserve"> PAGEREF _Toc217725662 \h </w:instrText>
             </w:r>
             <w:r>
               <w:rPr>
@@ -2404,7 +2284,7 @@
               <w14:ligatures w14:val="standardContextual"/>
             </w:rPr>
           </w:pPr>
-          <w:hyperlink w:anchor="_Toc216967445" w:history="1">
+          <w:hyperlink w:anchor="_Toc217725663" w:history="1">
             <w:r>
               <w:rPr>
                 <w:rStyle w:val="Hyperlink"/>
@@ -2449,7 +2329,7 @@
                 <w:noProof/>
                 <w:webHidden/>
               </w:rPr>
-              <w:instrText xml:space="preserve"> PAGEREF _Toc216967445 \h </w:instrText>
+              <w:instrText xml:space="preserve"> PAGEREF _Toc217725663 \h </w:instrText>
             </w:r>
             <w:r>
               <w:rPr>
@@ -2496,7 +2376,7 @@
               <w14:ligatures w14:val="standardContextual"/>
             </w:rPr>
           </w:pPr>
-          <w:hyperlink w:anchor="_Toc216967446" w:history="1">
+          <w:hyperlink w:anchor="_Toc217725664" w:history="1">
             <w:r>
               <w:rPr>
                 <w:rStyle w:val="Hyperlink"/>
@@ -2541,7 +2421,7 @@
                 <w:noProof/>
                 <w:webHidden/>
               </w:rPr>
-              <w:instrText xml:space="preserve"> PAGEREF _Toc216967446 \h </w:instrText>
+              <w:instrText xml:space="preserve"> PAGEREF _Toc217725664 \h </w:instrText>
             </w:r>
             <w:r>
               <w:rPr>
@@ -2588,7 +2468,7 @@
               <w14:ligatures w14:val="standardContextual"/>
             </w:rPr>
           </w:pPr>
-          <w:hyperlink w:anchor="_Toc216967447" w:history="1">
+          <w:hyperlink w:anchor="_Toc217725665" w:history="1">
             <w:r>
               <w:rPr>
                 <w:rStyle w:val="Hyperlink"/>
@@ -2633,7 +2513,7 @@
                 <w:noProof/>
                 <w:webHidden/>
               </w:rPr>
-              <w:instrText xml:space="preserve"> PAGEREF _Toc216967447 \h </w:instrText>
+              <w:instrText xml:space="preserve"> PAGEREF _Toc217725665 \h </w:instrText>
             </w:r>
             <w:r>
               <w:rPr>
@@ -2680,7 +2560,7 @@
               <w14:ligatures w14:val="standardContextual"/>
             </w:rPr>
           </w:pPr>
-          <w:hyperlink w:anchor="_Toc216967448" w:history="1">
+          <w:hyperlink w:anchor="_Toc217725666" w:history="1">
             <w:r>
               <w:rPr>
                 <w:rStyle w:val="Hyperlink"/>
@@ -2725,7 +2605,7 @@
                 <w:noProof/>
                 <w:webHidden/>
               </w:rPr>
-              <w:instrText xml:space="preserve"> PAGEREF _Toc216967448 \h </w:instrText>
+              <w:instrText xml:space="preserve"> PAGEREF _Toc217725666 \h </w:instrText>
             </w:r>
             <w:r>
               <w:rPr>
@@ -2772,7 +2652,7 @@
               <w14:ligatures w14:val="standardContextual"/>
             </w:rPr>
           </w:pPr>
-          <w:hyperlink w:anchor="_Toc216967449" w:history="1">
+          <w:hyperlink w:anchor="_Toc217725667" w:history="1">
             <w:r>
               <w:rPr>
                 <w:rStyle w:val="Hyperlink"/>
@@ -2817,7 +2697,7 @@
                 <w:noProof/>
                 <w:webHidden/>
               </w:rPr>
-              <w:instrText xml:space="preserve"> PAGEREF _Toc216967449 \h </w:instrText>
+              <w:instrText xml:space="preserve"> PAGEREF _Toc217725667 \h </w:instrText>
             </w:r>
             <w:r>
               <w:rPr>
@@ -2864,7 +2744,7 @@
               <w14:ligatures w14:val="standardContextual"/>
             </w:rPr>
           </w:pPr>
-          <w:hyperlink w:anchor="_Toc216967450" w:history="1">
+          <w:hyperlink w:anchor="_Toc217725668" w:history="1">
             <w:r>
               <w:rPr>
                 <w:rStyle w:val="Hyperlink"/>
@@ -2888,7 +2768,7 @@
                 <w:rStyle w:val="Hyperlink"/>
                 <w:noProof/>
               </w:rPr>
-              <w:t>Question 5</w:t>
+              <w:t>Question 5 - Briefly describe how Question 4 can be updated to support concurrency</w:t>
             </w:r>
             <w:r>
               <w:rPr>
@@ -2909,7 +2789,7 @@
                 <w:noProof/>
                 <w:webHidden/>
               </w:rPr>
-              <w:instrText xml:space="preserve"> PAGEREF _Toc216967450 \h </w:instrText>
+              <w:instrText xml:space="preserve"> PAGEREF _Toc217725668 \h </w:instrText>
             </w:r>
             <w:r>
               <w:rPr>
@@ -2956,7 +2836,7 @@
               <w14:ligatures w14:val="standardContextual"/>
             </w:rPr>
           </w:pPr>
-          <w:hyperlink w:anchor="_Toc216967451" w:history="1">
+          <w:hyperlink w:anchor="_Toc217725669" w:history="1">
             <w:r>
               <w:rPr>
                 <w:rStyle w:val="Hyperlink"/>
@@ -3001,7 +2881,7 @@
                 <w:noProof/>
                 <w:webHidden/>
               </w:rPr>
-              <w:instrText xml:space="preserve"> PAGEREF _Toc216967451 \h </w:instrText>
+              <w:instrText xml:space="preserve"> PAGEREF _Toc217725669 \h </w:instrText>
             </w:r>
             <w:r>
               <w:rPr>
@@ -3021,7 +2901,7 @@
                 <w:noProof/>
                 <w:webHidden/>
               </w:rPr>
-              <w:t>9</w:t>
+              <w:t>10</w:t>
             </w:r>
             <w:r>
               <w:rPr>
@@ -3048,7 +2928,7 @@
               <w14:ligatures w14:val="standardContextual"/>
             </w:rPr>
           </w:pPr>
-          <w:hyperlink w:anchor="_Toc216967452" w:history="1">
+          <w:hyperlink w:anchor="_Toc217725670" w:history="1">
             <w:r>
               <w:rPr>
                 <w:rStyle w:val="Hyperlink"/>
@@ -3095,7 +2975,7 @@
                 <w:noProof/>
                 <w:webHidden/>
               </w:rPr>
-              <w:instrText xml:space="preserve"> PAGEREF _Toc216967452 \h </w:instrText>
+              <w:instrText xml:space="preserve"> PAGEREF _Toc217725670 \h </w:instrText>
             </w:r>
             <w:r>
               <w:rPr>
@@ -3115,7 +2995,7 @@
                 <w:noProof/>
                 <w:webHidden/>
               </w:rPr>
-              <w:t>10</w:t>
+              <w:t>11</w:t>
             </w:r>
             <w:r>
               <w:rPr>
@@ -3252,7 +3132,7 @@
           <w:rFonts w:cs="Arial"/>
         </w:rPr>
       </w:pPr>
-      <w:bookmarkStart w:id="1" w:name="_Toc216967439"/>
+      <w:bookmarkStart w:id="1" w:name="_Toc217725657"/>
       <w:r>
         <w:rPr>
           <w:rFonts w:cs="Arial"/>
@@ -3271,7 +3151,7 @@
           <w:szCs w:val="28"/>
         </w:rPr>
       </w:pPr>
-      <w:bookmarkStart w:id="2" w:name="_Toc216967440"/>
+      <w:bookmarkStart w:id="2" w:name="_Toc217725658"/>
       <w:r>
         <w:rPr>
           <w:rFonts w:cs="Arial"/>
@@ -3530,7 +3410,7 @@
           <w:szCs w:val="28"/>
         </w:rPr>
       </w:pPr>
-      <w:bookmarkStart w:id="3" w:name="_Toc216967441"/>
+      <w:bookmarkStart w:id="3" w:name="_Toc217725659"/>
       <w:r>
         <w:rPr>
           <w:rFonts w:cs="Arial"/>
@@ -3728,7 +3608,7 @@
           <w:szCs w:val="28"/>
         </w:rPr>
       </w:pPr>
-      <w:bookmarkStart w:id="4" w:name="_Toc216967442"/>
+      <w:bookmarkStart w:id="4" w:name="_Toc217725660"/>
       <w:r>
         <w:rPr>
           <w:rFonts w:cs="Arial"/>
@@ -3769,25 +3649,7 @@
           <w:sz w:val="24"/>
           <w:szCs w:val="24"/>
         </w:rPr>
-        <w:t xml:space="preserve"> Conflict is created as an index should </w:t>
-      </w:r>
-      <w:proofErr w:type="gramStart"/>
-      <w:r>
-        <w:rPr>
-          <w:rFonts w:cs="Arial"/>
-          <w:sz w:val="24"/>
-          <w:szCs w:val="24"/>
-        </w:rPr>
-        <w:t>really only</w:t>
-      </w:r>
-      <w:proofErr w:type="gramEnd"/>
-      <w:r>
-        <w:rPr>
-          <w:rFonts w:cs="Arial"/>
-          <w:sz w:val="24"/>
-          <w:szCs w:val="24"/>
-        </w:rPr>
-        <w:t xml:space="preserve"> hold one value</w:t>
+        <w:t xml:space="preserve"> Conflict is created as an index should really only hold one value</w:t>
       </w:r>
       <w:r>
         <w:rPr>
@@ -3879,7 +3741,7 @@
           <w:szCs w:val="28"/>
         </w:rPr>
       </w:pPr>
-      <w:bookmarkStart w:id="5" w:name="_Toc216967443"/>
+      <w:bookmarkStart w:id="5" w:name="_Toc217725661"/>
       <w:r>
         <w:rPr>
           <w:rFonts w:cs="Arial"/>
@@ -4112,7 +3974,7 @@
           <w:szCs w:val="28"/>
         </w:rPr>
       </w:pPr>
-      <w:bookmarkStart w:id="6" w:name="_Toc216967444"/>
+      <w:bookmarkStart w:id="6" w:name="_Toc217725662"/>
       <w:r>
         <w:rPr>
           <w:rFonts w:cs="Arial"/>
@@ -4387,7 +4249,7 @@
       <w:pPr>
         <w:pStyle w:val="Heading1"/>
       </w:pPr>
-      <w:bookmarkStart w:id="7" w:name="_Toc216967445"/>
+      <w:bookmarkStart w:id="7" w:name="_Toc217725663"/>
       <w:r>
         <w:t>Question 2</w:t>
       </w:r>
@@ -4401,7 +4263,7 @@
           <w:szCs w:val="28"/>
         </w:rPr>
       </w:pPr>
-      <w:bookmarkStart w:id="8" w:name="_Toc216967446"/>
+      <w:bookmarkStart w:id="8" w:name="_Toc217725664"/>
       <w:r>
         <w:rPr>
           <w:sz w:val="28"/>
@@ -4762,7 +4624,7 @@
           <w:szCs w:val="28"/>
         </w:rPr>
       </w:pPr>
-      <w:bookmarkStart w:id="9" w:name="_Toc216967447"/>
+      <w:bookmarkStart w:id="9" w:name="_Toc217725665"/>
       <w:r>
         <w:rPr>
           <w:sz w:val="28"/>
@@ -4777,7 +4639,7 @@
       <w:pPr>
         <w:pStyle w:val="Heading3"/>
       </w:pPr>
-      <w:bookmarkStart w:id="10" w:name="_Toc216967448"/>
+      <w:bookmarkStart w:id="10" w:name="_Toc217725666"/>
       <w:r>
         <w:t>Hash-Based data structures</w:t>
       </w:r>
@@ -5179,7 +5041,7 @@
       <w:pPr>
         <w:pStyle w:val="Heading3"/>
       </w:pPr>
-      <w:bookmarkStart w:id="11" w:name="_Toc216967449"/>
+      <w:bookmarkStart w:id="11" w:name="_Toc217725667"/>
       <w:r>
         <w:lastRenderedPageBreak/>
         <w:t>Tree-Based Structures</w:t>
@@ -5477,23 +5339,7 @@
           <w:sz w:val="24"/>
           <w:szCs w:val="24"/>
         </w:rPr>
-        <w:t xml:space="preserve">range queries and </w:t>
-      </w:r>
-      <w:proofErr w:type="gramStart"/>
-      <w:r>
-        <w:rPr>
-          <w:sz w:val="24"/>
-          <w:szCs w:val="24"/>
-        </w:rPr>
-        <w:t>ordered</w:t>
-      </w:r>
-      <w:proofErr w:type="gramEnd"/>
-      <w:r>
-        <w:rPr>
-          <w:sz w:val="24"/>
-          <w:szCs w:val="24"/>
-        </w:rPr>
-        <w:t xml:space="preserve"> traversals without the need for </w:t>
+        <w:t xml:space="preserve">range queries and ordered traversals without the need for </w:t>
       </w:r>
       <w:r>
         <w:rPr>
@@ -5823,21 +5669,85 @@
         <w:rPr>
           <w:rFonts w:ascii="Arial" w:hAnsi="Arial" w:cs="Arial"/>
         </w:rPr>
+        <w:t xml:space="preserve"> in order to maintain balance.</w:t>
+      </w:r>
+      <w:r>
+        <w:rPr>
+          <w:rFonts w:ascii="Arial" w:hAnsi="Arial" w:cs="Arial"/>
+        </w:rPr>
         <w:t xml:space="preserve"> </w:t>
       </w:r>
-      <w:proofErr w:type="gramStart"/>
-      <w:r>
-        <w:rPr>
-          <w:rFonts w:ascii="Arial" w:hAnsi="Arial" w:cs="Arial"/>
-        </w:rPr>
-        <w:t>in order to</w:t>
-      </w:r>
-      <w:proofErr w:type="gramEnd"/>
-      <w:r>
-        <w:rPr>
-          <w:rFonts w:ascii="Arial" w:hAnsi="Arial" w:cs="Arial"/>
-        </w:rPr>
-        <w:t xml:space="preserve"> maintain balance.</w:t>
+      <w:r>
+        <w:rPr>
+          <w:rFonts w:ascii="Arial" w:hAnsi="Arial" w:cs="Arial"/>
+        </w:rPr>
+        <w:t xml:space="preserve">Tree-based structures also </w:t>
+      </w:r>
+      <w:r>
+        <w:rPr>
+          <w:rFonts w:ascii="Arial" w:hAnsi="Arial" w:cs="Arial"/>
+        </w:rPr>
+        <w:t>heavily rely on pointer traversal. This reduces the cache efficiency and can result in slower performance</w:t>
+      </w:r>
+      <w:r>
+        <w:rPr>
+          <w:rFonts w:ascii="Arial" w:hAnsi="Arial" w:cs="Arial"/>
+        </w:rPr>
+        <w:t xml:space="preserve"> compared to that of a hash-based structure.</w:t>
+      </w:r>
+    </w:p>
+    <w:p>
+      <w:pPr>
+        <w:rPr>
+          <w:rFonts w:ascii="Arial" w:hAnsi="Arial" w:cs="Arial"/>
+        </w:rPr>
+      </w:pPr>
+    </w:p>
+    <w:p>
+      <w:pPr>
+        <w:pStyle w:val="Heading1"/>
+      </w:pPr>
+      <w:bookmarkStart w:id="12" w:name="_Toc217725668"/>
+      <w:r>
+        <w:t>Question 5</w:t>
+      </w:r>
+      <w:r>
+        <w:t xml:space="preserve"> - </w:t>
+      </w:r>
+      <w:r>
+        <w:t>Briefly describe how Question 4 can be updated to support concurrency</w:t>
+      </w:r>
+      <w:bookmarkEnd w:id="12"/>
+    </w:p>
+    <w:p>
+      <w:pPr>
+        <w:rPr>
+          <w:rFonts w:ascii="Arial" w:hAnsi="Arial" w:cs="Arial"/>
+        </w:rPr>
+      </w:pPr>
+      <w:r>
+        <w:rPr>
+          <w:rFonts w:ascii="Arial" w:hAnsi="Arial" w:cs="Arial"/>
+        </w:rPr>
+        <w:t xml:space="preserve">In order to support concurrency </w:t>
+      </w:r>
+      <w:r>
+        <w:rPr>
+          <w:rFonts w:ascii="Arial" w:hAnsi="Arial" w:cs="Arial"/>
+        </w:rPr>
+        <w:t xml:space="preserve">in </w:t>
+      </w:r>
+      <w:r>
+        <w:rPr>
+          <w:rFonts w:ascii="Arial" w:hAnsi="Arial" w:cs="Arial"/>
+        </w:rPr>
+        <w:t xml:space="preserve">Question 4, </w:t>
+      </w:r>
+      <w:r>
+        <w:rPr>
+          <w:rFonts w:ascii="Arial" w:hAnsi="Arial" w:cs="Arial"/>
+        </w:rPr>
+        <w:t>Hash Table as a LRU</w:t>
       </w:r>
       <w:r>
         <w:rPr>
@@ -5849,20 +5759,460 @@
         <w:rPr>
           <w:rFonts w:ascii="Arial" w:hAnsi="Arial" w:cs="Arial"/>
         </w:rPr>
-        <w:t xml:space="preserve">Tree-based structures also </w:t>
-      </w:r>
-      <w:r>
-        <w:rPr>
-          <w:rFonts w:ascii="Arial" w:hAnsi="Arial" w:cs="Arial"/>
-        </w:rPr>
-        <w:t>heavily rely on pointer traversal. This reduces the cache efficiency and can result in slower performance</w:t>
-      </w:r>
-      <w:r>
-        <w:rPr>
-          <w:rFonts w:ascii="Arial" w:hAnsi="Arial" w:cs="Arial"/>
-        </w:rPr>
-        <w:t xml:space="preserve"> compared to that of a hash-based structure.</w:t>
-      </w:r>
+        <w:t>Caching</w:t>
+      </w:r>
+      <w:r>
+        <w:rPr>
+          <w:rFonts w:ascii="Arial" w:hAnsi="Arial" w:cs="Arial"/>
+        </w:rPr>
+        <w:t>,</w:t>
+      </w:r>
+      <w:r>
+        <w:rPr>
+          <w:rFonts w:ascii="Arial" w:hAnsi="Arial" w:cs="Arial"/>
+        </w:rPr>
+        <w:t xml:space="preserve"> the main aim is to make each get() and put() method atomic across both shared structures. This being </w:t>
+      </w:r>
+      <w:r>
+        <w:rPr>
+          <w:rFonts w:ascii="Arial" w:hAnsi="Arial" w:cs="Arial"/>
+        </w:rPr>
+        <w:t>the map</w:t>
+      </w:r>
+      <w:r>
+        <w:rPr>
+          <w:rFonts w:ascii="Arial" w:hAnsi="Arial" w:cs="Arial"/>
+        </w:rPr>
+        <w:t xml:space="preserve"> or cache and the </w:t>
+      </w:r>
+      <w:r>
+        <w:rPr>
+          <w:rFonts w:ascii="Arial" w:hAnsi="Arial" w:cs="Arial"/>
+        </w:rPr>
+        <w:t>doubly linked</w:t>
+      </w:r>
+      <w:r>
+        <w:rPr>
+          <w:rFonts w:ascii="Arial" w:hAnsi="Arial" w:cs="Arial"/>
+        </w:rPr>
+        <w:t xml:space="preserve"> list.</w:t>
+      </w:r>
+      <w:r>
+        <w:rPr>
+          <w:rFonts w:ascii="Arial" w:hAnsi="Arial" w:cs="Arial"/>
+        </w:rPr>
+        <w:t xml:space="preserve"> As it is now, there are multiple threads which could interleave. This can cause race conditions and also corrupt the map state. </w:t>
+      </w:r>
+      <w:r>
+        <w:rPr>
+          <w:rFonts w:ascii="Arial" w:hAnsi="Arial" w:cs="Arial"/>
+        </w:rPr>
+        <w:fldChar w:fldCharType="begin"/>
+      </w:r>
+      <w:r>
+        <w:rPr>
+          <w:rFonts w:ascii="Arial" w:hAnsi="Arial" w:cs="Arial"/>
+        </w:rPr>
+        <w:instrText xml:space="preserve"> ADDIN ZOTERO_ITEM CSL_CITATION {"citationID":"SCytCSxZ","properties":{"formattedCitation":"({\\i{}Synchronization in Java}, 2025)","plainCitation":"(Synchronization in Java, 2025)","noteIndex":0},"citationItems":[{"id":768,"uris":["http://zotero.org/users/15491865/items/XSN3CHFN"],"itemData":{"id":768,"type":"webpage","abstract":"Your All-in-One Learning Portal: GeeksforGeeks is a comprehensive educational platform that empowers learners across domains-spanning computer science and programming, school education, upskilling, commerce, software tools, competitive exams, and more.","container-title":"GeeksforGeeks","language":"en","note":"section: Java","title":"Synchronization in Java","URL":"https://www.geeksforgeeks.org/java/synchronization-in-java/","accessed":{"date-parts":[["2025",12,27]]},"issued":{"date-parts":[["2025",10,30]]}}}],"schema":"https://github.com/citation-style-language/schema/raw/master/csl-citation.json"} </w:instrText>
+      </w:r>
+      <w:r>
+        <w:rPr>
+          <w:rFonts w:ascii="Arial" w:hAnsi="Arial" w:cs="Arial"/>
+        </w:rPr>
+        <w:fldChar w:fldCharType="separate"/>
+      </w:r>
+      <w:r>
+        <w:rPr>
+          <w:rFonts w:ascii="Arial" w:hAnsi="Arial" w:cs="Arial"/>
+        </w:rPr>
+        <w:t>(</w:t>
+      </w:r>
+      <w:r>
+        <w:rPr>
+          <w:rFonts w:ascii="Arial" w:hAnsi="Arial" w:cs="Arial"/>
+          <w:i/>
+          <w:iCs/>
+        </w:rPr>
+        <w:t>Synchronization in Java</w:t>
+      </w:r>
+      <w:r>
+        <w:rPr>
+          <w:rFonts w:ascii="Arial" w:hAnsi="Arial" w:cs="Arial"/>
+        </w:rPr>
+        <w:t>, 2025)</w:t>
+      </w:r>
+      <w:r>
+        <w:rPr>
+          <w:rFonts w:ascii="Arial" w:hAnsi="Arial" w:cs="Arial"/>
+        </w:rPr>
+        <w:fldChar w:fldCharType="end"/>
+      </w:r>
+      <w:r>
+        <w:rPr>
+          <w:rFonts w:ascii="Arial" w:hAnsi="Arial" w:cs="Arial"/>
+        </w:rPr>
+        <w:t xml:space="preserve">. </w:t>
+      </w:r>
+      <w:r>
+        <w:rPr>
+          <w:rFonts w:ascii="Arial" w:hAnsi="Arial" w:cs="Arial"/>
+        </w:rPr>
+        <w:t xml:space="preserve"> As simple update to the code would be to add a single lock. </w:t>
+      </w:r>
+      <w:r>
+        <w:rPr>
+          <w:rFonts w:ascii="Arial" w:hAnsi="Arial" w:cs="Arial"/>
+        </w:rPr>
+        <w:t>This</w:t>
+      </w:r>
+      <w:r>
+        <w:rPr>
+          <w:rFonts w:ascii="Arial" w:hAnsi="Arial" w:cs="Arial"/>
+        </w:rPr>
+        <w:t xml:space="preserve"> lock would go around the critical get() and put()</w:t>
+      </w:r>
+      <w:r>
+        <w:rPr>
+          <w:rFonts w:ascii="Arial" w:hAnsi="Arial" w:cs="Arial"/>
+        </w:rPr>
+        <w:t xml:space="preserve"> methods using either </w:t>
+      </w:r>
+      <w:r>
+        <w:rPr>
+          <w:rFonts w:ascii="Arial" w:hAnsi="Arial" w:cs="Arial"/>
+        </w:rPr>
+        <w:t>synchronized</w:t>
+      </w:r>
+      <w:r>
+        <w:rPr>
+          <w:rFonts w:ascii="Arial" w:hAnsi="Arial" w:cs="Arial"/>
+        </w:rPr>
+        <w:t xml:space="preserve"> methods or blocks or an explici</w:t>
+      </w:r>
+      <w:r>
+        <w:rPr>
+          <w:rFonts w:ascii="Arial" w:hAnsi="Arial" w:cs="Arial"/>
+        </w:rPr>
+        <w:t>t lock. The explicit lock could be something along the lines of ReentrantLock which has more flexible features</w:t>
+      </w:r>
+      <w:r>
+        <w:rPr>
+          <w:rFonts w:ascii="Arial" w:hAnsi="Arial" w:cs="Arial"/>
+        </w:rPr>
+        <w:t xml:space="preserve"> like a time/try-lock. </w:t>
+      </w:r>
+      <w:r>
+        <w:rPr>
+          <w:rFonts w:ascii="Arial" w:hAnsi="Arial" w:cs="Arial"/>
+        </w:rPr>
+        <w:fldChar w:fldCharType="begin"/>
+      </w:r>
+      <w:r>
+        <w:rPr>
+          <w:rFonts w:ascii="Arial" w:hAnsi="Arial" w:cs="Arial"/>
+        </w:rPr>
+        <w:instrText xml:space="preserve"> ADDIN ZOTERO_ITEM CSL_CITATION {"citationID":"HzBGS7mS","properties":{"formattedCitation":"({\\i{}ReentrantLock in Java}, 2025)","plainCitation":"(ReentrantLock in Java, 2025)","noteIndex":0},"citationItems":[{"id":770,"uris":["http://zotero.org/users/15491865/items/W423IFUD"],"itemData":{"id":770,"type":"webpage","abstract":"Your All-in-One Learning Portal: GeeksforGeeks is a comprehensive educational platform that empowers learners across domains-spanning computer science and programming, school education, upskilling, commerce, software tools, competitive exams, and more.","container-title":"GeeksforGeeks","language":"en","note":"section: Java","title":"ReentrantLock in Java","URL":"https://www.geeksforgeeks.org/java/reentrant-lock-in-java/","accessed":{"date-parts":[["2025",12,27]]},"issued":{"date-parts":[["2025",10,3]]}}}],"schema":"https://github.com/citation-style-language/schema/raw/master/csl-citation.json"} </w:instrText>
+      </w:r>
+      <w:r>
+        <w:rPr>
+          <w:rFonts w:ascii="Arial" w:hAnsi="Arial" w:cs="Arial"/>
+        </w:rPr>
+        <w:fldChar w:fldCharType="separate"/>
+      </w:r>
+      <w:r>
+        <w:rPr>
+          <w:rFonts w:ascii="Arial" w:hAnsi="Arial" w:cs="Arial"/>
+        </w:rPr>
+        <w:t>(</w:t>
+      </w:r>
+      <w:r>
+        <w:rPr>
+          <w:rFonts w:ascii="Arial" w:hAnsi="Arial" w:cs="Arial"/>
+          <w:i/>
+          <w:iCs/>
+        </w:rPr>
+        <w:t>ReentrantLock in Java</w:t>
+      </w:r>
+      <w:r>
+        <w:rPr>
+          <w:rFonts w:ascii="Arial" w:hAnsi="Arial" w:cs="Arial"/>
+        </w:rPr>
+        <w:t>, 2025)</w:t>
+      </w:r>
+      <w:r>
+        <w:rPr>
+          <w:rFonts w:ascii="Arial" w:hAnsi="Arial" w:cs="Arial"/>
+        </w:rPr>
+        <w:fldChar w:fldCharType="end"/>
+      </w:r>
+      <w:r>
+        <w:rPr>
+          <w:rFonts w:ascii="Arial" w:hAnsi="Arial" w:cs="Arial"/>
+        </w:rPr>
+        <w:t xml:space="preserve">. </w:t>
+      </w:r>
+      <w:r>
+        <w:rPr>
+          <w:rFonts w:ascii="Arial" w:hAnsi="Arial" w:cs="Arial"/>
+        </w:rPr>
+        <w:t xml:space="preserve">To have better </w:t>
+      </w:r>
+      <w:r>
+        <w:rPr>
+          <w:rFonts w:ascii="Arial" w:hAnsi="Arial" w:cs="Arial"/>
+        </w:rPr>
+        <w:t>scalability</w:t>
+      </w:r>
+      <w:r>
+        <w:rPr>
+          <w:rFonts w:ascii="Arial" w:hAnsi="Arial" w:cs="Arial"/>
+        </w:rPr>
+        <w:t xml:space="preserve"> the HashMap could be replaced with a ConcurrentHashMap</w:t>
+      </w:r>
+      <w:r>
+        <w:rPr>
+          <w:rFonts w:ascii="Arial" w:hAnsi="Arial" w:cs="Arial"/>
+        </w:rPr>
+        <w:t xml:space="preserve">. This would mean map access is thread-safe under contention. </w:t>
+      </w:r>
+      <w:r>
+        <w:rPr>
+          <w:rFonts w:ascii="Arial" w:hAnsi="Arial" w:cs="Arial"/>
+        </w:rPr>
+        <w:t xml:space="preserve">You would still however </w:t>
+      </w:r>
+      <w:r>
+        <w:rPr>
+          <w:rFonts w:ascii="Arial" w:hAnsi="Arial" w:cs="Arial"/>
+        </w:rPr>
+        <w:t>have</w:t>
+      </w:r>
+      <w:r>
+        <w:rPr>
+          <w:rFonts w:ascii="Arial" w:hAnsi="Arial" w:cs="Arial"/>
+        </w:rPr>
+        <w:t xml:space="preserve"> to lock the </w:t>
+      </w:r>
+      <w:r>
+        <w:rPr>
+          <w:rFonts w:ascii="Arial" w:hAnsi="Arial" w:cs="Arial"/>
+        </w:rPr>
+        <w:t>list</w:t>
+      </w:r>
+      <w:r>
+        <w:rPr>
+          <w:rFonts w:ascii="Arial" w:hAnsi="Arial" w:cs="Arial"/>
+        </w:rPr>
+        <w:t xml:space="preserve"> updates because “move-to-front” </w:t>
+      </w:r>
+      <w:r>
+        <w:rPr>
+          <w:rFonts w:ascii="Arial" w:hAnsi="Arial" w:cs="Arial"/>
+        </w:rPr>
+        <w:t xml:space="preserve">requires a pointer change which must not interleave. </w:t>
+      </w:r>
+      <w:r>
+        <w:rPr>
+          <w:rFonts w:ascii="Arial" w:hAnsi="Arial" w:cs="Arial"/>
+        </w:rPr>
+        <w:t xml:space="preserve">A </w:t>
+      </w:r>
+      <w:r>
+        <w:rPr>
+          <w:rFonts w:ascii="Arial" w:hAnsi="Arial" w:cs="Arial"/>
+        </w:rPr>
+        <w:lastRenderedPageBreak/>
+        <w:t>more common pattern is a ConcurrentHashMap with one lock for the list</w:t>
+      </w:r>
+      <w:r>
+        <w:rPr>
+          <w:rFonts w:ascii="Arial" w:hAnsi="Arial" w:cs="Arial"/>
+        </w:rPr>
+        <w:t xml:space="preserve">. </w:t>
+      </w:r>
+      <w:r>
+        <w:rPr>
+          <w:rFonts w:ascii="Arial" w:hAnsi="Arial" w:cs="Arial"/>
+        </w:rPr>
+        <w:fldChar w:fldCharType="begin"/>
+      </w:r>
+      <w:r>
+        <w:rPr>
+          <w:rFonts w:ascii="Arial" w:hAnsi="Arial" w:cs="Arial"/>
+        </w:rPr>
+        <w:instrText xml:space="preserve"> ADDIN ZOTERO_ITEM CSL_CITATION {"citationID":"q4g5VaE9","properties":{"formattedCitation":"({\\i{}ConcurrentHashMap in Java}, 2025)","plainCitation":"(ConcurrentHashMap in Java, 2025)","noteIndex":0},"citationItems":[{"id":772,"uris":["http://zotero.org/users/15491865/items/G38S92YK"],"itemData":{"id":772,"type":"webpage","abstract":"Your All-in-One Learning Portal: GeeksforGeeks is a comprehensive educational platform that empowers learners across domains-spanning computer science and programming, school education, upskilling, commerce, software tools, competitive exams, and more.","container-title":"GeeksforGeeks","language":"en","note":"section: Java","title":"ConcurrentHashMap in Java","URL":"https://www.geeksforgeeks.org/java/concurrenthashmap-in-java/","accessed":{"date-parts":[["2025",12,27]]},"issued":{"date-parts":[["2025",10,15]]}}}],"schema":"https://github.com/citation-style-language/schema/raw/master/csl-citation.json"} </w:instrText>
+      </w:r>
+      <w:r>
+        <w:rPr>
+          <w:rFonts w:ascii="Arial" w:hAnsi="Arial" w:cs="Arial"/>
+        </w:rPr>
+        <w:fldChar w:fldCharType="separate"/>
+      </w:r>
+      <w:r>
+        <w:rPr>
+          <w:rFonts w:ascii="Arial" w:hAnsi="Arial" w:cs="Arial"/>
+        </w:rPr>
+        <w:t>(</w:t>
+      </w:r>
+      <w:r>
+        <w:rPr>
+          <w:rFonts w:ascii="Arial" w:hAnsi="Arial" w:cs="Arial"/>
+          <w:i/>
+          <w:iCs/>
+        </w:rPr>
+        <w:t>ConcurrentHashMap in Java</w:t>
+      </w:r>
+      <w:r>
+        <w:rPr>
+          <w:rFonts w:ascii="Arial" w:hAnsi="Arial" w:cs="Arial"/>
+        </w:rPr>
+        <w:t>, 2025)</w:t>
+      </w:r>
+      <w:r>
+        <w:rPr>
+          <w:rFonts w:ascii="Arial" w:hAnsi="Arial" w:cs="Arial"/>
+        </w:rPr>
+        <w:fldChar w:fldCharType="end"/>
+      </w:r>
+      <w:r>
+        <w:rPr>
+          <w:rFonts w:ascii="Arial" w:hAnsi="Arial" w:cs="Arial"/>
+        </w:rPr>
+        <w:t>.</w:t>
+      </w:r>
+    </w:p>
+    <w:p>
+      <w:pPr>
+        <w:rPr>
+          <w:rFonts w:ascii="Arial" w:hAnsi="Arial" w:cs="Arial"/>
+        </w:rPr>
+      </w:pPr>
+    </w:p>
+    <w:p>
+      <w:pPr>
+        <w:rPr>
+          <w:rFonts w:ascii="Arial" w:hAnsi="Arial" w:cs="Arial"/>
+        </w:rPr>
+      </w:pPr>
+    </w:p>
+    <w:p>
+      <w:pPr>
+        <w:rPr>
+          <w:rFonts w:ascii="Arial" w:hAnsi="Arial" w:cs="Arial"/>
+        </w:rPr>
+      </w:pPr>
+    </w:p>
+    <w:p>
+      <w:pPr>
+        <w:rPr>
+          <w:rFonts w:ascii="Arial" w:hAnsi="Arial" w:cs="Arial"/>
+        </w:rPr>
+      </w:pPr>
+    </w:p>
+    <w:p>
+      <w:pPr>
+        <w:rPr>
+          <w:rFonts w:ascii="Arial" w:hAnsi="Arial" w:cs="Arial"/>
+        </w:rPr>
+      </w:pPr>
+    </w:p>
+    <w:p>
+      <w:pPr>
+        <w:rPr>
+          <w:rFonts w:ascii="Arial" w:hAnsi="Arial" w:cs="Arial"/>
+        </w:rPr>
+      </w:pPr>
+    </w:p>
+    <w:p>
+      <w:pPr>
+        <w:rPr>
+          <w:rFonts w:ascii="Arial" w:hAnsi="Arial" w:cs="Arial"/>
+        </w:rPr>
+      </w:pPr>
+    </w:p>
+    <w:p>
+      <w:pPr>
+        <w:rPr>
+          <w:rFonts w:ascii="Arial" w:hAnsi="Arial" w:cs="Arial"/>
+        </w:rPr>
+      </w:pPr>
+    </w:p>
+    <w:p>
+      <w:pPr>
+        <w:rPr>
+          <w:rFonts w:ascii="Arial" w:hAnsi="Arial" w:cs="Arial"/>
+        </w:rPr>
+      </w:pPr>
+    </w:p>
+    <w:p>
+      <w:pPr>
+        <w:rPr>
+          <w:rFonts w:ascii="Arial" w:hAnsi="Arial" w:cs="Arial"/>
+        </w:rPr>
+      </w:pPr>
+    </w:p>
+    <w:p>
+      <w:pPr>
+        <w:rPr>
+          <w:rFonts w:ascii="Arial" w:hAnsi="Arial" w:cs="Arial"/>
+        </w:rPr>
+      </w:pPr>
+    </w:p>
+    <w:p>
+      <w:pPr>
+        <w:rPr>
+          <w:rFonts w:ascii="Arial" w:hAnsi="Arial" w:cs="Arial"/>
+        </w:rPr>
+      </w:pPr>
+    </w:p>
+    <w:p>
+      <w:pPr>
+        <w:rPr>
+          <w:rFonts w:ascii="Arial" w:hAnsi="Arial" w:cs="Arial"/>
+        </w:rPr>
+      </w:pPr>
+    </w:p>
+    <w:p>
+      <w:pPr>
+        <w:rPr>
+          <w:rFonts w:ascii="Arial" w:hAnsi="Arial" w:cs="Arial"/>
+        </w:rPr>
+      </w:pPr>
+    </w:p>
+    <w:p>
+      <w:pPr>
+        <w:rPr>
+          <w:rFonts w:ascii="Arial" w:hAnsi="Arial" w:cs="Arial"/>
+        </w:rPr>
+      </w:pPr>
+    </w:p>
+    <w:p>
+      <w:pPr>
+        <w:rPr>
+          <w:rFonts w:ascii="Arial" w:hAnsi="Arial" w:cs="Arial"/>
+        </w:rPr>
+      </w:pPr>
+    </w:p>
+    <w:p>
+      <w:pPr>
+        <w:rPr>
+          <w:rFonts w:ascii="Arial" w:hAnsi="Arial" w:cs="Arial"/>
+        </w:rPr>
+      </w:pPr>
+    </w:p>
+    <w:p>
+      <w:pPr>
+        <w:rPr>
+          <w:rFonts w:ascii="Arial" w:hAnsi="Arial" w:cs="Arial"/>
+        </w:rPr>
+      </w:pPr>
+    </w:p>
+    <w:p>
+      <w:pPr>
+        <w:rPr>
+          <w:rFonts w:ascii="Arial" w:hAnsi="Arial" w:cs="Arial"/>
+        </w:rPr>
+      </w:pPr>
     </w:p>
     <w:p>
       <w:pPr>
@@ -5874,166 +6224,22 @@
     <w:p>
       <w:pPr>
         <w:pStyle w:val="Heading1"/>
-      </w:pPr>
-      <w:bookmarkStart w:id="12" w:name="_Toc216967450"/>
-      <w:r>
-        <w:t>Question 5</w:t>
-      </w:r>
-      <w:bookmarkEnd w:id="12"/>
-    </w:p>
-    <w:p>
-      <w:pPr>
-        <w:rPr>
-          <w:rFonts w:ascii="Arial" w:hAnsi="Arial" w:cs="Arial"/>
-        </w:rPr>
-      </w:pPr>
-    </w:p>
-    <w:p>
-      <w:pPr>
-        <w:rPr>
-          <w:rFonts w:ascii="Arial" w:hAnsi="Arial" w:cs="Arial"/>
-        </w:rPr>
-      </w:pPr>
-    </w:p>
-    <w:p>
-      <w:pPr>
-        <w:rPr>
-          <w:rFonts w:ascii="Arial" w:hAnsi="Arial" w:cs="Arial"/>
-        </w:rPr>
-      </w:pPr>
-    </w:p>
-    <w:p>
-      <w:pPr>
-        <w:rPr>
-          <w:rFonts w:ascii="Arial" w:hAnsi="Arial" w:cs="Arial"/>
-        </w:rPr>
-      </w:pPr>
-    </w:p>
-    <w:p>
-      <w:pPr>
-        <w:rPr>
-          <w:rFonts w:ascii="Arial" w:hAnsi="Arial" w:cs="Arial"/>
-        </w:rPr>
-      </w:pPr>
-    </w:p>
-    <w:p>
-      <w:pPr>
-        <w:rPr>
-          <w:rFonts w:ascii="Arial" w:hAnsi="Arial" w:cs="Arial"/>
-        </w:rPr>
-      </w:pPr>
-    </w:p>
-    <w:p>
-      <w:pPr>
-        <w:rPr>
-          <w:rFonts w:ascii="Arial" w:hAnsi="Arial" w:cs="Arial"/>
-        </w:rPr>
-      </w:pPr>
-    </w:p>
-    <w:p>
-      <w:pPr>
-        <w:rPr>
-          <w:rFonts w:ascii="Arial" w:hAnsi="Arial" w:cs="Arial"/>
-        </w:rPr>
-      </w:pPr>
-    </w:p>
-    <w:p>
-      <w:pPr>
-        <w:rPr>
-          <w:rFonts w:ascii="Arial" w:hAnsi="Arial" w:cs="Arial"/>
-        </w:rPr>
-      </w:pPr>
-    </w:p>
-    <w:p>
-      <w:pPr>
-        <w:rPr>
-          <w:rFonts w:ascii="Arial" w:hAnsi="Arial" w:cs="Arial"/>
-        </w:rPr>
-      </w:pPr>
-    </w:p>
-    <w:p>
-      <w:pPr>
-        <w:rPr>
-          <w:rFonts w:ascii="Arial" w:hAnsi="Arial" w:cs="Arial"/>
-        </w:rPr>
-      </w:pPr>
-    </w:p>
-    <w:p>
-      <w:pPr>
-        <w:rPr>
-          <w:rFonts w:ascii="Arial" w:hAnsi="Arial" w:cs="Arial"/>
-        </w:rPr>
-      </w:pPr>
-    </w:p>
-    <w:p>
-      <w:pPr>
-        <w:rPr>
-          <w:rFonts w:ascii="Arial" w:hAnsi="Arial" w:cs="Arial"/>
-        </w:rPr>
-      </w:pPr>
-    </w:p>
-    <w:p>
-      <w:pPr>
-        <w:rPr>
-          <w:rFonts w:ascii="Arial" w:hAnsi="Arial" w:cs="Arial"/>
-        </w:rPr>
-      </w:pPr>
-    </w:p>
-    <w:p>
-      <w:pPr>
-        <w:rPr>
-          <w:rFonts w:ascii="Arial" w:hAnsi="Arial" w:cs="Arial"/>
-        </w:rPr>
-      </w:pPr>
-    </w:p>
-    <w:p>
-      <w:pPr>
-        <w:rPr>
-          <w:rFonts w:ascii="Arial" w:hAnsi="Arial" w:cs="Arial"/>
-        </w:rPr>
-      </w:pPr>
-    </w:p>
-    <w:p>
-      <w:pPr>
-        <w:rPr>
-          <w:rFonts w:ascii="Arial" w:hAnsi="Arial" w:cs="Arial"/>
-        </w:rPr>
-      </w:pPr>
-    </w:p>
-    <w:p>
-      <w:pPr>
-        <w:rPr>
-          <w:rFonts w:ascii="Arial" w:hAnsi="Arial" w:cs="Arial"/>
-        </w:rPr>
-      </w:pPr>
-    </w:p>
-    <w:p>
-      <w:pPr>
-        <w:rPr>
-          <w:rFonts w:ascii="Arial" w:hAnsi="Arial" w:cs="Arial"/>
-        </w:rPr>
-      </w:pPr>
-    </w:p>
-    <w:p>
-      <w:pPr>
-        <w:rPr>
-          <w:rFonts w:ascii="Arial" w:hAnsi="Arial" w:cs="Arial"/>
-        </w:rPr>
-      </w:pPr>
-    </w:p>
-    <w:p>
-      <w:pPr>
-        <w:rPr>
-          <w:rFonts w:ascii="Arial" w:hAnsi="Arial" w:cs="Arial"/>
-        </w:rPr>
-      </w:pPr>
-    </w:p>
+        <w:numPr>
+          <w:ilvl w:val="0"/>
+          <w:numId w:val="0"/>
+        </w:numPr>
+        <w:ind w:left="432"/>
+      </w:pPr>
+    </w:p>
+    <w:p/>
+    <w:p/>
     <w:p>
       <w:pPr>
         <w:pStyle w:val="Heading1"/>
       </w:pPr>
-      <w:bookmarkStart w:id="13" w:name="_Toc216967451"/>
-      <w:r>
+      <w:bookmarkStart w:id="13" w:name="_Toc217725669"/>
+      <w:r>
+        <w:lastRenderedPageBreak/>
         <w:t>References</w:t>
       </w:r>
       <w:bookmarkEnd w:id="13"/>
@@ -6068,7 +6274,6 @@
         </w:rPr>
         <w:t xml:space="preserve"> (2025) </w:t>
       </w:r>
-      <w:proofErr w:type="spellStart"/>
       <w:r>
         <w:rPr>
           <w:rFonts w:ascii="Aptos" w:hAnsi="Aptos"/>
@@ -6077,7 +6282,6 @@
         </w:rPr>
         <w:t>GeeksforGeeks</w:t>
       </w:r>
-      <w:proofErr w:type="spellEnd"/>
       <w:r>
         <w:rPr>
           <w:rFonts w:ascii="Aptos" w:hAnsi="Aptos"/>
@@ -6106,7 +6310,6 @@
         </w:rPr>
         <w:t xml:space="preserve"> (2025) </w:t>
       </w:r>
-      <w:proofErr w:type="spellStart"/>
       <w:r>
         <w:rPr>
           <w:rFonts w:ascii="Aptos" w:hAnsi="Aptos"/>
@@ -6115,7 +6318,6 @@
         </w:rPr>
         <w:t>GeeksforGeeks</w:t>
       </w:r>
-      <w:proofErr w:type="spellEnd"/>
       <w:r>
         <w:rPr>
           <w:rFonts w:ascii="Aptos" w:hAnsi="Aptos"/>
@@ -6172,27 +6374,13 @@
           <w:i/>
           <w:iCs/>
         </w:rPr>
-        <w:t>DSA AVL Trees</w:t>
+        <w:t>ConcurrentHashMap in Java</w:t>
       </w:r>
       <w:r>
         <w:rPr>
           <w:rFonts w:ascii="Aptos" w:hAnsi="Aptos"/>
         </w:rPr>
-        <w:t xml:space="preserve"> (no date). Available at: https://www.w3schools.com/dsa/dsa_data_avltrees.php?utm_source=copilot.com (Accessed: December 18, 2025).</w:t>
-      </w:r>
-    </w:p>
-    <w:p>
-      <w:pPr>
-        <w:pStyle w:val="Bibliography"/>
-        <w:rPr>
-          <w:rFonts w:ascii="Aptos" w:hAnsi="Aptos"/>
-        </w:rPr>
-      </w:pPr>
-      <w:r>
-        <w:rPr>
-          <w:rFonts w:ascii="Aptos" w:hAnsi="Aptos"/>
-        </w:rPr>
-        <w:t xml:space="preserve">“Hash Collisions Explained” (no date) </w:t>
+        <w:t xml:space="preserve"> (2025) </w:t>
       </w:r>
       <w:r>
         <w:rPr>
@@ -6200,13 +6388,13 @@
           <w:i/>
           <w:iCs/>
         </w:rPr>
-        <w:t>Freeman Law</w:t>
+        <w:t>GeeksforGeeks</w:t>
       </w:r>
       <w:r>
         <w:rPr>
           <w:rFonts w:ascii="Aptos" w:hAnsi="Aptos"/>
         </w:rPr>
-        <w:t>. Available at: https://freemanlaw.com/hash-collisions-explained/ (Accessed: November 27, 2025).</w:t>
+        <w:t>. Available at: https://www.geeksforgeeks.org/java/concurrenthashmap-in-java/ (Accessed: December 27, 2025).</w:t>
       </w:r>
     </w:p>
     <w:p>
@@ -6222,23 +6410,41 @@
           <w:i/>
           <w:iCs/>
         </w:rPr>
-        <w:t xml:space="preserve">Hash Functions and Types of Hash functions - </w:t>
-      </w:r>
-      <w:proofErr w:type="spellStart"/>
+        <w:t>DSA AVL Trees</w:t>
+      </w:r>
+      <w:r>
+        <w:rPr>
+          <w:rFonts w:ascii="Aptos" w:hAnsi="Aptos"/>
+        </w:rPr>
+        <w:t xml:space="preserve"> (no date). Available at: https://www.w3schools.com/dsa/dsa_data_avltrees.php?utm_source=copilot.com (Accessed: December 18, 2025).</w:t>
+      </w:r>
+    </w:p>
+    <w:p>
+      <w:pPr>
+        <w:pStyle w:val="Bibliography"/>
+        <w:rPr>
+          <w:rFonts w:ascii="Aptos" w:hAnsi="Aptos"/>
+        </w:rPr>
+      </w:pPr>
+      <w:r>
+        <w:rPr>
+          <w:rFonts w:ascii="Aptos" w:hAnsi="Aptos"/>
+        </w:rPr>
+        <w:t xml:space="preserve">“Hash Collisions Explained” (no date) </w:t>
+      </w:r>
       <w:r>
         <w:rPr>
           <w:rFonts w:ascii="Aptos" w:hAnsi="Aptos"/>
           <w:i/>
           <w:iCs/>
         </w:rPr>
-        <w:t>GeeksforGeeks</w:t>
-      </w:r>
-      <w:proofErr w:type="spellEnd"/>
+        <w:t>Freeman Law</w:t>
+      </w:r>
       <w:r>
         <w:rPr>
           <w:rFonts w:ascii="Aptos" w:hAnsi="Aptos"/>
         </w:rPr>
-        <w:t xml:space="preserve"> (2025). Available at: https://www.geeksforgeeks.org/dsa/hash-functions-and-list-types-of-hash-functions/ (Accessed: November 26, 2025).</w:t>
+        <w:t>. Available at: https://freemanlaw.com/hash-collisions-explained/ (Accessed: November 27, 2025).</w:t>
       </w:r>
     </w:p>
     <w:p>
@@ -6254,82 +6460,100 @@
           <w:i/>
           <w:iCs/>
         </w:rPr>
-        <w:t>Hash Table Data Structure</w:t>
+        <w:t>Hash Functions and Types of Hash functions - GeeksforGeeks</w:t>
       </w:r>
       <w:r>
         <w:rPr>
           <w:rFonts w:ascii="Aptos" w:hAnsi="Aptos"/>
         </w:rPr>
-        <w:t xml:space="preserve"> (2025) </w:t>
-      </w:r>
-      <w:proofErr w:type="spellStart"/>
+        <w:t xml:space="preserve"> (2025). Available at: https://www.geeksforgeeks.org/dsa/hash-functions-and-list-types-of-hash-functions/ (Accessed: November 26, 2025).</w:t>
+      </w:r>
+    </w:p>
+    <w:p>
+      <w:pPr>
+        <w:pStyle w:val="Bibliography"/>
+        <w:rPr>
+          <w:rFonts w:ascii="Aptos" w:hAnsi="Aptos"/>
+        </w:rPr>
+      </w:pPr>
       <w:r>
         <w:rPr>
           <w:rFonts w:ascii="Aptos" w:hAnsi="Aptos"/>
           <w:i/>
           <w:iCs/>
         </w:rPr>
-        <w:t>GeeksforGeeks</w:t>
-      </w:r>
-      <w:proofErr w:type="spellEnd"/>
+        <w:t>Hash Table Data Structure</w:t>
+      </w:r>
       <w:r>
         <w:rPr>
           <w:rFonts w:ascii="Aptos" w:hAnsi="Aptos"/>
         </w:rPr>
-        <w:t>. Available at: https://www.geeksforgeeks.org/dsa/hash-table-data-structure/ (Accessed: November 27, 2025).</w:t>
-      </w:r>
-    </w:p>
-    <w:p>
-      <w:pPr>
-        <w:pStyle w:val="Bibliography"/>
-        <w:rPr>
-          <w:rFonts w:ascii="Aptos" w:hAnsi="Aptos"/>
-        </w:rPr>
-      </w:pPr>
+        <w:t xml:space="preserve"> (2025) </w:t>
+      </w:r>
       <w:r>
         <w:rPr>
           <w:rFonts w:ascii="Aptos" w:hAnsi="Aptos"/>
           <w:i/>
           <w:iCs/>
         </w:rPr>
-        <w:t>Load factor in hash table</w:t>
+        <w:t>GeeksforGeeks</w:t>
       </w:r>
       <w:r>
         <w:rPr>
           <w:rFonts w:ascii="Aptos" w:hAnsi="Aptos"/>
         </w:rPr>
-        <w:t xml:space="preserve"> (no date) </w:t>
-      </w:r>
-      <w:proofErr w:type="spellStart"/>
+        <w:t>. Available at: https://www.geeksforgeeks.org/dsa/hash-table-data-structure/ (Accessed: November 27, 2025).</w:t>
+      </w:r>
+    </w:p>
+    <w:p>
+      <w:pPr>
+        <w:pStyle w:val="Bibliography"/>
+        <w:rPr>
+          <w:rFonts w:ascii="Aptos" w:hAnsi="Aptos"/>
+        </w:rPr>
+      </w:pPr>
       <w:r>
         <w:rPr>
           <w:rFonts w:ascii="Aptos" w:hAnsi="Aptos"/>
           <w:i/>
           <w:iCs/>
         </w:rPr>
-        <w:t>Hyperskill</w:t>
-      </w:r>
-      <w:proofErr w:type="spellEnd"/>
+        <w:t>Load factor in hash table</w:t>
+      </w:r>
       <w:r>
         <w:rPr>
           <w:rFonts w:ascii="Aptos" w:hAnsi="Aptos"/>
         </w:rPr>
-        <w:t>. Available at: https://hyperskill.org/learn/step/40135 (Accessed: November 27, 2025).</w:t>
-      </w:r>
-    </w:p>
-    <w:p>
-      <w:pPr>
-        <w:pStyle w:val="Bibliography"/>
-        <w:rPr>
-          <w:rFonts w:ascii="Aptos" w:hAnsi="Aptos"/>
-        </w:rPr>
-      </w:pPr>
+        <w:t xml:space="preserve"> (no date) </w:t>
+      </w:r>
       <w:r>
         <w:rPr>
           <w:rFonts w:ascii="Aptos" w:hAnsi="Aptos"/>
           <w:i/>
           <w:iCs/>
         </w:rPr>
+        <w:t>Hyperskill</w:t>
+      </w:r>
+      <w:r>
+        <w:rPr>
+          <w:rFonts w:ascii="Aptos" w:hAnsi="Aptos"/>
+        </w:rPr>
+        <w:t>. Available at: https://hyperskill.org/learn/step/40135 (Accessed: November 27, 2025).</w:t>
+      </w:r>
+    </w:p>
+    <w:p>
+      <w:pPr>
+        <w:pStyle w:val="Bibliography"/>
+        <w:rPr>
+          <w:rFonts w:ascii="Aptos" w:hAnsi="Aptos"/>
+        </w:rPr>
+      </w:pPr>
+      <w:r>
+        <w:rPr>
+          <w:rFonts w:ascii="Aptos" w:hAnsi="Aptos"/>
+          <w:i/>
+          <w:iCs/>
+        </w:rPr>
         <w:t>Open addressing | Study Glance</w:t>
       </w:r>
       <w:r>
@@ -6337,6 +6561,78 @@
           <w:rFonts w:ascii="Aptos" w:hAnsi="Aptos"/>
         </w:rPr>
         <w:t xml:space="preserve"> (no date). Available at: http://studyglance.in/php/ (Accessed: November 27, 2025).</w:t>
+      </w:r>
+    </w:p>
+    <w:p>
+      <w:pPr>
+        <w:pStyle w:val="Bibliography"/>
+        <w:rPr>
+          <w:rFonts w:ascii="Aptos" w:hAnsi="Aptos"/>
+        </w:rPr>
+      </w:pPr>
+      <w:r>
+        <w:rPr>
+          <w:rFonts w:ascii="Aptos" w:hAnsi="Aptos"/>
+          <w:i/>
+          <w:iCs/>
+        </w:rPr>
+        <w:t>ReentrantLock in Java</w:t>
+      </w:r>
+      <w:r>
+        <w:rPr>
+          <w:rFonts w:ascii="Aptos" w:hAnsi="Aptos"/>
+        </w:rPr>
+        <w:t xml:space="preserve"> (2025) </w:t>
+      </w:r>
+      <w:r>
+        <w:rPr>
+          <w:rFonts w:ascii="Aptos" w:hAnsi="Aptos"/>
+          <w:i/>
+          <w:iCs/>
+        </w:rPr>
+        <w:t>GeeksforGeeks</w:t>
+      </w:r>
+      <w:r>
+        <w:rPr>
+          <w:rFonts w:ascii="Aptos" w:hAnsi="Aptos"/>
+        </w:rPr>
+        <w:t>. Available at: https://www.geeksforgeeks.org/java/reentrant-lock-in-java/ (Accessed: December 27, 2025).</w:t>
+      </w:r>
+    </w:p>
+    <w:p>
+      <w:pPr>
+        <w:pStyle w:val="Bibliography"/>
+        <w:rPr>
+          <w:rFonts w:ascii="Aptos" w:hAnsi="Aptos"/>
+        </w:rPr>
+      </w:pPr>
+      <w:r>
+        <w:rPr>
+          <w:rFonts w:ascii="Aptos" w:hAnsi="Aptos"/>
+          <w:i/>
+          <w:iCs/>
+        </w:rPr>
+        <w:t>Synchronization in Java</w:t>
+      </w:r>
+      <w:r>
+        <w:rPr>
+          <w:rFonts w:ascii="Aptos" w:hAnsi="Aptos"/>
+        </w:rPr>
+        <w:t xml:space="preserve"> (2025) </w:t>
+      </w:r>
+      <w:r>
+        <w:rPr>
+          <w:rFonts w:ascii="Aptos" w:hAnsi="Aptos"/>
+          <w:i/>
+          <w:iCs/>
+        </w:rPr>
+        <w:t>GeeksforGeeks</w:t>
+      </w:r>
+      <w:r>
+        <w:rPr>
+          <w:rFonts w:ascii="Aptos" w:hAnsi="Aptos"/>
+        </w:rPr>
+        <w:t>. Available at: https://www.geeksforgeeks.org/java/synchronization-in-java/ (Accessed: December 27, 2025).</w:t>
       </w:r>
     </w:p>
     <w:p>
@@ -6430,7 +6726,7 @@
           <w:szCs w:val="32"/>
         </w:rPr>
       </w:pPr>
-      <w:bookmarkStart w:id="14" w:name="_Toc216967452"/>
+      <w:bookmarkStart w:id="14" w:name="_Toc217725670"/>
       <w:r>
         <w:rPr>
           <w:rFonts w:cs="Arial"/>
@@ -8158,7 +8454,6 @@
   <w:style w:type="character" w:default="1" w:styleId="DefaultParagraphFont">
     <w:name w:val="Default Paragraph Font"/>
     <w:uiPriority w:val="1"/>
-    <w:semiHidden/>
     <w:unhideWhenUsed/>
   </w:style>
   <w:style w:type="table" w:default="1" w:styleId="TableNormal">
